--- a/UM EXÉRCITO DE ORCS.docx
+++ b/UM EXÉRCITO DE ORCS.docx
@@ -3,31 +3,6 @@
 <w:document xmlns:wpc="http://schemas.microsoft.com/office/word/2010/wordprocessingCanvas" xmlns:cx="http://schemas.microsoft.com/office/drawing/2014/chartex" xmlns:cx1="http://schemas.microsoft.com/office/drawing/2015/9/8/chartex" xmlns:cx2="http://schemas.microsoft.com/office/drawing/2015/10/21/chartex" xmlns:cx3="http://schemas.microsoft.com/office/drawing/2016/5/9/chartex" xmlns:cx4="http://schemas.microsoft.com/office/drawing/2016/5/10/chartex" xmlns:cx5="http://schemas.microsoft.com/office/drawing/2016/5/11/chartex" xmlns:cx6="http://schemas.microsoft.com/office/drawing/2016/5/12/chartex" xmlns:cx7="http://schemas.microsoft.com/office/drawing/2016/5/13/chartex" xmlns:cx8="http://schemas.microsoft.com/office/drawing/2016/5/14/chartex" xmlns:mc="http://schemas.openxmlformats.org/markup-compatibility/2006" xmlns:aink="http://schemas.microsoft.com/office/drawing/2016/ink" xmlns:am3d="http://schemas.microsoft.com/office/drawing/2017/model3d" xmlns:o="urn:schemas-microsoft-com:office:office" xmlns:r="http://schemas.openxmlformats.org/officeDocument/2006/relationships" xmlns:m="http://schemas.openxmlformats.org/officeDocument/2006/math" xmlns:v="urn:schemas-microsoft-com:vml" xmlns:wp14="http://schemas.microsoft.com/office/word/2010/wordprocessingDrawing" xmlns:wp="http://schemas.openxmlformats.org/drawingml/2006/wordprocessingDrawing" xmlns:w10="urn:schemas-microsoft-com:office:word" xmlns:w="http://schemas.openxmlformats.org/wordprocessingml/2006/main" xmlns:w14="http://schemas.microsoft.com/office/word/2010/wordml" xmlns:w15="http://schemas.microsoft.com/office/word/2012/wordml" xmlns:w16cid="http://schemas.microsoft.com/office/word/2016/wordml/cid" xmlns:w16se="http://schemas.microsoft.com/office/word/2015/wordml/symex" xmlns:wpg="http://schemas.microsoft.com/office/word/2010/wordprocessingGroup" xmlns:wpi="http://schemas.microsoft.com/office/word/2010/wordprocessingInk" xmlns:wne="http://schemas.microsoft.com/office/word/2006/wordml" xmlns:wps="http://schemas.microsoft.com/office/word/2010/wordprocessingShape" mc:Ignorable="w14 w15 w16se w16cid wp14">
   <w:body>
     <w:p>
-      <w:r>
-        <w:t>Quando eu era novo, a rede Globo dominava de goleada a audiência e a TV mandava nas mentes da gente, tinha uma guerra entre as duas maiores potências bélicas mundiais, Estados Unidos e URSS, a guerra fria.</w:t>
-      </w:r>
-      <w:r>
-        <w:br/>
-        <w:t>A qualquer momento um ia soltar uma bomba atômica no outro, que revidaria e o mundo ia acabar.</w:t>
-      </w:r>
-      <w:r>
-        <w:br/>
-        <w:t>Era muito difícil, praticamente impossível, na nossa imaginação que essas "potências" e essa guerra viessem a acabar.</w:t>
-      </w:r>
-      <w:r>
-        <w:br/>
-        <w:t>Não acabou a guerra, nem a Globo, nem os Estados Unidos, nem o perigo de outra bomba atômica, acabou a URSS, a Globo não acabou, mas perdeu muito espaço</w:t>
-      </w:r>
-      <w:r>
-        <w:br/>
-        <w:t>pra internet, os Estados Unidos também não acabou mas está em vertiginosa e inesperada, pelo menos pra mim decadência econômica, moral e política no cenário mundial.</w:t>
-      </w:r>
-      <w:r>
-        <w:br/>
-        <w:t>Agora as potências são outras, a realidade é outra, o que parecia que nunca acabaria está acabando, ou já acabou e infelizmente, o que parecia ter acabado está renascendo, não imaginava que o fascismo no Brasil renasceria com essa força toda, dividindo o mesmo povo que não estava dividido quando conseguiu derrubar a ditadura.</w:t>
-      </w:r>
-    </w:p>
-    <w:p>
       <w:pPr>
         <w:shd w:val="clear" w:color="auto" w:fill="FFFFFF"/>
         <w:spacing w:after="0" w:line="240" w:lineRule="auto"/>
@@ -56,6 +31,118 @@
           <w:lang w:eastAsia="pt-BR"/>
         </w:rPr>
       </w:pPr>
+      <w:r>
+        <w:rPr>
+          <w:rFonts w:ascii="inherit" w:eastAsia="Times New Roman" w:hAnsi="inherit" w:cs="Segoe UI Historic"/>
+          <w:color w:val="080809"/>
+          <w:sz w:val="23"/>
+          <w:szCs w:val="23"/>
+          <w:lang w:eastAsia="pt-BR"/>
+        </w:rPr>
+        <w:t>Fluminense SAF</w:t>
+      </w:r>
+    </w:p>
+    <w:p>
+      <w:pPr>
+        <w:shd w:val="clear" w:color="auto" w:fill="FFFFFF"/>
+        <w:spacing w:after="0" w:line="240" w:lineRule="auto"/>
+        <w:jc w:val="both"/>
+        <w:rPr>
+          <w:rFonts w:ascii="inherit" w:eastAsia="Times New Roman" w:hAnsi="inherit" w:cs="Segoe UI Historic"/>
+          <w:color w:val="080809"/>
+          <w:sz w:val="23"/>
+          <w:szCs w:val="23"/>
+          <w:lang w:eastAsia="pt-BR"/>
+        </w:rPr>
+      </w:pPr>
+    </w:p>
+    <w:p>
+      <w:pPr>
+        <w:shd w:val="clear" w:color="auto" w:fill="FFFFFF"/>
+        <w:spacing w:after="0" w:line="240" w:lineRule="auto"/>
+        <w:jc w:val="both"/>
+        <w:rPr>
+          <w:rFonts w:ascii="inherit" w:eastAsia="Times New Roman" w:hAnsi="inherit" w:cs="Segoe UI Historic"/>
+          <w:color w:val="080809"/>
+          <w:sz w:val="23"/>
+          <w:szCs w:val="23"/>
+          <w:lang w:eastAsia="pt-BR"/>
+        </w:rPr>
+      </w:pPr>
+      <w:r>
+        <w:rPr>
+          <w:rFonts w:ascii="inherit" w:eastAsia="Times New Roman" w:hAnsi="inherit" w:cs="Segoe UI Historic"/>
+          <w:color w:val="080809"/>
+          <w:sz w:val="23"/>
+          <w:szCs w:val="23"/>
+          <w:lang w:eastAsia="pt-BR"/>
+        </w:rPr>
+        <w:t xml:space="preserve">Talvez virar SAF seja mesmo inevitável, assim como foi inevitável, muitos anos atrás, estampar a marca do patrocinador na camisa com mais destaque até que o escudo do clube. Espero que virar SAF para o Fluminense, signifique disputar na parte de cima da tabela de todos os torneios que estivermos disputando, que disputemos os melhores torneios, que sejamos campeões com frequência. </w:t>
+      </w:r>
+    </w:p>
+    <w:p>
+      <w:pPr>
+        <w:shd w:val="clear" w:color="auto" w:fill="FFFFFF"/>
+        <w:spacing w:after="0" w:line="240" w:lineRule="auto"/>
+        <w:jc w:val="both"/>
+        <w:rPr>
+          <w:rFonts w:ascii="inherit" w:eastAsia="Times New Roman" w:hAnsi="inherit" w:cs="Segoe UI Historic"/>
+          <w:color w:val="080809"/>
+          <w:sz w:val="23"/>
+          <w:szCs w:val="23"/>
+          <w:lang w:eastAsia="pt-BR"/>
+        </w:rPr>
+      </w:pPr>
+      <w:r>
+        <w:rPr>
+          <w:rFonts w:ascii="inherit" w:eastAsia="Times New Roman" w:hAnsi="inherit" w:cs="Segoe UI Historic"/>
+          <w:color w:val="080809"/>
+          <w:sz w:val="23"/>
+          <w:szCs w:val="23"/>
+          <w:lang w:eastAsia="pt-BR"/>
+        </w:rPr>
+        <w:t>Também gostaria que isso de clubes brasileiros virando SAF signifique q</w:t>
+      </w:r>
+      <w:r>
+        <w:rPr>
+          <w:rFonts w:ascii="inherit" w:eastAsia="Times New Roman" w:hAnsi="inherit" w:cs="Segoe UI Historic"/>
+          <w:color w:val="080809"/>
+          <w:sz w:val="23"/>
+          <w:szCs w:val="23"/>
+          <w:lang w:eastAsia="pt-BR"/>
+        </w:rPr>
+        <w:t>ue os clubes brasileiros pass</w:t>
+      </w:r>
+      <w:r>
+        <w:rPr>
+          <w:rFonts w:ascii="inherit" w:eastAsia="Times New Roman" w:hAnsi="inherit" w:cs="Segoe UI Historic"/>
+          <w:color w:val="080809"/>
+          <w:sz w:val="23"/>
+          <w:szCs w:val="23"/>
+          <w:lang w:eastAsia="pt-BR"/>
+        </w:rPr>
+        <w:t>arão</w:t>
+      </w:r>
+      <w:r>
+        <w:rPr>
+          <w:rFonts w:ascii="inherit" w:eastAsia="Times New Roman" w:hAnsi="inherit" w:cs="Segoe UI Historic"/>
+          <w:color w:val="080809"/>
+          <w:sz w:val="23"/>
+          <w:szCs w:val="23"/>
+          <w:lang w:eastAsia="pt-BR"/>
+        </w:rPr>
+        <w:t xml:space="preserve"> a ter nível pra disputar a Copa do Mundo de Clubes e que isso valorize as ligas latino-americanas em relação às ligas europeias</w:t>
+      </w:r>
+      <w:r>
+        <w:rPr>
+          <w:rFonts w:ascii="inherit" w:eastAsia="Times New Roman" w:hAnsi="inherit" w:cs="Segoe UI Historic"/>
+          <w:color w:val="080809"/>
+          <w:sz w:val="23"/>
+          <w:szCs w:val="23"/>
+          <w:lang w:eastAsia="pt-BR"/>
+        </w:rPr>
+        <w:t>.</w:t>
+      </w:r>
     </w:p>
     <w:p>
       <w:pPr>
@@ -70,6 +157,20 @@
           <w:lang w:eastAsia="pt-BR"/>
         </w:rPr>
       </w:pPr>
+    </w:p>
+    <w:p>
+      <w:pPr>
+        <w:shd w:val="clear" w:color="auto" w:fill="FFFFFF"/>
+        <w:spacing w:after="0" w:line="240" w:lineRule="auto"/>
+        <w:jc w:val="center"/>
+        <w:rPr>
+          <w:rFonts w:ascii="inherit" w:eastAsia="Times New Roman" w:hAnsi="inherit" w:cs="Segoe UI Historic"/>
+          <w:color w:val="080809"/>
+          <w:sz w:val="23"/>
+          <w:szCs w:val="23"/>
+          <w:lang w:eastAsia="pt-BR"/>
+        </w:rPr>
+      </w:pPr>
       <w:r>
         <w:rPr>
           <w:rFonts w:ascii="inherit" w:eastAsia="Times New Roman" w:hAnsi="inherit" w:cs="Segoe UI Historic"/>
@@ -85,19 +186,21 @@
       <w:pPr>
         <w:shd w:val="clear" w:color="auto" w:fill="FFFFFF"/>
         <w:spacing w:after="0" w:line="240" w:lineRule="auto"/>
-        <w:rPr>
-          <w:rFonts w:ascii="inherit" w:eastAsia="Times New Roman" w:hAnsi="inherit" w:cs="Segoe UI Historic"/>
-          <w:color w:val="080809"/>
-          <w:sz w:val="23"/>
-          <w:szCs w:val="23"/>
-          <w:lang w:eastAsia="pt-BR"/>
-        </w:rPr>
-      </w:pPr>
-    </w:p>
-    <w:p>
-      <w:pPr>
-        <w:shd w:val="clear" w:color="auto" w:fill="FFFFFF"/>
-        <w:spacing w:after="0" w:line="240" w:lineRule="auto"/>
+        <w:jc w:val="both"/>
+        <w:rPr>
+          <w:rFonts w:ascii="inherit" w:eastAsia="Times New Roman" w:hAnsi="inherit" w:cs="Segoe UI Historic"/>
+          <w:color w:val="080809"/>
+          <w:sz w:val="23"/>
+          <w:szCs w:val="23"/>
+          <w:lang w:eastAsia="pt-BR"/>
+        </w:rPr>
+      </w:pPr>
+    </w:p>
+    <w:p>
+      <w:pPr>
+        <w:shd w:val="clear" w:color="auto" w:fill="FFFFFF"/>
+        <w:spacing w:after="0" w:line="240" w:lineRule="auto"/>
+        <w:jc w:val="both"/>
         <w:rPr>
           <w:rFonts w:ascii="inherit" w:eastAsia="Times New Roman" w:hAnsi="inherit" w:cs="Segoe UI Historic"/>
           <w:color w:val="080809"/>
@@ -121,6 +224,7 @@
       <w:pPr>
         <w:shd w:val="clear" w:color="auto" w:fill="FFFFFF"/>
         <w:spacing w:after="0" w:line="240" w:lineRule="auto"/>
+        <w:jc w:val="both"/>
         <w:rPr>
           <w:rFonts w:ascii="inherit" w:eastAsia="Times New Roman" w:hAnsi="inherit" w:cs="Segoe UI Historic"/>
           <w:color w:val="080809"/>
@@ -144,6 +248,7 @@
       <w:pPr>
         <w:shd w:val="clear" w:color="auto" w:fill="FFFFFF"/>
         <w:spacing w:after="0" w:line="240" w:lineRule="auto"/>
+        <w:jc w:val="both"/>
         <w:rPr>
           <w:rFonts w:ascii="inherit" w:eastAsia="Times New Roman" w:hAnsi="inherit" w:cs="Segoe UI Historic"/>
           <w:color w:val="080809"/>
@@ -167,6 +272,7 @@
       <w:pPr>
         <w:shd w:val="clear" w:color="auto" w:fill="FFFFFF"/>
         <w:spacing w:after="0" w:line="240" w:lineRule="auto"/>
+        <w:jc w:val="both"/>
         <w:rPr>
           <w:rFonts w:ascii="inherit" w:eastAsia="Times New Roman" w:hAnsi="inherit" w:cs="Segoe UI Historic"/>
           <w:color w:val="080809"/>
@@ -234,6 +340,7 @@
       <w:pPr>
         <w:shd w:val="clear" w:color="auto" w:fill="FFFFFF"/>
         <w:spacing w:after="0" w:line="240" w:lineRule="auto"/>
+        <w:jc w:val="both"/>
         <w:rPr>
           <w:rFonts w:ascii="inherit" w:eastAsia="Times New Roman" w:hAnsi="inherit" w:cs="Segoe UI Historic"/>
           <w:color w:val="080809"/>
@@ -257,6 +364,7 @@
       <w:pPr>
         <w:shd w:val="clear" w:color="auto" w:fill="FFFFFF"/>
         <w:spacing w:after="0" w:line="240" w:lineRule="auto"/>
+        <w:jc w:val="both"/>
         <w:rPr>
           <w:rFonts w:ascii="inherit" w:eastAsia="Times New Roman" w:hAnsi="inherit" w:cs="Segoe UI Historic"/>
           <w:color w:val="080809"/>
@@ -280,6 +388,7 @@
       <w:pPr>
         <w:shd w:val="clear" w:color="auto" w:fill="FFFFFF"/>
         <w:spacing w:after="0" w:line="240" w:lineRule="auto"/>
+        <w:jc w:val="both"/>
         <w:rPr>
           <w:rFonts w:ascii="inherit" w:eastAsia="Times New Roman" w:hAnsi="inherit" w:cs="Segoe UI Historic"/>
           <w:color w:val="080809"/>
@@ -325,6 +434,31 @@
       <w:pPr>
         <w:shd w:val="clear" w:color="auto" w:fill="FFFFFF"/>
         <w:spacing w:after="0" w:line="240" w:lineRule="auto"/>
+        <w:jc w:val="both"/>
+        <w:rPr>
+          <w:rFonts w:ascii="inherit" w:eastAsia="Times New Roman" w:hAnsi="inherit" w:cs="Segoe UI Historic"/>
+          <w:color w:val="080809"/>
+          <w:sz w:val="23"/>
+          <w:szCs w:val="23"/>
+          <w:lang w:eastAsia="pt-BR"/>
+        </w:rPr>
+      </w:pPr>
+      <w:r>
+        <w:rPr>
+          <w:rFonts w:ascii="inherit" w:eastAsia="Times New Roman" w:hAnsi="inherit" w:cs="Segoe UI Historic"/>
+          <w:color w:val="080809"/>
+          <w:sz w:val="23"/>
+          <w:szCs w:val="23"/>
+          <w:lang w:eastAsia="pt-BR"/>
+        </w:rPr>
+        <w:t>Os desenhistas sabem do que estou falando, ser desenhista é muito mais uma maneira de ver o mundo que a habilidade de desenhar, ou a habilidade de “passar o desenho pro papel”. Com o tempo, o próprio lápis vai aprendendo a desenhar e a gente não precisa mais perder esse tempo de imaginar de olhos fechados, é só soltar o lápis na folha branca que ele já lê o pensamento da gente e passa o que está na imaginação pro papel.</w:t>
+      </w:r>
+    </w:p>
+    <w:p>
+      <w:pPr>
+        <w:shd w:val="clear" w:color="auto" w:fill="FFFFFF"/>
+        <w:spacing w:after="0" w:line="240" w:lineRule="auto"/>
+        <w:jc w:val="both"/>
         <w:rPr>
           <w:rFonts w:ascii="inherit" w:eastAsia="Times New Roman" w:hAnsi="inherit" w:cs="Segoe UI Historic"/>
           <w:color w:val="080809"/>
@@ -342,29 +476,6 @@
           <w:lang w:eastAsia="pt-BR"/>
         </w:rPr>
         <w:lastRenderedPageBreak/>
-        <w:t>Os desenhistas sabem do que estou falando, ser desenhista é muito mais uma maneira de ver o mundo que a habilidade de desenhar, ou a habilidade de “passar o desenho pro papel”. Com o tempo, o próprio lápis vai aprendendo a desenhar e a gente não precisa mais perder esse tempo de imaginar de olhos fechados, é só soltar o lápis na folha branca que ele já lê o pensamento da gente e passa o que está na imaginação pro papel.</w:t>
-      </w:r>
-    </w:p>
-    <w:p>
-      <w:pPr>
-        <w:shd w:val="clear" w:color="auto" w:fill="FFFFFF"/>
-        <w:spacing w:after="0" w:line="240" w:lineRule="auto"/>
-        <w:rPr>
-          <w:rFonts w:ascii="inherit" w:eastAsia="Times New Roman" w:hAnsi="inherit" w:cs="Segoe UI Historic"/>
-          <w:color w:val="080809"/>
-          <w:sz w:val="23"/>
-          <w:szCs w:val="23"/>
-          <w:lang w:eastAsia="pt-BR"/>
-        </w:rPr>
-      </w:pPr>
-      <w:r>
-        <w:rPr>
-          <w:rFonts w:ascii="inherit" w:eastAsia="Times New Roman" w:hAnsi="inherit" w:cs="Segoe UI Historic"/>
-          <w:color w:val="080809"/>
-          <w:sz w:val="23"/>
-          <w:szCs w:val="23"/>
-          <w:lang w:eastAsia="pt-BR"/>
-        </w:rPr>
         <w:t xml:space="preserve">Esse pensamento mora em mim até hoje, mas foi mudando com o tempo, outra ideia de criança, essa já mais velho, que lembro, foi uma ideia da época da “alfabetização”, a alfabetização era uma etapa do ensino regular, anterior ao ensino básico, hoje não existe mais, a alfabetização vinha antes da primeira série. A professora deu uma aula que ficou gravada na minha cabeça até hoje, que saudade da Dona </w:t>
       </w:r>
       <w:proofErr w:type="spellStart"/>
@@ -394,6 +505,7 @@
       <w:pPr>
         <w:shd w:val="clear" w:color="auto" w:fill="FFFFFF"/>
         <w:spacing w:after="0" w:line="240" w:lineRule="auto"/>
+        <w:jc w:val="both"/>
         <w:rPr>
           <w:rFonts w:ascii="inherit" w:eastAsia="Times New Roman" w:hAnsi="inherit" w:cs="Segoe UI Historic"/>
           <w:color w:val="080809"/>
@@ -417,6 +529,7 @@
       <w:pPr>
         <w:shd w:val="clear" w:color="auto" w:fill="FFFFFF"/>
         <w:spacing w:after="0" w:line="240" w:lineRule="auto"/>
+        <w:jc w:val="both"/>
         <w:rPr>
           <w:rFonts w:ascii="inherit" w:eastAsia="Times New Roman" w:hAnsi="inherit" w:cs="Segoe UI Historic"/>
           <w:color w:val="080809"/>
@@ -462,6 +575,7 @@
       <w:pPr>
         <w:shd w:val="clear" w:color="auto" w:fill="FFFFFF"/>
         <w:spacing w:after="0" w:line="240" w:lineRule="auto"/>
+        <w:jc w:val="both"/>
         <w:rPr>
           <w:rFonts w:ascii="inherit" w:eastAsia="Times New Roman" w:hAnsi="inherit" w:cs="Segoe UI Historic"/>
           <w:color w:val="080809"/>
@@ -483,60 +597,147 @@
     </w:p>
     <w:p>
       <w:pPr>
+        <w:jc w:val="both"/>
+      </w:pPr>
+    </w:p>
+    <w:p>
+      <w:pPr>
         <w:jc w:val="center"/>
       </w:pPr>
-    </w:p>
-    <w:p>
-      <w:pPr>
-        <w:jc w:val="center"/>
-      </w:pPr>
       <w:r>
         <w:t>UM EXÉRCITO DE ORCS</w:t>
       </w:r>
     </w:p>
     <w:p>
       <w:pPr>
-        <w:jc w:val="both"/>
-      </w:pPr>
-      <w:r>
+        <w:shd w:val="clear" w:color="auto" w:fill="FFFFFF"/>
+        <w:spacing w:after="0" w:line="240" w:lineRule="auto"/>
+        <w:jc w:val="both"/>
+        <w:rPr>
+          <w:rFonts w:ascii="inherit" w:eastAsia="Times New Roman" w:hAnsi="inherit" w:cs="Segoe UI Historic"/>
+          <w:color w:val="080809"/>
+          <w:sz w:val="23"/>
+          <w:szCs w:val="23"/>
+          <w:lang w:eastAsia="pt-BR"/>
+        </w:rPr>
+      </w:pPr>
+      <w:r>
+        <w:rPr>
+          <w:rFonts w:ascii="inherit" w:eastAsia="Times New Roman" w:hAnsi="inherit" w:cs="Segoe UI Historic"/>
+          <w:color w:val="080809"/>
+          <w:sz w:val="23"/>
+          <w:szCs w:val="23"/>
+          <w:lang w:eastAsia="pt-BR"/>
+        </w:rPr>
         <w:t xml:space="preserve">Não sei se todo mundo que assistiu àqueles filmes de batalhas que tem exércitos de </w:t>
       </w:r>
       <w:proofErr w:type="spellStart"/>
       <w:r>
+        <w:rPr>
+          <w:rFonts w:ascii="inherit" w:eastAsia="Times New Roman" w:hAnsi="inherit" w:cs="Segoe UI Historic"/>
+          <w:color w:val="080809"/>
+          <w:sz w:val="23"/>
+          <w:szCs w:val="23"/>
+          <w:lang w:eastAsia="pt-BR"/>
+        </w:rPr>
         <w:t>orcs</w:t>
       </w:r>
       <w:proofErr w:type="spellEnd"/>
       <w:r>
+        <w:rPr>
+          <w:rFonts w:ascii="inherit" w:eastAsia="Times New Roman" w:hAnsi="inherit" w:cs="Segoe UI Historic"/>
+          <w:color w:val="080809"/>
+          <w:sz w:val="23"/>
+          <w:szCs w:val="23"/>
+          <w:lang w:eastAsia="pt-BR"/>
+        </w:rPr>
         <w:t xml:space="preserve"> monstruosos, já se perguntou sobre a maneira que se reproduzem, se relacionam, socializam, criam seus filhos, etc. no tempo em que não estão batalhando.</w:t>
       </w:r>
     </w:p>
     <w:p>
       <w:pPr>
-        <w:jc w:val="both"/>
-      </w:pPr>
-      <w:r>
+        <w:shd w:val="clear" w:color="auto" w:fill="FFFFFF"/>
+        <w:spacing w:after="0" w:line="240" w:lineRule="auto"/>
+        <w:jc w:val="both"/>
+        <w:rPr>
+          <w:rFonts w:ascii="inherit" w:eastAsia="Times New Roman" w:hAnsi="inherit" w:cs="Segoe UI Historic"/>
+          <w:color w:val="080809"/>
+          <w:sz w:val="23"/>
+          <w:szCs w:val="23"/>
+          <w:lang w:eastAsia="pt-BR"/>
+        </w:rPr>
+      </w:pPr>
+      <w:r>
+        <w:rPr>
+          <w:rFonts w:ascii="inherit" w:eastAsia="Times New Roman" w:hAnsi="inherit" w:cs="Segoe UI Historic"/>
+          <w:color w:val="080809"/>
+          <w:sz w:val="23"/>
+          <w:szCs w:val="23"/>
+          <w:lang w:eastAsia="pt-BR"/>
+        </w:rPr>
         <w:t>Fui no Chiquinho comprar 2 gomos de linguiça calabresa e um pouco de toucinho de barriga pra dar gosto no feijão</w:t>
       </w:r>
       <w:r>
+        <w:rPr>
+          <w:rFonts w:ascii="inherit" w:eastAsia="Times New Roman" w:hAnsi="inherit" w:cs="Segoe UI Historic"/>
+          <w:color w:val="080809"/>
+          <w:sz w:val="23"/>
+          <w:szCs w:val="23"/>
+          <w:lang w:eastAsia="pt-BR"/>
+        </w:rPr>
         <w:t>, aí perguntei se tem pelanca, ele disse que o Giovani já levou.</w:t>
       </w:r>
     </w:p>
     <w:p>
       <w:pPr>
-        <w:jc w:val="both"/>
-      </w:pPr>
-      <w:r>
+        <w:shd w:val="clear" w:color="auto" w:fill="FFFFFF"/>
+        <w:spacing w:after="0" w:line="240" w:lineRule="auto"/>
+        <w:jc w:val="both"/>
+        <w:rPr>
+          <w:rFonts w:ascii="inherit" w:eastAsia="Times New Roman" w:hAnsi="inherit" w:cs="Segoe UI Historic"/>
+          <w:color w:val="080809"/>
+          <w:sz w:val="23"/>
+          <w:szCs w:val="23"/>
+          <w:lang w:eastAsia="pt-BR"/>
+        </w:rPr>
+      </w:pPr>
+      <w:r>
+        <w:rPr>
+          <w:rFonts w:ascii="inherit" w:eastAsia="Times New Roman" w:hAnsi="inherit" w:cs="Segoe UI Historic"/>
+          <w:color w:val="080809"/>
+          <w:sz w:val="23"/>
+          <w:szCs w:val="23"/>
+          <w:lang w:eastAsia="pt-BR"/>
+        </w:rPr>
         <w:t>Vou começar a contar esse caso na cena da pelanca, poderia ter começado em outro ponto, é que na hora que vi aquela cena, achei que era um ponto bom pra começar, nem toda história tem que ser cronológica.</w:t>
       </w:r>
     </w:p>
     <w:p>
       <w:pPr>
-        <w:jc w:val="both"/>
-      </w:pPr>
-    </w:p>
-    <w:p>
-      <w:pPr>
-        <w:jc w:val="both"/>
+        <w:shd w:val="clear" w:color="auto" w:fill="FFFFFF"/>
+        <w:spacing w:after="0" w:line="240" w:lineRule="auto"/>
+        <w:jc w:val="both"/>
+        <w:rPr>
+          <w:rFonts w:ascii="inherit" w:eastAsia="Times New Roman" w:hAnsi="inherit" w:cs="Segoe UI Historic"/>
+          <w:color w:val="080809"/>
+          <w:sz w:val="23"/>
+          <w:szCs w:val="23"/>
+          <w:lang w:eastAsia="pt-BR"/>
+        </w:rPr>
+      </w:pPr>
+    </w:p>
+    <w:p>
+      <w:pPr>
+        <w:shd w:val="clear" w:color="auto" w:fill="FFFFFF"/>
+        <w:spacing w:after="0" w:line="240" w:lineRule="auto"/>
+        <w:jc w:val="both"/>
+        <w:rPr>
+          <w:rFonts w:ascii="inherit" w:eastAsia="Times New Roman" w:hAnsi="inherit" w:cs="Segoe UI Historic"/>
+          <w:color w:val="080809"/>
+          <w:sz w:val="23"/>
+          <w:szCs w:val="23"/>
+          <w:lang w:eastAsia="pt-BR"/>
+        </w:rPr>
       </w:pPr>
     </w:p>
     <w:sectPr>

--- a/UM EXÉRCITO DE ORCS.docx
+++ b/UM EXÉRCITO DE ORCS.docx
@@ -16,7 +16,117 @@
         </w:rPr>
       </w:pPr>
       <w:bookmarkStart w:id="0" w:name="_GoBack"/>
-      <w:bookmarkEnd w:id="0"/>
+    </w:p>
+    <w:p>
+      <w:pPr>
+        <w:shd w:val="clear" w:color="auto" w:fill="FFFFFF"/>
+        <w:spacing w:after="0" w:line="240" w:lineRule="auto"/>
+        <w:jc w:val="both"/>
+        <w:rPr>
+          <w:rFonts w:ascii="inherit" w:eastAsia="Times New Roman" w:hAnsi="inherit" w:cs="Segoe UI Historic"/>
+          <w:color w:val="080809"/>
+          <w:sz w:val="23"/>
+          <w:szCs w:val="23"/>
+          <w:lang w:eastAsia="pt-BR"/>
+        </w:rPr>
+      </w:pPr>
+      <w:r>
+        <w:rPr>
+          <w:rFonts w:ascii="inherit" w:eastAsia="Times New Roman" w:hAnsi="inherit" w:cs="Segoe UI Historic"/>
+          <w:color w:val="080809"/>
+          <w:sz w:val="23"/>
+          <w:szCs w:val="23"/>
+          <w:lang w:eastAsia="pt-BR"/>
+        </w:rPr>
+        <w:t>Sei que tem muito tricolor que não gosta do Mário, eu gosto, considero que ele foi nosso melhor presidente, depois do Horta, é claro.</w:t>
+      </w:r>
+    </w:p>
+    <w:p>
+      <w:pPr>
+        <w:shd w:val="clear" w:color="auto" w:fill="FFFFFF"/>
+        <w:spacing w:after="0" w:line="240" w:lineRule="auto"/>
+        <w:jc w:val="both"/>
+        <w:rPr>
+          <w:rFonts w:ascii="inherit" w:eastAsia="Times New Roman" w:hAnsi="inherit" w:cs="Segoe UI Historic"/>
+          <w:color w:val="080809"/>
+          <w:sz w:val="23"/>
+          <w:szCs w:val="23"/>
+          <w:lang w:eastAsia="pt-BR"/>
+        </w:rPr>
+      </w:pPr>
+      <w:r>
+        <w:rPr>
+          <w:rFonts w:ascii="inherit" w:eastAsia="Times New Roman" w:hAnsi="inherit" w:cs="Segoe UI Historic"/>
+          <w:color w:val="080809"/>
+          <w:sz w:val="23"/>
+          <w:szCs w:val="23"/>
+          <w:lang w:eastAsia="pt-BR"/>
+        </w:rPr>
+        <w:t>Agora com essa polêmica da Leila do Palmeiras peitando o Flamengo, automaticamente me lembro do Horta.</w:t>
+      </w:r>
+    </w:p>
+    <w:p>
+      <w:pPr>
+        <w:shd w:val="clear" w:color="auto" w:fill="FFFFFF"/>
+        <w:spacing w:after="0" w:line="240" w:lineRule="auto"/>
+        <w:jc w:val="both"/>
+        <w:rPr>
+          <w:rFonts w:ascii="inherit" w:eastAsia="Times New Roman" w:hAnsi="inherit" w:cs="Segoe UI Historic"/>
+          <w:color w:val="080809"/>
+          <w:sz w:val="23"/>
+          <w:szCs w:val="23"/>
+          <w:lang w:eastAsia="pt-BR"/>
+        </w:rPr>
+      </w:pPr>
+      <w:r>
+        <w:rPr>
+          <w:rFonts w:ascii="inherit" w:eastAsia="Times New Roman" w:hAnsi="inherit" w:cs="Segoe UI Historic"/>
+          <w:color w:val="080809"/>
+          <w:sz w:val="23"/>
+          <w:szCs w:val="23"/>
+          <w:lang w:eastAsia="pt-BR"/>
+        </w:rPr>
+        <w:t>Quem não gosta do Horta, critica ele por causa do troca-troca, mas se for ver direitinho, ao contrário do Eurico e do Flamengo, que só pensam em seus próprios clubes, prejudicando o futebol, Horta não fez bem apenas ao Fluminense, fez bem ao futebol, era um cara com uma visão panorâmica.</w:t>
+      </w:r>
+    </w:p>
+    <w:p>
+      <w:pPr>
+        <w:shd w:val="clear" w:color="auto" w:fill="FFFFFF"/>
+        <w:spacing w:after="0" w:line="240" w:lineRule="auto"/>
+        <w:jc w:val="both"/>
+        <w:rPr>
+          <w:rFonts w:ascii="inherit" w:eastAsia="Times New Roman" w:hAnsi="inherit" w:cs="Segoe UI Historic"/>
+          <w:color w:val="080809"/>
+          <w:sz w:val="23"/>
+          <w:szCs w:val="23"/>
+          <w:lang w:eastAsia="pt-BR"/>
+        </w:rPr>
+      </w:pPr>
+      <w:r>
+        <w:rPr>
+          <w:rFonts w:ascii="inherit" w:eastAsia="Times New Roman" w:hAnsi="inherit" w:cs="Segoe UI Historic"/>
+          <w:color w:val="080809"/>
+          <w:sz w:val="23"/>
+          <w:szCs w:val="23"/>
+          <w:lang w:eastAsia="pt-BR"/>
+        </w:rPr>
+        <w:t>Horta tinha faixa na torcida, nunca vi isso, um presidente de clube sendo ovacionado no Maracanã. As faixas falavam pro Horta contratar que a torcida garante.</w:t>
+      </w:r>
+    </w:p>
+    <w:bookmarkEnd w:id="0"/>
+    <w:p>
+      <w:pPr>
+        <w:shd w:val="clear" w:color="auto" w:fill="FFFFFF"/>
+        <w:spacing w:after="0" w:line="240" w:lineRule="auto"/>
+        <w:jc w:val="both"/>
+        <w:rPr>
+          <w:rFonts w:ascii="inherit" w:eastAsia="Times New Roman" w:hAnsi="inherit" w:cs="Segoe UI Historic"/>
+          <w:color w:val="080809"/>
+          <w:sz w:val="23"/>
+          <w:szCs w:val="23"/>
+          <w:lang w:eastAsia="pt-BR"/>
+        </w:rPr>
+      </w:pPr>
     </w:p>
     <w:p>
       <w:pPr>
@@ -405,6 +515,7 @@
           <w:szCs w:val="23"/>
           <w:lang w:eastAsia="pt-BR"/>
         </w:rPr>
+        <w:lastRenderedPageBreak/>
         <w:t xml:space="preserve">Depois desse pensamento, não olhava mais pro mundo como antes, era o mesmo mundo, mas agora meu olho desenhava o mundo na imaginação, procurava o contorno das coisas, lembro que cheguei a desenhar alguns de meus primeiros desenhos de olho fechado, era eu com um lápis em frente à folha branca, parado de olho fechado, até fazer o desenho todo, ou boa parte dele, pra só depois abrir os olhos e passar </w:t>
       </w:r>
       <w:proofErr w:type="spellStart"/>
@@ -475,240 +586,240 @@
           <w:szCs w:val="23"/>
           <w:lang w:eastAsia="pt-BR"/>
         </w:rPr>
+        <w:t xml:space="preserve">Esse pensamento mora em mim até hoje, mas foi mudando com o tempo, outra ideia de criança, essa já mais velho, que lembro, foi uma ideia da época da “alfabetização”, a alfabetização era uma etapa do ensino regular, anterior ao ensino básico, hoje não existe mais, a alfabetização vinha antes da primeira série. A professora deu uma aula que ficou gravada na minha cabeça até hoje, que saudade da Dona </w:t>
+      </w:r>
+      <w:proofErr w:type="spellStart"/>
+      <w:r>
+        <w:rPr>
+          <w:rFonts w:ascii="inherit" w:eastAsia="Times New Roman" w:hAnsi="inherit" w:cs="Segoe UI Historic"/>
+          <w:color w:val="080809"/>
+          <w:sz w:val="23"/>
+          <w:szCs w:val="23"/>
+          <w:lang w:eastAsia="pt-BR"/>
+        </w:rPr>
+        <w:t>Devoni</w:t>
+      </w:r>
+      <w:proofErr w:type="spellEnd"/>
+      <w:r>
+        <w:rPr>
+          <w:rFonts w:ascii="inherit" w:eastAsia="Times New Roman" w:hAnsi="inherit" w:cs="Segoe UI Historic"/>
+          <w:color w:val="080809"/>
+          <w:sz w:val="23"/>
+          <w:szCs w:val="23"/>
+          <w:lang w:eastAsia="pt-BR"/>
+        </w:rPr>
+        <w:t>, ela contou a história dos números, de como eles apareceram no pensamento da humanidade, contou a história de um pastor que ainda não conhecia os números e por isso contava suas ovelhas separando pedrinhas, cada pedrinha equivalia a uma ovelha, dessa maneira ele podia saber se tinha alguma ovelha faltando, quando ela falou do sistema decimal, ficou tudo claro na minha mente, ela disse que a gente contava do zero ao o nove e depois repetia os números um e zero pra fazer o dez porque a gente tinha dez dedos e usava os dedos pra contar.</w:t>
+      </w:r>
+    </w:p>
+    <w:p>
+      <w:pPr>
+        <w:shd w:val="clear" w:color="auto" w:fill="FFFFFF"/>
+        <w:spacing w:after="0" w:line="240" w:lineRule="auto"/>
+        <w:jc w:val="both"/>
+        <w:rPr>
+          <w:rFonts w:ascii="inherit" w:eastAsia="Times New Roman" w:hAnsi="inherit" w:cs="Segoe UI Historic"/>
+          <w:color w:val="080809"/>
+          <w:sz w:val="23"/>
+          <w:szCs w:val="23"/>
+          <w:lang w:eastAsia="pt-BR"/>
+        </w:rPr>
+      </w:pPr>
+      <w:r>
+        <w:rPr>
+          <w:rFonts w:ascii="inherit" w:eastAsia="Times New Roman" w:hAnsi="inherit" w:cs="Segoe UI Historic"/>
+          <w:color w:val="080809"/>
+          <w:sz w:val="23"/>
+          <w:szCs w:val="23"/>
+          <w:lang w:eastAsia="pt-BR"/>
+        </w:rPr>
+        <w:t>Nesse dia meu pensamento encontrou as linhas do mundo em tudo, até nas coisas abstratas, que tanto me intrigavam, as coisas abstratas eram diferentes, era difícil desenhar a fumaça que evaporava da panela, as linhas do mundo se dissolviam no ar e desapareciam, nessa época imaginei que se existisse Deus, ele tinha feito as nuvens de pincel.</w:t>
+      </w:r>
+    </w:p>
+    <w:p>
+      <w:pPr>
+        <w:shd w:val="clear" w:color="auto" w:fill="FFFFFF"/>
+        <w:spacing w:after="0" w:line="240" w:lineRule="auto"/>
+        <w:jc w:val="both"/>
+        <w:rPr>
+          <w:rFonts w:ascii="inherit" w:eastAsia="Times New Roman" w:hAnsi="inherit" w:cs="Segoe UI Historic"/>
+          <w:color w:val="080809"/>
+          <w:sz w:val="23"/>
+          <w:szCs w:val="23"/>
+          <w:lang w:eastAsia="pt-BR"/>
+        </w:rPr>
+      </w:pPr>
+      <w:r>
+        <w:rPr>
+          <w:rFonts w:ascii="inherit" w:eastAsia="Times New Roman" w:hAnsi="inherit" w:cs="Segoe UI Historic"/>
+          <w:color w:val="080809"/>
+          <w:sz w:val="23"/>
+          <w:szCs w:val="23"/>
+          <w:lang w:eastAsia="pt-BR"/>
+        </w:rPr>
+        <w:t xml:space="preserve">Aquele pensamento de que usamos o sistema decimal porque temos 10 dedos foi o que faltava, a gente enxergava as linhas do mundo e desenhava as coisas, não porque o mundo fosse dividido em linhas, mas porque a gente era separado do mundo por uma casca, a gente e o mundo era um interno e externo, as coisas que existem eram as coisas de dentro e de fora da gente, é assim que </w:t>
+      </w:r>
+      <w:proofErr w:type="spellStart"/>
+      <w:r>
+        <w:rPr>
+          <w:rFonts w:ascii="inherit" w:eastAsia="Times New Roman" w:hAnsi="inherit" w:cs="Segoe UI Historic"/>
+          <w:color w:val="080809"/>
+          <w:sz w:val="23"/>
+          <w:szCs w:val="23"/>
+          <w:lang w:eastAsia="pt-BR"/>
+        </w:rPr>
+        <w:t>agente</w:t>
+      </w:r>
+      <w:proofErr w:type="spellEnd"/>
+      <w:r>
+        <w:rPr>
+          <w:rFonts w:ascii="inherit" w:eastAsia="Times New Roman" w:hAnsi="inherit" w:cs="Segoe UI Historic"/>
+          <w:color w:val="080809"/>
+          <w:sz w:val="23"/>
+          <w:szCs w:val="23"/>
+          <w:lang w:eastAsia="pt-BR"/>
+        </w:rPr>
+        <w:t xml:space="preserve"> pensa, porque é assim que a gente é. Agora não jogava mais objetos da janela do quarto andar, abria portas repentinamente pra pegar o mundo de surpresa, queria saber se o mundo acontecia, mesmo quando eu não estava olhando, fala a verdade: “Quem nunca fez isso quando era criança? </w:t>
+      </w:r>
+    </w:p>
+    <w:p>
+      <w:pPr>
+        <w:shd w:val="clear" w:color="auto" w:fill="FFFFFF"/>
+        <w:spacing w:after="0" w:line="240" w:lineRule="auto"/>
+        <w:jc w:val="both"/>
+        <w:rPr>
+          <w:rFonts w:ascii="inherit" w:eastAsia="Times New Roman" w:hAnsi="inherit" w:cs="Segoe UI Historic"/>
+          <w:color w:val="080809"/>
+          <w:sz w:val="23"/>
+          <w:szCs w:val="23"/>
+          <w:lang w:eastAsia="pt-BR"/>
+        </w:rPr>
+      </w:pPr>
+      <w:r>
+        <w:rPr>
+          <w:rFonts w:ascii="inherit" w:eastAsia="Times New Roman" w:hAnsi="inherit" w:cs="Segoe UI Historic"/>
+          <w:color w:val="080809"/>
+          <w:sz w:val="23"/>
+          <w:szCs w:val="23"/>
+          <w:lang w:eastAsia="pt-BR"/>
+        </w:rPr>
+        <w:t>Hoje, lendo Capra, entendo que quando a gente vê um copo com vinho dentro de uma tigela transparente, sabemos por inferência que o vinho está dentro da tigela porque está dentro do copo que está dentro da tigela, o vinho pode não estar dentro da tigela pra alguém que vê de outro jeito, as coisas não são o que são de um jeito absoluto, independente do jeito que a gente vê e que a gente que vê é.</w:t>
+      </w:r>
+    </w:p>
+    <w:p>
+      <w:pPr>
+        <w:jc w:val="both"/>
+      </w:pPr>
+    </w:p>
+    <w:p>
+      <w:pPr>
+        <w:jc w:val="center"/>
+      </w:pPr>
+      <w:r>
+        <w:t>UM EXÉRCITO DE ORCS</w:t>
+      </w:r>
+    </w:p>
+    <w:p>
+      <w:pPr>
+        <w:shd w:val="clear" w:color="auto" w:fill="FFFFFF"/>
+        <w:spacing w:after="0" w:line="240" w:lineRule="auto"/>
+        <w:jc w:val="both"/>
+        <w:rPr>
+          <w:rFonts w:ascii="inherit" w:eastAsia="Times New Roman" w:hAnsi="inherit" w:cs="Segoe UI Historic"/>
+          <w:color w:val="080809"/>
+          <w:sz w:val="23"/>
+          <w:szCs w:val="23"/>
+          <w:lang w:eastAsia="pt-BR"/>
+        </w:rPr>
+      </w:pPr>
+      <w:r>
+        <w:rPr>
+          <w:rFonts w:ascii="inherit" w:eastAsia="Times New Roman" w:hAnsi="inherit" w:cs="Segoe UI Historic"/>
+          <w:color w:val="080809"/>
+          <w:sz w:val="23"/>
+          <w:szCs w:val="23"/>
+          <w:lang w:eastAsia="pt-BR"/>
+        </w:rPr>
+        <w:t xml:space="preserve">Não sei se todo mundo que assistiu àqueles filmes de batalhas que tem exércitos de </w:t>
+      </w:r>
+      <w:proofErr w:type="spellStart"/>
+      <w:r>
+        <w:rPr>
+          <w:rFonts w:ascii="inherit" w:eastAsia="Times New Roman" w:hAnsi="inherit" w:cs="Segoe UI Historic"/>
+          <w:color w:val="080809"/>
+          <w:sz w:val="23"/>
+          <w:szCs w:val="23"/>
+          <w:lang w:eastAsia="pt-BR"/>
+        </w:rPr>
+        <w:t>orcs</w:t>
+      </w:r>
+      <w:proofErr w:type="spellEnd"/>
+      <w:r>
+        <w:rPr>
+          <w:rFonts w:ascii="inherit" w:eastAsia="Times New Roman" w:hAnsi="inherit" w:cs="Segoe UI Historic"/>
+          <w:color w:val="080809"/>
+          <w:sz w:val="23"/>
+          <w:szCs w:val="23"/>
+          <w:lang w:eastAsia="pt-BR"/>
+        </w:rPr>
+        <w:t xml:space="preserve"> monstruosos, já se perguntou sobre a maneira que se reproduzem, se relacionam, socializam, criam seus filhos, etc. no tempo em que não estão batalhando.</w:t>
+      </w:r>
+    </w:p>
+    <w:p>
+      <w:pPr>
+        <w:shd w:val="clear" w:color="auto" w:fill="FFFFFF"/>
+        <w:spacing w:after="0" w:line="240" w:lineRule="auto"/>
+        <w:jc w:val="both"/>
+        <w:rPr>
+          <w:rFonts w:ascii="inherit" w:eastAsia="Times New Roman" w:hAnsi="inherit" w:cs="Segoe UI Historic"/>
+          <w:color w:val="080809"/>
+          <w:sz w:val="23"/>
+          <w:szCs w:val="23"/>
+          <w:lang w:eastAsia="pt-BR"/>
+        </w:rPr>
+      </w:pPr>
+      <w:r>
+        <w:rPr>
+          <w:rFonts w:ascii="inherit" w:eastAsia="Times New Roman" w:hAnsi="inherit" w:cs="Segoe UI Historic"/>
+          <w:color w:val="080809"/>
+          <w:sz w:val="23"/>
+          <w:szCs w:val="23"/>
+          <w:lang w:eastAsia="pt-BR"/>
+        </w:rPr>
+        <w:t>Fui no Chiquinho comprar 2 gomos de linguiça calabresa e um pouco de toucinho de barriga pra dar gosto no feijão</w:t>
+      </w:r>
+      <w:r>
+        <w:rPr>
+          <w:rFonts w:ascii="inherit" w:eastAsia="Times New Roman" w:hAnsi="inherit" w:cs="Segoe UI Historic"/>
+          <w:color w:val="080809"/>
+          <w:sz w:val="23"/>
+          <w:szCs w:val="23"/>
+          <w:lang w:eastAsia="pt-BR"/>
+        </w:rPr>
+        <w:t>, aí perguntei se tem pelanca, ele disse que o Giovani já levou.</w:t>
+      </w:r>
+    </w:p>
+    <w:p>
+      <w:pPr>
+        <w:shd w:val="clear" w:color="auto" w:fill="FFFFFF"/>
+        <w:spacing w:after="0" w:line="240" w:lineRule="auto"/>
+        <w:jc w:val="both"/>
+        <w:rPr>
+          <w:rFonts w:ascii="inherit" w:eastAsia="Times New Roman" w:hAnsi="inherit" w:cs="Segoe UI Historic"/>
+          <w:color w:val="080809"/>
+          <w:sz w:val="23"/>
+          <w:szCs w:val="23"/>
+          <w:lang w:eastAsia="pt-BR"/>
+        </w:rPr>
+      </w:pPr>
+      <w:r>
+        <w:rPr>
+          <w:rFonts w:ascii="inherit" w:eastAsia="Times New Roman" w:hAnsi="inherit" w:cs="Segoe UI Historic"/>
+          <w:color w:val="080809"/>
+          <w:sz w:val="23"/>
+          <w:szCs w:val="23"/>
+          <w:lang w:eastAsia="pt-BR"/>
+        </w:rPr>
         <w:lastRenderedPageBreak/>
-        <w:t xml:space="preserve">Esse pensamento mora em mim até hoje, mas foi mudando com o tempo, outra ideia de criança, essa já mais velho, que lembro, foi uma ideia da época da “alfabetização”, a alfabetização era uma etapa do ensino regular, anterior ao ensino básico, hoje não existe mais, a alfabetização vinha antes da primeira série. A professora deu uma aula que ficou gravada na minha cabeça até hoje, que saudade da Dona </w:t>
-      </w:r>
-      <w:proofErr w:type="spellStart"/>
-      <w:r>
-        <w:rPr>
-          <w:rFonts w:ascii="inherit" w:eastAsia="Times New Roman" w:hAnsi="inherit" w:cs="Segoe UI Historic"/>
-          <w:color w:val="080809"/>
-          <w:sz w:val="23"/>
-          <w:szCs w:val="23"/>
-          <w:lang w:eastAsia="pt-BR"/>
-        </w:rPr>
-        <w:t>Devoni</w:t>
-      </w:r>
-      <w:proofErr w:type="spellEnd"/>
-      <w:r>
-        <w:rPr>
-          <w:rFonts w:ascii="inherit" w:eastAsia="Times New Roman" w:hAnsi="inherit" w:cs="Segoe UI Historic"/>
-          <w:color w:val="080809"/>
-          <w:sz w:val="23"/>
-          <w:szCs w:val="23"/>
-          <w:lang w:eastAsia="pt-BR"/>
-        </w:rPr>
-        <w:t>, ela contou a história dos números, de como eles apareceram no pensamento da humanidade, contou a história de um pastor que ainda não conhecia os números e por isso contava suas ovelhas separando pedrinhas, cada pedrinha equivalia a uma ovelha, dessa maneira ele podia saber se tinha alguma ovelha faltando, quando ela falou do sistema decimal, ficou tudo claro na minha mente, ela disse que a gente contava do zero ao o nove e depois repetia os números um e zero pra fazer o dez porque a gente tinha dez dedos e usava os dedos pra contar.</w:t>
-      </w:r>
-    </w:p>
-    <w:p>
-      <w:pPr>
-        <w:shd w:val="clear" w:color="auto" w:fill="FFFFFF"/>
-        <w:spacing w:after="0" w:line="240" w:lineRule="auto"/>
-        <w:jc w:val="both"/>
-        <w:rPr>
-          <w:rFonts w:ascii="inherit" w:eastAsia="Times New Roman" w:hAnsi="inherit" w:cs="Segoe UI Historic"/>
-          <w:color w:val="080809"/>
-          <w:sz w:val="23"/>
-          <w:szCs w:val="23"/>
-          <w:lang w:eastAsia="pt-BR"/>
-        </w:rPr>
-      </w:pPr>
-      <w:r>
-        <w:rPr>
-          <w:rFonts w:ascii="inherit" w:eastAsia="Times New Roman" w:hAnsi="inherit" w:cs="Segoe UI Historic"/>
-          <w:color w:val="080809"/>
-          <w:sz w:val="23"/>
-          <w:szCs w:val="23"/>
-          <w:lang w:eastAsia="pt-BR"/>
-        </w:rPr>
-        <w:t>Nesse dia meu pensamento encontrou as linhas do mundo em tudo, até nas coisas abstratas, que tanto me intrigavam, as coisas abstratas eram diferentes, era difícil desenhar a fumaça que evaporava da panela, as linhas do mundo se dissolviam no ar e desapareciam, nessa época imaginei que se existisse Deus, ele tinha feito as nuvens de pincel.</w:t>
-      </w:r>
-    </w:p>
-    <w:p>
-      <w:pPr>
-        <w:shd w:val="clear" w:color="auto" w:fill="FFFFFF"/>
-        <w:spacing w:after="0" w:line="240" w:lineRule="auto"/>
-        <w:jc w:val="both"/>
-        <w:rPr>
-          <w:rFonts w:ascii="inherit" w:eastAsia="Times New Roman" w:hAnsi="inherit" w:cs="Segoe UI Historic"/>
-          <w:color w:val="080809"/>
-          <w:sz w:val="23"/>
-          <w:szCs w:val="23"/>
-          <w:lang w:eastAsia="pt-BR"/>
-        </w:rPr>
-      </w:pPr>
-      <w:r>
-        <w:rPr>
-          <w:rFonts w:ascii="inherit" w:eastAsia="Times New Roman" w:hAnsi="inherit" w:cs="Segoe UI Historic"/>
-          <w:color w:val="080809"/>
-          <w:sz w:val="23"/>
-          <w:szCs w:val="23"/>
-          <w:lang w:eastAsia="pt-BR"/>
-        </w:rPr>
-        <w:t xml:space="preserve">Aquele pensamento de que usamos o sistema decimal porque temos 10 dedos foi o que faltava, a gente enxergava as linhas do mundo e desenhava as coisas, não porque o mundo fosse dividido em linhas, mas porque a gente era separado do mundo por uma casca, a gente e o mundo era um interno e externo, as coisas que existem eram as coisas de dentro e de fora da gente, é assim que </w:t>
-      </w:r>
-      <w:proofErr w:type="spellStart"/>
-      <w:r>
-        <w:rPr>
-          <w:rFonts w:ascii="inherit" w:eastAsia="Times New Roman" w:hAnsi="inherit" w:cs="Segoe UI Historic"/>
-          <w:color w:val="080809"/>
-          <w:sz w:val="23"/>
-          <w:szCs w:val="23"/>
-          <w:lang w:eastAsia="pt-BR"/>
-        </w:rPr>
-        <w:t>agente</w:t>
-      </w:r>
-      <w:proofErr w:type="spellEnd"/>
-      <w:r>
-        <w:rPr>
-          <w:rFonts w:ascii="inherit" w:eastAsia="Times New Roman" w:hAnsi="inherit" w:cs="Segoe UI Historic"/>
-          <w:color w:val="080809"/>
-          <w:sz w:val="23"/>
-          <w:szCs w:val="23"/>
-          <w:lang w:eastAsia="pt-BR"/>
-        </w:rPr>
-        <w:t xml:space="preserve"> pensa, porque é assim que a gente é. Agora não jogava mais objetos da janela do quarto andar, abria portas repentinamente pra pegar o mundo de surpresa, queria saber se o mundo acontecia, mesmo quando eu não estava olhando, fala a verdade: “Quem nunca fez isso quando era criança? </w:t>
-      </w:r>
-    </w:p>
-    <w:p>
-      <w:pPr>
-        <w:shd w:val="clear" w:color="auto" w:fill="FFFFFF"/>
-        <w:spacing w:after="0" w:line="240" w:lineRule="auto"/>
-        <w:jc w:val="both"/>
-        <w:rPr>
-          <w:rFonts w:ascii="inherit" w:eastAsia="Times New Roman" w:hAnsi="inherit" w:cs="Segoe UI Historic"/>
-          <w:color w:val="080809"/>
-          <w:sz w:val="23"/>
-          <w:szCs w:val="23"/>
-          <w:lang w:eastAsia="pt-BR"/>
-        </w:rPr>
-      </w:pPr>
-      <w:r>
-        <w:rPr>
-          <w:rFonts w:ascii="inherit" w:eastAsia="Times New Roman" w:hAnsi="inherit" w:cs="Segoe UI Historic"/>
-          <w:color w:val="080809"/>
-          <w:sz w:val="23"/>
-          <w:szCs w:val="23"/>
-          <w:lang w:eastAsia="pt-BR"/>
-        </w:rPr>
-        <w:t>Hoje, lendo Capra, entendo que quando a gente vê um copo com vinho dentro de uma tigela transparente, sabemos por inferência que o vinho está dentro da tigela porque está dentro do copo que está dentro da tigela, o vinho pode não estar dentro da tigela pra alguém que vê de outro jeito, as coisas não são o que são de um jeito absoluto, independente do jeito que a gente vê e que a gente que vê é.</w:t>
-      </w:r>
-    </w:p>
-    <w:p>
-      <w:pPr>
-        <w:jc w:val="both"/>
-      </w:pPr>
-    </w:p>
-    <w:p>
-      <w:pPr>
-        <w:jc w:val="center"/>
-      </w:pPr>
-      <w:r>
-        <w:t>UM EXÉRCITO DE ORCS</w:t>
-      </w:r>
-    </w:p>
-    <w:p>
-      <w:pPr>
-        <w:shd w:val="clear" w:color="auto" w:fill="FFFFFF"/>
-        <w:spacing w:after="0" w:line="240" w:lineRule="auto"/>
-        <w:jc w:val="both"/>
-        <w:rPr>
-          <w:rFonts w:ascii="inherit" w:eastAsia="Times New Roman" w:hAnsi="inherit" w:cs="Segoe UI Historic"/>
-          <w:color w:val="080809"/>
-          <w:sz w:val="23"/>
-          <w:szCs w:val="23"/>
-          <w:lang w:eastAsia="pt-BR"/>
-        </w:rPr>
-      </w:pPr>
-      <w:r>
-        <w:rPr>
-          <w:rFonts w:ascii="inherit" w:eastAsia="Times New Roman" w:hAnsi="inherit" w:cs="Segoe UI Historic"/>
-          <w:color w:val="080809"/>
-          <w:sz w:val="23"/>
-          <w:szCs w:val="23"/>
-          <w:lang w:eastAsia="pt-BR"/>
-        </w:rPr>
-        <w:t xml:space="preserve">Não sei se todo mundo que assistiu àqueles filmes de batalhas que tem exércitos de </w:t>
-      </w:r>
-      <w:proofErr w:type="spellStart"/>
-      <w:r>
-        <w:rPr>
-          <w:rFonts w:ascii="inherit" w:eastAsia="Times New Roman" w:hAnsi="inherit" w:cs="Segoe UI Historic"/>
-          <w:color w:val="080809"/>
-          <w:sz w:val="23"/>
-          <w:szCs w:val="23"/>
-          <w:lang w:eastAsia="pt-BR"/>
-        </w:rPr>
-        <w:t>orcs</w:t>
-      </w:r>
-      <w:proofErr w:type="spellEnd"/>
-      <w:r>
-        <w:rPr>
-          <w:rFonts w:ascii="inherit" w:eastAsia="Times New Roman" w:hAnsi="inherit" w:cs="Segoe UI Historic"/>
-          <w:color w:val="080809"/>
-          <w:sz w:val="23"/>
-          <w:szCs w:val="23"/>
-          <w:lang w:eastAsia="pt-BR"/>
-        </w:rPr>
-        <w:t xml:space="preserve"> monstruosos, já se perguntou sobre a maneira que se reproduzem, se relacionam, socializam, criam seus filhos, etc. no tempo em que não estão batalhando.</w:t>
-      </w:r>
-    </w:p>
-    <w:p>
-      <w:pPr>
-        <w:shd w:val="clear" w:color="auto" w:fill="FFFFFF"/>
-        <w:spacing w:after="0" w:line="240" w:lineRule="auto"/>
-        <w:jc w:val="both"/>
-        <w:rPr>
-          <w:rFonts w:ascii="inherit" w:eastAsia="Times New Roman" w:hAnsi="inherit" w:cs="Segoe UI Historic"/>
-          <w:color w:val="080809"/>
-          <w:sz w:val="23"/>
-          <w:szCs w:val="23"/>
-          <w:lang w:eastAsia="pt-BR"/>
-        </w:rPr>
-      </w:pPr>
-      <w:r>
-        <w:rPr>
-          <w:rFonts w:ascii="inherit" w:eastAsia="Times New Roman" w:hAnsi="inherit" w:cs="Segoe UI Historic"/>
-          <w:color w:val="080809"/>
-          <w:sz w:val="23"/>
-          <w:szCs w:val="23"/>
-          <w:lang w:eastAsia="pt-BR"/>
-        </w:rPr>
-        <w:t>Fui no Chiquinho comprar 2 gomos de linguiça calabresa e um pouco de toucinho de barriga pra dar gosto no feijão</w:t>
-      </w:r>
-      <w:r>
-        <w:rPr>
-          <w:rFonts w:ascii="inherit" w:eastAsia="Times New Roman" w:hAnsi="inherit" w:cs="Segoe UI Historic"/>
-          <w:color w:val="080809"/>
-          <w:sz w:val="23"/>
-          <w:szCs w:val="23"/>
-          <w:lang w:eastAsia="pt-BR"/>
-        </w:rPr>
-        <w:t>, aí perguntei se tem pelanca, ele disse que o Giovani já levou.</w:t>
-      </w:r>
-    </w:p>
-    <w:p>
-      <w:pPr>
-        <w:shd w:val="clear" w:color="auto" w:fill="FFFFFF"/>
-        <w:spacing w:after="0" w:line="240" w:lineRule="auto"/>
-        <w:jc w:val="both"/>
-        <w:rPr>
-          <w:rFonts w:ascii="inherit" w:eastAsia="Times New Roman" w:hAnsi="inherit" w:cs="Segoe UI Historic"/>
-          <w:color w:val="080809"/>
-          <w:sz w:val="23"/>
-          <w:szCs w:val="23"/>
-          <w:lang w:eastAsia="pt-BR"/>
-        </w:rPr>
-      </w:pPr>
-      <w:r>
-        <w:rPr>
-          <w:rFonts w:ascii="inherit" w:eastAsia="Times New Roman" w:hAnsi="inherit" w:cs="Segoe UI Historic"/>
-          <w:color w:val="080809"/>
-          <w:sz w:val="23"/>
-          <w:szCs w:val="23"/>
-          <w:lang w:eastAsia="pt-BR"/>
-        </w:rPr>
         <w:t>Vou começar a contar esse caso na cena da pelanca, poderia ter começado em outro ponto, é que na hora que vi aquela cena, achei que era um ponto bom pra começar, nem toda história tem que ser cronológica.</w:t>
       </w:r>
     </w:p>

--- a/UM EXÉRCITO DE ORCS.docx
+++ b/UM EXÉRCITO DE ORCS.docx
@@ -6,6 +6,176 @@
       <w:pPr>
         <w:shd w:val="clear" w:color="auto" w:fill="FFFFFF"/>
         <w:spacing w:after="0" w:line="240" w:lineRule="auto"/>
+        <w:rPr>
+          <w:rFonts w:ascii="inherit" w:eastAsia="Times New Roman" w:hAnsi="inherit" w:cs="Segoe UI Historic"/>
+          <w:color w:val="080809"/>
+          <w:sz w:val="23"/>
+          <w:szCs w:val="23"/>
+          <w:lang w:eastAsia="pt-BR"/>
+        </w:rPr>
+      </w:pPr>
+      <w:r>
+        <w:rPr>
+          <w:rFonts w:ascii="inherit" w:eastAsia="Times New Roman" w:hAnsi="inherit" w:cs="Segoe UI Historic"/>
+          <w:color w:val="080809"/>
+          <w:sz w:val="23"/>
+          <w:szCs w:val="23"/>
+          <w:lang w:eastAsia="pt-BR"/>
+        </w:rPr>
+        <w:t>A galáxia mais próxima de nós é Andrômeda, a cerca de 2,5 milhões de anos-luz de distância</w:t>
+      </w:r>
+      <w:r>
+        <w:rPr>
+          <w:rFonts w:ascii="inherit" w:eastAsia="Times New Roman" w:hAnsi="inherit" w:cs="Segoe UI Historic"/>
+          <w:color w:val="080809"/>
+          <w:sz w:val="23"/>
+          <w:szCs w:val="23"/>
+          <w:lang w:eastAsia="pt-BR"/>
+        </w:rPr>
+        <w:t xml:space="preserve"> u</w:t>
+      </w:r>
+      <w:r>
+        <w:rPr>
+          <w:rFonts w:ascii="inherit" w:eastAsia="Times New Roman" w:hAnsi="inherit" w:cs="Segoe UI Historic"/>
+          <w:color w:val="080809"/>
+          <w:sz w:val="23"/>
+          <w:szCs w:val="23"/>
+          <w:lang w:eastAsia="pt-BR"/>
+        </w:rPr>
+        <w:t>m ano-luz é a distância que a luz percorre em um ano,</w:t>
+      </w:r>
+      <w:r>
+        <w:rPr>
+          <w:rFonts w:ascii="inherit" w:eastAsia="Times New Roman" w:hAnsi="inherit" w:cs="Segoe UI Historic"/>
+          <w:color w:val="080809"/>
+          <w:sz w:val="23"/>
+          <w:szCs w:val="23"/>
+          <w:lang w:eastAsia="pt-BR"/>
+        </w:rPr>
+        <w:t xml:space="preserve"> </w:t>
+      </w:r>
+      <w:r>
+        <w:rPr>
+          <w:rFonts w:ascii="inherit" w:eastAsia="Times New Roman" w:hAnsi="inherit" w:cs="Segoe UI Historic"/>
+          <w:color w:val="080809"/>
+          <w:sz w:val="23"/>
+          <w:szCs w:val="23"/>
+          <w:lang w:eastAsia="pt-BR"/>
+        </w:rPr>
+        <w:t>i</w:t>
+      </w:r>
+      <w:r>
+        <w:rPr>
+          <w:rFonts w:ascii="inherit" w:eastAsia="Times New Roman" w:hAnsi="inherit" w:cs="Segoe UI Historic"/>
+          <w:color w:val="080809"/>
+          <w:sz w:val="23"/>
+          <w:szCs w:val="23"/>
+          <w:lang w:eastAsia="pt-BR"/>
+        </w:rPr>
+        <w:t xml:space="preserve">sso significa que, mesmo viajando à velocidade da luz </w:t>
+      </w:r>
+      <w:r>
+        <w:rPr>
+          <w:rFonts w:ascii="inherit" w:eastAsia="Times New Roman" w:hAnsi="inherit" w:cs="Segoe UI Historic"/>
+          <w:color w:val="080809"/>
+          <w:sz w:val="23"/>
+          <w:szCs w:val="23"/>
+          <w:lang w:eastAsia="pt-BR"/>
+        </w:rPr>
+        <w:t>(</w:t>
+      </w:r>
+      <w:r>
+        <w:rPr>
+          <w:rFonts w:ascii="inherit" w:eastAsia="Times New Roman" w:hAnsi="inherit" w:cs="Segoe UI Historic"/>
+          <w:color w:val="080809"/>
+          <w:sz w:val="23"/>
+          <w:szCs w:val="23"/>
+          <w:lang w:eastAsia="pt-BR"/>
+        </w:rPr>
+        <w:t xml:space="preserve">aproximadamente </w:t>
+      </w:r>
+      <w:r>
+        <w:rPr>
+          <w:rFonts w:ascii="inherit" w:eastAsia="Times New Roman" w:hAnsi="inherit" w:cs="Segoe UI Historic"/>
+          <w:color w:val="080809"/>
+          <w:sz w:val="23"/>
+          <w:szCs w:val="23"/>
+          <w:lang w:eastAsia="pt-BR"/>
+        </w:rPr>
+        <w:t>300 mil</w:t>
+      </w:r>
+      <w:r>
+        <w:rPr>
+          <w:rFonts w:ascii="inherit" w:eastAsia="Times New Roman" w:hAnsi="inherit" w:cs="Segoe UI Historic"/>
+          <w:color w:val="080809"/>
+          <w:sz w:val="23"/>
+          <w:szCs w:val="23"/>
+          <w:lang w:eastAsia="pt-BR"/>
+        </w:rPr>
+        <w:t xml:space="preserve"> quilômetros por segundo</w:t>
+      </w:r>
+      <w:r>
+        <w:rPr>
+          <w:rFonts w:ascii="inherit" w:eastAsia="Times New Roman" w:hAnsi="inherit" w:cs="Segoe UI Historic"/>
+          <w:color w:val="080809"/>
+          <w:sz w:val="23"/>
+          <w:szCs w:val="23"/>
+          <w:lang w:eastAsia="pt-BR"/>
+        </w:rPr>
+        <w:t xml:space="preserve">), </w:t>
+      </w:r>
+      <w:r>
+        <w:rPr>
+          <w:rFonts w:ascii="inherit" w:eastAsia="Times New Roman" w:hAnsi="inherit" w:cs="Segoe UI Historic"/>
+          <w:color w:val="080809"/>
+          <w:sz w:val="23"/>
+          <w:szCs w:val="23"/>
+          <w:lang w:eastAsia="pt-BR"/>
+        </w:rPr>
+        <w:t>levaríamos 2,5 milhões de anos para chegar lá.</w:t>
+      </w:r>
+    </w:p>
+    <w:p>
+      <w:pPr>
+        <w:shd w:val="clear" w:color="auto" w:fill="FFFFFF"/>
+        <w:spacing w:after="0" w:line="240" w:lineRule="auto"/>
+        <w:rPr>
+          <w:rFonts w:ascii="inherit" w:eastAsia="Times New Roman" w:hAnsi="inherit" w:cs="Segoe UI Historic"/>
+          <w:color w:val="080809"/>
+          <w:sz w:val="23"/>
+          <w:szCs w:val="23"/>
+          <w:lang w:eastAsia="pt-BR"/>
+        </w:rPr>
+      </w:pPr>
+      <w:r>
+        <w:rPr>
+          <w:rFonts w:ascii="inherit" w:eastAsia="Times New Roman" w:hAnsi="inherit" w:cs="Segoe UI Historic"/>
+          <w:noProof/>
+          <w:color w:val="080809"/>
+          <w:sz w:val="23"/>
+          <w:szCs w:val="23"/>
+          <w:lang w:eastAsia="pt-BR"/>
+        </w:rPr>
+        <w:t>Se alguém estiver pensando em ir pra lá, a viagem é longa, é melho</w:t>
+      </w:r>
+      <w:bookmarkStart w:id="0" w:name="_GoBack"/>
+      <w:bookmarkEnd w:id="0"/>
+      <w:r>
+        <w:rPr>
+          <w:rFonts w:ascii="inherit" w:eastAsia="Times New Roman" w:hAnsi="inherit" w:cs="Segoe UI Historic"/>
+          <w:noProof/>
+          <w:color w:val="080809"/>
+          <w:sz w:val="23"/>
+          <w:szCs w:val="23"/>
+          <w:lang w:eastAsia="pt-BR"/>
+        </w:rPr>
+        <w:t>r levar uma casaco.</w:t>
+      </w:r>
+    </w:p>
+    <w:p>
+      <w:pPr>
+        <w:shd w:val="clear" w:color="auto" w:fill="FFFFFF"/>
+        <w:spacing w:after="0" w:line="240" w:lineRule="auto"/>
         <w:jc w:val="center"/>
         <w:rPr>
           <w:rFonts w:ascii="inherit" w:eastAsia="Times New Roman" w:hAnsi="inherit" w:cs="Segoe UI Historic"/>
@@ -15,7 +185,283 @@
           <w:lang w:eastAsia="pt-BR"/>
         </w:rPr>
       </w:pPr>
-      <w:bookmarkStart w:id="0" w:name="_GoBack"/>
+    </w:p>
+    <w:p>
+      <w:pPr>
+        <w:shd w:val="clear" w:color="auto" w:fill="FFFFFF"/>
+        <w:spacing w:after="0" w:line="240" w:lineRule="auto"/>
+        <w:jc w:val="center"/>
+        <w:rPr>
+          <w:rFonts w:ascii="inherit" w:eastAsia="Times New Roman" w:hAnsi="inherit" w:cs="Segoe UI Historic"/>
+          <w:color w:val="080809"/>
+          <w:sz w:val="23"/>
+          <w:szCs w:val="23"/>
+          <w:lang w:eastAsia="pt-BR"/>
+        </w:rPr>
+      </w:pPr>
+      <w:r>
+        <w:rPr>
+          <w:rFonts w:ascii="inherit" w:eastAsia="Times New Roman" w:hAnsi="inherit" w:cs="Segoe UI Historic"/>
+          <w:noProof/>
+          <w:color w:val="080809"/>
+          <w:sz w:val="23"/>
+          <w:szCs w:val="23"/>
+          <w:lang w:eastAsia="pt-BR"/>
+        </w:rPr>
+        <w:drawing>
+          <wp:inline distT="0" distB="0" distL="0" distR="0" wp14:anchorId="3AC4BEC8" wp14:editId="28D7C850">
+            <wp:extent cx="2714625" cy="2130526"/>
+            <wp:effectExtent l="0" t="0" r="0" b="3175"/>
+            <wp:docPr id="1" name="Imagem 1"/>
+            <wp:cNvGraphicFramePr>
+              <a:graphicFrameLocks xmlns:a="http://schemas.openxmlformats.org/drawingml/2006/main" noChangeAspect="1"/>
+            </wp:cNvGraphicFramePr>
+            <a:graphic xmlns:a="http://schemas.openxmlformats.org/drawingml/2006/main">
+              <a:graphicData uri="http://schemas.openxmlformats.org/drawingml/2006/picture">
+                <pic:pic xmlns:pic="http://schemas.openxmlformats.org/drawingml/2006/picture">
+                  <pic:nvPicPr>
+                    <pic:cNvPr id="0" name="Picture 1"/>
+                    <pic:cNvPicPr>
+                      <a:picLocks noChangeAspect="1" noChangeArrowheads="1"/>
+                    </pic:cNvPicPr>
+                  </pic:nvPicPr>
+                  <pic:blipFill>
+                    <a:blip r:embed="rId4" cstate="print">
+                      <a:extLst>
+                        <a:ext uri="{28A0092B-C50C-407E-A947-70E740481C1C}">
+                          <a14:useLocalDpi xmlns:a14="http://schemas.microsoft.com/office/drawing/2010/main" val="0"/>
+                        </a:ext>
+                      </a:extLst>
+                    </a:blip>
+                    <a:srcRect/>
+                    <a:stretch>
+                      <a:fillRect/>
+                    </a:stretch>
+                  </pic:blipFill>
+                  <pic:spPr bwMode="auto">
+                    <a:xfrm>
+                      <a:off x="0" y="0"/>
+                      <a:ext cx="2741902" cy="2151934"/>
+                    </a:xfrm>
+                    <a:prstGeom prst="rect">
+                      <a:avLst/>
+                    </a:prstGeom>
+                    <a:noFill/>
+                    <a:ln>
+                      <a:noFill/>
+                    </a:ln>
+                  </pic:spPr>
+                </pic:pic>
+              </a:graphicData>
+            </a:graphic>
+          </wp:inline>
+        </w:drawing>
+      </w:r>
+    </w:p>
+    <w:p>
+      <w:pPr>
+        <w:shd w:val="clear" w:color="auto" w:fill="FFFFFF"/>
+        <w:spacing w:after="0" w:line="240" w:lineRule="auto"/>
+        <w:ind w:left="2124"/>
+        <w:jc w:val="both"/>
+        <w:rPr>
+          <w:rFonts w:ascii="inherit" w:eastAsia="Times New Roman" w:hAnsi="inherit" w:cs="Segoe UI Historic"/>
+          <w:color w:val="080809"/>
+          <w:sz w:val="23"/>
+          <w:szCs w:val="23"/>
+          <w:lang w:eastAsia="pt-BR"/>
+        </w:rPr>
+      </w:pPr>
+      <w:r>
+        <w:rPr>
+          <w:rFonts w:ascii="inherit" w:eastAsia="Times New Roman" w:hAnsi="inherit" w:cs="Segoe UI Historic"/>
+          <w:color w:val="080809"/>
+          <w:sz w:val="23"/>
+          <w:szCs w:val="23"/>
+          <w:lang w:eastAsia="pt-BR"/>
+        </w:rPr>
+        <w:t>...</w:t>
+      </w:r>
+    </w:p>
+    <w:p>
+      <w:pPr>
+        <w:shd w:val="clear" w:color="auto" w:fill="FFFFFF"/>
+        <w:spacing w:after="0" w:line="240" w:lineRule="auto"/>
+        <w:ind w:left="2124"/>
+        <w:jc w:val="both"/>
+        <w:rPr>
+          <w:rFonts w:ascii="inherit" w:eastAsia="Times New Roman" w:hAnsi="inherit" w:cs="Segoe UI Historic"/>
+          <w:color w:val="080809"/>
+          <w:sz w:val="23"/>
+          <w:szCs w:val="23"/>
+          <w:lang w:eastAsia="pt-BR"/>
+        </w:rPr>
+      </w:pPr>
+      <w:r>
+        <w:rPr>
+          <w:rFonts w:ascii="inherit" w:eastAsia="Times New Roman" w:hAnsi="inherit" w:cs="Segoe UI Historic"/>
+          <w:color w:val="080809"/>
+          <w:sz w:val="23"/>
+          <w:szCs w:val="23"/>
+          <w:lang w:eastAsia="pt-BR"/>
+        </w:rPr>
+        <w:t>-Arrancou o moirão da cerca pra te bater</w:t>
+      </w:r>
+    </w:p>
+    <w:p>
+      <w:pPr>
+        <w:shd w:val="clear" w:color="auto" w:fill="FFFFFF"/>
+        <w:spacing w:after="0" w:line="240" w:lineRule="auto"/>
+        <w:ind w:left="2124"/>
+        <w:jc w:val="both"/>
+        <w:rPr>
+          <w:rFonts w:ascii="inherit" w:eastAsia="Times New Roman" w:hAnsi="inherit" w:cs="Segoe UI Historic"/>
+          <w:color w:val="080809"/>
+          <w:sz w:val="23"/>
+          <w:szCs w:val="23"/>
+          <w:lang w:eastAsia="pt-BR"/>
+        </w:rPr>
+      </w:pPr>
+      <w:r>
+        <w:rPr>
+          <w:rFonts w:ascii="inherit" w:eastAsia="Times New Roman" w:hAnsi="inherit" w:cs="Segoe UI Historic"/>
+          <w:color w:val="080809"/>
+          <w:sz w:val="23"/>
+          <w:szCs w:val="23"/>
+          <w:lang w:eastAsia="pt-BR"/>
+        </w:rPr>
+        <w:t>-Escolheu um que tinha prego</w:t>
+      </w:r>
+    </w:p>
+    <w:p>
+      <w:pPr>
+        <w:shd w:val="clear" w:color="auto" w:fill="FFFFFF"/>
+        <w:spacing w:after="0" w:line="240" w:lineRule="auto"/>
+        <w:ind w:left="2124"/>
+        <w:jc w:val="both"/>
+        <w:rPr>
+          <w:rFonts w:ascii="inherit" w:eastAsia="Times New Roman" w:hAnsi="inherit" w:cs="Segoe UI Historic"/>
+          <w:color w:val="080809"/>
+          <w:sz w:val="23"/>
+          <w:szCs w:val="23"/>
+          <w:lang w:eastAsia="pt-BR"/>
+        </w:rPr>
+      </w:pPr>
+      <w:r>
+        <w:rPr>
+          <w:rFonts w:ascii="inherit" w:eastAsia="Times New Roman" w:hAnsi="inherit" w:cs="Segoe UI Historic"/>
+          <w:color w:val="080809"/>
+          <w:sz w:val="23"/>
+          <w:szCs w:val="23"/>
+          <w:lang w:eastAsia="pt-BR"/>
+        </w:rPr>
+        <w:t>-Jogou óleo quente em cima de você</w:t>
+      </w:r>
+    </w:p>
+    <w:p>
+      <w:pPr>
+        <w:shd w:val="clear" w:color="auto" w:fill="FFFFFF"/>
+        <w:spacing w:after="0" w:line="240" w:lineRule="auto"/>
+        <w:ind w:left="2124"/>
+        <w:jc w:val="both"/>
+        <w:rPr>
+          <w:rFonts w:ascii="inherit" w:eastAsia="Times New Roman" w:hAnsi="inherit" w:cs="Segoe UI Historic"/>
+          <w:color w:val="080809"/>
+          <w:sz w:val="23"/>
+          <w:szCs w:val="23"/>
+          <w:lang w:eastAsia="pt-BR"/>
+        </w:rPr>
+      </w:pPr>
+      <w:r>
+        <w:rPr>
+          <w:rFonts w:ascii="inherit" w:eastAsia="Times New Roman" w:hAnsi="inherit" w:cs="Segoe UI Historic"/>
+          <w:color w:val="080809"/>
+          <w:sz w:val="23"/>
+          <w:szCs w:val="23"/>
+          <w:lang w:eastAsia="pt-BR"/>
+        </w:rPr>
+        <w:t>-Entregou você pra polícia</w:t>
+      </w:r>
+    </w:p>
+    <w:p>
+      <w:pPr>
+        <w:shd w:val="clear" w:color="auto" w:fill="FFFFFF"/>
+        <w:spacing w:after="0" w:line="240" w:lineRule="auto"/>
+        <w:ind w:left="2124"/>
+        <w:jc w:val="both"/>
+        <w:rPr>
+          <w:rFonts w:ascii="inherit" w:eastAsia="Times New Roman" w:hAnsi="inherit" w:cs="Segoe UI Historic"/>
+          <w:color w:val="080809"/>
+          <w:sz w:val="23"/>
+          <w:szCs w:val="23"/>
+          <w:lang w:eastAsia="pt-BR"/>
+        </w:rPr>
+      </w:pPr>
+    </w:p>
+    <w:p>
+      <w:pPr>
+        <w:shd w:val="clear" w:color="auto" w:fill="FFFFFF"/>
+        <w:spacing w:after="0" w:line="240" w:lineRule="auto"/>
+        <w:ind w:left="2124"/>
+        <w:jc w:val="both"/>
+        <w:rPr>
+          <w:rFonts w:ascii="inherit" w:eastAsia="Times New Roman" w:hAnsi="inherit" w:cs="Segoe UI Historic"/>
+          <w:color w:val="080809"/>
+          <w:sz w:val="23"/>
+          <w:szCs w:val="23"/>
+          <w:lang w:eastAsia="pt-BR"/>
+        </w:rPr>
+      </w:pPr>
+      <w:proofErr w:type="gramStart"/>
+      <w:r>
+        <w:rPr>
+          <w:rFonts w:ascii="inherit" w:eastAsia="Times New Roman" w:hAnsi="inherit" w:cs="Segoe UI Historic"/>
+          <w:color w:val="080809"/>
+          <w:sz w:val="23"/>
+          <w:szCs w:val="23"/>
+          <w:lang w:eastAsia="pt-BR"/>
+        </w:rPr>
+        <w:t>É Por</w:t>
+      </w:r>
+      <w:proofErr w:type="gramEnd"/>
+      <w:r>
+        <w:rPr>
+          <w:rFonts w:ascii="inherit" w:eastAsia="Times New Roman" w:hAnsi="inherit" w:cs="Segoe UI Historic"/>
+          <w:color w:val="080809"/>
+          <w:sz w:val="23"/>
+          <w:szCs w:val="23"/>
+          <w:lang w:eastAsia="pt-BR"/>
+        </w:rPr>
+        <w:t xml:space="preserve"> causa dessa lista e outros itens assim, que prefiro viver sozinho com meus bichos.</w:t>
+      </w:r>
+    </w:p>
+    <w:p>
+      <w:pPr>
+        <w:shd w:val="clear" w:color="auto" w:fill="FFFFFF"/>
+        <w:spacing w:after="0" w:line="240" w:lineRule="auto"/>
+        <w:jc w:val="center"/>
+        <w:rPr>
+          <w:rFonts w:ascii="inherit" w:eastAsia="Times New Roman" w:hAnsi="inherit" w:cs="Segoe UI Historic"/>
+          <w:color w:val="080809"/>
+          <w:sz w:val="23"/>
+          <w:szCs w:val="23"/>
+          <w:lang w:eastAsia="pt-BR"/>
+        </w:rPr>
+      </w:pPr>
+    </w:p>
+    <w:p>
+      <w:pPr>
+        <w:shd w:val="clear" w:color="auto" w:fill="FFFFFF"/>
+        <w:spacing w:after="0" w:line="240" w:lineRule="auto"/>
+        <w:jc w:val="center"/>
+        <w:rPr>
+          <w:rFonts w:ascii="inherit" w:eastAsia="Times New Roman" w:hAnsi="inherit" w:cs="Segoe UI Historic"/>
+          <w:color w:val="080809"/>
+          <w:sz w:val="23"/>
+          <w:szCs w:val="23"/>
+          <w:lang w:eastAsia="pt-BR"/>
+        </w:rPr>
+      </w:pPr>
     </w:p>
     <w:p>
       <w:pPr>
@@ -113,7 +559,6 @@
         <w:t>Horta tinha faixa na torcida, nunca vi isso, um presidente de clube sendo ovacionado no Maracanã. As faixas falavam pro Horta contratar que a torcida garante.</w:t>
       </w:r>
     </w:p>
-    <w:bookmarkEnd w:id="0"/>
     <w:p>
       <w:pPr>
         <w:shd w:val="clear" w:color="auto" w:fill="FFFFFF"/>
@@ -211,47 +656,7 @@
           <w:szCs w:val="23"/>
           <w:lang w:eastAsia="pt-BR"/>
         </w:rPr>
-        <w:t>Também gostaria que isso de clubes brasileiros virando SAF signifique q</w:t>
-      </w:r>
-      <w:r>
-        <w:rPr>
-          <w:rFonts w:ascii="inherit" w:eastAsia="Times New Roman" w:hAnsi="inherit" w:cs="Segoe UI Historic"/>
-          <w:color w:val="080809"/>
-          <w:sz w:val="23"/>
-          <w:szCs w:val="23"/>
-          <w:lang w:eastAsia="pt-BR"/>
-        </w:rPr>
-        <w:t>ue os clubes brasileiros pass</w:t>
-      </w:r>
-      <w:r>
-        <w:rPr>
-          <w:rFonts w:ascii="inherit" w:eastAsia="Times New Roman" w:hAnsi="inherit" w:cs="Segoe UI Historic"/>
-          <w:color w:val="080809"/>
-          <w:sz w:val="23"/>
-          <w:szCs w:val="23"/>
-          <w:lang w:eastAsia="pt-BR"/>
-        </w:rPr>
-        <w:t>arão</w:t>
-      </w:r>
-      <w:r>
-        <w:rPr>
-          <w:rFonts w:ascii="inherit" w:eastAsia="Times New Roman" w:hAnsi="inherit" w:cs="Segoe UI Historic"/>
-          <w:color w:val="080809"/>
-          <w:sz w:val="23"/>
-          <w:szCs w:val="23"/>
-          <w:lang w:eastAsia="pt-BR"/>
-        </w:rPr>
-        <w:t xml:space="preserve"> a ter nível pra disputar a Copa do Mundo de Clubes e que isso valorize as ligas latino-americanas em relação às ligas europeias</w:t>
-      </w:r>
-      <w:r>
-        <w:rPr>
-          <w:rFonts w:ascii="inherit" w:eastAsia="Times New Roman" w:hAnsi="inherit" w:cs="Segoe UI Historic"/>
-          <w:color w:val="080809"/>
-          <w:sz w:val="23"/>
-          <w:szCs w:val="23"/>
-          <w:lang w:eastAsia="pt-BR"/>
-        </w:rPr>
-        <w:t>.</w:t>
+        <w:t>Também gostaria que isso de clubes brasileiros virando SAF signifique que os clubes brasileiros passarão a ter nível pra disputar a Copa do Mundo de Clubes e que isso valorize as ligas latino-americanas em relação às ligas europeias.</w:t>
       </w:r>
     </w:p>
     <w:p>
@@ -515,8 +920,158 @@
           <w:szCs w:val="23"/>
           <w:lang w:eastAsia="pt-BR"/>
         </w:rPr>
+        <w:t xml:space="preserve">Depois desse pensamento, não olhava mais pro mundo como antes, era o mesmo mundo, mas agora meu olho desenhava o mundo na imaginação, procurava o contorno das coisas, lembro que cheguei a desenhar alguns de meus primeiros desenhos de olho fechado, era eu com um lápis em frente à folha branca, parado de olho fechado, até fazer o desenho todo, ou boa parte dele, pra só depois abrir os olhos e passar </w:t>
+      </w:r>
+      <w:proofErr w:type="spellStart"/>
+      <w:r>
+        <w:rPr>
+          <w:rFonts w:ascii="inherit" w:eastAsia="Times New Roman" w:hAnsi="inherit" w:cs="Segoe UI Historic"/>
+          <w:color w:val="080809"/>
+          <w:sz w:val="23"/>
+          <w:szCs w:val="23"/>
+          <w:lang w:eastAsia="pt-BR"/>
+        </w:rPr>
+        <w:t>pro</w:t>
+      </w:r>
+      <w:proofErr w:type="spellEnd"/>
+      <w:r>
+        <w:rPr>
+          <w:rFonts w:ascii="inherit" w:eastAsia="Times New Roman" w:hAnsi="inherit" w:cs="Segoe UI Historic"/>
+          <w:color w:val="080809"/>
+          <w:sz w:val="23"/>
+          <w:szCs w:val="23"/>
+          <w:lang w:eastAsia="pt-BR"/>
+        </w:rPr>
+        <w:t xml:space="preserve"> papel o desenho que tinha desenhado na imaginação.</w:t>
+      </w:r>
+    </w:p>
+    <w:p>
+      <w:pPr>
+        <w:shd w:val="clear" w:color="auto" w:fill="FFFFFF"/>
+        <w:spacing w:after="0" w:line="240" w:lineRule="auto"/>
+        <w:jc w:val="both"/>
+        <w:rPr>
+          <w:rFonts w:ascii="inherit" w:eastAsia="Times New Roman" w:hAnsi="inherit" w:cs="Segoe UI Historic"/>
+          <w:color w:val="080809"/>
+          <w:sz w:val="23"/>
+          <w:szCs w:val="23"/>
+          <w:lang w:eastAsia="pt-BR"/>
+        </w:rPr>
+      </w:pPr>
+      <w:r>
+        <w:rPr>
+          <w:rFonts w:ascii="inherit" w:eastAsia="Times New Roman" w:hAnsi="inherit" w:cs="Segoe UI Historic"/>
+          <w:color w:val="080809"/>
+          <w:sz w:val="23"/>
+          <w:szCs w:val="23"/>
+          <w:lang w:eastAsia="pt-BR"/>
+        </w:rPr>
+        <w:t>Os desenhistas sabem do que estou falando, ser desenhista é muito mais uma maneira de ver o mundo que a habilidade de desenhar, ou a habilidade de “passar o desenho pro papel”. Com o tempo, o próprio lápis vai aprendendo a desenhar e a gente não precisa mais perder esse tempo de imaginar de olhos fechados, é só soltar o lápis na folha branca que ele já lê o pensamento da gente e passa o que está na imaginação pro papel.</w:t>
+      </w:r>
+    </w:p>
+    <w:p>
+      <w:pPr>
+        <w:shd w:val="clear" w:color="auto" w:fill="FFFFFF"/>
+        <w:spacing w:after="0" w:line="240" w:lineRule="auto"/>
+        <w:jc w:val="both"/>
+        <w:rPr>
+          <w:rFonts w:ascii="inherit" w:eastAsia="Times New Roman" w:hAnsi="inherit" w:cs="Segoe UI Historic"/>
+          <w:color w:val="080809"/>
+          <w:sz w:val="23"/>
+          <w:szCs w:val="23"/>
+          <w:lang w:eastAsia="pt-BR"/>
+        </w:rPr>
+      </w:pPr>
+      <w:r>
+        <w:rPr>
+          <w:rFonts w:ascii="inherit" w:eastAsia="Times New Roman" w:hAnsi="inherit" w:cs="Segoe UI Historic"/>
+          <w:color w:val="080809"/>
+          <w:sz w:val="23"/>
+          <w:szCs w:val="23"/>
+          <w:lang w:eastAsia="pt-BR"/>
+        </w:rPr>
+        <w:t xml:space="preserve">Esse pensamento mora em mim até hoje, mas foi mudando com o tempo, outra ideia de criança, essa já mais velho, que lembro, foi uma ideia da época da “alfabetização”, a alfabetização era uma etapa do ensino regular, anterior ao ensino básico, hoje não existe mais, a alfabetização vinha antes da primeira série. A professora deu uma aula que ficou gravada na minha cabeça até hoje, que saudade da Dona </w:t>
+      </w:r>
+      <w:proofErr w:type="spellStart"/>
+      <w:r>
+        <w:rPr>
+          <w:rFonts w:ascii="inherit" w:eastAsia="Times New Roman" w:hAnsi="inherit" w:cs="Segoe UI Historic"/>
+          <w:color w:val="080809"/>
+          <w:sz w:val="23"/>
+          <w:szCs w:val="23"/>
+          <w:lang w:eastAsia="pt-BR"/>
+        </w:rPr>
+        <w:t>Devoni</w:t>
+      </w:r>
+      <w:proofErr w:type="spellEnd"/>
+      <w:r>
+        <w:rPr>
+          <w:rFonts w:ascii="inherit" w:eastAsia="Times New Roman" w:hAnsi="inherit" w:cs="Segoe UI Historic"/>
+          <w:color w:val="080809"/>
+          <w:sz w:val="23"/>
+          <w:szCs w:val="23"/>
+          <w:lang w:eastAsia="pt-BR"/>
+        </w:rPr>
+        <w:t>, ela contou a história dos números, de como eles apareceram no pensamento da humanidade, contou a história de um pastor que ainda não conhecia os números e por isso contava suas ovelhas separando pedrinhas, cada pedrinha equivalia a uma ovelha, dessa maneira ele podia saber se tinha alguma ovelha faltando, quando ela falou do sistema decimal, ficou tudo claro na minha mente, ela disse que a gente contava do zero ao o nove e depois repetia os números um e zero pra fazer o dez porque a gente tinha dez dedos e usava os dedos pra contar.</w:t>
+      </w:r>
+    </w:p>
+    <w:p>
+      <w:pPr>
+        <w:shd w:val="clear" w:color="auto" w:fill="FFFFFF"/>
+        <w:spacing w:after="0" w:line="240" w:lineRule="auto"/>
+        <w:jc w:val="both"/>
+        <w:rPr>
+          <w:rFonts w:ascii="inherit" w:eastAsia="Times New Roman" w:hAnsi="inherit" w:cs="Segoe UI Historic"/>
+          <w:color w:val="080809"/>
+          <w:sz w:val="23"/>
+          <w:szCs w:val="23"/>
+          <w:lang w:eastAsia="pt-BR"/>
+        </w:rPr>
+      </w:pPr>
+      <w:r>
+        <w:rPr>
+          <w:rFonts w:ascii="inherit" w:eastAsia="Times New Roman" w:hAnsi="inherit" w:cs="Segoe UI Historic"/>
+          <w:color w:val="080809"/>
+          <w:sz w:val="23"/>
+          <w:szCs w:val="23"/>
+          <w:lang w:eastAsia="pt-BR"/>
+        </w:rPr>
+        <w:t xml:space="preserve">Nesse dia meu pensamento encontrou as linhas do mundo em tudo, até nas coisas abstratas, que tanto me intrigavam, as coisas abstratas eram diferentes, era difícil </w:t>
+      </w:r>
+      <w:r>
+        <w:rPr>
+          <w:rFonts w:ascii="inherit" w:eastAsia="Times New Roman" w:hAnsi="inherit" w:cs="Segoe UI Historic"/>
+          <w:color w:val="080809"/>
+          <w:sz w:val="23"/>
+          <w:szCs w:val="23"/>
+          <w:lang w:eastAsia="pt-BR"/>
+        </w:rPr>
         <w:lastRenderedPageBreak/>
-        <w:t xml:space="preserve">Depois desse pensamento, não olhava mais pro mundo como antes, era o mesmo mundo, mas agora meu olho desenhava o mundo na imaginação, procurava o contorno das coisas, lembro que cheguei a desenhar alguns de meus primeiros desenhos de olho fechado, era eu com um lápis em frente à folha branca, parado de olho fechado, até fazer o desenho todo, ou boa parte dele, pra só depois abrir os olhos e passar </w:t>
+        <w:t>desenhar a fumaça que evaporava da panela, as linhas do mundo se dissolviam no ar e desapareciam, nessa época imaginei que se existisse Deus, ele tinha feito as nuvens de pincel.</w:t>
+      </w:r>
+    </w:p>
+    <w:p>
+      <w:pPr>
+        <w:shd w:val="clear" w:color="auto" w:fill="FFFFFF"/>
+        <w:spacing w:after="0" w:line="240" w:lineRule="auto"/>
+        <w:jc w:val="both"/>
+        <w:rPr>
+          <w:rFonts w:ascii="inherit" w:eastAsia="Times New Roman" w:hAnsi="inherit" w:cs="Segoe UI Historic"/>
+          <w:color w:val="080809"/>
+          <w:sz w:val="23"/>
+          <w:szCs w:val="23"/>
+          <w:lang w:eastAsia="pt-BR"/>
+        </w:rPr>
+      </w:pPr>
+      <w:r>
+        <w:rPr>
+          <w:rFonts w:ascii="inherit" w:eastAsia="Times New Roman" w:hAnsi="inherit" w:cs="Segoe UI Historic"/>
+          <w:color w:val="080809"/>
+          <w:sz w:val="23"/>
+          <w:szCs w:val="23"/>
+          <w:lang w:eastAsia="pt-BR"/>
+        </w:rPr>
+        <w:t xml:space="preserve">Aquele pensamento de que usamos o sistema decimal porque temos 10 dedos foi o que faltava, a gente enxergava as linhas do mundo e desenhava as coisas, não porque o mundo fosse dividido em linhas, mas porque a gente era separado do mundo por uma casca, a gente e o mundo era um interno e externo, as coisas que existem eram as coisas de dentro e de fora da gente, é assim que </w:t>
       </w:r>
       <w:proofErr w:type="spellStart"/>
       <w:r>
@@ -527,7 +1082,7 @@
           <w:szCs w:val="23"/>
           <w:lang w:eastAsia="pt-BR"/>
         </w:rPr>
-        <w:t>pro</w:t>
+        <w:t>agente</w:t>
       </w:r>
       <w:proofErr w:type="spellEnd"/>
       <w:r>
@@ -538,55 +1093,68 @@
           <w:szCs w:val="23"/>
           <w:lang w:eastAsia="pt-BR"/>
         </w:rPr>
-        <w:t xml:space="preserve"> papel o desenho que tinha desenhado na imaginação.</w:t>
-      </w:r>
-    </w:p>
-    <w:p>
-      <w:pPr>
-        <w:shd w:val="clear" w:color="auto" w:fill="FFFFFF"/>
-        <w:spacing w:after="0" w:line="240" w:lineRule="auto"/>
-        <w:jc w:val="both"/>
-        <w:rPr>
-          <w:rFonts w:ascii="inherit" w:eastAsia="Times New Roman" w:hAnsi="inherit" w:cs="Segoe UI Historic"/>
-          <w:color w:val="080809"/>
-          <w:sz w:val="23"/>
-          <w:szCs w:val="23"/>
-          <w:lang w:eastAsia="pt-BR"/>
-        </w:rPr>
-      </w:pPr>
-      <w:r>
-        <w:rPr>
-          <w:rFonts w:ascii="inherit" w:eastAsia="Times New Roman" w:hAnsi="inherit" w:cs="Segoe UI Historic"/>
-          <w:color w:val="080809"/>
-          <w:sz w:val="23"/>
-          <w:szCs w:val="23"/>
-          <w:lang w:eastAsia="pt-BR"/>
-        </w:rPr>
-        <w:t>Os desenhistas sabem do que estou falando, ser desenhista é muito mais uma maneira de ver o mundo que a habilidade de desenhar, ou a habilidade de “passar o desenho pro papel”. Com o tempo, o próprio lápis vai aprendendo a desenhar e a gente não precisa mais perder esse tempo de imaginar de olhos fechados, é só soltar o lápis na folha branca que ele já lê o pensamento da gente e passa o que está na imaginação pro papel.</w:t>
-      </w:r>
-    </w:p>
-    <w:p>
-      <w:pPr>
-        <w:shd w:val="clear" w:color="auto" w:fill="FFFFFF"/>
-        <w:spacing w:after="0" w:line="240" w:lineRule="auto"/>
-        <w:jc w:val="both"/>
-        <w:rPr>
-          <w:rFonts w:ascii="inherit" w:eastAsia="Times New Roman" w:hAnsi="inherit" w:cs="Segoe UI Historic"/>
-          <w:color w:val="080809"/>
-          <w:sz w:val="23"/>
-          <w:szCs w:val="23"/>
-          <w:lang w:eastAsia="pt-BR"/>
-        </w:rPr>
-      </w:pPr>
-      <w:r>
-        <w:rPr>
-          <w:rFonts w:ascii="inherit" w:eastAsia="Times New Roman" w:hAnsi="inherit" w:cs="Segoe UI Historic"/>
-          <w:color w:val="080809"/>
-          <w:sz w:val="23"/>
-          <w:szCs w:val="23"/>
-          <w:lang w:eastAsia="pt-BR"/>
-        </w:rPr>
-        <w:t xml:space="preserve">Esse pensamento mora em mim até hoje, mas foi mudando com o tempo, outra ideia de criança, essa já mais velho, que lembro, foi uma ideia da época da “alfabetização”, a alfabetização era uma etapa do ensino regular, anterior ao ensino básico, hoje não existe mais, a alfabetização vinha antes da primeira série. A professora deu uma aula que ficou gravada na minha cabeça até hoje, que saudade da Dona </w:t>
+        <w:t xml:space="preserve"> pensa, porque é assim que a gente é. Agora não jogava mais objetos da janela do quarto andar, abria portas repentinamente pra pegar o mundo de surpresa, queria saber se o mundo acontecia, mesmo quando eu não estava olhando, fala a verdade: “Quem nunca fez isso quando era criança? </w:t>
+      </w:r>
+    </w:p>
+    <w:p>
+      <w:pPr>
+        <w:shd w:val="clear" w:color="auto" w:fill="FFFFFF"/>
+        <w:spacing w:after="0" w:line="240" w:lineRule="auto"/>
+        <w:jc w:val="both"/>
+        <w:rPr>
+          <w:rFonts w:ascii="inherit" w:eastAsia="Times New Roman" w:hAnsi="inherit" w:cs="Segoe UI Historic"/>
+          <w:color w:val="080809"/>
+          <w:sz w:val="23"/>
+          <w:szCs w:val="23"/>
+          <w:lang w:eastAsia="pt-BR"/>
+        </w:rPr>
+      </w:pPr>
+      <w:r>
+        <w:rPr>
+          <w:rFonts w:ascii="inherit" w:eastAsia="Times New Roman" w:hAnsi="inherit" w:cs="Segoe UI Historic"/>
+          <w:color w:val="080809"/>
+          <w:sz w:val="23"/>
+          <w:szCs w:val="23"/>
+          <w:lang w:eastAsia="pt-BR"/>
+        </w:rPr>
+        <w:t>Hoje, lendo Capra, entendo que quando a gente vê um copo com vinho dentro de uma tigela transparente, sabemos por inferência que o vinho está dentro da tigela porque está dentro do copo que está dentro da tigela, o vinho pode não estar dentro da tigela pra alguém que vê de outro jeito, as coisas não são o que são de um jeito absoluto, independente do jeito que a gente vê e que a gente que vê é.</w:t>
+      </w:r>
+    </w:p>
+    <w:p>
+      <w:pPr>
+        <w:jc w:val="both"/>
+      </w:pPr>
+    </w:p>
+    <w:p>
+      <w:pPr>
+        <w:jc w:val="center"/>
+      </w:pPr>
+      <w:r>
+        <w:t>UM EXÉRCITO DE ORCS</w:t>
+      </w:r>
+    </w:p>
+    <w:p>
+      <w:pPr>
+        <w:shd w:val="clear" w:color="auto" w:fill="FFFFFF"/>
+        <w:spacing w:after="0" w:line="240" w:lineRule="auto"/>
+        <w:jc w:val="both"/>
+        <w:rPr>
+          <w:rFonts w:ascii="inherit" w:eastAsia="Times New Roman" w:hAnsi="inherit" w:cs="Segoe UI Historic"/>
+          <w:color w:val="080809"/>
+          <w:sz w:val="23"/>
+          <w:szCs w:val="23"/>
+          <w:lang w:eastAsia="pt-BR"/>
+        </w:rPr>
+      </w:pPr>
+      <w:r>
+        <w:rPr>
+          <w:rFonts w:ascii="inherit" w:eastAsia="Times New Roman" w:hAnsi="inherit" w:cs="Segoe UI Historic"/>
+          <w:color w:val="080809"/>
+          <w:sz w:val="23"/>
+          <w:szCs w:val="23"/>
+          <w:lang w:eastAsia="pt-BR"/>
+        </w:rPr>
+        <w:t xml:space="preserve">Não sei se todo mundo que assistiu àqueles filmes de batalhas que tem exércitos de </w:t>
       </w:r>
       <w:proofErr w:type="spellStart"/>
       <w:r>
@@ -597,7 +1165,7 @@
           <w:szCs w:val="23"/>
           <w:lang w:eastAsia="pt-BR"/>
         </w:rPr>
-        <w:t>Devoni</w:t>
+        <w:t>orcs</w:t>
       </w:r>
       <w:proofErr w:type="spellEnd"/>
       <w:r>
@@ -608,159 +1176,6 @@
           <w:szCs w:val="23"/>
           <w:lang w:eastAsia="pt-BR"/>
         </w:rPr>
-        <w:t>, ela contou a história dos números, de como eles apareceram no pensamento da humanidade, contou a história de um pastor que ainda não conhecia os números e por isso contava suas ovelhas separando pedrinhas, cada pedrinha equivalia a uma ovelha, dessa maneira ele podia saber se tinha alguma ovelha faltando, quando ela falou do sistema decimal, ficou tudo claro na minha mente, ela disse que a gente contava do zero ao o nove e depois repetia os números um e zero pra fazer o dez porque a gente tinha dez dedos e usava os dedos pra contar.</w:t>
-      </w:r>
-    </w:p>
-    <w:p>
-      <w:pPr>
-        <w:shd w:val="clear" w:color="auto" w:fill="FFFFFF"/>
-        <w:spacing w:after="0" w:line="240" w:lineRule="auto"/>
-        <w:jc w:val="both"/>
-        <w:rPr>
-          <w:rFonts w:ascii="inherit" w:eastAsia="Times New Roman" w:hAnsi="inherit" w:cs="Segoe UI Historic"/>
-          <w:color w:val="080809"/>
-          <w:sz w:val="23"/>
-          <w:szCs w:val="23"/>
-          <w:lang w:eastAsia="pt-BR"/>
-        </w:rPr>
-      </w:pPr>
-      <w:r>
-        <w:rPr>
-          <w:rFonts w:ascii="inherit" w:eastAsia="Times New Roman" w:hAnsi="inherit" w:cs="Segoe UI Historic"/>
-          <w:color w:val="080809"/>
-          <w:sz w:val="23"/>
-          <w:szCs w:val="23"/>
-          <w:lang w:eastAsia="pt-BR"/>
-        </w:rPr>
-        <w:t>Nesse dia meu pensamento encontrou as linhas do mundo em tudo, até nas coisas abstratas, que tanto me intrigavam, as coisas abstratas eram diferentes, era difícil desenhar a fumaça que evaporava da panela, as linhas do mundo se dissolviam no ar e desapareciam, nessa época imaginei que se existisse Deus, ele tinha feito as nuvens de pincel.</w:t>
-      </w:r>
-    </w:p>
-    <w:p>
-      <w:pPr>
-        <w:shd w:val="clear" w:color="auto" w:fill="FFFFFF"/>
-        <w:spacing w:after="0" w:line="240" w:lineRule="auto"/>
-        <w:jc w:val="both"/>
-        <w:rPr>
-          <w:rFonts w:ascii="inherit" w:eastAsia="Times New Roman" w:hAnsi="inherit" w:cs="Segoe UI Historic"/>
-          <w:color w:val="080809"/>
-          <w:sz w:val="23"/>
-          <w:szCs w:val="23"/>
-          <w:lang w:eastAsia="pt-BR"/>
-        </w:rPr>
-      </w:pPr>
-      <w:r>
-        <w:rPr>
-          <w:rFonts w:ascii="inherit" w:eastAsia="Times New Roman" w:hAnsi="inherit" w:cs="Segoe UI Historic"/>
-          <w:color w:val="080809"/>
-          <w:sz w:val="23"/>
-          <w:szCs w:val="23"/>
-          <w:lang w:eastAsia="pt-BR"/>
-        </w:rPr>
-        <w:t xml:space="preserve">Aquele pensamento de que usamos o sistema decimal porque temos 10 dedos foi o que faltava, a gente enxergava as linhas do mundo e desenhava as coisas, não porque o mundo fosse dividido em linhas, mas porque a gente era separado do mundo por uma casca, a gente e o mundo era um interno e externo, as coisas que existem eram as coisas de dentro e de fora da gente, é assim que </w:t>
-      </w:r>
-      <w:proofErr w:type="spellStart"/>
-      <w:r>
-        <w:rPr>
-          <w:rFonts w:ascii="inherit" w:eastAsia="Times New Roman" w:hAnsi="inherit" w:cs="Segoe UI Historic"/>
-          <w:color w:val="080809"/>
-          <w:sz w:val="23"/>
-          <w:szCs w:val="23"/>
-          <w:lang w:eastAsia="pt-BR"/>
-        </w:rPr>
-        <w:t>agente</w:t>
-      </w:r>
-      <w:proofErr w:type="spellEnd"/>
-      <w:r>
-        <w:rPr>
-          <w:rFonts w:ascii="inherit" w:eastAsia="Times New Roman" w:hAnsi="inherit" w:cs="Segoe UI Historic"/>
-          <w:color w:val="080809"/>
-          <w:sz w:val="23"/>
-          <w:szCs w:val="23"/>
-          <w:lang w:eastAsia="pt-BR"/>
-        </w:rPr>
-        <w:t xml:space="preserve"> pensa, porque é assim que a gente é. Agora não jogava mais objetos da janela do quarto andar, abria portas repentinamente pra pegar o mundo de surpresa, queria saber se o mundo acontecia, mesmo quando eu não estava olhando, fala a verdade: “Quem nunca fez isso quando era criança? </w:t>
-      </w:r>
-    </w:p>
-    <w:p>
-      <w:pPr>
-        <w:shd w:val="clear" w:color="auto" w:fill="FFFFFF"/>
-        <w:spacing w:after="0" w:line="240" w:lineRule="auto"/>
-        <w:jc w:val="both"/>
-        <w:rPr>
-          <w:rFonts w:ascii="inherit" w:eastAsia="Times New Roman" w:hAnsi="inherit" w:cs="Segoe UI Historic"/>
-          <w:color w:val="080809"/>
-          <w:sz w:val="23"/>
-          <w:szCs w:val="23"/>
-          <w:lang w:eastAsia="pt-BR"/>
-        </w:rPr>
-      </w:pPr>
-      <w:r>
-        <w:rPr>
-          <w:rFonts w:ascii="inherit" w:eastAsia="Times New Roman" w:hAnsi="inherit" w:cs="Segoe UI Historic"/>
-          <w:color w:val="080809"/>
-          <w:sz w:val="23"/>
-          <w:szCs w:val="23"/>
-          <w:lang w:eastAsia="pt-BR"/>
-        </w:rPr>
-        <w:t>Hoje, lendo Capra, entendo que quando a gente vê um copo com vinho dentro de uma tigela transparente, sabemos por inferência que o vinho está dentro da tigela porque está dentro do copo que está dentro da tigela, o vinho pode não estar dentro da tigela pra alguém que vê de outro jeito, as coisas não são o que são de um jeito absoluto, independente do jeito que a gente vê e que a gente que vê é.</w:t>
-      </w:r>
-    </w:p>
-    <w:p>
-      <w:pPr>
-        <w:jc w:val="both"/>
-      </w:pPr>
-    </w:p>
-    <w:p>
-      <w:pPr>
-        <w:jc w:val="center"/>
-      </w:pPr>
-      <w:r>
-        <w:t>UM EXÉRCITO DE ORCS</w:t>
-      </w:r>
-    </w:p>
-    <w:p>
-      <w:pPr>
-        <w:shd w:val="clear" w:color="auto" w:fill="FFFFFF"/>
-        <w:spacing w:after="0" w:line="240" w:lineRule="auto"/>
-        <w:jc w:val="both"/>
-        <w:rPr>
-          <w:rFonts w:ascii="inherit" w:eastAsia="Times New Roman" w:hAnsi="inherit" w:cs="Segoe UI Historic"/>
-          <w:color w:val="080809"/>
-          <w:sz w:val="23"/>
-          <w:szCs w:val="23"/>
-          <w:lang w:eastAsia="pt-BR"/>
-        </w:rPr>
-      </w:pPr>
-      <w:r>
-        <w:rPr>
-          <w:rFonts w:ascii="inherit" w:eastAsia="Times New Roman" w:hAnsi="inherit" w:cs="Segoe UI Historic"/>
-          <w:color w:val="080809"/>
-          <w:sz w:val="23"/>
-          <w:szCs w:val="23"/>
-          <w:lang w:eastAsia="pt-BR"/>
-        </w:rPr>
-        <w:t xml:space="preserve">Não sei se todo mundo que assistiu àqueles filmes de batalhas que tem exércitos de </w:t>
-      </w:r>
-      <w:proofErr w:type="spellStart"/>
-      <w:r>
-        <w:rPr>
-          <w:rFonts w:ascii="inherit" w:eastAsia="Times New Roman" w:hAnsi="inherit" w:cs="Segoe UI Historic"/>
-          <w:color w:val="080809"/>
-          <w:sz w:val="23"/>
-          <w:szCs w:val="23"/>
-          <w:lang w:eastAsia="pt-BR"/>
-        </w:rPr>
-        <w:t>orcs</w:t>
-      </w:r>
-      <w:proofErr w:type="spellEnd"/>
-      <w:r>
-        <w:rPr>
-          <w:rFonts w:ascii="inherit" w:eastAsia="Times New Roman" w:hAnsi="inherit" w:cs="Segoe UI Historic"/>
-          <w:color w:val="080809"/>
-          <w:sz w:val="23"/>
-          <w:szCs w:val="23"/>
-          <w:lang w:eastAsia="pt-BR"/>
-        </w:rPr>
         <w:t xml:space="preserve"> monstruosos, já se perguntou sobre a maneira que se reproduzem, se relacionam, socializam, criam seus filhos, etc. no tempo em que não estão batalhando.</w:t>
       </w:r>
     </w:p>
@@ -785,41 +1200,30 @@
           <w:szCs w:val="23"/>
           <w:lang w:eastAsia="pt-BR"/>
         </w:rPr>
-        <w:t>Fui no Chiquinho comprar 2 gomos de linguiça calabresa e um pouco de toucinho de barriga pra dar gosto no feijão</w:t>
-      </w:r>
-      <w:r>
-        <w:rPr>
-          <w:rFonts w:ascii="inherit" w:eastAsia="Times New Roman" w:hAnsi="inherit" w:cs="Segoe UI Historic"/>
-          <w:color w:val="080809"/>
-          <w:sz w:val="23"/>
-          <w:szCs w:val="23"/>
-          <w:lang w:eastAsia="pt-BR"/>
-        </w:rPr>
-        <w:t>, aí perguntei se tem pelanca, ele disse que o Giovani já levou.</w:t>
-      </w:r>
-    </w:p>
-    <w:p>
-      <w:pPr>
-        <w:shd w:val="clear" w:color="auto" w:fill="FFFFFF"/>
-        <w:spacing w:after="0" w:line="240" w:lineRule="auto"/>
-        <w:jc w:val="both"/>
-        <w:rPr>
-          <w:rFonts w:ascii="inherit" w:eastAsia="Times New Roman" w:hAnsi="inherit" w:cs="Segoe UI Historic"/>
-          <w:color w:val="080809"/>
-          <w:sz w:val="23"/>
-          <w:szCs w:val="23"/>
-          <w:lang w:eastAsia="pt-BR"/>
-        </w:rPr>
-      </w:pPr>
-      <w:r>
-        <w:rPr>
-          <w:rFonts w:ascii="inherit" w:eastAsia="Times New Roman" w:hAnsi="inherit" w:cs="Segoe UI Historic"/>
-          <w:color w:val="080809"/>
-          <w:sz w:val="23"/>
-          <w:szCs w:val="23"/>
-          <w:lang w:eastAsia="pt-BR"/>
-        </w:rPr>
-        <w:lastRenderedPageBreak/>
+        <w:t>Fui no Chiquinho comprar 2 gomos de linguiça calabresa e um pouco de toucinho de barriga pra dar gosto no feijão, aí perguntei se tem pelanca, ele disse que o Giovani já levou.</w:t>
+      </w:r>
+    </w:p>
+    <w:p>
+      <w:pPr>
+        <w:shd w:val="clear" w:color="auto" w:fill="FFFFFF"/>
+        <w:spacing w:after="0" w:line="240" w:lineRule="auto"/>
+        <w:jc w:val="both"/>
+        <w:rPr>
+          <w:rFonts w:ascii="inherit" w:eastAsia="Times New Roman" w:hAnsi="inherit" w:cs="Segoe UI Historic"/>
+          <w:color w:val="080809"/>
+          <w:sz w:val="23"/>
+          <w:szCs w:val="23"/>
+          <w:lang w:eastAsia="pt-BR"/>
+        </w:rPr>
+      </w:pPr>
+      <w:r>
+        <w:rPr>
+          <w:rFonts w:ascii="inherit" w:eastAsia="Times New Roman" w:hAnsi="inherit" w:cs="Segoe UI Historic"/>
+          <w:color w:val="080809"/>
+          <w:sz w:val="23"/>
+          <w:szCs w:val="23"/>
+          <w:lang w:eastAsia="pt-BR"/>
+        </w:rPr>
         <w:t>Vou começar a contar esse caso na cena da pelanca, poderia ter começado em outro ponto, é que na hora que vi aquela cena, achei que era um ponto bom pra começar, nem toda história tem que ser cronológica.</w:t>
       </w:r>
     </w:p>
@@ -851,6 +1255,7 @@
         </w:rPr>
       </w:pPr>
     </w:p>
+    <w:p/>
     <w:sectPr>
       <w:pgSz w:w="11906" w:h="16838"/>
       <w:pgMar w:top="1417" w:right="1701" w:bottom="1417" w:left="1701" w:header="708" w:footer="708" w:gutter="0"/>
@@ -1258,6 +1663,7 @@
   <w:style w:type="paragraph" w:default="1" w:styleId="Normal">
     <w:name w:val="Normal"/>
     <w:qFormat/>
+    <w:rsid w:val="00B9239F"/>
   </w:style>
   <w:style w:type="character" w:default="1" w:styleId="Fontepargpadro">
     <w:name w:val="Default Paragraph Font"/>

--- a/UM EXÉRCITO DE ORCS.docx
+++ b/UM EXÉRCITO DE ORCS.docx
@@ -6,160 +6,230 @@
       <w:pPr>
         <w:shd w:val="clear" w:color="auto" w:fill="FFFFFF"/>
         <w:spacing w:after="0" w:line="240" w:lineRule="auto"/>
-        <w:rPr>
-          <w:rFonts w:ascii="inherit" w:eastAsia="Times New Roman" w:hAnsi="inherit" w:cs="Segoe UI Historic"/>
-          <w:color w:val="080809"/>
-          <w:sz w:val="23"/>
-          <w:szCs w:val="23"/>
-          <w:lang w:eastAsia="pt-BR"/>
-        </w:rPr>
-      </w:pPr>
-      <w:r>
-        <w:rPr>
-          <w:rFonts w:ascii="inherit" w:eastAsia="Times New Roman" w:hAnsi="inherit" w:cs="Segoe UI Historic"/>
-          <w:color w:val="080809"/>
-          <w:sz w:val="23"/>
-          <w:szCs w:val="23"/>
-          <w:lang w:eastAsia="pt-BR"/>
-        </w:rPr>
-        <w:t>A galáxia mais próxima de nós é Andrômeda, a cerca de 2,5 milhões de anos-luz de distância</w:t>
-      </w:r>
-      <w:r>
-        <w:rPr>
-          <w:rFonts w:ascii="inherit" w:eastAsia="Times New Roman" w:hAnsi="inherit" w:cs="Segoe UI Historic"/>
-          <w:color w:val="080809"/>
-          <w:sz w:val="23"/>
-          <w:szCs w:val="23"/>
-          <w:lang w:eastAsia="pt-BR"/>
-        </w:rPr>
-        <w:t xml:space="preserve"> u</w:t>
-      </w:r>
-      <w:r>
-        <w:rPr>
-          <w:rFonts w:ascii="inherit" w:eastAsia="Times New Roman" w:hAnsi="inherit" w:cs="Segoe UI Historic"/>
-          <w:color w:val="080809"/>
-          <w:sz w:val="23"/>
-          <w:szCs w:val="23"/>
-          <w:lang w:eastAsia="pt-BR"/>
-        </w:rPr>
-        <w:t>m ano-luz é a distância que a luz percorre em um ano,</w:t>
-      </w:r>
-      <w:r>
-        <w:rPr>
-          <w:rFonts w:ascii="inherit" w:eastAsia="Times New Roman" w:hAnsi="inherit" w:cs="Segoe UI Historic"/>
-          <w:color w:val="080809"/>
-          <w:sz w:val="23"/>
-          <w:szCs w:val="23"/>
-          <w:lang w:eastAsia="pt-BR"/>
-        </w:rPr>
-        <w:t xml:space="preserve"> </w:t>
-      </w:r>
-      <w:r>
-        <w:rPr>
-          <w:rFonts w:ascii="inherit" w:eastAsia="Times New Roman" w:hAnsi="inherit" w:cs="Segoe UI Historic"/>
-          <w:color w:val="080809"/>
-          <w:sz w:val="23"/>
-          <w:szCs w:val="23"/>
-          <w:lang w:eastAsia="pt-BR"/>
-        </w:rPr>
-        <w:t>i</w:t>
-      </w:r>
-      <w:r>
-        <w:rPr>
-          <w:rFonts w:ascii="inherit" w:eastAsia="Times New Roman" w:hAnsi="inherit" w:cs="Segoe UI Historic"/>
-          <w:color w:val="080809"/>
-          <w:sz w:val="23"/>
-          <w:szCs w:val="23"/>
-          <w:lang w:eastAsia="pt-BR"/>
-        </w:rPr>
-        <w:t xml:space="preserve">sso significa que, mesmo viajando à velocidade da luz </w:t>
-      </w:r>
-      <w:r>
-        <w:rPr>
-          <w:rFonts w:ascii="inherit" w:eastAsia="Times New Roman" w:hAnsi="inherit" w:cs="Segoe UI Historic"/>
-          <w:color w:val="080809"/>
-          <w:sz w:val="23"/>
-          <w:szCs w:val="23"/>
-          <w:lang w:eastAsia="pt-BR"/>
-        </w:rPr>
-        <w:t>(</w:t>
-      </w:r>
-      <w:r>
-        <w:rPr>
-          <w:rFonts w:ascii="inherit" w:eastAsia="Times New Roman" w:hAnsi="inherit" w:cs="Segoe UI Historic"/>
-          <w:color w:val="080809"/>
-          <w:sz w:val="23"/>
-          <w:szCs w:val="23"/>
-          <w:lang w:eastAsia="pt-BR"/>
-        </w:rPr>
-        <w:t xml:space="preserve">aproximadamente </w:t>
-      </w:r>
-      <w:r>
-        <w:rPr>
-          <w:rFonts w:ascii="inherit" w:eastAsia="Times New Roman" w:hAnsi="inherit" w:cs="Segoe UI Historic"/>
-          <w:color w:val="080809"/>
-          <w:sz w:val="23"/>
-          <w:szCs w:val="23"/>
-          <w:lang w:eastAsia="pt-BR"/>
-        </w:rPr>
-        <w:t>300 mil</w:t>
-      </w:r>
-      <w:r>
-        <w:rPr>
-          <w:rFonts w:ascii="inherit" w:eastAsia="Times New Roman" w:hAnsi="inherit" w:cs="Segoe UI Historic"/>
-          <w:color w:val="080809"/>
-          <w:sz w:val="23"/>
-          <w:szCs w:val="23"/>
-          <w:lang w:eastAsia="pt-BR"/>
-        </w:rPr>
-        <w:t xml:space="preserve"> quilômetros por segundo</w:t>
-      </w:r>
-      <w:r>
-        <w:rPr>
-          <w:rFonts w:ascii="inherit" w:eastAsia="Times New Roman" w:hAnsi="inherit" w:cs="Segoe UI Historic"/>
-          <w:color w:val="080809"/>
-          <w:sz w:val="23"/>
-          <w:szCs w:val="23"/>
-          <w:lang w:eastAsia="pt-BR"/>
-        </w:rPr>
-        <w:t xml:space="preserve">), </w:t>
-      </w:r>
-      <w:r>
-        <w:rPr>
-          <w:rFonts w:ascii="inherit" w:eastAsia="Times New Roman" w:hAnsi="inherit" w:cs="Segoe UI Historic"/>
-          <w:color w:val="080809"/>
-          <w:sz w:val="23"/>
-          <w:szCs w:val="23"/>
-          <w:lang w:eastAsia="pt-BR"/>
-        </w:rPr>
-        <w:t>levaríamos 2,5 milhões de anos para chegar lá.</w:t>
-      </w:r>
-    </w:p>
-    <w:p>
-      <w:pPr>
-        <w:shd w:val="clear" w:color="auto" w:fill="FFFFFF"/>
-        <w:spacing w:after="0" w:line="240" w:lineRule="auto"/>
-        <w:rPr>
-          <w:rFonts w:ascii="inherit" w:eastAsia="Times New Roman" w:hAnsi="inherit" w:cs="Segoe UI Historic"/>
-          <w:color w:val="080809"/>
-          <w:sz w:val="23"/>
-          <w:szCs w:val="23"/>
-          <w:lang w:eastAsia="pt-BR"/>
-        </w:rPr>
-      </w:pPr>
-      <w:r>
-        <w:rPr>
-          <w:rFonts w:ascii="inherit" w:eastAsia="Times New Roman" w:hAnsi="inherit" w:cs="Segoe UI Historic"/>
-          <w:noProof/>
-          <w:color w:val="080809"/>
-          <w:sz w:val="23"/>
-          <w:szCs w:val="23"/>
-          <w:lang w:eastAsia="pt-BR"/>
-        </w:rPr>
-        <w:t>Se alguém estiver pensando em ir pra lá, a viagem é longa, é melho</w:t>
-      </w:r>
+        <w:jc w:val="both"/>
+        <w:rPr>
+          <w:rFonts w:ascii="inherit" w:eastAsia="Times New Roman" w:hAnsi="inherit" w:cs="Segoe UI Historic"/>
+          <w:color w:val="080809"/>
+          <w:sz w:val="23"/>
+          <w:szCs w:val="23"/>
+          <w:lang w:eastAsia="pt-BR"/>
+        </w:rPr>
+      </w:pPr>
+    </w:p>
+    <w:p>
+      <w:pPr>
+        <w:shd w:val="clear" w:color="auto" w:fill="FFFFFF"/>
+        <w:spacing w:after="0" w:line="240" w:lineRule="auto"/>
+        <w:jc w:val="both"/>
+        <w:rPr>
+          <w:rFonts w:ascii="inherit" w:eastAsia="Times New Roman" w:hAnsi="inherit" w:cs="Segoe UI Historic"/>
+          <w:color w:val="080809"/>
+          <w:sz w:val="23"/>
+          <w:szCs w:val="23"/>
+          <w:lang w:eastAsia="pt-BR"/>
+        </w:rPr>
+      </w:pPr>
       <w:bookmarkStart w:id="0" w:name="_GoBack"/>
       <w:bookmarkEnd w:id="0"/>
+    </w:p>
+    <w:p>
+      <w:pPr>
+        <w:shd w:val="clear" w:color="auto" w:fill="FFFFFF"/>
+        <w:spacing w:after="0" w:line="240" w:lineRule="auto"/>
+        <w:jc w:val="both"/>
+        <w:rPr>
+          <w:rFonts w:ascii="inherit" w:eastAsia="Times New Roman" w:hAnsi="inherit" w:cs="Segoe UI Historic"/>
+          <w:color w:val="080809"/>
+          <w:sz w:val="23"/>
+          <w:szCs w:val="23"/>
+          <w:lang w:eastAsia="pt-BR"/>
+        </w:rPr>
+      </w:pPr>
+      <w:r>
+        <w:rPr>
+          <w:rFonts w:ascii="inherit" w:eastAsia="Times New Roman" w:hAnsi="inherit" w:cs="Segoe UI Historic"/>
+          <w:color w:val="080809"/>
+          <w:sz w:val="23"/>
+          <w:szCs w:val="23"/>
+          <w:lang w:eastAsia="pt-BR"/>
+        </w:rPr>
+        <w:t>Quando saí naquela bicicleta e apareceram as ladeiras da estrada pra subir, percebi que aquele era o meu caminho, que o caminho de todo mundo tem ladeiras pra subir e aquelas eram as minhas, isso me dava força</w:t>
+      </w:r>
+      <w:r>
+        <w:rPr>
+          <w:rFonts w:ascii="inherit" w:eastAsia="Times New Roman" w:hAnsi="inherit" w:cs="Segoe UI Historic"/>
+          <w:color w:val="080809"/>
+          <w:sz w:val="23"/>
+          <w:szCs w:val="23"/>
+          <w:lang w:eastAsia="pt-BR"/>
+        </w:rPr>
+        <w:t>.</w:t>
+      </w:r>
+    </w:p>
+    <w:p>
+      <w:pPr>
+        <w:shd w:val="clear" w:color="auto" w:fill="FFFFFF"/>
+        <w:spacing w:after="0" w:line="240" w:lineRule="auto"/>
+        <w:jc w:val="both"/>
+        <w:rPr>
+          <w:rFonts w:ascii="inherit" w:eastAsia="Times New Roman" w:hAnsi="inherit" w:cs="Segoe UI Historic"/>
+          <w:color w:val="080809"/>
+          <w:sz w:val="23"/>
+          <w:szCs w:val="23"/>
+          <w:lang w:eastAsia="pt-BR"/>
+        </w:rPr>
+      </w:pPr>
+    </w:p>
+    <w:p>
+      <w:pPr>
+        <w:shd w:val="clear" w:color="auto" w:fill="FFFFFF"/>
+        <w:spacing w:after="0" w:line="240" w:lineRule="auto"/>
+        <w:rPr>
+          <w:rFonts w:ascii="inherit" w:eastAsia="Times New Roman" w:hAnsi="inherit" w:cs="Segoe UI Historic"/>
+          <w:color w:val="080809"/>
+          <w:sz w:val="23"/>
+          <w:szCs w:val="23"/>
+          <w:lang w:eastAsia="pt-BR"/>
+        </w:rPr>
+      </w:pPr>
+    </w:p>
+    <w:p>
+      <w:pPr>
+        <w:shd w:val="clear" w:color="auto" w:fill="FFFFFF"/>
+        <w:spacing w:after="0" w:line="240" w:lineRule="auto"/>
+        <w:jc w:val="both"/>
+        <w:rPr>
+          <w:rFonts w:ascii="inherit" w:eastAsia="Times New Roman" w:hAnsi="inherit" w:cs="Segoe UI Historic"/>
+          <w:color w:val="080809"/>
+          <w:sz w:val="23"/>
+          <w:szCs w:val="23"/>
+          <w:lang w:eastAsia="pt-BR"/>
+        </w:rPr>
+      </w:pPr>
+      <w:r>
+        <w:rPr>
+          <w:rFonts w:ascii="inherit" w:eastAsia="Times New Roman" w:hAnsi="inherit" w:cs="Segoe UI Historic"/>
+          <w:color w:val="080809"/>
+          <w:sz w:val="23"/>
+          <w:szCs w:val="23"/>
+          <w:lang w:eastAsia="pt-BR"/>
+        </w:rPr>
+        <w:t>A galáxia mais próxima de nós é Andrômeda, a cerca de 2,5 milhões de anos-luz de distância</w:t>
+      </w:r>
+      <w:r>
+        <w:rPr>
+          <w:rFonts w:ascii="inherit" w:eastAsia="Times New Roman" w:hAnsi="inherit" w:cs="Segoe UI Historic"/>
+          <w:color w:val="080809"/>
+          <w:sz w:val="23"/>
+          <w:szCs w:val="23"/>
+          <w:lang w:eastAsia="pt-BR"/>
+        </w:rPr>
+        <w:t xml:space="preserve"> u</w:t>
+      </w:r>
+      <w:r>
+        <w:rPr>
+          <w:rFonts w:ascii="inherit" w:eastAsia="Times New Roman" w:hAnsi="inherit" w:cs="Segoe UI Historic"/>
+          <w:color w:val="080809"/>
+          <w:sz w:val="23"/>
+          <w:szCs w:val="23"/>
+          <w:lang w:eastAsia="pt-BR"/>
+        </w:rPr>
+        <w:t xml:space="preserve">m ano-luz é a distância que a luz percorre em um ano, </w:t>
+      </w:r>
+      <w:r>
+        <w:rPr>
+          <w:rFonts w:ascii="inherit" w:eastAsia="Times New Roman" w:hAnsi="inherit" w:cs="Segoe UI Historic"/>
+          <w:color w:val="080809"/>
+          <w:sz w:val="23"/>
+          <w:szCs w:val="23"/>
+          <w:lang w:eastAsia="pt-BR"/>
+        </w:rPr>
+        <w:t>i</w:t>
+      </w:r>
+      <w:r>
+        <w:rPr>
+          <w:rFonts w:ascii="inherit" w:eastAsia="Times New Roman" w:hAnsi="inherit" w:cs="Segoe UI Historic"/>
+          <w:color w:val="080809"/>
+          <w:sz w:val="23"/>
+          <w:szCs w:val="23"/>
+          <w:lang w:eastAsia="pt-BR"/>
+        </w:rPr>
+        <w:t xml:space="preserve">sso significa que, mesmo viajando à velocidade da luz </w:t>
+      </w:r>
+      <w:r>
+        <w:rPr>
+          <w:rFonts w:ascii="inherit" w:eastAsia="Times New Roman" w:hAnsi="inherit" w:cs="Segoe UI Historic"/>
+          <w:color w:val="080809"/>
+          <w:sz w:val="23"/>
+          <w:szCs w:val="23"/>
+          <w:lang w:eastAsia="pt-BR"/>
+        </w:rPr>
+        <w:t>(</w:t>
+      </w:r>
+      <w:r>
+        <w:rPr>
+          <w:rFonts w:ascii="inherit" w:eastAsia="Times New Roman" w:hAnsi="inherit" w:cs="Segoe UI Historic"/>
+          <w:color w:val="080809"/>
+          <w:sz w:val="23"/>
+          <w:szCs w:val="23"/>
+          <w:lang w:eastAsia="pt-BR"/>
+        </w:rPr>
+        <w:t xml:space="preserve">aproximadamente </w:t>
+      </w:r>
+      <w:r>
+        <w:rPr>
+          <w:rFonts w:ascii="inherit" w:eastAsia="Times New Roman" w:hAnsi="inherit" w:cs="Segoe UI Historic"/>
+          <w:color w:val="080809"/>
+          <w:sz w:val="23"/>
+          <w:szCs w:val="23"/>
+          <w:lang w:eastAsia="pt-BR"/>
+        </w:rPr>
+        <w:t>300 mil</w:t>
+      </w:r>
+      <w:r>
+        <w:rPr>
+          <w:rFonts w:ascii="inherit" w:eastAsia="Times New Roman" w:hAnsi="inherit" w:cs="Segoe UI Historic"/>
+          <w:color w:val="080809"/>
+          <w:sz w:val="23"/>
+          <w:szCs w:val="23"/>
+          <w:lang w:eastAsia="pt-BR"/>
+        </w:rPr>
+        <w:t xml:space="preserve"> quilômetros por segundo</w:t>
+      </w:r>
+      <w:r>
+        <w:rPr>
+          <w:rFonts w:ascii="inherit" w:eastAsia="Times New Roman" w:hAnsi="inherit" w:cs="Segoe UI Historic"/>
+          <w:color w:val="080809"/>
+          <w:sz w:val="23"/>
+          <w:szCs w:val="23"/>
+          <w:lang w:eastAsia="pt-BR"/>
+        </w:rPr>
+        <w:t xml:space="preserve">), </w:t>
+      </w:r>
+      <w:r>
+        <w:rPr>
+          <w:rFonts w:ascii="inherit" w:eastAsia="Times New Roman" w:hAnsi="inherit" w:cs="Segoe UI Historic"/>
+          <w:color w:val="080809"/>
+          <w:sz w:val="23"/>
+          <w:szCs w:val="23"/>
+          <w:lang w:eastAsia="pt-BR"/>
+        </w:rPr>
+        <w:t>levaríamos 2,5 milhões de anos para chegar lá.</w:t>
+      </w:r>
+    </w:p>
+    <w:p>
+      <w:pPr>
+        <w:shd w:val="clear" w:color="auto" w:fill="FFFFFF"/>
+        <w:spacing w:after="0" w:line="240" w:lineRule="auto"/>
+        <w:jc w:val="both"/>
+        <w:rPr>
+          <w:rFonts w:ascii="inherit" w:eastAsia="Times New Roman" w:hAnsi="inherit" w:cs="Segoe UI Historic"/>
+          <w:color w:val="080809"/>
+          <w:sz w:val="23"/>
+          <w:szCs w:val="23"/>
+          <w:lang w:eastAsia="pt-BR"/>
+        </w:rPr>
+      </w:pPr>
       <w:r>
         <w:rPr>
           <w:rFonts w:ascii="inherit" w:eastAsia="Times New Roman" w:hAnsi="inherit" w:cs="Segoe UI Historic"/>
@@ -169,7 +239,7 @@
           <w:szCs w:val="23"/>
           <w:lang w:eastAsia="pt-BR"/>
         </w:rPr>
-        <w:t>r levar uma casaco.</w:t>
+        <w:t>Se alguém estiver pensando em ir pra lá, a viagem é longa, é melhor levar uma casaco.</w:t>
       </w:r>
     </w:p>
     <w:p>
@@ -632,7 +702,18 @@
           <w:szCs w:val="23"/>
           <w:lang w:eastAsia="pt-BR"/>
         </w:rPr>
-        <w:t xml:space="preserve">Talvez virar SAF seja mesmo inevitável, assim como foi inevitável, muitos anos atrás, estampar a marca do patrocinador na camisa com mais destaque até que o escudo do clube. Espero que virar SAF para o Fluminense, signifique disputar na parte de cima da tabela de todos os torneios que estivermos disputando, que disputemos os melhores torneios, que sejamos campeões com frequência. </w:t>
+        <w:t xml:space="preserve">Talvez virar SAF seja mesmo inevitável, assim como foi inevitável, muitos anos atrás, estampar a marca do patrocinador na camisa com mais destaque até que o escudo do clube. Espero que virar SAF para o Fluminense, signifique disputar na parte de cima da </w:t>
+      </w:r>
+      <w:r>
+        <w:rPr>
+          <w:rFonts w:ascii="inherit" w:eastAsia="Times New Roman" w:hAnsi="inherit" w:cs="Segoe UI Historic"/>
+          <w:color w:val="080809"/>
+          <w:sz w:val="23"/>
+          <w:szCs w:val="23"/>
+          <w:lang w:eastAsia="pt-BR"/>
+        </w:rPr>
+        <w:lastRenderedPageBreak/>
+        <w:t xml:space="preserve">tabela de todos os torneios que estivermos disputando, que disputemos os melhores torneios, que sejamos campeões com frequência. </w:t>
       </w:r>
     </w:p>
     <w:p>
@@ -1012,31 +1093,7 @@
           <w:szCs w:val="23"/>
           <w:lang w:eastAsia="pt-BR"/>
         </w:rPr>
-        <w:t>, ela contou a história dos números, de como eles apareceram no pensamento da humanidade, contou a história de um pastor que ainda não conhecia os números e por isso contava suas ovelhas separando pedrinhas, cada pedrinha equivalia a uma ovelha, dessa maneira ele podia saber se tinha alguma ovelha faltando, quando ela falou do sistema decimal, ficou tudo claro na minha mente, ela disse que a gente contava do zero ao o nove e depois repetia os números um e zero pra fazer o dez porque a gente tinha dez dedos e usava os dedos pra contar.</w:t>
-      </w:r>
-    </w:p>
-    <w:p>
-      <w:pPr>
-        <w:shd w:val="clear" w:color="auto" w:fill="FFFFFF"/>
-        <w:spacing w:after="0" w:line="240" w:lineRule="auto"/>
-        <w:jc w:val="both"/>
-        <w:rPr>
-          <w:rFonts w:ascii="inherit" w:eastAsia="Times New Roman" w:hAnsi="inherit" w:cs="Segoe UI Historic"/>
-          <w:color w:val="080809"/>
-          <w:sz w:val="23"/>
-          <w:szCs w:val="23"/>
-          <w:lang w:eastAsia="pt-BR"/>
-        </w:rPr>
-      </w:pPr>
-      <w:r>
-        <w:rPr>
-          <w:rFonts w:ascii="inherit" w:eastAsia="Times New Roman" w:hAnsi="inherit" w:cs="Segoe UI Historic"/>
-          <w:color w:val="080809"/>
-          <w:sz w:val="23"/>
-          <w:szCs w:val="23"/>
-          <w:lang w:eastAsia="pt-BR"/>
-        </w:rPr>
-        <w:t xml:space="preserve">Nesse dia meu pensamento encontrou as linhas do mundo em tudo, até nas coisas abstratas, que tanto me intrigavam, as coisas abstratas eram diferentes, era difícil </w:t>
+        <w:t xml:space="preserve">, ela contou a história dos números, de como eles apareceram no pensamento da humanidade, contou a história de um pastor que ainda não conhecia os números e por isso contava suas </w:t>
       </w:r>
       <w:r>
         <w:rPr>
@@ -1047,7 +1104,31 @@
           <w:lang w:eastAsia="pt-BR"/>
         </w:rPr>
         <w:lastRenderedPageBreak/>
-        <w:t>desenhar a fumaça que evaporava da panela, as linhas do mundo se dissolviam no ar e desapareciam, nessa época imaginei que se existisse Deus, ele tinha feito as nuvens de pincel.</w:t>
+        <w:t>ovelhas separando pedrinhas, cada pedrinha equivalia a uma ovelha, dessa maneira ele podia saber se tinha alguma ovelha faltando, quando ela falou do sistema decimal, ficou tudo claro na minha mente, ela disse que a gente contava do zero ao o nove e depois repetia os números um e zero pra fazer o dez porque a gente tinha dez dedos e usava os dedos pra contar.</w:t>
+      </w:r>
+    </w:p>
+    <w:p>
+      <w:pPr>
+        <w:shd w:val="clear" w:color="auto" w:fill="FFFFFF"/>
+        <w:spacing w:after="0" w:line="240" w:lineRule="auto"/>
+        <w:jc w:val="both"/>
+        <w:rPr>
+          <w:rFonts w:ascii="inherit" w:eastAsia="Times New Roman" w:hAnsi="inherit" w:cs="Segoe UI Historic"/>
+          <w:color w:val="080809"/>
+          <w:sz w:val="23"/>
+          <w:szCs w:val="23"/>
+          <w:lang w:eastAsia="pt-BR"/>
+        </w:rPr>
+      </w:pPr>
+      <w:r>
+        <w:rPr>
+          <w:rFonts w:ascii="inherit" w:eastAsia="Times New Roman" w:hAnsi="inherit" w:cs="Segoe UI Historic"/>
+          <w:color w:val="080809"/>
+          <w:sz w:val="23"/>
+          <w:szCs w:val="23"/>
+          <w:lang w:eastAsia="pt-BR"/>
+        </w:rPr>
+        <w:t>Nesse dia meu pensamento encontrou as linhas do mundo em tudo, até nas coisas abstratas, que tanto me intrigavam, as coisas abstratas eram diferentes, era difícil desenhar a fumaça que evaporava da panela, as linhas do mundo se dissolviam no ar e desapareciam, nessa época imaginei que se existisse Deus, ele tinha feito as nuvens de pincel.</w:t>
       </w:r>
     </w:p>
     <w:p>

--- a/UM EXÉRCITO DE ORCS.docx
+++ b/UM EXÉRCITO DE ORCS.docx
@@ -8,11 +8,11 @@
         <w:spacing w:after="0" w:line="240" w:lineRule="auto"/>
         <w:jc w:val="both"/>
         <w:rPr>
-          <w:rFonts w:ascii="inherit" w:eastAsia="Times New Roman" w:hAnsi="inherit" w:cs="Segoe UI Historic"/>
-          <w:color w:val="080809"/>
-          <w:sz w:val="23"/>
-          <w:szCs w:val="23"/>
-          <w:lang w:eastAsia="pt-BR"/>
+          <w:rFonts w:ascii="Segoe UI Historic" w:hAnsi="Segoe UI Historic" w:cs="Segoe UI Historic"/>
+          <w:color w:val="080809"/>
+          <w:sz w:val="23"/>
+          <w:szCs w:val="23"/>
+          <w:shd w:val="clear" w:color="auto" w:fill="FFFFFF"/>
         </w:rPr>
       </w:pPr>
     </w:p>
@@ -31,6 +31,30 @@
       </w:pPr>
       <w:bookmarkStart w:id="0" w:name="_GoBack"/>
       <w:bookmarkEnd w:id="0"/>
+      <w:r>
+        <w:rPr>
+          <w:rFonts w:ascii="Segoe UI Historic" w:hAnsi="Segoe UI Historic" w:cs="Segoe UI Historic"/>
+          <w:color w:val="080809"/>
+          <w:sz w:val="23"/>
+          <w:szCs w:val="23"/>
+          <w:shd w:val="clear" w:color="auto" w:fill="FFFFFF"/>
+        </w:rPr>
+        <w:t>Cada um acredita no que quiser, mas não pode esquecer que a sua fé é apenas uma de todas as fezes.</w:t>
+      </w:r>
+    </w:p>
+    <w:p>
+      <w:pPr>
+        <w:shd w:val="clear" w:color="auto" w:fill="FFFFFF"/>
+        <w:spacing w:after="0" w:line="240" w:lineRule="auto"/>
+        <w:jc w:val="both"/>
+        <w:rPr>
+          <w:rFonts w:ascii="inherit" w:eastAsia="Times New Roman" w:hAnsi="inherit" w:cs="Segoe UI Historic"/>
+          <w:color w:val="080809"/>
+          <w:sz w:val="23"/>
+          <w:szCs w:val="23"/>
+          <w:lang w:eastAsia="pt-BR"/>
+        </w:rPr>
+      </w:pPr>
     </w:p>
     <w:p>
       <w:pPr>
@@ -702,18 +726,8 @@
           <w:szCs w:val="23"/>
           <w:lang w:eastAsia="pt-BR"/>
         </w:rPr>
-        <w:t xml:space="preserve">Talvez virar SAF seja mesmo inevitável, assim como foi inevitável, muitos anos atrás, estampar a marca do patrocinador na camisa com mais destaque até que o escudo do clube. Espero que virar SAF para o Fluminense, signifique disputar na parte de cima da </w:t>
-      </w:r>
-      <w:r>
-        <w:rPr>
-          <w:rFonts w:ascii="inherit" w:eastAsia="Times New Roman" w:hAnsi="inherit" w:cs="Segoe UI Historic"/>
-          <w:color w:val="080809"/>
-          <w:sz w:val="23"/>
-          <w:szCs w:val="23"/>
-          <w:lang w:eastAsia="pt-BR"/>
-        </w:rPr>
         <w:lastRenderedPageBreak/>
-        <w:t xml:space="preserve">tabela de todos os torneios que estivermos disputando, que disputemos os melhores torneios, que sejamos campeões com frequência. </w:t>
+        <w:t xml:space="preserve">Talvez virar SAF seja mesmo inevitável, assim como foi inevitável, muitos anos atrás, estampar a marca do patrocinador na camisa com mais destaque até que o escudo do clube. Espero que virar SAF para o Fluminense, signifique disputar na parte de cima da tabela de todos os torneios que estivermos disputando, que disputemos os melhores torneios, que sejamos campeões com frequência. </w:t>
       </w:r>
     </w:p>
     <w:p>
@@ -1071,7 +1085,18 @@
           <w:szCs w:val="23"/>
           <w:lang w:eastAsia="pt-BR"/>
         </w:rPr>
-        <w:t xml:space="preserve">Esse pensamento mora em mim até hoje, mas foi mudando com o tempo, outra ideia de criança, essa já mais velho, que lembro, foi uma ideia da época da “alfabetização”, a alfabetização era uma etapa do ensino regular, anterior ao ensino básico, hoje não existe mais, a alfabetização vinha antes da primeira série. A professora deu uma aula que ficou gravada na minha cabeça até hoje, que saudade da Dona </w:t>
+        <w:t xml:space="preserve">Esse pensamento mora em mim até hoje, mas foi mudando com o tempo, outra ideia de criança, essa já mais velho, que lembro, foi uma ideia da época da “alfabetização”, a alfabetização era uma etapa do ensino regular, anterior ao ensino básico, hoje não existe mais, a alfabetização vinha antes da primeira série. A professora deu uma aula que ficou </w:t>
+      </w:r>
+      <w:r>
+        <w:rPr>
+          <w:rFonts w:ascii="inherit" w:eastAsia="Times New Roman" w:hAnsi="inherit" w:cs="Segoe UI Historic"/>
+          <w:color w:val="080809"/>
+          <w:sz w:val="23"/>
+          <w:szCs w:val="23"/>
+          <w:lang w:eastAsia="pt-BR"/>
+        </w:rPr>
+        <w:lastRenderedPageBreak/>
+        <w:t xml:space="preserve">gravada na minha cabeça até hoje, que saudade da Dona </w:t>
       </w:r>
       <w:proofErr w:type="spellStart"/>
       <w:r>
@@ -1093,18 +1118,7 @@
           <w:szCs w:val="23"/>
           <w:lang w:eastAsia="pt-BR"/>
         </w:rPr>
-        <w:t xml:space="preserve">, ela contou a história dos números, de como eles apareceram no pensamento da humanidade, contou a história de um pastor que ainda não conhecia os números e por isso contava suas </w:t>
-      </w:r>
-      <w:r>
-        <w:rPr>
-          <w:rFonts w:ascii="inherit" w:eastAsia="Times New Roman" w:hAnsi="inherit" w:cs="Segoe UI Historic"/>
-          <w:color w:val="080809"/>
-          <w:sz w:val="23"/>
-          <w:szCs w:val="23"/>
-          <w:lang w:eastAsia="pt-BR"/>
-        </w:rPr>
-        <w:lastRenderedPageBreak/>
-        <w:t>ovelhas separando pedrinhas, cada pedrinha equivalia a uma ovelha, dessa maneira ele podia saber se tinha alguma ovelha faltando, quando ela falou do sistema decimal, ficou tudo claro na minha mente, ela disse que a gente contava do zero ao o nove e depois repetia os números um e zero pra fazer o dez porque a gente tinha dez dedos e usava os dedos pra contar.</w:t>
+        <w:t>, ela contou a história dos números, de como eles apareceram no pensamento da humanidade, contou a história de um pastor que ainda não conhecia os números e por isso contava suas ovelhas separando pedrinhas, cada pedrinha equivalia a uma ovelha, dessa maneira ele podia saber se tinha alguma ovelha faltando, quando ela falou do sistema decimal, ficou tudo claro na minha mente, ela disse que a gente contava do zero ao o nove e depois repetia os números um e zero pra fazer o dez porque a gente tinha dez dedos e usava os dedos pra contar.</w:t>
       </w:r>
     </w:p>
     <w:p>

--- a/UM EXÉRCITO DE ORCS.docx
+++ b/UM EXÉRCITO DE ORCS.docx
@@ -22,15 +22,43 @@
         <w:spacing w:after="0" w:line="240" w:lineRule="auto"/>
         <w:jc w:val="both"/>
         <w:rPr>
-          <w:rFonts w:ascii="inherit" w:eastAsia="Times New Roman" w:hAnsi="inherit" w:cs="Segoe UI Historic"/>
-          <w:color w:val="080809"/>
-          <w:sz w:val="23"/>
-          <w:szCs w:val="23"/>
-          <w:lang w:eastAsia="pt-BR"/>
+          <w:rFonts w:ascii="Segoe UI Historic" w:hAnsi="Segoe UI Historic" w:cs="Segoe UI Historic"/>
+          <w:color w:val="080809"/>
+          <w:sz w:val="23"/>
+          <w:szCs w:val="23"/>
+          <w:shd w:val="clear" w:color="auto" w:fill="FFFFFF"/>
         </w:rPr>
       </w:pPr>
       <w:bookmarkStart w:id="0" w:name="_GoBack"/>
       <w:bookmarkEnd w:id="0"/>
+    </w:p>
+    <w:p>
+      <w:pPr>
+        <w:shd w:val="clear" w:color="auto" w:fill="FFFFFF"/>
+        <w:spacing w:after="0" w:line="240" w:lineRule="auto"/>
+        <w:jc w:val="both"/>
+        <w:rPr>
+          <w:rFonts w:ascii="Segoe UI Historic" w:hAnsi="Segoe UI Historic" w:cs="Segoe UI Historic"/>
+          <w:color w:val="080809"/>
+          <w:sz w:val="23"/>
+          <w:szCs w:val="23"/>
+          <w:shd w:val="clear" w:color="auto" w:fill="FFFFFF"/>
+        </w:rPr>
+      </w:pPr>
+    </w:p>
+    <w:p>
+      <w:pPr>
+        <w:shd w:val="clear" w:color="auto" w:fill="FFFFFF"/>
+        <w:spacing w:after="0" w:line="240" w:lineRule="auto"/>
+        <w:jc w:val="both"/>
+        <w:rPr>
+          <w:rFonts w:ascii="inherit" w:eastAsia="Times New Roman" w:hAnsi="inherit" w:cs="Segoe UI Historic"/>
+          <w:color w:val="080809"/>
+          <w:sz w:val="23"/>
+          <w:szCs w:val="23"/>
+          <w:lang w:eastAsia="pt-BR"/>
+        </w:rPr>
+      </w:pPr>
       <w:r>
         <w:rPr>
           <w:rFonts w:ascii="Segoe UI Historic" w:hAnsi="Segoe UI Historic" w:cs="Segoe UI Historic"/>
@@ -688,6 +716,7 @@
           <w:szCs w:val="23"/>
           <w:lang w:eastAsia="pt-BR"/>
         </w:rPr>
+        <w:lastRenderedPageBreak/>
         <w:t>Fluminense SAF</w:t>
       </w:r>
     </w:p>
@@ -726,377 +755,376 @@
           <w:szCs w:val="23"/>
           <w:lang w:eastAsia="pt-BR"/>
         </w:rPr>
+        <w:t xml:space="preserve">Talvez virar SAF seja mesmo inevitável, assim como foi inevitável, muitos anos atrás, estampar a marca do patrocinador na camisa com mais destaque até que o escudo do clube. Espero que virar SAF para o Fluminense, signifique disputar na parte de cima da tabela de todos os torneios que estivermos disputando, que disputemos os melhores torneios, que sejamos campeões com frequência. </w:t>
+      </w:r>
+    </w:p>
+    <w:p>
+      <w:pPr>
+        <w:shd w:val="clear" w:color="auto" w:fill="FFFFFF"/>
+        <w:spacing w:after="0" w:line="240" w:lineRule="auto"/>
+        <w:jc w:val="both"/>
+        <w:rPr>
+          <w:rFonts w:ascii="inherit" w:eastAsia="Times New Roman" w:hAnsi="inherit" w:cs="Segoe UI Historic"/>
+          <w:color w:val="080809"/>
+          <w:sz w:val="23"/>
+          <w:szCs w:val="23"/>
+          <w:lang w:eastAsia="pt-BR"/>
+        </w:rPr>
+      </w:pPr>
+      <w:r>
+        <w:rPr>
+          <w:rFonts w:ascii="inherit" w:eastAsia="Times New Roman" w:hAnsi="inherit" w:cs="Segoe UI Historic"/>
+          <w:color w:val="080809"/>
+          <w:sz w:val="23"/>
+          <w:szCs w:val="23"/>
+          <w:lang w:eastAsia="pt-BR"/>
+        </w:rPr>
+        <w:t>Também gostaria que isso de clubes brasileiros virando SAF signifique que os clubes brasileiros passarão a ter nível pra disputar a Copa do Mundo de Clubes e que isso valorize as ligas latino-americanas em relação às ligas europeias.</w:t>
+      </w:r>
+    </w:p>
+    <w:p>
+      <w:pPr>
+        <w:shd w:val="clear" w:color="auto" w:fill="FFFFFF"/>
+        <w:spacing w:after="0" w:line="240" w:lineRule="auto"/>
+        <w:jc w:val="center"/>
+        <w:rPr>
+          <w:rFonts w:ascii="inherit" w:eastAsia="Times New Roman" w:hAnsi="inherit" w:cs="Segoe UI Historic"/>
+          <w:color w:val="080809"/>
+          <w:sz w:val="23"/>
+          <w:szCs w:val="23"/>
+          <w:lang w:eastAsia="pt-BR"/>
+        </w:rPr>
+      </w:pPr>
+    </w:p>
+    <w:p>
+      <w:pPr>
+        <w:shd w:val="clear" w:color="auto" w:fill="FFFFFF"/>
+        <w:spacing w:after="0" w:line="240" w:lineRule="auto"/>
+        <w:jc w:val="center"/>
+        <w:rPr>
+          <w:rFonts w:ascii="inherit" w:eastAsia="Times New Roman" w:hAnsi="inherit" w:cs="Segoe UI Historic"/>
+          <w:color w:val="080809"/>
+          <w:sz w:val="23"/>
+          <w:szCs w:val="23"/>
+          <w:lang w:eastAsia="pt-BR"/>
+        </w:rPr>
+      </w:pPr>
+      <w:r>
+        <w:rPr>
+          <w:rFonts w:ascii="inherit" w:eastAsia="Times New Roman" w:hAnsi="inherit" w:cs="Segoe UI Historic"/>
+          <w:color w:val="080809"/>
+          <w:sz w:val="23"/>
+          <w:szCs w:val="23"/>
+          <w:lang w:eastAsia="pt-BR"/>
+        </w:rPr>
+        <w:t>PENSAMENTO ESSENCIALMENTE FILOSÓFICO</w:t>
+      </w:r>
+    </w:p>
+    <w:p>
+      <w:pPr>
+        <w:shd w:val="clear" w:color="auto" w:fill="FFFFFF"/>
+        <w:spacing w:after="0" w:line="240" w:lineRule="auto"/>
+        <w:jc w:val="both"/>
+        <w:rPr>
+          <w:rFonts w:ascii="inherit" w:eastAsia="Times New Roman" w:hAnsi="inherit" w:cs="Segoe UI Historic"/>
+          <w:color w:val="080809"/>
+          <w:sz w:val="23"/>
+          <w:szCs w:val="23"/>
+          <w:lang w:eastAsia="pt-BR"/>
+        </w:rPr>
+      </w:pPr>
+    </w:p>
+    <w:p>
+      <w:pPr>
+        <w:shd w:val="clear" w:color="auto" w:fill="FFFFFF"/>
+        <w:spacing w:after="0" w:line="240" w:lineRule="auto"/>
+        <w:jc w:val="both"/>
+        <w:rPr>
+          <w:rFonts w:ascii="inherit" w:eastAsia="Times New Roman" w:hAnsi="inherit" w:cs="Segoe UI Historic"/>
+          <w:color w:val="080809"/>
+          <w:sz w:val="23"/>
+          <w:szCs w:val="23"/>
+          <w:lang w:eastAsia="pt-BR"/>
+        </w:rPr>
+      </w:pPr>
+      <w:r>
+        <w:rPr>
+          <w:rFonts w:ascii="inherit" w:eastAsia="Times New Roman" w:hAnsi="inherit" w:cs="Segoe UI Historic"/>
+          <w:color w:val="080809"/>
+          <w:sz w:val="23"/>
+          <w:szCs w:val="23"/>
+          <w:lang w:eastAsia="pt-BR"/>
+        </w:rPr>
+        <w:t>Pensava, naquela época, que eu não era filósofo, mas meu pensamento era essencialmente filosófico.</w:t>
+      </w:r>
+    </w:p>
+    <w:p>
+      <w:pPr>
+        <w:shd w:val="clear" w:color="auto" w:fill="FFFFFF"/>
+        <w:spacing w:after="0" w:line="240" w:lineRule="auto"/>
+        <w:jc w:val="both"/>
+        <w:rPr>
+          <w:rFonts w:ascii="inherit" w:eastAsia="Times New Roman" w:hAnsi="inherit" w:cs="Segoe UI Historic"/>
+          <w:color w:val="080809"/>
+          <w:sz w:val="23"/>
+          <w:szCs w:val="23"/>
+          <w:lang w:eastAsia="pt-BR"/>
+        </w:rPr>
+      </w:pPr>
+      <w:r>
+        <w:rPr>
+          <w:rFonts w:ascii="inherit" w:eastAsia="Times New Roman" w:hAnsi="inherit" w:cs="Segoe UI Historic"/>
+          <w:color w:val="080809"/>
+          <w:sz w:val="23"/>
+          <w:szCs w:val="23"/>
+          <w:lang w:eastAsia="pt-BR"/>
+        </w:rPr>
+        <w:t>O único filósofo que conheci pessoalmente, se é que se chama de Filósofo, um doutor em filosofia, assim como chamamos médico um doutor em medicina, que me ouviu dizer isso, riu e respondeu que ou eu não sabia o que estava falando, ou estava escolhendo as palavras erradas pra falar o que queria, disse que eu não sabia o que é “essência”, não sabia o que é “Filosofia” e também não sabia o que é “pensamento”.</w:t>
+      </w:r>
+    </w:p>
+    <w:p>
+      <w:pPr>
+        <w:shd w:val="clear" w:color="auto" w:fill="FFFFFF"/>
+        <w:spacing w:after="0" w:line="240" w:lineRule="auto"/>
+        <w:jc w:val="both"/>
+        <w:rPr>
+          <w:rFonts w:ascii="inherit" w:eastAsia="Times New Roman" w:hAnsi="inherit" w:cs="Segoe UI Historic"/>
+          <w:color w:val="080809"/>
+          <w:sz w:val="23"/>
+          <w:szCs w:val="23"/>
+          <w:lang w:eastAsia="pt-BR"/>
+        </w:rPr>
+      </w:pPr>
+      <w:r>
+        <w:rPr>
+          <w:rFonts w:ascii="inherit" w:eastAsia="Times New Roman" w:hAnsi="inherit" w:cs="Segoe UI Historic"/>
+          <w:color w:val="080809"/>
+          <w:sz w:val="23"/>
+          <w:szCs w:val="23"/>
+          <w:lang w:eastAsia="pt-BR"/>
+        </w:rPr>
+        <w:t>Argumentei em favor do que tinha dito relembrando pensamentos meus muito antigos, pensamentos que tinham percorrido minha mente quando eu ainda era muito criança, muito criança mesmo, da época daquelas lembranças mais antigas que temos, onde o pensamento se divide entre o que a gente tem na lembrança e o que a gente não alcança lembrar.</w:t>
+      </w:r>
+    </w:p>
+    <w:p>
+      <w:pPr>
+        <w:shd w:val="clear" w:color="auto" w:fill="FFFFFF"/>
+        <w:spacing w:after="0" w:line="240" w:lineRule="auto"/>
+        <w:jc w:val="both"/>
+        <w:rPr>
+          <w:rFonts w:ascii="inherit" w:eastAsia="Times New Roman" w:hAnsi="inherit" w:cs="Segoe UI Historic"/>
+          <w:color w:val="080809"/>
+          <w:sz w:val="23"/>
+          <w:szCs w:val="23"/>
+          <w:lang w:eastAsia="pt-BR"/>
+        </w:rPr>
+      </w:pPr>
+      <w:r>
+        <w:rPr>
+          <w:rFonts w:ascii="inherit" w:eastAsia="Times New Roman" w:hAnsi="inherit" w:cs="Segoe UI Historic"/>
+          <w:color w:val="080809"/>
+          <w:sz w:val="23"/>
+          <w:szCs w:val="23"/>
+          <w:lang w:eastAsia="pt-BR"/>
+        </w:rPr>
+        <w:t xml:space="preserve">Quando tinha muito pouca idade, “aprendi a desenhar”, queria ser desenhista porque minha mãe era desenhista e eu admirava aquilo, parecia uma mágica, naquela época tinha um programa na televisão, “Tia </w:t>
+      </w:r>
+      <w:proofErr w:type="spellStart"/>
+      <w:r>
+        <w:rPr>
+          <w:rFonts w:ascii="inherit" w:eastAsia="Times New Roman" w:hAnsi="inherit" w:cs="Segoe UI Historic"/>
+          <w:color w:val="080809"/>
+          <w:sz w:val="23"/>
+          <w:szCs w:val="23"/>
+          <w:lang w:eastAsia="pt-BR"/>
+        </w:rPr>
+        <w:t>Gladis</w:t>
+      </w:r>
+      <w:proofErr w:type="spellEnd"/>
+      <w:r>
+        <w:rPr>
+          <w:rFonts w:ascii="inherit" w:eastAsia="Times New Roman" w:hAnsi="inherit" w:cs="Segoe UI Historic"/>
+          <w:color w:val="080809"/>
+          <w:sz w:val="23"/>
+          <w:szCs w:val="23"/>
+          <w:lang w:eastAsia="pt-BR"/>
+        </w:rPr>
+        <w:t xml:space="preserve"> e Seus Bichinhos” onde a tia </w:t>
+      </w:r>
+      <w:proofErr w:type="spellStart"/>
+      <w:r>
+        <w:rPr>
+          <w:rFonts w:ascii="inherit" w:eastAsia="Times New Roman" w:hAnsi="inherit" w:cs="Segoe UI Historic"/>
+          <w:color w:val="080809"/>
+          <w:sz w:val="23"/>
+          <w:szCs w:val="23"/>
+          <w:lang w:eastAsia="pt-BR"/>
+        </w:rPr>
+        <w:t>Gladis</w:t>
+      </w:r>
+      <w:proofErr w:type="spellEnd"/>
+      <w:r>
+        <w:rPr>
+          <w:rFonts w:ascii="inherit" w:eastAsia="Times New Roman" w:hAnsi="inherit" w:cs="Segoe UI Historic"/>
+          <w:color w:val="080809"/>
+          <w:sz w:val="23"/>
+          <w:szCs w:val="23"/>
+          <w:lang w:eastAsia="pt-BR"/>
+        </w:rPr>
+        <w:t xml:space="preserve"> desenhava ao vivo enquanto contava história, desenhar era um poder mágico que algumas pessoas tinham e eu queria ter.</w:t>
+      </w:r>
+    </w:p>
+    <w:p>
+      <w:pPr>
+        <w:shd w:val="clear" w:color="auto" w:fill="FFFFFF"/>
+        <w:spacing w:after="0" w:line="240" w:lineRule="auto"/>
+        <w:jc w:val="both"/>
+        <w:rPr>
+          <w:rFonts w:ascii="inherit" w:eastAsia="Times New Roman" w:hAnsi="inherit" w:cs="Segoe UI Historic"/>
+          <w:color w:val="080809"/>
+          <w:sz w:val="23"/>
+          <w:szCs w:val="23"/>
+          <w:lang w:eastAsia="pt-BR"/>
+        </w:rPr>
+      </w:pPr>
+      <w:r>
+        <w:rPr>
+          <w:rFonts w:ascii="inherit" w:eastAsia="Times New Roman" w:hAnsi="inherit" w:cs="Segoe UI Historic"/>
+          <w:color w:val="080809"/>
+          <w:sz w:val="23"/>
+          <w:szCs w:val="23"/>
+          <w:lang w:eastAsia="pt-BR"/>
+        </w:rPr>
+        <w:t>Sentava na privada pra cagar e por algum motivo que não sei qual, essa hora era um momento filosófico, era a hora de pensar. Em um momento desses, entendi que pra ser desenhista bastava enxergar “as linhas do mundo”, entendi, já com essa idade, que ser desenhista é, antes de saber desenhar, um jeito de ver.</w:t>
+      </w:r>
+    </w:p>
+    <w:p>
+      <w:pPr>
+        <w:shd w:val="clear" w:color="auto" w:fill="FFFFFF"/>
+        <w:spacing w:after="0" w:line="240" w:lineRule="auto"/>
+        <w:jc w:val="both"/>
+        <w:rPr>
+          <w:rFonts w:ascii="inherit" w:eastAsia="Times New Roman" w:hAnsi="inherit" w:cs="Segoe UI Historic"/>
+          <w:color w:val="080809"/>
+          <w:sz w:val="23"/>
+          <w:szCs w:val="23"/>
+          <w:lang w:eastAsia="pt-BR"/>
+        </w:rPr>
+      </w:pPr>
+      <w:r>
+        <w:rPr>
+          <w:rFonts w:ascii="inherit" w:eastAsia="Times New Roman" w:hAnsi="inherit" w:cs="Segoe UI Historic"/>
+          <w:color w:val="080809"/>
+          <w:sz w:val="23"/>
+          <w:szCs w:val="23"/>
+          <w:lang w:eastAsia="pt-BR"/>
+        </w:rPr>
+        <w:t>Entendi que todas as coisas são delineadas, limitadas, contidas, separadas pelas linhas do mundo. Lembro que ia na janela do quarto andar, onde morava minha avó, olhava lá de cima a distância até o chão, ficava largando coisas da janela, acompanhando a trajetória e vendo-as se chocar no chão, forçando o limite entre as linhas do mundo.</w:t>
+      </w:r>
+    </w:p>
+    <w:p>
+      <w:pPr>
+        <w:shd w:val="clear" w:color="auto" w:fill="FFFFFF"/>
+        <w:spacing w:after="0" w:line="240" w:lineRule="auto"/>
+        <w:jc w:val="both"/>
+        <w:rPr>
+          <w:rFonts w:ascii="inherit" w:eastAsia="Times New Roman" w:hAnsi="inherit" w:cs="Segoe UI Historic"/>
+          <w:color w:val="080809"/>
+          <w:sz w:val="23"/>
+          <w:szCs w:val="23"/>
+          <w:lang w:eastAsia="pt-BR"/>
+        </w:rPr>
+      </w:pPr>
+      <w:r>
+        <w:rPr>
+          <w:rFonts w:ascii="inherit" w:eastAsia="Times New Roman" w:hAnsi="inherit" w:cs="Segoe UI Historic"/>
+          <w:color w:val="080809"/>
+          <w:sz w:val="23"/>
+          <w:szCs w:val="23"/>
+          <w:lang w:eastAsia="pt-BR"/>
+        </w:rPr>
+        <w:t xml:space="preserve">Depois desse pensamento, não olhava mais pro mundo como antes, era o mesmo mundo, mas agora meu olho desenhava o mundo na imaginação, procurava o contorno das coisas, lembro que cheguei a desenhar alguns de meus primeiros desenhos de olho fechado, era eu com um lápis em frente à folha branca, parado de olho fechado, até fazer o desenho todo, ou boa parte dele, pra só depois abrir os olhos e passar </w:t>
+      </w:r>
+      <w:proofErr w:type="spellStart"/>
+      <w:r>
+        <w:rPr>
+          <w:rFonts w:ascii="inherit" w:eastAsia="Times New Roman" w:hAnsi="inherit" w:cs="Segoe UI Historic"/>
+          <w:color w:val="080809"/>
+          <w:sz w:val="23"/>
+          <w:szCs w:val="23"/>
+          <w:lang w:eastAsia="pt-BR"/>
+        </w:rPr>
+        <w:t>pro</w:t>
+      </w:r>
+      <w:proofErr w:type="spellEnd"/>
+      <w:r>
+        <w:rPr>
+          <w:rFonts w:ascii="inherit" w:eastAsia="Times New Roman" w:hAnsi="inherit" w:cs="Segoe UI Historic"/>
+          <w:color w:val="080809"/>
+          <w:sz w:val="23"/>
+          <w:szCs w:val="23"/>
+          <w:lang w:eastAsia="pt-BR"/>
+        </w:rPr>
+        <w:t xml:space="preserve"> papel o desenho que tinha desenhado na imaginação.</w:t>
+      </w:r>
+    </w:p>
+    <w:p>
+      <w:pPr>
+        <w:shd w:val="clear" w:color="auto" w:fill="FFFFFF"/>
+        <w:spacing w:after="0" w:line="240" w:lineRule="auto"/>
+        <w:jc w:val="both"/>
+        <w:rPr>
+          <w:rFonts w:ascii="inherit" w:eastAsia="Times New Roman" w:hAnsi="inherit" w:cs="Segoe UI Historic"/>
+          <w:color w:val="080809"/>
+          <w:sz w:val="23"/>
+          <w:szCs w:val="23"/>
+          <w:lang w:eastAsia="pt-BR"/>
+        </w:rPr>
+      </w:pPr>
+      <w:r>
+        <w:rPr>
+          <w:rFonts w:ascii="inherit" w:eastAsia="Times New Roman" w:hAnsi="inherit" w:cs="Segoe UI Historic"/>
+          <w:color w:val="080809"/>
+          <w:sz w:val="23"/>
+          <w:szCs w:val="23"/>
+          <w:lang w:eastAsia="pt-BR"/>
+        </w:rPr>
+        <w:t>Os desenhistas sabem do que estou falando, ser desenhista é muito mais uma maneira de ver o mundo que a habilidade de desenhar, ou a habilidade de “passar o desenho pro papel”. Com o tempo, o próprio lápis vai aprendendo a desenhar e a gente não precisa mais perder esse tempo de imaginar de olhos fechados, é só soltar o lápis na folha branca que ele já lê o pensamento da gente e passa o que está na imaginação pro papel.</w:t>
+      </w:r>
+    </w:p>
+    <w:p>
+      <w:pPr>
+        <w:shd w:val="clear" w:color="auto" w:fill="FFFFFF"/>
+        <w:spacing w:after="0" w:line="240" w:lineRule="auto"/>
+        <w:jc w:val="both"/>
+        <w:rPr>
+          <w:rFonts w:ascii="inherit" w:eastAsia="Times New Roman" w:hAnsi="inherit" w:cs="Segoe UI Historic"/>
+          <w:color w:val="080809"/>
+          <w:sz w:val="23"/>
+          <w:szCs w:val="23"/>
+          <w:lang w:eastAsia="pt-BR"/>
+        </w:rPr>
+      </w:pPr>
+      <w:r>
+        <w:rPr>
+          <w:rFonts w:ascii="inherit" w:eastAsia="Times New Roman" w:hAnsi="inherit" w:cs="Segoe UI Historic"/>
+          <w:color w:val="080809"/>
+          <w:sz w:val="23"/>
+          <w:szCs w:val="23"/>
+          <w:lang w:eastAsia="pt-BR"/>
+        </w:rPr>
+        <w:t xml:space="preserve">Esse pensamento mora em mim até hoje, mas foi mudando com o tempo, outra ideia de criança, essa já mais velho, que lembro, foi uma ideia da época da “alfabetização”, a </w:t>
+      </w:r>
+      <w:r>
+        <w:rPr>
+          <w:rFonts w:ascii="inherit" w:eastAsia="Times New Roman" w:hAnsi="inherit" w:cs="Segoe UI Historic"/>
+          <w:color w:val="080809"/>
+          <w:sz w:val="23"/>
+          <w:szCs w:val="23"/>
+          <w:lang w:eastAsia="pt-BR"/>
+        </w:rPr>
         <w:lastRenderedPageBreak/>
-        <w:t xml:space="preserve">Talvez virar SAF seja mesmo inevitável, assim como foi inevitável, muitos anos atrás, estampar a marca do patrocinador na camisa com mais destaque até que o escudo do clube. Espero que virar SAF para o Fluminense, signifique disputar na parte de cima da tabela de todos os torneios que estivermos disputando, que disputemos os melhores torneios, que sejamos campeões com frequência. </w:t>
-      </w:r>
-    </w:p>
-    <w:p>
-      <w:pPr>
-        <w:shd w:val="clear" w:color="auto" w:fill="FFFFFF"/>
-        <w:spacing w:after="0" w:line="240" w:lineRule="auto"/>
-        <w:jc w:val="both"/>
-        <w:rPr>
-          <w:rFonts w:ascii="inherit" w:eastAsia="Times New Roman" w:hAnsi="inherit" w:cs="Segoe UI Historic"/>
-          <w:color w:val="080809"/>
-          <w:sz w:val="23"/>
-          <w:szCs w:val="23"/>
-          <w:lang w:eastAsia="pt-BR"/>
-        </w:rPr>
-      </w:pPr>
-      <w:r>
-        <w:rPr>
-          <w:rFonts w:ascii="inherit" w:eastAsia="Times New Roman" w:hAnsi="inherit" w:cs="Segoe UI Historic"/>
-          <w:color w:val="080809"/>
-          <w:sz w:val="23"/>
-          <w:szCs w:val="23"/>
-          <w:lang w:eastAsia="pt-BR"/>
-        </w:rPr>
-        <w:t>Também gostaria que isso de clubes brasileiros virando SAF signifique que os clubes brasileiros passarão a ter nível pra disputar a Copa do Mundo de Clubes e que isso valorize as ligas latino-americanas em relação às ligas europeias.</w:t>
-      </w:r>
-    </w:p>
-    <w:p>
-      <w:pPr>
-        <w:shd w:val="clear" w:color="auto" w:fill="FFFFFF"/>
-        <w:spacing w:after="0" w:line="240" w:lineRule="auto"/>
-        <w:jc w:val="center"/>
-        <w:rPr>
-          <w:rFonts w:ascii="inherit" w:eastAsia="Times New Roman" w:hAnsi="inherit" w:cs="Segoe UI Historic"/>
-          <w:color w:val="080809"/>
-          <w:sz w:val="23"/>
-          <w:szCs w:val="23"/>
-          <w:lang w:eastAsia="pt-BR"/>
-        </w:rPr>
-      </w:pPr>
-    </w:p>
-    <w:p>
-      <w:pPr>
-        <w:shd w:val="clear" w:color="auto" w:fill="FFFFFF"/>
-        <w:spacing w:after="0" w:line="240" w:lineRule="auto"/>
-        <w:jc w:val="center"/>
-        <w:rPr>
-          <w:rFonts w:ascii="inherit" w:eastAsia="Times New Roman" w:hAnsi="inherit" w:cs="Segoe UI Historic"/>
-          <w:color w:val="080809"/>
-          <w:sz w:val="23"/>
-          <w:szCs w:val="23"/>
-          <w:lang w:eastAsia="pt-BR"/>
-        </w:rPr>
-      </w:pPr>
-      <w:r>
-        <w:rPr>
-          <w:rFonts w:ascii="inherit" w:eastAsia="Times New Roman" w:hAnsi="inherit" w:cs="Segoe UI Historic"/>
-          <w:color w:val="080809"/>
-          <w:sz w:val="23"/>
-          <w:szCs w:val="23"/>
-          <w:lang w:eastAsia="pt-BR"/>
-        </w:rPr>
-        <w:t>PENSAMENTO ESSENCIALMENTE FILOSÓFICO</w:t>
-      </w:r>
-    </w:p>
-    <w:p>
-      <w:pPr>
-        <w:shd w:val="clear" w:color="auto" w:fill="FFFFFF"/>
-        <w:spacing w:after="0" w:line="240" w:lineRule="auto"/>
-        <w:jc w:val="both"/>
-        <w:rPr>
-          <w:rFonts w:ascii="inherit" w:eastAsia="Times New Roman" w:hAnsi="inherit" w:cs="Segoe UI Historic"/>
-          <w:color w:val="080809"/>
-          <w:sz w:val="23"/>
-          <w:szCs w:val="23"/>
-          <w:lang w:eastAsia="pt-BR"/>
-        </w:rPr>
-      </w:pPr>
-    </w:p>
-    <w:p>
-      <w:pPr>
-        <w:shd w:val="clear" w:color="auto" w:fill="FFFFFF"/>
-        <w:spacing w:after="0" w:line="240" w:lineRule="auto"/>
-        <w:jc w:val="both"/>
-        <w:rPr>
-          <w:rFonts w:ascii="inherit" w:eastAsia="Times New Roman" w:hAnsi="inherit" w:cs="Segoe UI Historic"/>
-          <w:color w:val="080809"/>
-          <w:sz w:val="23"/>
-          <w:szCs w:val="23"/>
-          <w:lang w:eastAsia="pt-BR"/>
-        </w:rPr>
-      </w:pPr>
-      <w:r>
-        <w:rPr>
-          <w:rFonts w:ascii="inherit" w:eastAsia="Times New Roman" w:hAnsi="inherit" w:cs="Segoe UI Historic"/>
-          <w:color w:val="080809"/>
-          <w:sz w:val="23"/>
-          <w:szCs w:val="23"/>
-          <w:lang w:eastAsia="pt-BR"/>
-        </w:rPr>
-        <w:t>Pensava, naquela época, que eu não era filósofo, mas meu pensamento era essencialmente filosófico.</w:t>
-      </w:r>
-    </w:p>
-    <w:p>
-      <w:pPr>
-        <w:shd w:val="clear" w:color="auto" w:fill="FFFFFF"/>
-        <w:spacing w:after="0" w:line="240" w:lineRule="auto"/>
-        <w:jc w:val="both"/>
-        <w:rPr>
-          <w:rFonts w:ascii="inherit" w:eastAsia="Times New Roman" w:hAnsi="inherit" w:cs="Segoe UI Historic"/>
-          <w:color w:val="080809"/>
-          <w:sz w:val="23"/>
-          <w:szCs w:val="23"/>
-          <w:lang w:eastAsia="pt-BR"/>
-        </w:rPr>
-      </w:pPr>
-      <w:r>
-        <w:rPr>
-          <w:rFonts w:ascii="inherit" w:eastAsia="Times New Roman" w:hAnsi="inherit" w:cs="Segoe UI Historic"/>
-          <w:color w:val="080809"/>
-          <w:sz w:val="23"/>
-          <w:szCs w:val="23"/>
-          <w:lang w:eastAsia="pt-BR"/>
-        </w:rPr>
-        <w:t>O único filósofo que conheci pessoalmente, se é que se chama de Filósofo, um doutor em filosofia, assim como chamamos médico um doutor em medicina, que me ouviu dizer isso, riu e respondeu que ou eu não sabia o que estava falando, ou estava escolhendo as palavras erradas pra falar o que queria, disse que eu não sabia o que é “essência”, não sabia o que é “Filosofia” e também não sabia o que é “pensamento”.</w:t>
-      </w:r>
-    </w:p>
-    <w:p>
-      <w:pPr>
-        <w:shd w:val="clear" w:color="auto" w:fill="FFFFFF"/>
-        <w:spacing w:after="0" w:line="240" w:lineRule="auto"/>
-        <w:jc w:val="both"/>
-        <w:rPr>
-          <w:rFonts w:ascii="inherit" w:eastAsia="Times New Roman" w:hAnsi="inherit" w:cs="Segoe UI Historic"/>
-          <w:color w:val="080809"/>
-          <w:sz w:val="23"/>
-          <w:szCs w:val="23"/>
-          <w:lang w:eastAsia="pt-BR"/>
-        </w:rPr>
-      </w:pPr>
-      <w:r>
-        <w:rPr>
-          <w:rFonts w:ascii="inherit" w:eastAsia="Times New Roman" w:hAnsi="inherit" w:cs="Segoe UI Historic"/>
-          <w:color w:val="080809"/>
-          <w:sz w:val="23"/>
-          <w:szCs w:val="23"/>
-          <w:lang w:eastAsia="pt-BR"/>
-        </w:rPr>
-        <w:t>Argumentei em favor do que tinha dito relembrando pensamentos meus muito antigos, pensamentos que tinham percorrido minha mente quando eu ainda era muito criança, muito criança mesmo, da época daquelas lembranças mais antigas que temos, onde o pensamento se divide entre o que a gente tem na lembrança e o que a gente não alcança lembrar.</w:t>
-      </w:r>
-    </w:p>
-    <w:p>
-      <w:pPr>
-        <w:shd w:val="clear" w:color="auto" w:fill="FFFFFF"/>
-        <w:spacing w:after="0" w:line="240" w:lineRule="auto"/>
-        <w:jc w:val="both"/>
-        <w:rPr>
-          <w:rFonts w:ascii="inherit" w:eastAsia="Times New Roman" w:hAnsi="inherit" w:cs="Segoe UI Historic"/>
-          <w:color w:val="080809"/>
-          <w:sz w:val="23"/>
-          <w:szCs w:val="23"/>
-          <w:lang w:eastAsia="pt-BR"/>
-        </w:rPr>
-      </w:pPr>
-      <w:r>
-        <w:rPr>
-          <w:rFonts w:ascii="inherit" w:eastAsia="Times New Roman" w:hAnsi="inherit" w:cs="Segoe UI Historic"/>
-          <w:color w:val="080809"/>
-          <w:sz w:val="23"/>
-          <w:szCs w:val="23"/>
-          <w:lang w:eastAsia="pt-BR"/>
-        </w:rPr>
-        <w:t xml:space="preserve">Quando tinha muito pouca idade, “aprendi a desenhar”, queria ser desenhista porque minha mãe era desenhista e eu admirava aquilo, parecia uma mágica, naquela época tinha um programa na televisão, “Tia </w:t>
-      </w:r>
-      <w:proofErr w:type="spellStart"/>
-      <w:r>
-        <w:rPr>
-          <w:rFonts w:ascii="inherit" w:eastAsia="Times New Roman" w:hAnsi="inherit" w:cs="Segoe UI Historic"/>
-          <w:color w:val="080809"/>
-          <w:sz w:val="23"/>
-          <w:szCs w:val="23"/>
-          <w:lang w:eastAsia="pt-BR"/>
-        </w:rPr>
-        <w:t>Gladis</w:t>
-      </w:r>
-      <w:proofErr w:type="spellEnd"/>
-      <w:r>
-        <w:rPr>
-          <w:rFonts w:ascii="inherit" w:eastAsia="Times New Roman" w:hAnsi="inherit" w:cs="Segoe UI Historic"/>
-          <w:color w:val="080809"/>
-          <w:sz w:val="23"/>
-          <w:szCs w:val="23"/>
-          <w:lang w:eastAsia="pt-BR"/>
-        </w:rPr>
-        <w:t xml:space="preserve"> e Seus Bichinhos” onde a tia </w:t>
-      </w:r>
-      <w:proofErr w:type="spellStart"/>
-      <w:r>
-        <w:rPr>
-          <w:rFonts w:ascii="inherit" w:eastAsia="Times New Roman" w:hAnsi="inherit" w:cs="Segoe UI Historic"/>
-          <w:color w:val="080809"/>
-          <w:sz w:val="23"/>
-          <w:szCs w:val="23"/>
-          <w:lang w:eastAsia="pt-BR"/>
-        </w:rPr>
-        <w:t>Gladis</w:t>
-      </w:r>
-      <w:proofErr w:type="spellEnd"/>
-      <w:r>
-        <w:rPr>
-          <w:rFonts w:ascii="inherit" w:eastAsia="Times New Roman" w:hAnsi="inherit" w:cs="Segoe UI Historic"/>
-          <w:color w:val="080809"/>
-          <w:sz w:val="23"/>
-          <w:szCs w:val="23"/>
-          <w:lang w:eastAsia="pt-BR"/>
-        </w:rPr>
-        <w:t xml:space="preserve"> desenhava ao vivo enquanto contava história, desenhar era um poder mágico que algumas pessoas tinham e eu queria ter.</w:t>
-      </w:r>
-    </w:p>
-    <w:p>
-      <w:pPr>
-        <w:shd w:val="clear" w:color="auto" w:fill="FFFFFF"/>
-        <w:spacing w:after="0" w:line="240" w:lineRule="auto"/>
-        <w:jc w:val="both"/>
-        <w:rPr>
-          <w:rFonts w:ascii="inherit" w:eastAsia="Times New Roman" w:hAnsi="inherit" w:cs="Segoe UI Historic"/>
-          <w:color w:val="080809"/>
-          <w:sz w:val="23"/>
-          <w:szCs w:val="23"/>
-          <w:lang w:eastAsia="pt-BR"/>
-        </w:rPr>
-      </w:pPr>
-      <w:r>
-        <w:rPr>
-          <w:rFonts w:ascii="inherit" w:eastAsia="Times New Roman" w:hAnsi="inherit" w:cs="Segoe UI Historic"/>
-          <w:color w:val="080809"/>
-          <w:sz w:val="23"/>
-          <w:szCs w:val="23"/>
-          <w:lang w:eastAsia="pt-BR"/>
-        </w:rPr>
-        <w:t>Sentava na privada pra cagar e por algum motivo que não sei qual, essa hora era um momento filosófico, era a hora de pensar. Em um momento desses, entendi que pra ser desenhista bastava enxergar “as linhas do mundo”, entendi, já com essa idade, que ser desenhista é, antes de saber desenhar, um jeito de ver.</w:t>
-      </w:r>
-    </w:p>
-    <w:p>
-      <w:pPr>
-        <w:shd w:val="clear" w:color="auto" w:fill="FFFFFF"/>
-        <w:spacing w:after="0" w:line="240" w:lineRule="auto"/>
-        <w:jc w:val="both"/>
-        <w:rPr>
-          <w:rFonts w:ascii="inherit" w:eastAsia="Times New Roman" w:hAnsi="inherit" w:cs="Segoe UI Historic"/>
-          <w:color w:val="080809"/>
-          <w:sz w:val="23"/>
-          <w:szCs w:val="23"/>
-          <w:lang w:eastAsia="pt-BR"/>
-        </w:rPr>
-      </w:pPr>
-      <w:r>
-        <w:rPr>
-          <w:rFonts w:ascii="inherit" w:eastAsia="Times New Roman" w:hAnsi="inherit" w:cs="Segoe UI Historic"/>
-          <w:color w:val="080809"/>
-          <w:sz w:val="23"/>
-          <w:szCs w:val="23"/>
-          <w:lang w:eastAsia="pt-BR"/>
-        </w:rPr>
-        <w:t>Entendi que todas as coisas são delineadas, limitadas, contidas, separadas pelas linhas do mundo. Lembro que ia na janela do quarto andar, onde morava minha avó, olhava lá de cima a distância até o chão, ficava largando coisas da janela, acompanhando a trajetória e vendo-as se chocar no chão, forçando o limite entre as linhas do mundo.</w:t>
-      </w:r>
-    </w:p>
-    <w:p>
-      <w:pPr>
-        <w:shd w:val="clear" w:color="auto" w:fill="FFFFFF"/>
-        <w:spacing w:after="0" w:line="240" w:lineRule="auto"/>
-        <w:jc w:val="both"/>
-        <w:rPr>
-          <w:rFonts w:ascii="inherit" w:eastAsia="Times New Roman" w:hAnsi="inherit" w:cs="Segoe UI Historic"/>
-          <w:color w:val="080809"/>
-          <w:sz w:val="23"/>
-          <w:szCs w:val="23"/>
-          <w:lang w:eastAsia="pt-BR"/>
-        </w:rPr>
-      </w:pPr>
-      <w:r>
-        <w:rPr>
-          <w:rFonts w:ascii="inherit" w:eastAsia="Times New Roman" w:hAnsi="inherit" w:cs="Segoe UI Historic"/>
-          <w:color w:val="080809"/>
-          <w:sz w:val="23"/>
-          <w:szCs w:val="23"/>
-          <w:lang w:eastAsia="pt-BR"/>
-        </w:rPr>
-        <w:t xml:space="preserve">Depois desse pensamento, não olhava mais pro mundo como antes, era o mesmo mundo, mas agora meu olho desenhava o mundo na imaginação, procurava o contorno das coisas, lembro que cheguei a desenhar alguns de meus primeiros desenhos de olho fechado, era eu com um lápis em frente à folha branca, parado de olho fechado, até fazer o desenho todo, ou boa parte dele, pra só depois abrir os olhos e passar </w:t>
-      </w:r>
-      <w:proofErr w:type="spellStart"/>
-      <w:r>
-        <w:rPr>
-          <w:rFonts w:ascii="inherit" w:eastAsia="Times New Roman" w:hAnsi="inherit" w:cs="Segoe UI Historic"/>
-          <w:color w:val="080809"/>
-          <w:sz w:val="23"/>
-          <w:szCs w:val="23"/>
-          <w:lang w:eastAsia="pt-BR"/>
-        </w:rPr>
-        <w:t>pro</w:t>
-      </w:r>
-      <w:proofErr w:type="spellEnd"/>
-      <w:r>
-        <w:rPr>
-          <w:rFonts w:ascii="inherit" w:eastAsia="Times New Roman" w:hAnsi="inherit" w:cs="Segoe UI Historic"/>
-          <w:color w:val="080809"/>
-          <w:sz w:val="23"/>
-          <w:szCs w:val="23"/>
-          <w:lang w:eastAsia="pt-BR"/>
-        </w:rPr>
-        <w:t xml:space="preserve"> papel o desenho que tinha desenhado na imaginação.</w:t>
-      </w:r>
-    </w:p>
-    <w:p>
-      <w:pPr>
-        <w:shd w:val="clear" w:color="auto" w:fill="FFFFFF"/>
-        <w:spacing w:after="0" w:line="240" w:lineRule="auto"/>
-        <w:jc w:val="both"/>
-        <w:rPr>
-          <w:rFonts w:ascii="inherit" w:eastAsia="Times New Roman" w:hAnsi="inherit" w:cs="Segoe UI Historic"/>
-          <w:color w:val="080809"/>
-          <w:sz w:val="23"/>
-          <w:szCs w:val="23"/>
-          <w:lang w:eastAsia="pt-BR"/>
-        </w:rPr>
-      </w:pPr>
-      <w:r>
-        <w:rPr>
-          <w:rFonts w:ascii="inherit" w:eastAsia="Times New Roman" w:hAnsi="inherit" w:cs="Segoe UI Historic"/>
-          <w:color w:val="080809"/>
-          <w:sz w:val="23"/>
-          <w:szCs w:val="23"/>
-          <w:lang w:eastAsia="pt-BR"/>
-        </w:rPr>
-        <w:t>Os desenhistas sabem do que estou falando, ser desenhista é muito mais uma maneira de ver o mundo que a habilidade de desenhar, ou a habilidade de “passar o desenho pro papel”. Com o tempo, o próprio lápis vai aprendendo a desenhar e a gente não precisa mais perder esse tempo de imaginar de olhos fechados, é só soltar o lápis na folha branca que ele já lê o pensamento da gente e passa o que está na imaginação pro papel.</w:t>
-      </w:r>
-    </w:p>
-    <w:p>
-      <w:pPr>
-        <w:shd w:val="clear" w:color="auto" w:fill="FFFFFF"/>
-        <w:spacing w:after="0" w:line="240" w:lineRule="auto"/>
-        <w:jc w:val="both"/>
-        <w:rPr>
-          <w:rFonts w:ascii="inherit" w:eastAsia="Times New Roman" w:hAnsi="inherit" w:cs="Segoe UI Historic"/>
-          <w:color w:val="080809"/>
-          <w:sz w:val="23"/>
-          <w:szCs w:val="23"/>
-          <w:lang w:eastAsia="pt-BR"/>
-        </w:rPr>
-      </w:pPr>
-      <w:r>
-        <w:rPr>
-          <w:rFonts w:ascii="inherit" w:eastAsia="Times New Roman" w:hAnsi="inherit" w:cs="Segoe UI Historic"/>
-          <w:color w:val="080809"/>
-          <w:sz w:val="23"/>
-          <w:szCs w:val="23"/>
-          <w:lang w:eastAsia="pt-BR"/>
-        </w:rPr>
-        <w:t xml:space="preserve">Esse pensamento mora em mim até hoje, mas foi mudando com o tempo, outra ideia de criança, essa já mais velho, que lembro, foi uma ideia da época da “alfabetização”, a alfabetização era uma etapa do ensino regular, anterior ao ensino básico, hoje não existe mais, a alfabetização vinha antes da primeira série. A professora deu uma aula que ficou </w:t>
-      </w:r>
-      <w:r>
-        <w:rPr>
-          <w:rFonts w:ascii="inherit" w:eastAsia="Times New Roman" w:hAnsi="inherit" w:cs="Segoe UI Historic"/>
-          <w:color w:val="080809"/>
-          <w:sz w:val="23"/>
-          <w:szCs w:val="23"/>
-          <w:lang w:eastAsia="pt-BR"/>
-        </w:rPr>
-        <w:lastRenderedPageBreak/>
-        <w:t xml:space="preserve">gravada na minha cabeça até hoje, que saudade da Dona </w:t>
+        <w:t xml:space="preserve">alfabetização era uma etapa do ensino regular, anterior ao ensino básico, hoje não existe mais, a alfabetização vinha antes da primeira série. A professora deu uma aula que ficou gravada na minha cabeça até hoje, que saudade da Dona </w:t>
       </w:r>
       <w:proofErr w:type="spellStart"/>
       <w:r>

--- a/UM EXÉRCITO DE ORCS.docx
+++ b/UM EXÉRCITO DE ORCS.docx
@@ -15,6 +15,242 @@
           <w:shd w:val="clear" w:color="auto" w:fill="FFFFFF"/>
         </w:rPr>
       </w:pPr>
+      <w:r>
+        <w:rPr>
+          <w:rFonts w:ascii="Segoe UI Historic" w:hAnsi="Segoe UI Historic" w:cs="Segoe UI Historic"/>
+          <w:color w:val="080809"/>
+          <w:sz w:val="23"/>
+          <w:szCs w:val="23"/>
+          <w:shd w:val="clear" w:color="auto" w:fill="FFFFFF"/>
+        </w:rPr>
+        <w:t>NÃO PERCA A MELHOR PARTE DA CONVERSA</w:t>
+      </w:r>
+    </w:p>
+    <w:p>
+      <w:pPr>
+        <w:shd w:val="clear" w:color="auto" w:fill="FFFFFF"/>
+        <w:spacing w:after="0" w:line="240" w:lineRule="auto"/>
+        <w:jc w:val="both"/>
+        <w:rPr>
+          <w:rFonts w:ascii="Segoe UI Historic" w:hAnsi="Segoe UI Historic" w:cs="Segoe UI Historic"/>
+          <w:color w:val="080809"/>
+          <w:sz w:val="23"/>
+          <w:szCs w:val="23"/>
+          <w:shd w:val="clear" w:color="auto" w:fill="FFFFFF"/>
+        </w:rPr>
+      </w:pPr>
+    </w:p>
+    <w:p>
+      <w:pPr>
+        <w:shd w:val="clear" w:color="auto" w:fill="FFFFFF"/>
+        <w:spacing w:after="0" w:line="240" w:lineRule="auto"/>
+        <w:jc w:val="both"/>
+        <w:rPr>
+          <w:rFonts w:ascii="Segoe UI Historic" w:hAnsi="Segoe UI Historic" w:cs="Segoe UI Historic"/>
+          <w:color w:val="080809"/>
+          <w:sz w:val="23"/>
+          <w:szCs w:val="23"/>
+          <w:shd w:val="clear" w:color="auto" w:fill="FFFFFF"/>
+        </w:rPr>
+      </w:pPr>
+      <w:r>
+        <w:rPr>
+          <w:rFonts w:ascii="Segoe UI Historic" w:hAnsi="Segoe UI Historic" w:cs="Segoe UI Historic"/>
+          <w:color w:val="080809"/>
+          <w:sz w:val="23"/>
+          <w:szCs w:val="23"/>
+          <w:shd w:val="clear" w:color="auto" w:fill="FFFFFF"/>
+        </w:rPr>
+        <w:t>Parei pra tomar uma cerveja num lugar que morei e sinto saudade.</w:t>
+      </w:r>
+    </w:p>
+    <w:p>
+      <w:pPr>
+        <w:shd w:val="clear" w:color="auto" w:fill="FFFFFF"/>
+        <w:spacing w:after="0" w:line="240" w:lineRule="auto"/>
+        <w:jc w:val="both"/>
+        <w:rPr>
+          <w:rFonts w:ascii="Segoe UI Historic" w:hAnsi="Segoe UI Historic" w:cs="Segoe UI Historic"/>
+          <w:color w:val="080809"/>
+          <w:sz w:val="23"/>
+          <w:szCs w:val="23"/>
+          <w:shd w:val="clear" w:color="auto" w:fill="FFFFFF"/>
+        </w:rPr>
+      </w:pPr>
+      <w:r>
+        <w:rPr>
+          <w:rFonts w:ascii="Segoe UI Historic" w:hAnsi="Segoe UI Historic" w:cs="Segoe UI Historic"/>
+          <w:color w:val="080809"/>
+          <w:sz w:val="23"/>
+          <w:szCs w:val="23"/>
+          <w:shd w:val="clear" w:color="auto" w:fill="FFFFFF"/>
+        </w:rPr>
+        <w:t>Não lembro como essa conversa começou, estávamos o dentista do lugar, uma fazendeira do lugar que também era esposa do dentista, o diretor da escola da cidade próxima, a professora das crianças da escolinha, outro professor e eu.</w:t>
+      </w:r>
+    </w:p>
+    <w:p>
+      <w:pPr>
+        <w:shd w:val="clear" w:color="auto" w:fill="FFFFFF"/>
+        <w:spacing w:after="0" w:line="240" w:lineRule="auto"/>
+        <w:jc w:val="both"/>
+        <w:rPr>
+          <w:rFonts w:ascii="Segoe UI Historic" w:hAnsi="Segoe UI Historic" w:cs="Segoe UI Historic"/>
+          <w:color w:val="080809"/>
+          <w:sz w:val="23"/>
+          <w:szCs w:val="23"/>
+          <w:shd w:val="clear" w:color="auto" w:fill="FFFFFF"/>
+        </w:rPr>
+      </w:pPr>
+      <w:r>
+        <w:rPr>
+          <w:rFonts w:ascii="Segoe UI Historic" w:hAnsi="Segoe UI Historic" w:cs="Segoe UI Historic"/>
+          <w:color w:val="080809"/>
+          <w:sz w:val="23"/>
+          <w:szCs w:val="23"/>
+          <w:shd w:val="clear" w:color="auto" w:fill="FFFFFF"/>
+        </w:rPr>
+        <w:t>O dono do bar apareceu na nossa mesa e começou a dizer que, na opinião dele, maconheiro tinha que viver num lugar separado, sugeriu que murasse uma região e botasse os maconheiros ali dentro, isolados das pessoas de bem.</w:t>
+      </w:r>
+    </w:p>
+    <w:p>
+      <w:pPr>
+        <w:shd w:val="clear" w:color="auto" w:fill="FFFFFF"/>
+        <w:spacing w:after="0" w:line="240" w:lineRule="auto"/>
+        <w:jc w:val="both"/>
+        <w:rPr>
+          <w:rFonts w:ascii="Segoe UI Historic" w:hAnsi="Segoe UI Historic" w:cs="Segoe UI Historic"/>
+          <w:color w:val="080809"/>
+          <w:sz w:val="23"/>
+          <w:szCs w:val="23"/>
+          <w:shd w:val="clear" w:color="auto" w:fill="FFFFFF"/>
+        </w:rPr>
+      </w:pPr>
+      <w:r>
+        <w:rPr>
+          <w:rFonts w:ascii="Segoe UI Historic" w:hAnsi="Segoe UI Historic" w:cs="Segoe UI Historic"/>
+          <w:color w:val="080809"/>
+          <w:sz w:val="23"/>
+          <w:szCs w:val="23"/>
+          <w:shd w:val="clear" w:color="auto" w:fill="FFFFFF"/>
+        </w:rPr>
+        <w:t>Disse que o maconheiro vende as coisas de dentro</w:t>
+      </w:r>
+      <w:r>
+        <w:rPr>
+          <w:rFonts w:ascii="Segoe UI Historic" w:hAnsi="Segoe UI Historic" w:cs="Segoe UI Historic"/>
+          <w:color w:val="080809"/>
+          <w:sz w:val="23"/>
+          <w:szCs w:val="23"/>
+          <w:shd w:val="clear" w:color="auto" w:fill="FFFFFF"/>
+        </w:rPr>
+        <w:t xml:space="preserve"> </w:t>
+      </w:r>
+      <w:r>
+        <w:rPr>
+          <w:rFonts w:ascii="Segoe UI Historic" w:hAnsi="Segoe UI Historic" w:cs="Segoe UI Historic"/>
+          <w:color w:val="080809"/>
+          <w:sz w:val="23"/>
+          <w:szCs w:val="23"/>
+          <w:shd w:val="clear" w:color="auto" w:fill="FFFFFF"/>
+        </w:rPr>
+        <w:t xml:space="preserve">de casa e é capaz até de bater na própria mãe pra satisfazer o vício. </w:t>
+      </w:r>
+    </w:p>
+    <w:p>
+      <w:pPr>
+        <w:shd w:val="clear" w:color="auto" w:fill="FFFFFF"/>
+        <w:spacing w:after="0" w:line="240" w:lineRule="auto"/>
+        <w:jc w:val="both"/>
+        <w:rPr>
+          <w:rFonts w:ascii="Segoe UI Historic" w:hAnsi="Segoe UI Historic" w:cs="Segoe UI Historic"/>
+          <w:color w:val="080809"/>
+          <w:sz w:val="23"/>
+          <w:szCs w:val="23"/>
+          <w:shd w:val="clear" w:color="auto" w:fill="FFFFFF"/>
+        </w:rPr>
+      </w:pPr>
+      <w:r>
+        <w:rPr>
+          <w:rFonts w:ascii="Segoe UI Historic" w:hAnsi="Segoe UI Historic" w:cs="Segoe UI Historic"/>
+          <w:color w:val="080809"/>
+          <w:sz w:val="23"/>
+          <w:szCs w:val="23"/>
+          <w:shd w:val="clear" w:color="auto" w:fill="FFFFFF"/>
+        </w:rPr>
+        <w:t>Disse que o viciado, ou maconheiro, que pra ele não tinha diferença, atrapalham a vida da gente que quer viver direito e conquistar as coisas trabalhando honestamente.</w:t>
+      </w:r>
+    </w:p>
+    <w:p>
+      <w:pPr>
+        <w:shd w:val="clear" w:color="auto" w:fill="FFFFFF"/>
+        <w:spacing w:after="0" w:line="240" w:lineRule="auto"/>
+        <w:jc w:val="both"/>
+        <w:rPr>
+          <w:rFonts w:ascii="Segoe UI Historic" w:hAnsi="Segoe UI Historic" w:cs="Segoe UI Historic"/>
+          <w:color w:val="080809"/>
+          <w:sz w:val="23"/>
+          <w:szCs w:val="23"/>
+          <w:shd w:val="clear" w:color="auto" w:fill="FFFFFF"/>
+        </w:rPr>
+      </w:pPr>
+      <w:r>
+        <w:rPr>
+          <w:rFonts w:ascii="Segoe UI Historic" w:hAnsi="Segoe UI Historic" w:cs="Segoe UI Historic"/>
+          <w:color w:val="080809"/>
+          <w:sz w:val="23"/>
+          <w:szCs w:val="23"/>
+          <w:shd w:val="clear" w:color="auto" w:fill="FFFFFF"/>
+        </w:rPr>
+        <w:t xml:space="preserve">Quando ele acabou de falar e saiu, o dentista disse que se murassem esse lugar, ia ter movimento o dia inteiro de pessoas entrando pra tratar dos dentes, a professora da escolinha das crianças acrescentou que a escolinha teria que ser dentro desse lugar murado, o diretor da escola e o outro professor falaram que a escola também seria lá dentro. </w:t>
+      </w:r>
+    </w:p>
+    <w:p>
+      <w:pPr>
+        <w:shd w:val="clear" w:color="auto" w:fill="FFFFFF"/>
+        <w:spacing w:after="0" w:line="240" w:lineRule="auto"/>
+        <w:jc w:val="both"/>
+        <w:rPr>
+          <w:rFonts w:ascii="Segoe UI Historic" w:hAnsi="Segoe UI Historic" w:cs="Segoe UI Historic"/>
+          <w:color w:val="080809"/>
+          <w:sz w:val="23"/>
+          <w:szCs w:val="23"/>
+          <w:shd w:val="clear" w:color="auto" w:fill="FFFFFF"/>
+        </w:rPr>
+      </w:pPr>
+      <w:r>
+        <w:rPr>
+          <w:rFonts w:ascii="Segoe UI Historic" w:hAnsi="Segoe UI Historic" w:cs="Segoe UI Historic"/>
+          <w:color w:val="080809"/>
+          <w:sz w:val="23"/>
+          <w:szCs w:val="23"/>
+          <w:shd w:val="clear" w:color="auto" w:fill="FFFFFF"/>
+        </w:rPr>
+        <w:t>O dono do bar não sabia que naquela mesa, éramos todos maconheiros.</w:t>
+      </w:r>
+    </w:p>
+    <w:p>
+      <w:pPr>
+        <w:shd w:val="clear" w:color="auto" w:fill="FFFFFF"/>
+        <w:spacing w:after="0" w:line="240" w:lineRule="auto"/>
+        <w:jc w:val="both"/>
+        <w:rPr>
+          <w:rFonts w:ascii="Segoe UI Historic" w:hAnsi="Segoe UI Historic" w:cs="Segoe UI Historic"/>
+          <w:color w:val="080809"/>
+          <w:sz w:val="23"/>
+          <w:szCs w:val="23"/>
+          <w:shd w:val="clear" w:color="auto" w:fill="FFFFFF"/>
+        </w:rPr>
+      </w:pPr>
+      <w:r>
+        <w:rPr>
+          <w:rFonts w:ascii="Segoe UI Historic" w:hAnsi="Segoe UI Historic" w:cs="Segoe UI Historic"/>
+          <w:color w:val="080809"/>
+          <w:sz w:val="23"/>
+          <w:szCs w:val="23"/>
+          <w:shd w:val="clear" w:color="auto" w:fill="FFFFFF"/>
+        </w:rPr>
+        <w:t>Todo mundo riu quando ele saiu, fiquei pensando que o dono do bar falou aquelas coisas, saiu e perdeu a melhor parte da conversa que aconteceu assim que ele saiu.</w:t>
+      </w:r>
     </w:p>
     <w:p>
       <w:pPr>
@@ -330,6 +566,7 @@
           <w:szCs w:val="23"/>
           <w:lang w:eastAsia="pt-BR"/>
         </w:rPr>
+        <w:lastRenderedPageBreak/>
         <w:drawing>
           <wp:inline distT="0" distB="0" distL="0" distR="0" wp14:anchorId="3AC4BEC8" wp14:editId="28D7C850">
             <wp:extent cx="2714625" cy="2130526"/>
@@ -716,170 +953,180 @@
           <w:szCs w:val="23"/>
           <w:lang w:eastAsia="pt-BR"/>
         </w:rPr>
+        <w:t>Fluminense SAF</w:t>
+      </w:r>
+    </w:p>
+    <w:p>
+      <w:pPr>
+        <w:shd w:val="clear" w:color="auto" w:fill="FFFFFF"/>
+        <w:spacing w:after="0" w:line="240" w:lineRule="auto"/>
+        <w:jc w:val="both"/>
+        <w:rPr>
+          <w:rFonts w:ascii="inherit" w:eastAsia="Times New Roman" w:hAnsi="inherit" w:cs="Segoe UI Historic"/>
+          <w:color w:val="080809"/>
+          <w:sz w:val="23"/>
+          <w:szCs w:val="23"/>
+          <w:lang w:eastAsia="pt-BR"/>
+        </w:rPr>
+      </w:pPr>
+    </w:p>
+    <w:p>
+      <w:pPr>
+        <w:shd w:val="clear" w:color="auto" w:fill="FFFFFF"/>
+        <w:spacing w:after="0" w:line="240" w:lineRule="auto"/>
+        <w:jc w:val="both"/>
+        <w:rPr>
+          <w:rFonts w:ascii="inherit" w:eastAsia="Times New Roman" w:hAnsi="inherit" w:cs="Segoe UI Historic"/>
+          <w:color w:val="080809"/>
+          <w:sz w:val="23"/>
+          <w:szCs w:val="23"/>
+          <w:lang w:eastAsia="pt-BR"/>
+        </w:rPr>
+      </w:pPr>
+      <w:r>
+        <w:rPr>
+          <w:rFonts w:ascii="inherit" w:eastAsia="Times New Roman" w:hAnsi="inherit" w:cs="Segoe UI Historic"/>
+          <w:color w:val="080809"/>
+          <w:sz w:val="23"/>
+          <w:szCs w:val="23"/>
+          <w:lang w:eastAsia="pt-BR"/>
+        </w:rPr>
+        <w:t xml:space="preserve">Talvez virar SAF seja mesmo inevitável, assim como foi inevitável, muitos anos atrás, estampar a marca do patrocinador na camisa com mais destaque até que o escudo do clube. Espero que virar SAF para o Fluminense, signifique disputar na parte de cima da tabela de todos os torneios que estivermos disputando, que disputemos os melhores torneios, que sejamos campeões com frequência. </w:t>
+      </w:r>
+    </w:p>
+    <w:p>
+      <w:pPr>
+        <w:shd w:val="clear" w:color="auto" w:fill="FFFFFF"/>
+        <w:spacing w:after="0" w:line="240" w:lineRule="auto"/>
+        <w:jc w:val="both"/>
+        <w:rPr>
+          <w:rFonts w:ascii="inherit" w:eastAsia="Times New Roman" w:hAnsi="inherit" w:cs="Segoe UI Historic"/>
+          <w:color w:val="080809"/>
+          <w:sz w:val="23"/>
+          <w:szCs w:val="23"/>
+          <w:lang w:eastAsia="pt-BR"/>
+        </w:rPr>
+      </w:pPr>
+      <w:r>
+        <w:rPr>
+          <w:rFonts w:ascii="inherit" w:eastAsia="Times New Roman" w:hAnsi="inherit" w:cs="Segoe UI Historic"/>
+          <w:color w:val="080809"/>
+          <w:sz w:val="23"/>
+          <w:szCs w:val="23"/>
+          <w:lang w:eastAsia="pt-BR"/>
+        </w:rPr>
+        <w:t>Também gostaria que isso de clubes brasileiros virando SAF signifique que os clubes brasileiros passarão a ter nível pra disputar a Copa do Mundo de Clubes e que isso valorize as ligas latino-americanas em relação às ligas europeias.</w:t>
+      </w:r>
+    </w:p>
+    <w:p>
+      <w:pPr>
+        <w:shd w:val="clear" w:color="auto" w:fill="FFFFFF"/>
+        <w:spacing w:after="0" w:line="240" w:lineRule="auto"/>
+        <w:jc w:val="center"/>
+        <w:rPr>
+          <w:rFonts w:ascii="inherit" w:eastAsia="Times New Roman" w:hAnsi="inherit" w:cs="Segoe UI Historic"/>
+          <w:color w:val="080809"/>
+          <w:sz w:val="23"/>
+          <w:szCs w:val="23"/>
+          <w:lang w:eastAsia="pt-BR"/>
+        </w:rPr>
+      </w:pPr>
+    </w:p>
+    <w:p>
+      <w:pPr>
+        <w:shd w:val="clear" w:color="auto" w:fill="FFFFFF"/>
+        <w:spacing w:after="0" w:line="240" w:lineRule="auto"/>
+        <w:jc w:val="center"/>
+        <w:rPr>
+          <w:rFonts w:ascii="inherit" w:eastAsia="Times New Roman" w:hAnsi="inherit" w:cs="Segoe UI Historic"/>
+          <w:color w:val="080809"/>
+          <w:sz w:val="23"/>
+          <w:szCs w:val="23"/>
+          <w:lang w:eastAsia="pt-BR"/>
+        </w:rPr>
+      </w:pPr>
+      <w:r>
+        <w:rPr>
+          <w:rFonts w:ascii="inherit" w:eastAsia="Times New Roman" w:hAnsi="inherit" w:cs="Segoe UI Historic"/>
+          <w:color w:val="080809"/>
+          <w:sz w:val="23"/>
+          <w:szCs w:val="23"/>
+          <w:lang w:eastAsia="pt-BR"/>
+        </w:rPr>
+        <w:t>PENSAMENTO ESSENCIALMENTE FILOSÓFICO</w:t>
+      </w:r>
+    </w:p>
+    <w:p>
+      <w:pPr>
+        <w:shd w:val="clear" w:color="auto" w:fill="FFFFFF"/>
+        <w:spacing w:after="0" w:line="240" w:lineRule="auto"/>
+        <w:jc w:val="both"/>
+        <w:rPr>
+          <w:rFonts w:ascii="inherit" w:eastAsia="Times New Roman" w:hAnsi="inherit" w:cs="Segoe UI Historic"/>
+          <w:color w:val="080809"/>
+          <w:sz w:val="23"/>
+          <w:szCs w:val="23"/>
+          <w:lang w:eastAsia="pt-BR"/>
+        </w:rPr>
+      </w:pPr>
+    </w:p>
+    <w:p>
+      <w:pPr>
+        <w:shd w:val="clear" w:color="auto" w:fill="FFFFFF"/>
+        <w:spacing w:after="0" w:line="240" w:lineRule="auto"/>
+        <w:jc w:val="both"/>
+        <w:rPr>
+          <w:rFonts w:ascii="inherit" w:eastAsia="Times New Roman" w:hAnsi="inherit" w:cs="Segoe UI Historic"/>
+          <w:color w:val="080809"/>
+          <w:sz w:val="23"/>
+          <w:szCs w:val="23"/>
+          <w:lang w:eastAsia="pt-BR"/>
+        </w:rPr>
+      </w:pPr>
+      <w:r>
+        <w:rPr>
+          <w:rFonts w:ascii="inherit" w:eastAsia="Times New Roman" w:hAnsi="inherit" w:cs="Segoe UI Historic"/>
+          <w:color w:val="080809"/>
+          <w:sz w:val="23"/>
+          <w:szCs w:val="23"/>
+          <w:lang w:eastAsia="pt-BR"/>
+        </w:rPr>
+        <w:t>Pensava, naquela época, que eu não era filósofo, mas meu pensamento era essencialmente filosófico.</w:t>
+      </w:r>
+    </w:p>
+    <w:p>
+      <w:pPr>
+        <w:shd w:val="clear" w:color="auto" w:fill="FFFFFF"/>
+        <w:spacing w:after="0" w:line="240" w:lineRule="auto"/>
+        <w:jc w:val="both"/>
+        <w:rPr>
+          <w:rFonts w:ascii="inherit" w:eastAsia="Times New Roman" w:hAnsi="inherit" w:cs="Segoe UI Historic"/>
+          <w:color w:val="080809"/>
+          <w:sz w:val="23"/>
+          <w:szCs w:val="23"/>
+          <w:lang w:eastAsia="pt-BR"/>
+        </w:rPr>
+      </w:pPr>
+      <w:r>
+        <w:rPr>
+          <w:rFonts w:ascii="inherit" w:eastAsia="Times New Roman" w:hAnsi="inherit" w:cs="Segoe UI Historic"/>
+          <w:color w:val="080809"/>
+          <w:sz w:val="23"/>
+          <w:szCs w:val="23"/>
+          <w:lang w:eastAsia="pt-BR"/>
+        </w:rPr>
+        <w:t xml:space="preserve">O único filósofo que conheci pessoalmente, se é que se chama de Filósofo, um doutor em filosofia, assim como chamamos médico um doutor em medicina, que me ouviu dizer isso, riu e respondeu que ou eu não sabia o que estava falando, ou estava escolhendo as </w:t>
+      </w:r>
+      <w:r>
+        <w:rPr>
+          <w:rFonts w:ascii="inherit" w:eastAsia="Times New Roman" w:hAnsi="inherit" w:cs="Segoe UI Historic"/>
+          <w:color w:val="080809"/>
+          <w:sz w:val="23"/>
+          <w:szCs w:val="23"/>
+          <w:lang w:eastAsia="pt-BR"/>
+        </w:rPr>
         <w:lastRenderedPageBreak/>
-        <w:t>Fluminense SAF</w:t>
-      </w:r>
-    </w:p>
-    <w:p>
-      <w:pPr>
-        <w:shd w:val="clear" w:color="auto" w:fill="FFFFFF"/>
-        <w:spacing w:after="0" w:line="240" w:lineRule="auto"/>
-        <w:jc w:val="both"/>
-        <w:rPr>
-          <w:rFonts w:ascii="inherit" w:eastAsia="Times New Roman" w:hAnsi="inherit" w:cs="Segoe UI Historic"/>
-          <w:color w:val="080809"/>
-          <w:sz w:val="23"/>
-          <w:szCs w:val="23"/>
-          <w:lang w:eastAsia="pt-BR"/>
-        </w:rPr>
-      </w:pPr>
-    </w:p>
-    <w:p>
-      <w:pPr>
-        <w:shd w:val="clear" w:color="auto" w:fill="FFFFFF"/>
-        <w:spacing w:after="0" w:line="240" w:lineRule="auto"/>
-        <w:jc w:val="both"/>
-        <w:rPr>
-          <w:rFonts w:ascii="inherit" w:eastAsia="Times New Roman" w:hAnsi="inherit" w:cs="Segoe UI Historic"/>
-          <w:color w:val="080809"/>
-          <w:sz w:val="23"/>
-          <w:szCs w:val="23"/>
-          <w:lang w:eastAsia="pt-BR"/>
-        </w:rPr>
-      </w:pPr>
-      <w:r>
-        <w:rPr>
-          <w:rFonts w:ascii="inherit" w:eastAsia="Times New Roman" w:hAnsi="inherit" w:cs="Segoe UI Historic"/>
-          <w:color w:val="080809"/>
-          <w:sz w:val="23"/>
-          <w:szCs w:val="23"/>
-          <w:lang w:eastAsia="pt-BR"/>
-        </w:rPr>
-        <w:t xml:space="preserve">Talvez virar SAF seja mesmo inevitável, assim como foi inevitável, muitos anos atrás, estampar a marca do patrocinador na camisa com mais destaque até que o escudo do clube. Espero que virar SAF para o Fluminense, signifique disputar na parte de cima da tabela de todos os torneios que estivermos disputando, que disputemos os melhores torneios, que sejamos campeões com frequência. </w:t>
-      </w:r>
-    </w:p>
-    <w:p>
-      <w:pPr>
-        <w:shd w:val="clear" w:color="auto" w:fill="FFFFFF"/>
-        <w:spacing w:after="0" w:line="240" w:lineRule="auto"/>
-        <w:jc w:val="both"/>
-        <w:rPr>
-          <w:rFonts w:ascii="inherit" w:eastAsia="Times New Roman" w:hAnsi="inherit" w:cs="Segoe UI Historic"/>
-          <w:color w:val="080809"/>
-          <w:sz w:val="23"/>
-          <w:szCs w:val="23"/>
-          <w:lang w:eastAsia="pt-BR"/>
-        </w:rPr>
-      </w:pPr>
-      <w:r>
-        <w:rPr>
-          <w:rFonts w:ascii="inherit" w:eastAsia="Times New Roman" w:hAnsi="inherit" w:cs="Segoe UI Historic"/>
-          <w:color w:val="080809"/>
-          <w:sz w:val="23"/>
-          <w:szCs w:val="23"/>
-          <w:lang w:eastAsia="pt-BR"/>
-        </w:rPr>
-        <w:t>Também gostaria que isso de clubes brasileiros virando SAF signifique que os clubes brasileiros passarão a ter nível pra disputar a Copa do Mundo de Clubes e que isso valorize as ligas latino-americanas em relação às ligas europeias.</w:t>
-      </w:r>
-    </w:p>
-    <w:p>
-      <w:pPr>
-        <w:shd w:val="clear" w:color="auto" w:fill="FFFFFF"/>
-        <w:spacing w:after="0" w:line="240" w:lineRule="auto"/>
-        <w:jc w:val="center"/>
-        <w:rPr>
-          <w:rFonts w:ascii="inherit" w:eastAsia="Times New Roman" w:hAnsi="inherit" w:cs="Segoe UI Historic"/>
-          <w:color w:val="080809"/>
-          <w:sz w:val="23"/>
-          <w:szCs w:val="23"/>
-          <w:lang w:eastAsia="pt-BR"/>
-        </w:rPr>
-      </w:pPr>
-    </w:p>
-    <w:p>
-      <w:pPr>
-        <w:shd w:val="clear" w:color="auto" w:fill="FFFFFF"/>
-        <w:spacing w:after="0" w:line="240" w:lineRule="auto"/>
-        <w:jc w:val="center"/>
-        <w:rPr>
-          <w:rFonts w:ascii="inherit" w:eastAsia="Times New Roman" w:hAnsi="inherit" w:cs="Segoe UI Historic"/>
-          <w:color w:val="080809"/>
-          <w:sz w:val="23"/>
-          <w:szCs w:val="23"/>
-          <w:lang w:eastAsia="pt-BR"/>
-        </w:rPr>
-      </w:pPr>
-      <w:r>
-        <w:rPr>
-          <w:rFonts w:ascii="inherit" w:eastAsia="Times New Roman" w:hAnsi="inherit" w:cs="Segoe UI Historic"/>
-          <w:color w:val="080809"/>
-          <w:sz w:val="23"/>
-          <w:szCs w:val="23"/>
-          <w:lang w:eastAsia="pt-BR"/>
-        </w:rPr>
-        <w:t>PENSAMENTO ESSENCIALMENTE FILOSÓFICO</w:t>
-      </w:r>
-    </w:p>
-    <w:p>
-      <w:pPr>
-        <w:shd w:val="clear" w:color="auto" w:fill="FFFFFF"/>
-        <w:spacing w:after="0" w:line="240" w:lineRule="auto"/>
-        <w:jc w:val="both"/>
-        <w:rPr>
-          <w:rFonts w:ascii="inherit" w:eastAsia="Times New Roman" w:hAnsi="inherit" w:cs="Segoe UI Historic"/>
-          <w:color w:val="080809"/>
-          <w:sz w:val="23"/>
-          <w:szCs w:val="23"/>
-          <w:lang w:eastAsia="pt-BR"/>
-        </w:rPr>
-      </w:pPr>
-    </w:p>
-    <w:p>
-      <w:pPr>
-        <w:shd w:val="clear" w:color="auto" w:fill="FFFFFF"/>
-        <w:spacing w:after="0" w:line="240" w:lineRule="auto"/>
-        <w:jc w:val="both"/>
-        <w:rPr>
-          <w:rFonts w:ascii="inherit" w:eastAsia="Times New Roman" w:hAnsi="inherit" w:cs="Segoe UI Historic"/>
-          <w:color w:val="080809"/>
-          <w:sz w:val="23"/>
-          <w:szCs w:val="23"/>
-          <w:lang w:eastAsia="pt-BR"/>
-        </w:rPr>
-      </w:pPr>
-      <w:r>
-        <w:rPr>
-          <w:rFonts w:ascii="inherit" w:eastAsia="Times New Roman" w:hAnsi="inherit" w:cs="Segoe UI Historic"/>
-          <w:color w:val="080809"/>
-          <w:sz w:val="23"/>
-          <w:szCs w:val="23"/>
-          <w:lang w:eastAsia="pt-BR"/>
-        </w:rPr>
-        <w:t>Pensava, naquela época, que eu não era filósofo, mas meu pensamento era essencialmente filosófico.</w:t>
-      </w:r>
-    </w:p>
-    <w:p>
-      <w:pPr>
-        <w:shd w:val="clear" w:color="auto" w:fill="FFFFFF"/>
-        <w:spacing w:after="0" w:line="240" w:lineRule="auto"/>
-        <w:jc w:val="both"/>
-        <w:rPr>
-          <w:rFonts w:ascii="inherit" w:eastAsia="Times New Roman" w:hAnsi="inherit" w:cs="Segoe UI Historic"/>
-          <w:color w:val="080809"/>
-          <w:sz w:val="23"/>
-          <w:szCs w:val="23"/>
-          <w:lang w:eastAsia="pt-BR"/>
-        </w:rPr>
-      </w:pPr>
-      <w:r>
-        <w:rPr>
-          <w:rFonts w:ascii="inherit" w:eastAsia="Times New Roman" w:hAnsi="inherit" w:cs="Segoe UI Historic"/>
-          <w:color w:val="080809"/>
-          <w:sz w:val="23"/>
-          <w:szCs w:val="23"/>
-          <w:lang w:eastAsia="pt-BR"/>
-        </w:rPr>
-        <w:t>O único filósofo que conheci pessoalmente, se é que se chama de Filósofo, um doutor em filosofia, assim como chamamos médico um doutor em medicina, que me ouviu dizer isso, riu e respondeu que ou eu não sabia o que estava falando, ou estava escolhendo as palavras erradas pra falar o que queria, disse que eu não sabia o que é “essência”, não sabia o que é “Filosofia” e também não sabia o que é “pensamento”.</w:t>
+        <w:t>palavras erradas pra falar o que queria, disse que eu não sabia o que é “essência”, não sabia o que é “Filosofia” e também não sabia o que é “pensamento”.</w:t>
       </w:r>
     </w:p>
     <w:p>
@@ -1113,7 +1360,77 @@
           <w:szCs w:val="23"/>
           <w:lang w:eastAsia="pt-BR"/>
         </w:rPr>
-        <w:t xml:space="preserve">Esse pensamento mora em mim até hoje, mas foi mudando com o tempo, outra ideia de criança, essa já mais velho, que lembro, foi uma ideia da época da “alfabetização”, a </w:t>
+        <w:t xml:space="preserve">Esse pensamento mora em mim até hoje, mas foi mudando com o tempo, outra ideia de criança, essa já mais velho, que lembro, foi uma ideia da época da “alfabetização”, a alfabetização era uma etapa do ensino regular, anterior ao ensino básico, hoje não existe mais, a alfabetização vinha antes da primeira série. A professora deu uma aula que ficou gravada na minha cabeça até hoje, que saudade da Dona </w:t>
+      </w:r>
+      <w:proofErr w:type="spellStart"/>
+      <w:r>
+        <w:rPr>
+          <w:rFonts w:ascii="inherit" w:eastAsia="Times New Roman" w:hAnsi="inherit" w:cs="Segoe UI Historic"/>
+          <w:color w:val="080809"/>
+          <w:sz w:val="23"/>
+          <w:szCs w:val="23"/>
+          <w:lang w:eastAsia="pt-BR"/>
+        </w:rPr>
+        <w:t>Devoni</w:t>
+      </w:r>
+      <w:proofErr w:type="spellEnd"/>
+      <w:r>
+        <w:rPr>
+          <w:rFonts w:ascii="inherit" w:eastAsia="Times New Roman" w:hAnsi="inherit" w:cs="Segoe UI Historic"/>
+          <w:color w:val="080809"/>
+          <w:sz w:val="23"/>
+          <w:szCs w:val="23"/>
+          <w:lang w:eastAsia="pt-BR"/>
+        </w:rPr>
+        <w:t>, ela contou a história dos números, de como eles apareceram no pensamento da humanidade, contou a história de um pastor que ainda não conhecia os números e por isso contava suas ovelhas separando pedrinhas, cada pedrinha equivalia a uma ovelha, dessa maneira ele podia saber se tinha alguma ovelha faltando, quando ela falou do sistema decimal, ficou tudo claro na minha mente, ela disse que a gente contava do zero ao o nove e depois repetia os números um e zero pra fazer o dez porque a gente tinha dez dedos e usava os dedos pra contar.</w:t>
+      </w:r>
+    </w:p>
+    <w:p>
+      <w:pPr>
+        <w:shd w:val="clear" w:color="auto" w:fill="FFFFFF"/>
+        <w:spacing w:after="0" w:line="240" w:lineRule="auto"/>
+        <w:jc w:val="both"/>
+        <w:rPr>
+          <w:rFonts w:ascii="inherit" w:eastAsia="Times New Roman" w:hAnsi="inherit" w:cs="Segoe UI Historic"/>
+          <w:color w:val="080809"/>
+          <w:sz w:val="23"/>
+          <w:szCs w:val="23"/>
+          <w:lang w:eastAsia="pt-BR"/>
+        </w:rPr>
+      </w:pPr>
+      <w:r>
+        <w:rPr>
+          <w:rFonts w:ascii="inherit" w:eastAsia="Times New Roman" w:hAnsi="inherit" w:cs="Segoe UI Historic"/>
+          <w:color w:val="080809"/>
+          <w:sz w:val="23"/>
+          <w:szCs w:val="23"/>
+          <w:lang w:eastAsia="pt-BR"/>
+        </w:rPr>
+        <w:t>Nesse dia meu pensamento encontrou as linhas do mundo em tudo, até nas coisas abstratas, que tanto me intrigavam, as coisas abstratas eram diferentes, era difícil desenhar a fumaça que evaporava da panela, as linhas do mundo se dissolviam no ar e desapareciam, nessa época imaginei que se existisse Deus, ele tinha feito as nuvens de pincel.</w:t>
+      </w:r>
+    </w:p>
+    <w:p>
+      <w:pPr>
+        <w:shd w:val="clear" w:color="auto" w:fill="FFFFFF"/>
+        <w:spacing w:after="0" w:line="240" w:lineRule="auto"/>
+        <w:jc w:val="both"/>
+        <w:rPr>
+          <w:rFonts w:ascii="inherit" w:eastAsia="Times New Roman" w:hAnsi="inherit" w:cs="Segoe UI Historic"/>
+          <w:color w:val="080809"/>
+          <w:sz w:val="23"/>
+          <w:szCs w:val="23"/>
+          <w:lang w:eastAsia="pt-BR"/>
+        </w:rPr>
+      </w:pPr>
+      <w:r>
+        <w:rPr>
+          <w:rFonts w:ascii="inherit" w:eastAsia="Times New Roman" w:hAnsi="inherit" w:cs="Segoe UI Historic"/>
+          <w:color w:val="080809"/>
+          <w:sz w:val="23"/>
+          <w:szCs w:val="23"/>
+          <w:lang w:eastAsia="pt-BR"/>
+        </w:rPr>
+        <w:t xml:space="preserve">Aquele pensamento de que usamos o sistema decimal porque temos 10 dedos foi o que faltava, a gente enxergava as linhas do mundo e desenhava as coisas, não porque o mundo fosse dividido em linhas, mas porque a gente era separado do mundo por uma </w:t>
       </w:r>
       <w:r>
         <w:rPr>
@@ -1124,77 +1441,7 @@
           <w:lang w:eastAsia="pt-BR"/>
         </w:rPr>
         <w:lastRenderedPageBreak/>
-        <w:t xml:space="preserve">alfabetização era uma etapa do ensino regular, anterior ao ensino básico, hoje não existe mais, a alfabetização vinha antes da primeira série. A professora deu uma aula que ficou gravada na minha cabeça até hoje, que saudade da Dona </w:t>
-      </w:r>
-      <w:proofErr w:type="spellStart"/>
-      <w:r>
-        <w:rPr>
-          <w:rFonts w:ascii="inherit" w:eastAsia="Times New Roman" w:hAnsi="inherit" w:cs="Segoe UI Historic"/>
-          <w:color w:val="080809"/>
-          <w:sz w:val="23"/>
-          <w:szCs w:val="23"/>
-          <w:lang w:eastAsia="pt-BR"/>
-        </w:rPr>
-        <w:t>Devoni</w:t>
-      </w:r>
-      <w:proofErr w:type="spellEnd"/>
-      <w:r>
-        <w:rPr>
-          <w:rFonts w:ascii="inherit" w:eastAsia="Times New Roman" w:hAnsi="inherit" w:cs="Segoe UI Historic"/>
-          <w:color w:val="080809"/>
-          <w:sz w:val="23"/>
-          <w:szCs w:val="23"/>
-          <w:lang w:eastAsia="pt-BR"/>
-        </w:rPr>
-        <w:t>, ela contou a história dos números, de como eles apareceram no pensamento da humanidade, contou a história de um pastor que ainda não conhecia os números e por isso contava suas ovelhas separando pedrinhas, cada pedrinha equivalia a uma ovelha, dessa maneira ele podia saber se tinha alguma ovelha faltando, quando ela falou do sistema decimal, ficou tudo claro na minha mente, ela disse que a gente contava do zero ao o nove e depois repetia os números um e zero pra fazer o dez porque a gente tinha dez dedos e usava os dedos pra contar.</w:t>
-      </w:r>
-    </w:p>
-    <w:p>
-      <w:pPr>
-        <w:shd w:val="clear" w:color="auto" w:fill="FFFFFF"/>
-        <w:spacing w:after="0" w:line="240" w:lineRule="auto"/>
-        <w:jc w:val="both"/>
-        <w:rPr>
-          <w:rFonts w:ascii="inherit" w:eastAsia="Times New Roman" w:hAnsi="inherit" w:cs="Segoe UI Historic"/>
-          <w:color w:val="080809"/>
-          <w:sz w:val="23"/>
-          <w:szCs w:val="23"/>
-          <w:lang w:eastAsia="pt-BR"/>
-        </w:rPr>
-      </w:pPr>
-      <w:r>
-        <w:rPr>
-          <w:rFonts w:ascii="inherit" w:eastAsia="Times New Roman" w:hAnsi="inherit" w:cs="Segoe UI Historic"/>
-          <w:color w:val="080809"/>
-          <w:sz w:val="23"/>
-          <w:szCs w:val="23"/>
-          <w:lang w:eastAsia="pt-BR"/>
-        </w:rPr>
-        <w:t>Nesse dia meu pensamento encontrou as linhas do mundo em tudo, até nas coisas abstratas, que tanto me intrigavam, as coisas abstratas eram diferentes, era difícil desenhar a fumaça que evaporava da panela, as linhas do mundo se dissolviam no ar e desapareciam, nessa época imaginei que se existisse Deus, ele tinha feito as nuvens de pincel.</w:t>
-      </w:r>
-    </w:p>
-    <w:p>
-      <w:pPr>
-        <w:shd w:val="clear" w:color="auto" w:fill="FFFFFF"/>
-        <w:spacing w:after="0" w:line="240" w:lineRule="auto"/>
-        <w:jc w:val="both"/>
-        <w:rPr>
-          <w:rFonts w:ascii="inherit" w:eastAsia="Times New Roman" w:hAnsi="inherit" w:cs="Segoe UI Historic"/>
-          <w:color w:val="080809"/>
-          <w:sz w:val="23"/>
-          <w:szCs w:val="23"/>
-          <w:lang w:eastAsia="pt-BR"/>
-        </w:rPr>
-      </w:pPr>
-      <w:r>
-        <w:rPr>
-          <w:rFonts w:ascii="inherit" w:eastAsia="Times New Roman" w:hAnsi="inherit" w:cs="Segoe UI Historic"/>
-          <w:color w:val="080809"/>
-          <w:sz w:val="23"/>
-          <w:szCs w:val="23"/>
-          <w:lang w:eastAsia="pt-BR"/>
-        </w:rPr>
-        <w:t xml:space="preserve">Aquele pensamento de que usamos o sistema decimal porque temos 10 dedos foi o que faltava, a gente enxergava as linhas do mundo e desenhava as coisas, não porque o mundo fosse dividido em linhas, mas porque a gente era separado do mundo por uma casca, a gente e o mundo era um interno e externo, as coisas que existem eram as coisas de dentro e de fora da gente, é assim que </w:t>
+        <w:t xml:space="preserve">casca, a gente e o mundo era um interno e externo, as coisas que existem eram as coisas de dentro e de fora da gente, é assim que </w:t>
       </w:r>
       <w:proofErr w:type="spellStart"/>
       <w:r>

--- a/UM EXÉRCITO DE ORCS.docx
+++ b/UM EXÉRCITO DE ORCS.docx
@@ -15,6 +15,777 @@
           <w:shd w:val="clear" w:color="auto" w:fill="FFFFFF"/>
         </w:rPr>
       </w:pPr>
+      <w:bookmarkStart w:id="0" w:name="_GoBack"/>
+      <w:r>
+        <w:rPr>
+          <w:rFonts w:ascii="Segoe UI Historic" w:hAnsi="Segoe UI Historic" w:cs="Segoe UI Historic"/>
+          <w:color w:val="080809"/>
+          <w:sz w:val="23"/>
+          <w:szCs w:val="23"/>
+          <w:shd w:val="clear" w:color="auto" w:fill="FFFFFF"/>
+        </w:rPr>
+        <w:t>“A PAPUDA LHE ESPERA, BOA ESTADIA LÁ”</w:t>
+      </w:r>
+    </w:p>
+    <w:p>
+      <w:pPr>
+        <w:shd w:val="clear" w:color="auto" w:fill="FFFFFF"/>
+        <w:spacing w:after="0" w:line="240" w:lineRule="auto"/>
+        <w:jc w:val="both"/>
+        <w:rPr>
+          <w:rFonts w:ascii="Segoe UI Historic" w:hAnsi="Segoe UI Historic" w:cs="Segoe UI Historic"/>
+          <w:color w:val="080809"/>
+          <w:sz w:val="23"/>
+          <w:szCs w:val="23"/>
+          <w:shd w:val="clear" w:color="auto" w:fill="FFFFFF"/>
+        </w:rPr>
+      </w:pPr>
+      <w:r>
+        <w:rPr>
+          <w:rFonts w:ascii="Segoe UI Historic" w:hAnsi="Segoe UI Historic" w:cs="Segoe UI Historic"/>
+          <w:color w:val="080809"/>
+          <w:sz w:val="23"/>
+          <w:szCs w:val="23"/>
+          <w:shd w:val="clear" w:color="auto" w:fill="FFFFFF"/>
+        </w:rPr>
+        <w:t>O maior presente que um pai homofóbico pode ganhar é um filho gay</w:t>
+      </w:r>
+      <w:r>
+        <w:rPr>
+          <w:rFonts w:ascii="Segoe UI Historic" w:hAnsi="Segoe UI Historic" w:cs="Segoe UI Historic"/>
+          <w:color w:val="080809"/>
+          <w:sz w:val="23"/>
+          <w:szCs w:val="23"/>
+          <w:shd w:val="clear" w:color="auto" w:fill="FFFFFF"/>
+        </w:rPr>
+        <w:t>, foi o que aconteceu comigo, eu era um escroto e não sabia, até receber esse presente, isso ajudou muito no meu crescimento pessoal, entendi que cada um percorre um caminho dentro de si em direção ao “ser superior que a gente tem direito a ser”</w:t>
+      </w:r>
+      <w:r>
+        <w:rPr>
+          <w:rFonts w:ascii="Segoe UI Historic" w:hAnsi="Segoe UI Historic" w:cs="Segoe UI Historic"/>
+          <w:color w:val="080809"/>
+          <w:sz w:val="23"/>
+          <w:szCs w:val="23"/>
+          <w:shd w:val="clear" w:color="auto" w:fill="FFFFFF"/>
+        </w:rPr>
+        <w:t xml:space="preserve"> e só o amor poderia me ensinar isso</w:t>
+      </w:r>
+      <w:r>
+        <w:rPr>
+          <w:rFonts w:ascii="Segoe UI Historic" w:hAnsi="Segoe UI Historic" w:cs="Segoe UI Historic"/>
+          <w:color w:val="080809"/>
+          <w:sz w:val="23"/>
+          <w:szCs w:val="23"/>
+          <w:shd w:val="clear" w:color="auto" w:fill="FFFFFF"/>
+        </w:rPr>
+        <w:t>.</w:t>
+      </w:r>
+    </w:p>
+    <w:p>
+      <w:pPr>
+        <w:shd w:val="clear" w:color="auto" w:fill="FFFFFF"/>
+        <w:spacing w:after="0" w:line="240" w:lineRule="auto"/>
+        <w:jc w:val="both"/>
+        <w:rPr>
+          <w:rFonts w:ascii="Segoe UI Historic" w:hAnsi="Segoe UI Historic" w:cs="Segoe UI Historic"/>
+          <w:color w:val="080809"/>
+          <w:sz w:val="23"/>
+          <w:szCs w:val="23"/>
+          <w:shd w:val="clear" w:color="auto" w:fill="FFFFFF"/>
+        </w:rPr>
+      </w:pPr>
+      <w:r>
+        <w:rPr>
+          <w:rFonts w:ascii="Segoe UI Historic" w:hAnsi="Segoe UI Historic" w:cs="Segoe UI Historic"/>
+          <w:color w:val="080809"/>
+          <w:sz w:val="23"/>
+          <w:szCs w:val="23"/>
+          <w:shd w:val="clear" w:color="auto" w:fill="FFFFFF"/>
+        </w:rPr>
+        <w:t xml:space="preserve">Tem uma história do vaqueiro que marcou um boi com ferro quente e quando olhou pra marca, achou que não ficou bem marcada, achou que ficou pouco tempo, enquanto isso, do outro lado do ferro, o boi achou que ficou até </w:t>
+      </w:r>
+      <w:r>
+        <w:rPr>
+          <w:rFonts w:ascii="Segoe UI Historic" w:hAnsi="Segoe UI Historic" w:cs="Segoe UI Historic"/>
+          <w:color w:val="080809"/>
+          <w:sz w:val="23"/>
+          <w:szCs w:val="23"/>
+          <w:shd w:val="clear" w:color="auto" w:fill="FFFFFF"/>
+        </w:rPr>
+        <w:t xml:space="preserve">tempo </w:t>
+      </w:r>
+      <w:proofErr w:type="spellStart"/>
+      <w:r>
+        <w:rPr>
+          <w:rFonts w:ascii="Segoe UI Historic" w:hAnsi="Segoe UI Historic" w:cs="Segoe UI Historic"/>
+          <w:color w:val="080809"/>
+          <w:sz w:val="23"/>
+          <w:szCs w:val="23"/>
+          <w:shd w:val="clear" w:color="auto" w:fill="FFFFFF"/>
+        </w:rPr>
+        <w:t>de mais</w:t>
+      </w:r>
+      <w:proofErr w:type="spellEnd"/>
+      <w:r>
+        <w:rPr>
+          <w:rFonts w:ascii="Segoe UI Historic" w:hAnsi="Segoe UI Historic" w:cs="Segoe UI Historic"/>
+          <w:color w:val="080809"/>
+          <w:sz w:val="23"/>
+          <w:szCs w:val="23"/>
+          <w:shd w:val="clear" w:color="auto" w:fill="FFFFFF"/>
+        </w:rPr>
+        <w:t>.</w:t>
+      </w:r>
+    </w:p>
+    <w:p>
+      <w:pPr>
+        <w:shd w:val="clear" w:color="auto" w:fill="FFFFFF"/>
+        <w:spacing w:after="0" w:line="240" w:lineRule="auto"/>
+        <w:jc w:val="both"/>
+        <w:rPr>
+          <w:rFonts w:ascii="Segoe UI Historic" w:hAnsi="Segoe UI Historic" w:cs="Segoe UI Historic"/>
+          <w:color w:val="080809"/>
+          <w:sz w:val="23"/>
+          <w:szCs w:val="23"/>
+          <w:shd w:val="clear" w:color="auto" w:fill="FFFFFF"/>
+        </w:rPr>
+      </w:pPr>
+      <w:r>
+        <w:rPr>
+          <w:rFonts w:ascii="Segoe UI Historic" w:hAnsi="Segoe UI Historic" w:cs="Segoe UI Historic"/>
+          <w:color w:val="080809"/>
+          <w:sz w:val="23"/>
+          <w:szCs w:val="23"/>
+          <w:shd w:val="clear" w:color="auto" w:fill="FFFFFF"/>
+        </w:rPr>
+        <w:t>Conhecer a experiência pela ótica do boi, pode ser uma grande oportunidade pra esse verme “aprender a ser homem”, enxergar o castigo pelo outro lado do ferro de punir.</w:t>
+      </w:r>
+    </w:p>
+    <w:bookmarkEnd w:id="0"/>
+    <w:p>
+      <w:pPr>
+        <w:shd w:val="clear" w:color="auto" w:fill="FFFFFF"/>
+        <w:spacing w:after="0" w:line="240" w:lineRule="auto"/>
+        <w:jc w:val="both"/>
+        <w:rPr>
+          <w:rFonts w:ascii="Segoe UI Historic" w:hAnsi="Segoe UI Historic" w:cs="Segoe UI Historic"/>
+          <w:color w:val="080809"/>
+          <w:sz w:val="23"/>
+          <w:szCs w:val="23"/>
+          <w:shd w:val="clear" w:color="auto" w:fill="FFFFFF"/>
+        </w:rPr>
+      </w:pPr>
+    </w:p>
+    <w:p>
+      <w:pPr>
+        <w:shd w:val="clear" w:color="auto" w:fill="FFFFFF"/>
+        <w:spacing w:after="0" w:line="240" w:lineRule="auto"/>
+        <w:jc w:val="both"/>
+        <w:rPr>
+          <w:rFonts w:ascii="Segoe UI Historic" w:hAnsi="Segoe UI Historic" w:cs="Segoe UI Historic"/>
+          <w:color w:val="080809"/>
+          <w:sz w:val="23"/>
+          <w:szCs w:val="23"/>
+          <w:shd w:val="clear" w:color="auto" w:fill="FFFFFF"/>
+        </w:rPr>
+      </w:pPr>
+      <w:r>
+        <w:rPr>
+          <w:rFonts w:ascii="Segoe UI Historic" w:hAnsi="Segoe UI Historic" w:cs="Segoe UI Historic"/>
+          <w:color w:val="080809"/>
+          <w:sz w:val="23"/>
+          <w:szCs w:val="23"/>
+          <w:shd w:val="clear" w:color="auto" w:fill="FFFFFF"/>
+        </w:rPr>
+        <w:t>CRISE DE SOLUÇO E DIETA ESPECIAL</w:t>
+      </w:r>
+    </w:p>
+    <w:p>
+      <w:pPr>
+        <w:shd w:val="clear" w:color="auto" w:fill="FFFFFF"/>
+        <w:spacing w:after="0" w:line="240" w:lineRule="auto"/>
+        <w:jc w:val="both"/>
+        <w:rPr>
+          <w:rFonts w:ascii="Segoe UI Historic" w:hAnsi="Segoe UI Historic" w:cs="Segoe UI Historic"/>
+          <w:color w:val="080809"/>
+          <w:sz w:val="23"/>
+          <w:szCs w:val="23"/>
+          <w:shd w:val="clear" w:color="auto" w:fill="FFFFFF"/>
+        </w:rPr>
+      </w:pPr>
+    </w:p>
+    <w:p>
+      <w:pPr>
+        <w:shd w:val="clear" w:color="auto" w:fill="FFFFFF"/>
+        <w:spacing w:after="0" w:line="240" w:lineRule="auto"/>
+        <w:jc w:val="both"/>
+        <w:rPr>
+          <w:rFonts w:ascii="Segoe UI Historic" w:hAnsi="Segoe UI Historic" w:cs="Segoe UI Historic"/>
+          <w:color w:val="080809"/>
+          <w:sz w:val="23"/>
+          <w:szCs w:val="23"/>
+          <w:shd w:val="clear" w:color="auto" w:fill="FFFFFF"/>
+        </w:rPr>
+      </w:pPr>
+      <w:r>
+        <w:rPr>
+          <w:rFonts w:ascii="Segoe UI Historic" w:hAnsi="Segoe UI Historic" w:cs="Segoe UI Historic"/>
+          <w:color w:val="080809"/>
+          <w:sz w:val="23"/>
+          <w:szCs w:val="23"/>
+          <w:shd w:val="clear" w:color="auto" w:fill="FFFFFF"/>
+        </w:rPr>
+        <w:t xml:space="preserve">Quando eu estava preso, tinha um preso </w:t>
+      </w:r>
+      <w:r>
+        <w:rPr>
+          <w:rFonts w:ascii="Segoe UI Historic" w:hAnsi="Segoe UI Historic" w:cs="Segoe UI Historic"/>
+          <w:color w:val="080809"/>
+          <w:sz w:val="23"/>
+          <w:szCs w:val="23"/>
+          <w:shd w:val="clear" w:color="auto" w:fill="FFFFFF"/>
+        </w:rPr>
+        <w:t xml:space="preserve">acusado </w:t>
+      </w:r>
+      <w:r>
+        <w:rPr>
+          <w:rFonts w:ascii="Segoe UI Historic" w:hAnsi="Segoe UI Historic" w:cs="Segoe UI Historic"/>
+          <w:color w:val="080809"/>
+          <w:sz w:val="23"/>
+          <w:szCs w:val="23"/>
+          <w:shd w:val="clear" w:color="auto" w:fill="FFFFFF"/>
+        </w:rPr>
+        <w:t>no artigo 155 (furtou uma televisão</w:t>
+      </w:r>
+      <w:r>
+        <w:rPr>
+          <w:rFonts w:ascii="Segoe UI Historic" w:hAnsi="Segoe UI Historic" w:cs="Segoe UI Historic"/>
+          <w:color w:val="080809"/>
+          <w:sz w:val="23"/>
+          <w:szCs w:val="23"/>
+          <w:shd w:val="clear" w:color="auto" w:fill="FFFFFF"/>
+        </w:rPr>
+        <w:t xml:space="preserve"> – delito bem mais leve que golpe de estado</w:t>
+      </w:r>
+      <w:r>
+        <w:rPr>
+          <w:rFonts w:ascii="Segoe UI Historic" w:hAnsi="Segoe UI Historic" w:cs="Segoe UI Historic"/>
+          <w:color w:val="080809"/>
+          <w:sz w:val="23"/>
+          <w:szCs w:val="23"/>
+          <w:shd w:val="clear" w:color="auto" w:fill="FFFFFF"/>
+        </w:rPr>
+        <w:t xml:space="preserve">) que estava com o pulso quebrado, a mão estava virada pra dentro, </w:t>
+      </w:r>
+      <w:r>
+        <w:rPr>
+          <w:rFonts w:ascii="Segoe UI Historic" w:hAnsi="Segoe UI Historic" w:cs="Segoe UI Historic"/>
+          <w:color w:val="080809"/>
+          <w:sz w:val="23"/>
+          <w:szCs w:val="23"/>
+          <w:shd w:val="clear" w:color="auto" w:fill="FFFFFF"/>
+        </w:rPr>
+        <w:t xml:space="preserve">fratura exposta, via-se o osso, </w:t>
+      </w:r>
+      <w:r>
+        <w:rPr>
+          <w:rFonts w:ascii="Segoe UI Historic" w:hAnsi="Segoe UI Historic" w:cs="Segoe UI Historic"/>
+          <w:color w:val="080809"/>
+          <w:sz w:val="23"/>
+          <w:szCs w:val="23"/>
+          <w:shd w:val="clear" w:color="auto" w:fill="FFFFFF"/>
+        </w:rPr>
+        <w:t xml:space="preserve">dava até nervoso de olhar, tinha uma cirurgia marcada, se não fizesse a cirurgia, </w:t>
+      </w:r>
+      <w:r>
+        <w:rPr>
+          <w:rFonts w:ascii="Segoe UI Historic" w:hAnsi="Segoe UI Historic" w:cs="Segoe UI Historic"/>
+          <w:color w:val="080809"/>
+          <w:sz w:val="23"/>
+          <w:szCs w:val="23"/>
+          <w:shd w:val="clear" w:color="auto" w:fill="FFFFFF"/>
+        </w:rPr>
+        <w:t xml:space="preserve">provavelmente </w:t>
+      </w:r>
+      <w:r>
+        <w:rPr>
+          <w:rFonts w:ascii="Segoe UI Historic" w:hAnsi="Segoe UI Historic" w:cs="Segoe UI Historic"/>
+          <w:color w:val="080809"/>
+          <w:sz w:val="23"/>
+          <w:szCs w:val="23"/>
+          <w:shd w:val="clear" w:color="auto" w:fill="FFFFFF"/>
+        </w:rPr>
+        <w:t>perderia o movimento da mão</w:t>
+      </w:r>
+      <w:r>
+        <w:rPr>
+          <w:rFonts w:ascii="Segoe UI Historic" w:hAnsi="Segoe UI Historic" w:cs="Segoe UI Historic"/>
+          <w:color w:val="080809"/>
+          <w:sz w:val="23"/>
+          <w:szCs w:val="23"/>
+          <w:shd w:val="clear" w:color="auto" w:fill="FFFFFF"/>
+        </w:rPr>
+        <w:t xml:space="preserve"> e não operou, pelo menos até o dia em que saí de lá</w:t>
+      </w:r>
+      <w:r>
+        <w:rPr>
+          <w:rFonts w:ascii="Segoe UI Historic" w:hAnsi="Segoe UI Historic" w:cs="Segoe UI Historic"/>
+          <w:color w:val="080809"/>
+          <w:sz w:val="23"/>
+          <w:szCs w:val="23"/>
+          <w:shd w:val="clear" w:color="auto" w:fill="FFFFFF"/>
+        </w:rPr>
+        <w:t>.</w:t>
+      </w:r>
+    </w:p>
+    <w:p>
+      <w:pPr>
+        <w:shd w:val="clear" w:color="auto" w:fill="FFFFFF"/>
+        <w:spacing w:after="0" w:line="240" w:lineRule="auto"/>
+        <w:jc w:val="both"/>
+        <w:rPr>
+          <w:rFonts w:ascii="Segoe UI Historic" w:hAnsi="Segoe UI Historic" w:cs="Segoe UI Historic"/>
+          <w:color w:val="080809"/>
+          <w:sz w:val="23"/>
+          <w:szCs w:val="23"/>
+          <w:shd w:val="clear" w:color="auto" w:fill="FFFFFF"/>
+        </w:rPr>
+      </w:pPr>
+      <w:r>
+        <w:rPr>
+          <w:rFonts w:ascii="Segoe UI Historic" w:hAnsi="Segoe UI Historic" w:cs="Segoe UI Historic"/>
+          <w:color w:val="080809"/>
+          <w:sz w:val="23"/>
+          <w:szCs w:val="23"/>
+          <w:shd w:val="clear" w:color="auto" w:fill="FFFFFF"/>
+        </w:rPr>
+        <w:t xml:space="preserve">No dia da cirurgia, ele não pode ir, alegaram que não tinham contingente suficiente pra escoltá-lo, disseram que </w:t>
+      </w:r>
+      <w:r>
+        <w:rPr>
+          <w:rFonts w:ascii="Segoe UI Historic" w:hAnsi="Segoe UI Historic" w:cs="Segoe UI Historic"/>
+          <w:color w:val="080809"/>
+          <w:sz w:val="23"/>
+          <w:szCs w:val="23"/>
+          <w:shd w:val="clear" w:color="auto" w:fill="FFFFFF"/>
+        </w:rPr>
+        <w:t xml:space="preserve">“se </w:t>
+      </w:r>
+      <w:r>
+        <w:rPr>
+          <w:rFonts w:ascii="Segoe UI Historic" w:hAnsi="Segoe UI Historic" w:cs="Segoe UI Historic"/>
+          <w:color w:val="080809"/>
+          <w:sz w:val="23"/>
+          <w:szCs w:val="23"/>
+          <w:shd w:val="clear" w:color="auto" w:fill="FFFFFF"/>
+        </w:rPr>
+        <w:t>ele conseguiu carregar a TV, então a mão estava boa</w:t>
+      </w:r>
+      <w:r>
+        <w:rPr>
+          <w:rFonts w:ascii="Segoe UI Historic" w:hAnsi="Segoe UI Historic" w:cs="Segoe UI Historic"/>
+          <w:color w:val="080809"/>
+          <w:sz w:val="23"/>
+          <w:szCs w:val="23"/>
+          <w:shd w:val="clear" w:color="auto" w:fill="FFFFFF"/>
+        </w:rPr>
+        <w:t>”</w:t>
+      </w:r>
+      <w:r>
+        <w:rPr>
+          <w:rFonts w:ascii="Segoe UI Historic" w:hAnsi="Segoe UI Historic" w:cs="Segoe UI Historic"/>
+          <w:color w:val="080809"/>
+          <w:sz w:val="23"/>
+          <w:szCs w:val="23"/>
+          <w:shd w:val="clear" w:color="auto" w:fill="FFFFFF"/>
+        </w:rPr>
+        <w:t>.</w:t>
+      </w:r>
+    </w:p>
+    <w:p>
+      <w:pPr>
+        <w:shd w:val="clear" w:color="auto" w:fill="FFFFFF"/>
+        <w:spacing w:after="0" w:line="240" w:lineRule="auto"/>
+        <w:jc w:val="both"/>
+        <w:rPr>
+          <w:rFonts w:ascii="Segoe UI Historic" w:hAnsi="Segoe UI Historic" w:cs="Segoe UI Historic"/>
+          <w:color w:val="080809"/>
+          <w:sz w:val="23"/>
+          <w:szCs w:val="23"/>
+          <w:shd w:val="clear" w:color="auto" w:fill="FFFFFF"/>
+        </w:rPr>
+      </w:pPr>
+      <w:r>
+        <w:rPr>
+          <w:rFonts w:ascii="Segoe UI Historic" w:hAnsi="Segoe UI Historic" w:cs="Segoe UI Historic"/>
+          <w:color w:val="080809"/>
+          <w:sz w:val="23"/>
+          <w:szCs w:val="23"/>
+          <w:shd w:val="clear" w:color="auto" w:fill="FFFFFF"/>
+        </w:rPr>
+        <w:t xml:space="preserve">Era uma prisão destinada apenas a presos que estivessem sumariando (aguardando julgamento), com capacidade pra 4 presos em cada cela, mas a maioria dos presos eram condenados a muitos anos por crimes graves, que não poderiam, por lei, </w:t>
+      </w:r>
+      <w:r>
+        <w:rPr>
+          <w:rFonts w:ascii="Segoe UI Historic" w:hAnsi="Segoe UI Historic" w:cs="Segoe UI Historic"/>
+          <w:color w:val="080809"/>
+          <w:sz w:val="23"/>
+          <w:szCs w:val="23"/>
+          <w:shd w:val="clear" w:color="auto" w:fill="FFFFFF"/>
+        </w:rPr>
+        <w:t xml:space="preserve">estar ali </w:t>
+      </w:r>
+      <w:r>
+        <w:rPr>
+          <w:rFonts w:ascii="Segoe UI Historic" w:hAnsi="Segoe UI Historic" w:cs="Segoe UI Historic"/>
+          <w:color w:val="080809"/>
+          <w:sz w:val="23"/>
+          <w:szCs w:val="23"/>
+          <w:shd w:val="clear" w:color="auto" w:fill="FFFFFF"/>
+        </w:rPr>
+        <w:t>misturados com presos que ainda estão sumariando, além disso, as celas tinham de 8 a 12 presos cada uma</w:t>
+      </w:r>
+      <w:r>
+        <w:rPr>
+          <w:rFonts w:ascii="Segoe UI Historic" w:hAnsi="Segoe UI Historic" w:cs="Segoe UI Historic"/>
+          <w:color w:val="080809"/>
+          <w:sz w:val="23"/>
+          <w:szCs w:val="23"/>
+          <w:shd w:val="clear" w:color="auto" w:fill="FFFFFF"/>
+        </w:rPr>
+        <w:t>, ou seja, de duas a três vezes a capacidade prevista</w:t>
+      </w:r>
+      <w:r>
+        <w:rPr>
+          <w:rFonts w:ascii="Segoe UI Historic" w:hAnsi="Segoe UI Historic" w:cs="Segoe UI Historic"/>
+          <w:color w:val="080809"/>
+          <w:sz w:val="23"/>
+          <w:szCs w:val="23"/>
+          <w:shd w:val="clear" w:color="auto" w:fill="FFFFFF"/>
+        </w:rPr>
+        <w:t>.</w:t>
+      </w:r>
+    </w:p>
+    <w:p>
+      <w:pPr>
+        <w:shd w:val="clear" w:color="auto" w:fill="FFFFFF"/>
+        <w:spacing w:after="0" w:line="240" w:lineRule="auto"/>
+        <w:jc w:val="both"/>
+        <w:rPr>
+          <w:rFonts w:ascii="Segoe UI Historic" w:hAnsi="Segoe UI Historic" w:cs="Segoe UI Historic"/>
+          <w:color w:val="080809"/>
+          <w:sz w:val="23"/>
+          <w:szCs w:val="23"/>
+          <w:shd w:val="clear" w:color="auto" w:fill="FFFFFF"/>
+        </w:rPr>
+      </w:pPr>
+      <w:r>
+        <w:rPr>
+          <w:rFonts w:ascii="Segoe UI Historic" w:hAnsi="Segoe UI Historic" w:cs="Segoe UI Historic"/>
+          <w:color w:val="080809"/>
+          <w:sz w:val="23"/>
+          <w:szCs w:val="23"/>
+          <w:shd w:val="clear" w:color="auto" w:fill="FFFFFF"/>
+        </w:rPr>
+        <w:t>A grande maioria dos presos que está aguardando julgamento, naquela e em muitas outras cadeias do Brasil, será estatisticamente absolvida e serão considerados primários caso venham a ser condenados futuramente</w:t>
+      </w:r>
+      <w:r>
+        <w:rPr>
+          <w:rFonts w:ascii="Segoe UI Historic" w:hAnsi="Segoe UI Historic" w:cs="Segoe UI Historic"/>
+          <w:color w:val="080809"/>
+          <w:sz w:val="23"/>
+          <w:szCs w:val="23"/>
+          <w:shd w:val="clear" w:color="auto" w:fill="FFFFFF"/>
+        </w:rPr>
+        <w:t xml:space="preserve"> por algum outro delito</w:t>
+      </w:r>
+      <w:r>
+        <w:rPr>
+          <w:rFonts w:ascii="Segoe UI Historic" w:hAnsi="Segoe UI Historic" w:cs="Segoe UI Historic"/>
+          <w:color w:val="080809"/>
+          <w:sz w:val="23"/>
+          <w:szCs w:val="23"/>
+          <w:shd w:val="clear" w:color="auto" w:fill="FFFFFF"/>
+        </w:rPr>
+        <w:t>, o que significa que são inocentes, sem nenhuma indenização pelos danos causados durante esse período, como eu fui e não poderia ter ficado convivendo com presos condenados.</w:t>
+      </w:r>
+    </w:p>
+    <w:p>
+      <w:pPr>
+        <w:shd w:val="clear" w:color="auto" w:fill="FFFFFF"/>
+        <w:spacing w:after="0" w:line="240" w:lineRule="auto"/>
+        <w:jc w:val="both"/>
+        <w:rPr>
+          <w:rFonts w:ascii="Segoe UI Historic" w:hAnsi="Segoe UI Historic" w:cs="Segoe UI Historic"/>
+          <w:color w:val="080809"/>
+          <w:sz w:val="23"/>
+          <w:szCs w:val="23"/>
+          <w:shd w:val="clear" w:color="auto" w:fill="FFFFFF"/>
+        </w:rPr>
+      </w:pPr>
+      <w:r>
+        <w:rPr>
+          <w:rFonts w:ascii="Segoe UI Historic" w:hAnsi="Segoe UI Historic" w:cs="Segoe UI Historic"/>
+          <w:color w:val="080809"/>
+          <w:sz w:val="23"/>
+          <w:szCs w:val="23"/>
+          <w:shd w:val="clear" w:color="auto" w:fill="FFFFFF"/>
+        </w:rPr>
+        <w:t>A alimentação era, na maioria das vezes, razoável, mas às vezes vinha comida azeda, cheirando mal, como se fosse comida feita dias atrás.</w:t>
+      </w:r>
+    </w:p>
+    <w:p>
+      <w:pPr>
+        <w:shd w:val="clear" w:color="auto" w:fill="FFFFFF"/>
+        <w:spacing w:after="0" w:line="240" w:lineRule="auto"/>
+        <w:jc w:val="both"/>
+        <w:rPr>
+          <w:rFonts w:ascii="Segoe UI Historic" w:hAnsi="Segoe UI Historic" w:cs="Segoe UI Historic"/>
+          <w:color w:val="080809"/>
+          <w:sz w:val="23"/>
+          <w:szCs w:val="23"/>
+          <w:shd w:val="clear" w:color="auto" w:fill="FFFFFF"/>
+        </w:rPr>
+      </w:pPr>
+      <w:r>
+        <w:rPr>
+          <w:rFonts w:ascii="Segoe UI Historic" w:hAnsi="Segoe UI Historic" w:cs="Segoe UI Historic"/>
+          <w:color w:val="080809"/>
+          <w:sz w:val="23"/>
+          <w:szCs w:val="23"/>
+          <w:shd w:val="clear" w:color="auto" w:fill="FFFFFF"/>
+        </w:rPr>
+        <w:t>Muitos presos que estavam ali já tinham estado</w:t>
+      </w:r>
+      <w:r>
+        <w:rPr>
+          <w:rFonts w:ascii="Segoe UI Historic" w:hAnsi="Segoe UI Historic" w:cs="Segoe UI Historic"/>
+          <w:color w:val="080809"/>
+          <w:sz w:val="23"/>
+          <w:szCs w:val="23"/>
+          <w:shd w:val="clear" w:color="auto" w:fill="FFFFFF"/>
+        </w:rPr>
+        <w:t xml:space="preserve"> em</w:t>
+      </w:r>
+      <w:r>
+        <w:rPr>
+          <w:rFonts w:ascii="Segoe UI Historic" w:hAnsi="Segoe UI Historic" w:cs="Segoe UI Historic"/>
+          <w:color w:val="080809"/>
+          <w:sz w:val="23"/>
+          <w:szCs w:val="23"/>
+          <w:shd w:val="clear" w:color="auto" w:fill="FFFFFF"/>
+        </w:rPr>
+        <w:t xml:space="preserve"> outras cadeias e achavam que lá era até muito bom, comparado a outras que já passaram.</w:t>
+      </w:r>
+    </w:p>
+    <w:p>
+      <w:pPr>
+        <w:shd w:val="clear" w:color="auto" w:fill="FFFFFF"/>
+        <w:spacing w:after="0" w:line="240" w:lineRule="auto"/>
+        <w:jc w:val="both"/>
+        <w:rPr>
+          <w:rFonts w:ascii="Segoe UI Historic" w:hAnsi="Segoe UI Historic" w:cs="Segoe UI Historic"/>
+          <w:color w:val="080809"/>
+          <w:sz w:val="23"/>
+          <w:szCs w:val="23"/>
+          <w:shd w:val="clear" w:color="auto" w:fill="FFFFFF"/>
+        </w:rPr>
+      </w:pPr>
+      <w:r>
+        <w:rPr>
+          <w:rFonts w:ascii="Segoe UI Historic" w:hAnsi="Segoe UI Historic" w:cs="Segoe UI Historic"/>
+          <w:color w:val="080809"/>
+          <w:sz w:val="23"/>
+          <w:szCs w:val="23"/>
+          <w:shd w:val="clear" w:color="auto" w:fill="FFFFFF"/>
+        </w:rPr>
+        <w:t>O Brasil tem uma das maiores populações carcerárias do mundo, mais da metade é de presos que não foram julgados, muitos já cumpriram suas penas e mesmo assim não foram soltos.</w:t>
+      </w:r>
+    </w:p>
+    <w:p>
+      <w:pPr>
+        <w:shd w:val="clear" w:color="auto" w:fill="FFFFFF"/>
+        <w:spacing w:after="0" w:line="240" w:lineRule="auto"/>
+        <w:jc w:val="both"/>
+        <w:rPr>
+          <w:rFonts w:ascii="Segoe UI Historic" w:hAnsi="Segoe UI Historic" w:cs="Segoe UI Historic"/>
+          <w:color w:val="080809"/>
+          <w:sz w:val="23"/>
+          <w:szCs w:val="23"/>
+          <w:shd w:val="clear" w:color="auto" w:fill="FFFFFF"/>
+        </w:rPr>
+      </w:pPr>
+      <w:r>
+        <w:rPr>
+          <w:rFonts w:ascii="Segoe UI Historic" w:hAnsi="Segoe UI Historic" w:cs="Segoe UI Historic"/>
+          <w:color w:val="080809"/>
+          <w:sz w:val="23"/>
+          <w:szCs w:val="23"/>
+          <w:shd w:val="clear" w:color="auto" w:fill="FFFFFF"/>
+        </w:rPr>
+        <w:t xml:space="preserve">Eu até acho justo que </w:t>
+      </w:r>
+      <w:r>
+        <w:rPr>
+          <w:rFonts w:ascii="Segoe UI Historic" w:hAnsi="Segoe UI Historic" w:cs="Segoe UI Historic"/>
+          <w:color w:val="080809"/>
+          <w:sz w:val="23"/>
+          <w:szCs w:val="23"/>
+          <w:shd w:val="clear" w:color="auto" w:fill="FFFFFF"/>
+        </w:rPr>
+        <w:t xml:space="preserve">seja respeitada a </w:t>
+      </w:r>
+      <w:r>
+        <w:rPr>
+          <w:rFonts w:ascii="Segoe UI Historic" w:hAnsi="Segoe UI Historic" w:cs="Segoe UI Historic"/>
+          <w:color w:val="080809"/>
+          <w:sz w:val="23"/>
+          <w:szCs w:val="23"/>
+          <w:shd w:val="clear" w:color="auto" w:fill="FFFFFF"/>
+        </w:rPr>
+        <w:t>condiç</w:t>
+      </w:r>
+      <w:r>
+        <w:rPr>
+          <w:rFonts w:ascii="Segoe UI Historic" w:hAnsi="Segoe UI Historic" w:cs="Segoe UI Historic"/>
+          <w:color w:val="080809"/>
+          <w:sz w:val="23"/>
+          <w:szCs w:val="23"/>
+          <w:shd w:val="clear" w:color="auto" w:fill="FFFFFF"/>
+        </w:rPr>
+        <w:t>ão</w:t>
+      </w:r>
+      <w:r>
+        <w:rPr>
+          <w:rFonts w:ascii="Segoe UI Historic" w:hAnsi="Segoe UI Historic" w:cs="Segoe UI Historic"/>
+          <w:color w:val="080809"/>
+          <w:sz w:val="23"/>
+          <w:szCs w:val="23"/>
+          <w:shd w:val="clear" w:color="auto" w:fill="FFFFFF"/>
+        </w:rPr>
+        <w:t xml:space="preserve"> de saúde</w:t>
+      </w:r>
+      <w:r>
+        <w:rPr>
+          <w:rFonts w:ascii="Segoe UI Historic" w:hAnsi="Segoe UI Historic" w:cs="Segoe UI Historic"/>
+          <w:color w:val="080809"/>
+          <w:sz w:val="23"/>
+          <w:szCs w:val="23"/>
+          <w:shd w:val="clear" w:color="auto" w:fill="FFFFFF"/>
+        </w:rPr>
+        <w:t xml:space="preserve"> do preso, mas vamos começar por esse pessoal que estava só fumando um baseado, ou nem isso, depois a gente vê o caso </w:t>
+      </w:r>
+      <w:r>
+        <w:rPr>
+          <w:rFonts w:ascii="Segoe UI Historic" w:hAnsi="Segoe UI Historic" w:cs="Segoe UI Historic"/>
+          <w:color w:val="080809"/>
+          <w:sz w:val="23"/>
+          <w:szCs w:val="23"/>
+          <w:shd w:val="clear" w:color="auto" w:fill="FFFFFF"/>
+        </w:rPr>
+        <w:t xml:space="preserve">dos que estão há mais de um ano aguardando julgamento em confortáveis mansões chorando com crise de soluço, acostumado a comidas </w:t>
+      </w:r>
+      <w:r>
+        <w:rPr>
+          <w:rFonts w:ascii="Segoe UI Historic" w:hAnsi="Segoe UI Historic" w:cs="Segoe UI Historic"/>
+          <w:color w:val="080809"/>
+          <w:sz w:val="23"/>
+          <w:szCs w:val="23"/>
+          <w:shd w:val="clear" w:color="auto" w:fill="FFFFFF"/>
+        </w:rPr>
+        <w:lastRenderedPageBreak/>
+        <w:t>requintadas e cometeram crimes muito mais graves até do que os graves crimes que os condenaram</w:t>
+      </w:r>
+      <w:r>
+        <w:rPr>
+          <w:rFonts w:ascii="Segoe UI Historic" w:hAnsi="Segoe UI Historic" w:cs="Segoe UI Historic"/>
+          <w:color w:val="080809"/>
+          <w:sz w:val="23"/>
+          <w:szCs w:val="23"/>
+          <w:shd w:val="clear" w:color="auto" w:fill="FFFFFF"/>
+        </w:rPr>
+        <w:t>.</w:t>
+      </w:r>
+    </w:p>
+    <w:p>
+      <w:pPr>
+        <w:shd w:val="clear" w:color="auto" w:fill="FFFFFF"/>
+        <w:spacing w:after="0" w:line="240" w:lineRule="auto"/>
+        <w:jc w:val="both"/>
+        <w:rPr>
+          <w:rFonts w:ascii="Segoe UI Historic" w:hAnsi="Segoe UI Historic" w:cs="Segoe UI Historic"/>
+          <w:color w:val="080809"/>
+          <w:sz w:val="23"/>
+          <w:szCs w:val="23"/>
+          <w:shd w:val="clear" w:color="auto" w:fill="FFFFFF"/>
+        </w:rPr>
+      </w:pPr>
+      <w:r>
+        <w:rPr>
+          <w:rFonts w:ascii="Segoe UI Historic" w:hAnsi="Segoe UI Historic" w:cs="Segoe UI Historic"/>
+          <w:color w:val="080809"/>
+          <w:sz w:val="23"/>
+          <w:szCs w:val="23"/>
+          <w:shd w:val="clear" w:color="auto" w:fill="FFFFFF"/>
+        </w:rPr>
+        <w:t xml:space="preserve"> </w:t>
+      </w:r>
+    </w:p>
+    <w:p>
+      <w:pPr>
+        <w:shd w:val="clear" w:color="auto" w:fill="FFFFFF"/>
+        <w:spacing w:after="0" w:line="240" w:lineRule="auto"/>
+        <w:jc w:val="both"/>
+        <w:rPr>
+          <w:rFonts w:ascii="Segoe UI Historic" w:hAnsi="Segoe UI Historic" w:cs="Segoe UI Historic"/>
+          <w:color w:val="080809"/>
+          <w:sz w:val="23"/>
+          <w:szCs w:val="23"/>
+          <w:shd w:val="clear" w:color="auto" w:fill="FFFFFF"/>
+        </w:rPr>
+      </w:pPr>
+    </w:p>
+    <w:p>
+      <w:pPr>
+        <w:shd w:val="clear" w:color="auto" w:fill="FFFFFF"/>
+        <w:spacing w:after="0" w:line="240" w:lineRule="auto"/>
+        <w:jc w:val="both"/>
+        <w:rPr>
+          <w:rFonts w:ascii="Segoe UI Historic" w:hAnsi="Segoe UI Historic" w:cs="Segoe UI Historic"/>
+          <w:color w:val="080809"/>
+          <w:sz w:val="23"/>
+          <w:szCs w:val="23"/>
+          <w:shd w:val="clear" w:color="auto" w:fill="FFFFFF"/>
+        </w:rPr>
+      </w:pPr>
+    </w:p>
+    <w:p>
+      <w:pPr>
+        <w:shd w:val="clear" w:color="auto" w:fill="FFFFFF"/>
+        <w:spacing w:after="0" w:line="240" w:lineRule="auto"/>
+        <w:jc w:val="both"/>
+        <w:rPr>
+          <w:rFonts w:ascii="Segoe UI Historic" w:hAnsi="Segoe UI Historic" w:cs="Segoe UI Historic"/>
+          <w:color w:val="080809"/>
+          <w:sz w:val="23"/>
+          <w:szCs w:val="23"/>
+          <w:shd w:val="clear" w:color="auto" w:fill="FFFFFF"/>
+        </w:rPr>
+      </w:pPr>
+    </w:p>
+    <w:p>
+      <w:pPr>
+        <w:shd w:val="clear" w:color="auto" w:fill="FFFFFF"/>
+        <w:spacing w:after="0" w:line="240" w:lineRule="auto"/>
+        <w:jc w:val="both"/>
+        <w:rPr>
+          <w:rFonts w:ascii="Segoe UI Historic" w:hAnsi="Segoe UI Historic" w:cs="Segoe UI Historic"/>
+          <w:color w:val="080809"/>
+          <w:sz w:val="23"/>
+          <w:szCs w:val="23"/>
+          <w:shd w:val="clear" w:color="auto" w:fill="FFFFFF"/>
+        </w:rPr>
+      </w:pPr>
       <w:r>
         <w:rPr>
           <w:rFonts w:ascii="Segoe UI Historic" w:hAnsi="Segoe UI Historic" w:cs="Segoe UI Historic"/>
@@ -265,8 +1036,6 @@
           <w:shd w:val="clear" w:color="auto" w:fill="FFFFFF"/>
         </w:rPr>
       </w:pPr>
-      <w:bookmarkStart w:id="0" w:name="_GoBack"/>
-      <w:bookmarkEnd w:id="0"/>
     </w:p>
     <w:p>
       <w:pPr>

--- a/UM EXÉRCITO DE ORCS.docx
+++ b/UM EXÉRCITO DE ORCS.docx
@@ -16,6 +16,49 @@
         </w:rPr>
       </w:pPr>
       <w:bookmarkStart w:id="0" w:name="_GoBack"/>
+      <w:bookmarkEnd w:id="0"/>
+    </w:p>
+    <w:p>
+      <w:pPr>
+        <w:shd w:val="clear" w:color="auto" w:fill="FFFFFF"/>
+        <w:spacing w:after="0" w:line="240" w:lineRule="auto"/>
+        <w:jc w:val="both"/>
+        <w:rPr>
+          <w:rFonts w:ascii="Segoe UI Historic" w:hAnsi="Segoe UI Historic" w:cs="Segoe UI Historic"/>
+          <w:color w:val="080809"/>
+          <w:sz w:val="23"/>
+          <w:szCs w:val="23"/>
+          <w:shd w:val="clear" w:color="auto" w:fill="FFFFFF"/>
+        </w:rPr>
+      </w:pPr>
+    </w:p>
+    <w:p>
+      <w:pPr>
+        <w:shd w:val="clear" w:color="auto" w:fill="FFFFFF"/>
+        <w:spacing w:after="0" w:line="240" w:lineRule="auto"/>
+        <w:jc w:val="both"/>
+        <w:rPr>
+          <w:rFonts w:ascii="Segoe UI Historic" w:hAnsi="Segoe UI Historic" w:cs="Segoe UI Historic"/>
+          <w:color w:val="080809"/>
+          <w:sz w:val="23"/>
+          <w:szCs w:val="23"/>
+          <w:shd w:val="clear" w:color="auto" w:fill="FFFFFF"/>
+        </w:rPr>
+      </w:pPr>
+    </w:p>
+    <w:p>
+      <w:pPr>
+        <w:shd w:val="clear" w:color="auto" w:fill="FFFFFF"/>
+        <w:spacing w:after="0" w:line="240" w:lineRule="auto"/>
+        <w:jc w:val="both"/>
+        <w:rPr>
+          <w:rFonts w:ascii="Segoe UI Historic" w:hAnsi="Segoe UI Historic" w:cs="Segoe UI Historic"/>
+          <w:color w:val="080809"/>
+          <w:sz w:val="23"/>
+          <w:szCs w:val="23"/>
+          <w:shd w:val="clear" w:color="auto" w:fill="FFFFFF"/>
+        </w:rPr>
+      </w:pPr>
       <w:r>
         <w:rPr>
           <w:rFonts w:ascii="Segoe UI Historic" w:hAnsi="Segoe UI Historic" w:cs="Segoe UI Historic"/>
@@ -161,7 +204,6 @@
         <w:t>Conhecer a experiência pela ótica do boi, pode ser uma grande oportunidade pra esse verme “aprender a ser homem”, enxergar o castigo pelo outro lado do ferro de punir.</w:t>
       </w:r>
     </w:p>
-    <w:bookmarkEnd w:id="0"/>
     <w:p>
       <w:pPr>
         <w:shd w:val="clear" w:color="auto" w:fill="FFFFFF"/>
@@ -623,6 +665,7 @@
           <w:szCs w:val="23"/>
           <w:shd w:val="clear" w:color="auto" w:fill="FFFFFF"/>
         </w:rPr>
+        <w:lastRenderedPageBreak/>
         <w:t xml:space="preserve">Eu até acho justo que </w:t>
       </w:r>
       <w:r>
@@ -683,18 +726,7 @@
           <w:szCs w:val="23"/>
           <w:shd w:val="clear" w:color="auto" w:fill="FFFFFF"/>
         </w:rPr>
-        <w:t xml:space="preserve">dos que estão há mais de um ano aguardando julgamento em confortáveis mansões chorando com crise de soluço, acostumado a comidas </w:t>
-      </w:r>
-      <w:r>
-        <w:rPr>
-          <w:rFonts w:ascii="Segoe UI Historic" w:hAnsi="Segoe UI Historic" w:cs="Segoe UI Historic"/>
-          <w:color w:val="080809"/>
-          <w:sz w:val="23"/>
-          <w:szCs w:val="23"/>
-          <w:shd w:val="clear" w:color="auto" w:fill="FFFFFF"/>
-        </w:rPr>
-        <w:lastRenderedPageBreak/>
-        <w:t>requintadas e cometeram crimes muito mais graves até do que os graves crimes que os condenaram</w:t>
+        <w:t>dos que estão há mais de um ano aguardando julgamento em confortáveis mansões chorando com crise de soluço, acostumado a comidas requintadas e cometeram crimes muito mais graves até do que os graves crimes que os condenaram</w:t>
       </w:r>
       <w:r>
         <w:rPr>
@@ -1335,7 +1367,6 @@
           <w:szCs w:val="23"/>
           <w:lang w:eastAsia="pt-BR"/>
         </w:rPr>
-        <w:lastRenderedPageBreak/>
         <w:drawing>
           <wp:inline distT="0" distB="0" distL="0" distR="0" wp14:anchorId="3AC4BEC8" wp14:editId="28D7C850">
             <wp:extent cx="2714625" cy="2130526"/>
@@ -1884,7 +1915,7 @@
           <w:szCs w:val="23"/>
           <w:lang w:eastAsia="pt-BR"/>
         </w:rPr>
-        <w:t xml:space="preserve">O único filósofo que conheci pessoalmente, se é que se chama de Filósofo, um doutor em filosofia, assim como chamamos médico um doutor em medicina, que me ouviu dizer isso, riu e respondeu que ou eu não sabia o que estava falando, ou estava escolhendo as </w:t>
+        <w:t xml:space="preserve">O único filósofo que conheci pessoalmente, se é que se chama de Filósofo, um doutor em filosofia, assim como chamamos médico um doutor em medicina, que me ouviu dizer </w:t>
       </w:r>
       <w:r>
         <w:rPr>
@@ -1895,7 +1926,7 @@
           <w:lang w:eastAsia="pt-BR"/>
         </w:rPr>
         <w:lastRenderedPageBreak/>
-        <w:t>palavras erradas pra falar o que queria, disse que eu não sabia o que é “essência”, não sabia o que é “Filosofia” e também não sabia o que é “pensamento”.</w:t>
+        <w:t>isso, riu e respondeu que ou eu não sabia o que estava falando, ou estava escolhendo as palavras erradas pra falar o que queria, disse que eu não sabia o que é “essência”, não sabia o que é “Filosofia” e também não sabia o que é “pensamento”.</w:t>
       </w:r>
     </w:p>
     <w:p>
@@ -2199,7 +2230,7 @@
           <w:szCs w:val="23"/>
           <w:lang w:eastAsia="pt-BR"/>
         </w:rPr>
-        <w:t xml:space="preserve">Aquele pensamento de que usamos o sistema decimal porque temos 10 dedos foi o que faltava, a gente enxergava as linhas do mundo e desenhava as coisas, não porque o mundo fosse dividido em linhas, mas porque a gente era separado do mundo por uma </w:t>
+        <w:t xml:space="preserve">Aquele pensamento de que usamos o sistema decimal porque temos 10 dedos foi o que faltava, a gente enxergava as linhas do mundo e desenhava as coisas, não porque o </w:t>
       </w:r>
       <w:r>
         <w:rPr>
@@ -2210,7 +2241,7 @@
           <w:lang w:eastAsia="pt-BR"/>
         </w:rPr>
         <w:lastRenderedPageBreak/>
-        <w:t xml:space="preserve">casca, a gente e o mundo era um interno e externo, as coisas que existem eram as coisas de dentro e de fora da gente, é assim que </w:t>
+        <w:t xml:space="preserve">mundo fosse dividido em linhas, mas porque a gente era separado do mundo por uma casca, a gente e o mundo era um interno e externo, as coisas que existem eram as coisas de dentro e de fora da gente, é assim que </w:t>
       </w:r>
       <w:proofErr w:type="spellStart"/>
       <w:r>

--- a/UM EXÉRCITO DE ORCS.docx
+++ b/UM EXÉRCITO DE ORCS.docx
@@ -4,19 +4,388 @@
   <w:body>
     <w:p>
       <w:pPr>
-        <w:shd w:val="clear" w:color="auto" w:fill="FFFFFF"/>
-        <w:spacing w:after="0" w:line="240" w:lineRule="auto"/>
-        <w:jc w:val="both"/>
-        <w:rPr>
-          <w:rFonts w:ascii="Segoe UI Historic" w:hAnsi="Segoe UI Historic" w:cs="Segoe UI Historic"/>
-          <w:color w:val="080809"/>
-          <w:sz w:val="23"/>
-          <w:szCs w:val="23"/>
-          <w:shd w:val="clear" w:color="auto" w:fill="FFFFFF"/>
+        <w:spacing w:after="0" w:line="240" w:lineRule="auto"/>
+        <w:rPr>
+          <w:rFonts w:ascii="inherit" w:eastAsia="Times New Roman" w:hAnsi="inherit" w:cs="Times New Roman"/>
+          <w:color w:val="080809"/>
+          <w:sz w:val="24"/>
+          <w:szCs w:val="24"/>
+          <w:lang w:eastAsia="pt-BR"/>
         </w:rPr>
       </w:pPr>
       <w:bookmarkStart w:id="0" w:name="_GoBack"/>
-      <w:bookmarkEnd w:id="0"/>
+    </w:p>
+    <w:bookmarkEnd w:id="0"/>
+    <w:p>
+      <w:pPr>
+        <w:spacing w:after="0" w:line="240" w:lineRule="auto"/>
+        <w:rPr>
+          <w:rFonts w:ascii="inherit" w:eastAsia="Times New Roman" w:hAnsi="inherit" w:cs="Times New Roman"/>
+          <w:color w:val="080809"/>
+          <w:sz w:val="24"/>
+          <w:szCs w:val="24"/>
+          <w:lang w:eastAsia="pt-BR"/>
+        </w:rPr>
+      </w:pPr>
+    </w:p>
+    <w:p>
+      <w:pPr>
+        <w:shd w:val="clear" w:color="auto" w:fill="FFFFFF"/>
+        <w:spacing w:after="0" w:line="240" w:lineRule="auto"/>
+        <w:rPr>
+          <w:rFonts w:ascii="Segoe UI Historic" w:eastAsia="Times New Roman" w:hAnsi="Segoe UI Historic" w:cs="Segoe UI Historic"/>
+          <w:color w:val="080809"/>
+          <w:sz w:val="23"/>
+          <w:szCs w:val="23"/>
+          <w:lang w:eastAsia="pt-BR"/>
+        </w:rPr>
+      </w:pPr>
+      <w:r>
+        <w:rPr>
+          <w:rFonts w:ascii="Segoe UI Historic" w:eastAsia="Times New Roman" w:hAnsi="Segoe UI Historic" w:cs="Segoe UI Historic"/>
+          <w:color w:val="080809"/>
+          <w:sz w:val="23"/>
+          <w:szCs w:val="23"/>
+          <w:lang w:eastAsia="pt-BR"/>
+        </w:rPr>
+        <w:t>PRECISAMOS NOVOS NOMES PRA POLÍTICA</w:t>
+      </w:r>
+    </w:p>
+    <w:p>
+      <w:pPr>
+        <w:shd w:val="clear" w:color="auto" w:fill="FFFFFF"/>
+        <w:spacing w:after="0" w:line="240" w:lineRule="auto"/>
+        <w:rPr>
+          <w:rFonts w:ascii="Segoe UI Historic" w:eastAsia="Times New Roman" w:hAnsi="Segoe UI Historic" w:cs="Segoe UI Historic"/>
+          <w:color w:val="080809"/>
+          <w:sz w:val="23"/>
+          <w:szCs w:val="23"/>
+          <w:lang w:eastAsia="pt-BR"/>
+        </w:rPr>
+      </w:pPr>
+      <w:r>
+        <w:rPr>
+          <w:rFonts w:ascii="Segoe UI Historic" w:eastAsia="Times New Roman" w:hAnsi="Segoe UI Historic" w:cs="Segoe UI Historic"/>
+          <w:color w:val="080809"/>
+          <w:sz w:val="23"/>
+          <w:szCs w:val="23"/>
+          <w:lang w:eastAsia="pt-BR"/>
+        </w:rPr>
+        <w:t>O que me preocupa é o vácuo na esquerda e não na direita, será que não temos um nome melhor que o do Lula?</w:t>
+      </w:r>
+    </w:p>
+    <w:p>
+      <w:pPr>
+        <w:shd w:val="clear" w:color="auto" w:fill="FFFFFF"/>
+        <w:spacing w:after="0" w:line="240" w:lineRule="auto"/>
+        <w:rPr>
+          <w:rFonts w:ascii="Segoe UI Historic" w:eastAsia="Times New Roman" w:hAnsi="Segoe UI Historic" w:cs="Segoe UI Historic"/>
+          <w:color w:val="080809"/>
+          <w:sz w:val="23"/>
+          <w:szCs w:val="23"/>
+          <w:lang w:eastAsia="pt-BR"/>
+        </w:rPr>
+      </w:pPr>
+      <w:r>
+        <w:rPr>
+          <w:rFonts w:ascii="Segoe UI Historic" w:eastAsia="Times New Roman" w:hAnsi="Segoe UI Historic" w:cs="Segoe UI Historic"/>
+          <w:color w:val="080809"/>
+          <w:sz w:val="23"/>
+          <w:szCs w:val="23"/>
+          <w:lang w:eastAsia="pt-BR"/>
+        </w:rPr>
+        <w:t>Tenho 65 anos, nunca vi a direita chegar à presidência através das urnas, a única exceção foi o Bolsonaro, que também foi o único que não conseguiu a reeleição.</w:t>
+      </w:r>
+    </w:p>
+    <w:p>
+      <w:pPr>
+        <w:shd w:val="clear" w:color="auto" w:fill="FFFFFF"/>
+        <w:spacing w:after="0" w:line="240" w:lineRule="auto"/>
+        <w:rPr>
+          <w:rFonts w:ascii="Segoe UI Historic" w:eastAsia="Times New Roman" w:hAnsi="Segoe UI Historic" w:cs="Segoe UI Historic"/>
+          <w:color w:val="080809"/>
+          <w:sz w:val="23"/>
+          <w:szCs w:val="23"/>
+          <w:lang w:eastAsia="pt-BR"/>
+        </w:rPr>
+      </w:pPr>
+      <w:r>
+        <w:rPr>
+          <w:rFonts w:ascii="Segoe UI Historic" w:eastAsia="Times New Roman" w:hAnsi="Segoe UI Historic" w:cs="Segoe UI Historic"/>
+          <w:color w:val="080809"/>
+          <w:sz w:val="23"/>
+          <w:szCs w:val="23"/>
+          <w:lang w:eastAsia="pt-BR"/>
+        </w:rPr>
+        <w:t>Bolsonaro já era, agora podemos criticar o Lula, não precisamos mais dele pra vencer a direita, Lula foi presidente 3 vezes, nunca fez nada pela segurança pública, recentemente ainda falou que o traficante é vítima do usuário que pra ele é a mesma coisa que viciado, falou isso em resposta à maior chacina da história do Brasil.</w:t>
+      </w:r>
+    </w:p>
+    <w:p>
+      <w:pPr>
+        <w:shd w:val="clear" w:color="auto" w:fill="FFFFFF"/>
+        <w:spacing w:after="0" w:line="240" w:lineRule="auto"/>
+        <w:rPr>
+          <w:rFonts w:ascii="Segoe UI Historic" w:eastAsia="Times New Roman" w:hAnsi="Segoe UI Historic" w:cs="Segoe UI Historic"/>
+          <w:color w:val="080809"/>
+          <w:sz w:val="23"/>
+          <w:szCs w:val="23"/>
+          <w:lang w:eastAsia="pt-BR"/>
+        </w:rPr>
+      </w:pPr>
+      <w:r>
+        <w:rPr>
+          <w:rFonts w:ascii="Segoe UI Historic" w:eastAsia="Times New Roman" w:hAnsi="Segoe UI Historic" w:cs="Segoe UI Historic"/>
+          <w:color w:val="080809"/>
+          <w:sz w:val="23"/>
+          <w:szCs w:val="23"/>
+          <w:lang w:eastAsia="pt-BR"/>
+        </w:rPr>
+        <w:t>Diz o tempo todo que o Brasil saiu do mapa da fome, é mentira, que o brasileiro tem 3 refeições por dia, duvido.</w:t>
+      </w:r>
+    </w:p>
+    <w:p>
+      <w:pPr>
+        <w:shd w:val="clear" w:color="auto" w:fill="FFFFFF"/>
+        <w:spacing w:after="0" w:line="240" w:lineRule="auto"/>
+        <w:rPr>
+          <w:rFonts w:ascii="Segoe UI Historic" w:eastAsia="Times New Roman" w:hAnsi="Segoe UI Historic" w:cs="Segoe UI Historic"/>
+          <w:color w:val="080809"/>
+          <w:sz w:val="23"/>
+          <w:szCs w:val="23"/>
+          <w:lang w:eastAsia="pt-BR"/>
+        </w:rPr>
+      </w:pPr>
+      <w:r>
+        <w:rPr>
+          <w:rFonts w:ascii="Segoe UI Historic" w:eastAsia="Times New Roman" w:hAnsi="Segoe UI Historic" w:cs="Segoe UI Historic"/>
+          <w:color w:val="080809"/>
+          <w:sz w:val="23"/>
+          <w:szCs w:val="23"/>
+          <w:lang w:eastAsia="pt-BR"/>
+        </w:rPr>
+        <w:t>Bolsa Família é só pra quem recebe até 218 reais por mês, quem recebe salário mínimo não precisa de auxílio pra viver com um mínimo de dignidade?</w:t>
+      </w:r>
+    </w:p>
+    <w:p>
+      <w:pPr>
+        <w:shd w:val="clear" w:color="auto" w:fill="FFFFFF"/>
+        <w:spacing w:after="0" w:line="240" w:lineRule="auto"/>
+        <w:rPr>
+          <w:rFonts w:ascii="Segoe UI Historic" w:eastAsia="Times New Roman" w:hAnsi="Segoe UI Historic" w:cs="Segoe UI Historic"/>
+          <w:color w:val="080809"/>
+          <w:sz w:val="23"/>
+          <w:szCs w:val="23"/>
+          <w:lang w:eastAsia="pt-BR"/>
+        </w:rPr>
+      </w:pPr>
+      <w:r>
+        <w:rPr>
+          <w:rFonts w:ascii="Segoe UI Historic" w:eastAsia="Times New Roman" w:hAnsi="Segoe UI Historic" w:cs="Segoe UI Historic"/>
+          <w:color w:val="080809"/>
+          <w:sz w:val="23"/>
+          <w:szCs w:val="23"/>
+          <w:lang w:eastAsia="pt-BR"/>
+        </w:rPr>
+        <w:t>Não consigo acreditar que ele é honesto, que não teve nada a ver com o mensalão, que o sítio e o triplex não eram dele só porque não estavam no nome dele.</w:t>
+      </w:r>
+    </w:p>
+    <w:p>
+      <w:pPr>
+        <w:shd w:val="clear" w:color="auto" w:fill="FFFFFF"/>
+        <w:spacing w:after="0" w:line="240" w:lineRule="auto"/>
+        <w:rPr>
+          <w:rFonts w:ascii="Segoe UI Historic" w:eastAsia="Times New Roman" w:hAnsi="Segoe UI Historic" w:cs="Segoe UI Historic"/>
+          <w:color w:val="080809"/>
+          <w:sz w:val="23"/>
+          <w:szCs w:val="23"/>
+          <w:lang w:eastAsia="pt-BR"/>
+        </w:rPr>
+      </w:pPr>
+      <w:r>
+        <w:rPr>
+          <w:rFonts w:ascii="Segoe UI Historic" w:eastAsia="Times New Roman" w:hAnsi="Segoe UI Historic" w:cs="Segoe UI Historic"/>
+          <w:color w:val="080809"/>
+          <w:sz w:val="23"/>
+          <w:szCs w:val="23"/>
+          <w:lang w:eastAsia="pt-BR"/>
+        </w:rPr>
+        <w:t>Precisamos de um nome melhor pra esquerda, aliás de um nome bem melhor.</w:t>
+      </w:r>
+    </w:p>
+    <w:p>
+      <w:pPr>
+        <w:spacing w:after="0" w:line="240" w:lineRule="auto"/>
+        <w:rPr>
+          <w:rFonts w:ascii="inherit" w:eastAsia="Times New Roman" w:hAnsi="inherit" w:cs="Times New Roman"/>
+          <w:color w:val="080809"/>
+          <w:sz w:val="24"/>
+          <w:szCs w:val="24"/>
+          <w:lang w:eastAsia="pt-BR"/>
+        </w:rPr>
+      </w:pPr>
+    </w:p>
+    <w:p>
+      <w:pPr>
+        <w:spacing w:after="0" w:line="240" w:lineRule="auto"/>
+        <w:rPr>
+          <w:rFonts w:ascii="inherit" w:eastAsia="Times New Roman" w:hAnsi="inherit" w:cs="Times New Roman"/>
+          <w:color w:val="080809"/>
+          <w:sz w:val="24"/>
+          <w:szCs w:val="24"/>
+          <w:lang w:eastAsia="pt-BR"/>
+        </w:rPr>
+      </w:pPr>
+    </w:p>
+    <w:p>
+      <w:pPr>
+        <w:spacing w:after="0" w:line="240" w:lineRule="auto"/>
+        <w:rPr>
+          <w:rFonts w:ascii="inherit" w:eastAsia="Times New Roman" w:hAnsi="inherit" w:cs="Times New Roman"/>
+          <w:color w:val="080809"/>
+          <w:sz w:val="24"/>
+          <w:szCs w:val="24"/>
+          <w:lang w:eastAsia="pt-BR"/>
+        </w:rPr>
+      </w:pPr>
+      <w:r>
+        <w:rPr>
+          <w:rFonts w:ascii="inherit" w:eastAsia="Times New Roman" w:hAnsi="inherit" w:cs="Times New Roman"/>
+          <w:color w:val="080809"/>
+          <w:sz w:val="24"/>
+          <w:szCs w:val="24"/>
+          <w:lang w:eastAsia="pt-BR"/>
+        </w:rPr>
+        <w:t>GALINHA CANTA QUANDO BOTA</w:t>
+      </w:r>
+    </w:p>
+    <w:p>
+      <w:pPr>
+        <w:spacing w:after="0" w:line="240" w:lineRule="auto"/>
+        <w:rPr>
+          <w:rFonts w:ascii="inherit" w:eastAsia="Times New Roman" w:hAnsi="inherit" w:cs="Times New Roman"/>
+          <w:color w:val="080809"/>
+          <w:sz w:val="24"/>
+          <w:szCs w:val="24"/>
+          <w:lang w:eastAsia="pt-BR"/>
+        </w:rPr>
+      </w:pPr>
+    </w:p>
+    <w:p>
+      <w:pPr>
+        <w:spacing w:after="0" w:line="240" w:lineRule="auto"/>
+        <w:rPr>
+          <w:rFonts w:ascii="inherit" w:eastAsia="Times New Roman" w:hAnsi="inherit" w:cs="Times New Roman"/>
+          <w:color w:val="080809"/>
+          <w:sz w:val="24"/>
+          <w:szCs w:val="24"/>
+          <w:lang w:eastAsia="pt-BR"/>
+        </w:rPr>
+      </w:pPr>
+      <w:r>
+        <w:rPr>
+          <w:rFonts w:ascii="inherit" w:eastAsia="Times New Roman" w:hAnsi="inherit" w:cs="Times New Roman"/>
+          <w:color w:val="080809"/>
+          <w:sz w:val="24"/>
+          <w:szCs w:val="24"/>
+          <w:lang w:eastAsia="pt-BR"/>
+        </w:rPr>
+        <w:t>A galinha canta quando bota ovo, parece que comemora, isso parece estranho porque quando faz isso chama a atenção dos predadores.</w:t>
+      </w:r>
+    </w:p>
+    <w:p>
+      <w:pPr>
+        <w:spacing w:after="0" w:line="240" w:lineRule="auto"/>
+        <w:rPr>
+          <w:rFonts w:ascii="inherit" w:eastAsia="Times New Roman" w:hAnsi="inherit" w:cs="Times New Roman"/>
+          <w:color w:val="080809"/>
+          <w:sz w:val="24"/>
+          <w:szCs w:val="24"/>
+          <w:lang w:eastAsia="pt-BR"/>
+        </w:rPr>
+      </w:pPr>
+      <w:r>
+        <w:rPr>
+          <w:rFonts w:ascii="inherit" w:eastAsia="Times New Roman" w:hAnsi="inherit" w:cs="Times New Roman"/>
+          <w:color w:val="080809"/>
+          <w:sz w:val="24"/>
+          <w:szCs w:val="24"/>
+          <w:lang w:eastAsia="pt-BR"/>
+        </w:rPr>
+        <w:t>Quando minha última filha nasceu, nasceu em casa, de repente, não deu tempo de nada, só tinha eu ali e por isso tive que fazer o parto.</w:t>
+      </w:r>
+    </w:p>
+    <w:p>
+      <w:pPr>
+        <w:spacing w:after="0" w:line="240" w:lineRule="auto"/>
+        <w:rPr>
+          <w:rFonts w:ascii="inherit" w:eastAsia="Times New Roman" w:hAnsi="inherit" w:cs="Times New Roman"/>
+          <w:color w:val="080809"/>
+          <w:sz w:val="24"/>
+          <w:szCs w:val="24"/>
+          <w:lang w:eastAsia="pt-BR"/>
+        </w:rPr>
+      </w:pPr>
+      <w:r>
+        <w:rPr>
+          <w:rFonts w:ascii="inherit" w:eastAsia="Times New Roman" w:hAnsi="inherit" w:cs="Times New Roman"/>
+          <w:color w:val="080809"/>
+          <w:sz w:val="24"/>
+          <w:szCs w:val="24"/>
+          <w:lang w:eastAsia="pt-BR"/>
+        </w:rPr>
+        <w:t>Foi a maior emoção da minha vida, a gente fica olhando aquilo e se perguntando como é que pode uma coisa tão simples ser tão mágica.</w:t>
+      </w:r>
+    </w:p>
+    <w:p>
+      <w:pPr>
+        <w:spacing w:after="75" w:line="240" w:lineRule="auto"/>
+        <w:rPr>
+          <w:rFonts w:ascii="inherit" w:eastAsia="Times New Roman" w:hAnsi="inherit" w:cs="Times New Roman"/>
+          <w:color w:val="080809"/>
+          <w:sz w:val="24"/>
+          <w:szCs w:val="24"/>
+          <w:lang w:eastAsia="pt-BR"/>
+        </w:rPr>
+      </w:pPr>
+      <w:r>
+        <w:rPr>
+          <w:rFonts w:ascii="inherit" w:eastAsia="Times New Roman" w:hAnsi="inherit" w:cs="Times New Roman"/>
+          <w:color w:val="080809"/>
+          <w:sz w:val="24"/>
+          <w:szCs w:val="24"/>
+          <w:lang w:eastAsia="pt-BR"/>
+        </w:rPr>
+        <w:t>Acho que se eu botasse um ovo, também cantaria.</w:t>
+      </w:r>
+    </w:p>
+    <w:p>
+      <w:pPr>
+        <w:shd w:val="clear" w:color="auto" w:fill="FFFFFF"/>
+        <w:spacing w:after="0" w:line="240" w:lineRule="auto"/>
+        <w:jc w:val="both"/>
+        <w:rPr>
+          <w:rFonts w:ascii="Segoe UI Historic" w:hAnsi="Segoe UI Historic" w:cs="Segoe UI Historic"/>
+          <w:color w:val="080809"/>
+          <w:sz w:val="23"/>
+          <w:szCs w:val="23"/>
+          <w:shd w:val="clear" w:color="auto" w:fill="FFFFFF"/>
+        </w:rPr>
+      </w:pPr>
+      <w:hyperlink r:id="rId4" w:history="1">
+        <w:r>
+          <w:rPr>
+            <w:rFonts w:ascii="inherit" w:eastAsia="Times New Roman" w:hAnsi="inherit" w:cs="Segoe UI Historic"/>
+            <w:b/>
+            <w:bCs/>
+            <w:color w:val="0000FF"/>
+            <w:sz w:val="18"/>
+            <w:szCs w:val="18"/>
+            <w:bdr w:val="none" w:sz="0" w:space="0" w:color="auto" w:frame="1"/>
+            <w:lang w:eastAsia="pt-BR"/>
+          </w:rPr>
+          <w:br/>
+        </w:r>
+      </w:hyperlink>
     </w:p>
     <w:p>
       <w:pPr>
@@ -665,253 +1034,253 @@
           <w:szCs w:val="23"/>
           <w:shd w:val="clear" w:color="auto" w:fill="FFFFFF"/>
         </w:rPr>
+        <w:t xml:space="preserve">Eu até acho justo que </w:t>
+      </w:r>
+      <w:r>
+        <w:rPr>
+          <w:rFonts w:ascii="Segoe UI Historic" w:hAnsi="Segoe UI Historic" w:cs="Segoe UI Historic"/>
+          <w:color w:val="080809"/>
+          <w:sz w:val="23"/>
+          <w:szCs w:val="23"/>
+          <w:shd w:val="clear" w:color="auto" w:fill="FFFFFF"/>
+        </w:rPr>
+        <w:t xml:space="preserve">seja respeitada a </w:t>
+      </w:r>
+      <w:r>
+        <w:rPr>
+          <w:rFonts w:ascii="Segoe UI Historic" w:hAnsi="Segoe UI Historic" w:cs="Segoe UI Historic"/>
+          <w:color w:val="080809"/>
+          <w:sz w:val="23"/>
+          <w:szCs w:val="23"/>
+          <w:shd w:val="clear" w:color="auto" w:fill="FFFFFF"/>
+        </w:rPr>
+        <w:t>condiç</w:t>
+      </w:r>
+      <w:r>
+        <w:rPr>
+          <w:rFonts w:ascii="Segoe UI Historic" w:hAnsi="Segoe UI Historic" w:cs="Segoe UI Historic"/>
+          <w:color w:val="080809"/>
+          <w:sz w:val="23"/>
+          <w:szCs w:val="23"/>
+          <w:shd w:val="clear" w:color="auto" w:fill="FFFFFF"/>
+        </w:rPr>
+        <w:t>ão</w:t>
+      </w:r>
+      <w:r>
+        <w:rPr>
+          <w:rFonts w:ascii="Segoe UI Historic" w:hAnsi="Segoe UI Historic" w:cs="Segoe UI Historic"/>
+          <w:color w:val="080809"/>
+          <w:sz w:val="23"/>
+          <w:szCs w:val="23"/>
+          <w:shd w:val="clear" w:color="auto" w:fill="FFFFFF"/>
+        </w:rPr>
+        <w:t xml:space="preserve"> de saúde</w:t>
+      </w:r>
+      <w:r>
+        <w:rPr>
+          <w:rFonts w:ascii="Segoe UI Historic" w:hAnsi="Segoe UI Historic" w:cs="Segoe UI Historic"/>
+          <w:color w:val="080809"/>
+          <w:sz w:val="23"/>
+          <w:szCs w:val="23"/>
+          <w:shd w:val="clear" w:color="auto" w:fill="FFFFFF"/>
+        </w:rPr>
+        <w:t xml:space="preserve"> do preso, mas vamos começar por esse pessoal que estava só fumando um baseado, ou nem isso, depois a gente vê o caso </w:t>
+      </w:r>
+      <w:r>
+        <w:rPr>
+          <w:rFonts w:ascii="Segoe UI Historic" w:hAnsi="Segoe UI Historic" w:cs="Segoe UI Historic"/>
+          <w:color w:val="080809"/>
+          <w:sz w:val="23"/>
+          <w:szCs w:val="23"/>
+          <w:shd w:val="clear" w:color="auto" w:fill="FFFFFF"/>
+        </w:rPr>
+        <w:t>dos que estão há mais de um ano aguardando julgamento em confortáveis mansões chorando com crise de soluço, acostumado a comidas requintadas e cometeram crimes muito mais graves até do que os graves crimes que os condenaram</w:t>
+      </w:r>
+      <w:r>
+        <w:rPr>
+          <w:rFonts w:ascii="Segoe UI Historic" w:hAnsi="Segoe UI Historic" w:cs="Segoe UI Historic"/>
+          <w:color w:val="080809"/>
+          <w:sz w:val="23"/>
+          <w:szCs w:val="23"/>
+          <w:shd w:val="clear" w:color="auto" w:fill="FFFFFF"/>
+        </w:rPr>
+        <w:t>.</w:t>
+      </w:r>
+    </w:p>
+    <w:p>
+      <w:pPr>
+        <w:shd w:val="clear" w:color="auto" w:fill="FFFFFF"/>
+        <w:spacing w:after="0" w:line="240" w:lineRule="auto"/>
+        <w:jc w:val="both"/>
+        <w:rPr>
+          <w:rFonts w:ascii="Segoe UI Historic" w:hAnsi="Segoe UI Historic" w:cs="Segoe UI Historic"/>
+          <w:color w:val="080809"/>
+          <w:sz w:val="23"/>
+          <w:szCs w:val="23"/>
+          <w:shd w:val="clear" w:color="auto" w:fill="FFFFFF"/>
+        </w:rPr>
+      </w:pPr>
+      <w:r>
+        <w:rPr>
+          <w:rFonts w:ascii="Segoe UI Historic" w:hAnsi="Segoe UI Historic" w:cs="Segoe UI Historic"/>
+          <w:color w:val="080809"/>
+          <w:sz w:val="23"/>
+          <w:szCs w:val="23"/>
+          <w:shd w:val="clear" w:color="auto" w:fill="FFFFFF"/>
+        </w:rPr>
+        <w:t xml:space="preserve"> </w:t>
+      </w:r>
+    </w:p>
+    <w:p>
+      <w:pPr>
+        <w:shd w:val="clear" w:color="auto" w:fill="FFFFFF"/>
+        <w:spacing w:after="0" w:line="240" w:lineRule="auto"/>
+        <w:jc w:val="both"/>
+        <w:rPr>
+          <w:rFonts w:ascii="Segoe UI Historic" w:hAnsi="Segoe UI Historic" w:cs="Segoe UI Historic"/>
+          <w:color w:val="080809"/>
+          <w:sz w:val="23"/>
+          <w:szCs w:val="23"/>
+          <w:shd w:val="clear" w:color="auto" w:fill="FFFFFF"/>
+        </w:rPr>
+      </w:pPr>
+    </w:p>
+    <w:p>
+      <w:pPr>
+        <w:shd w:val="clear" w:color="auto" w:fill="FFFFFF"/>
+        <w:spacing w:after="0" w:line="240" w:lineRule="auto"/>
+        <w:jc w:val="both"/>
+        <w:rPr>
+          <w:rFonts w:ascii="Segoe UI Historic" w:hAnsi="Segoe UI Historic" w:cs="Segoe UI Historic"/>
+          <w:color w:val="080809"/>
+          <w:sz w:val="23"/>
+          <w:szCs w:val="23"/>
+          <w:shd w:val="clear" w:color="auto" w:fill="FFFFFF"/>
+        </w:rPr>
+      </w:pPr>
+    </w:p>
+    <w:p>
+      <w:pPr>
+        <w:shd w:val="clear" w:color="auto" w:fill="FFFFFF"/>
+        <w:spacing w:after="0" w:line="240" w:lineRule="auto"/>
+        <w:jc w:val="both"/>
+        <w:rPr>
+          <w:rFonts w:ascii="Segoe UI Historic" w:hAnsi="Segoe UI Historic" w:cs="Segoe UI Historic"/>
+          <w:color w:val="080809"/>
+          <w:sz w:val="23"/>
+          <w:szCs w:val="23"/>
+          <w:shd w:val="clear" w:color="auto" w:fill="FFFFFF"/>
+        </w:rPr>
+      </w:pPr>
+    </w:p>
+    <w:p>
+      <w:pPr>
+        <w:shd w:val="clear" w:color="auto" w:fill="FFFFFF"/>
+        <w:spacing w:after="0" w:line="240" w:lineRule="auto"/>
+        <w:jc w:val="both"/>
+        <w:rPr>
+          <w:rFonts w:ascii="Segoe UI Historic" w:hAnsi="Segoe UI Historic" w:cs="Segoe UI Historic"/>
+          <w:color w:val="080809"/>
+          <w:sz w:val="23"/>
+          <w:szCs w:val="23"/>
+          <w:shd w:val="clear" w:color="auto" w:fill="FFFFFF"/>
+        </w:rPr>
+      </w:pPr>
+      <w:r>
+        <w:rPr>
+          <w:rFonts w:ascii="Segoe UI Historic" w:hAnsi="Segoe UI Historic" w:cs="Segoe UI Historic"/>
+          <w:color w:val="080809"/>
+          <w:sz w:val="23"/>
+          <w:szCs w:val="23"/>
+          <w:shd w:val="clear" w:color="auto" w:fill="FFFFFF"/>
+        </w:rPr>
+        <w:t>NÃO PERCA A MELHOR PARTE DA CONVERSA</w:t>
+      </w:r>
+    </w:p>
+    <w:p>
+      <w:pPr>
+        <w:shd w:val="clear" w:color="auto" w:fill="FFFFFF"/>
+        <w:spacing w:after="0" w:line="240" w:lineRule="auto"/>
+        <w:jc w:val="both"/>
+        <w:rPr>
+          <w:rFonts w:ascii="Segoe UI Historic" w:hAnsi="Segoe UI Historic" w:cs="Segoe UI Historic"/>
+          <w:color w:val="080809"/>
+          <w:sz w:val="23"/>
+          <w:szCs w:val="23"/>
+          <w:shd w:val="clear" w:color="auto" w:fill="FFFFFF"/>
+        </w:rPr>
+      </w:pPr>
+    </w:p>
+    <w:p>
+      <w:pPr>
+        <w:shd w:val="clear" w:color="auto" w:fill="FFFFFF"/>
+        <w:spacing w:after="0" w:line="240" w:lineRule="auto"/>
+        <w:jc w:val="both"/>
+        <w:rPr>
+          <w:rFonts w:ascii="Segoe UI Historic" w:hAnsi="Segoe UI Historic" w:cs="Segoe UI Historic"/>
+          <w:color w:val="080809"/>
+          <w:sz w:val="23"/>
+          <w:szCs w:val="23"/>
+          <w:shd w:val="clear" w:color="auto" w:fill="FFFFFF"/>
+        </w:rPr>
+      </w:pPr>
+      <w:r>
+        <w:rPr>
+          <w:rFonts w:ascii="Segoe UI Historic" w:hAnsi="Segoe UI Historic" w:cs="Segoe UI Historic"/>
+          <w:color w:val="080809"/>
+          <w:sz w:val="23"/>
+          <w:szCs w:val="23"/>
+          <w:shd w:val="clear" w:color="auto" w:fill="FFFFFF"/>
+        </w:rPr>
+        <w:t>Parei pra tomar uma cerveja num lugar que morei e sinto saudade.</w:t>
+      </w:r>
+    </w:p>
+    <w:p>
+      <w:pPr>
+        <w:shd w:val="clear" w:color="auto" w:fill="FFFFFF"/>
+        <w:spacing w:after="0" w:line="240" w:lineRule="auto"/>
+        <w:jc w:val="both"/>
+        <w:rPr>
+          <w:rFonts w:ascii="Segoe UI Historic" w:hAnsi="Segoe UI Historic" w:cs="Segoe UI Historic"/>
+          <w:color w:val="080809"/>
+          <w:sz w:val="23"/>
+          <w:szCs w:val="23"/>
+          <w:shd w:val="clear" w:color="auto" w:fill="FFFFFF"/>
+        </w:rPr>
+      </w:pPr>
+      <w:r>
+        <w:rPr>
+          <w:rFonts w:ascii="Segoe UI Historic" w:hAnsi="Segoe UI Historic" w:cs="Segoe UI Historic"/>
+          <w:color w:val="080809"/>
+          <w:sz w:val="23"/>
+          <w:szCs w:val="23"/>
+          <w:shd w:val="clear" w:color="auto" w:fill="FFFFFF"/>
+        </w:rPr>
+        <w:t>Não lembro como essa conversa começou, estávamos o dentista do lugar, uma fazendeira do lugar que também era esposa do dentista, o diretor da escola da cidade próxima, a professora das crianças da escolinha, outro professor e eu.</w:t>
+      </w:r>
+    </w:p>
+    <w:p>
+      <w:pPr>
+        <w:shd w:val="clear" w:color="auto" w:fill="FFFFFF"/>
+        <w:spacing w:after="0" w:line="240" w:lineRule="auto"/>
+        <w:jc w:val="both"/>
+        <w:rPr>
+          <w:rFonts w:ascii="Segoe UI Historic" w:hAnsi="Segoe UI Historic" w:cs="Segoe UI Historic"/>
+          <w:color w:val="080809"/>
+          <w:sz w:val="23"/>
+          <w:szCs w:val="23"/>
+          <w:shd w:val="clear" w:color="auto" w:fill="FFFFFF"/>
+        </w:rPr>
+      </w:pPr>
+      <w:r>
+        <w:rPr>
+          <w:rFonts w:ascii="Segoe UI Historic" w:hAnsi="Segoe UI Historic" w:cs="Segoe UI Historic"/>
+          <w:color w:val="080809"/>
+          <w:sz w:val="23"/>
+          <w:szCs w:val="23"/>
+          <w:shd w:val="clear" w:color="auto" w:fill="FFFFFF"/>
+        </w:rPr>
         <w:lastRenderedPageBreak/>
-        <w:t xml:space="preserve">Eu até acho justo que </w:t>
-      </w:r>
-      <w:r>
-        <w:rPr>
-          <w:rFonts w:ascii="Segoe UI Historic" w:hAnsi="Segoe UI Historic" w:cs="Segoe UI Historic"/>
-          <w:color w:val="080809"/>
-          <w:sz w:val="23"/>
-          <w:szCs w:val="23"/>
-          <w:shd w:val="clear" w:color="auto" w:fill="FFFFFF"/>
-        </w:rPr>
-        <w:t xml:space="preserve">seja respeitada a </w:t>
-      </w:r>
-      <w:r>
-        <w:rPr>
-          <w:rFonts w:ascii="Segoe UI Historic" w:hAnsi="Segoe UI Historic" w:cs="Segoe UI Historic"/>
-          <w:color w:val="080809"/>
-          <w:sz w:val="23"/>
-          <w:szCs w:val="23"/>
-          <w:shd w:val="clear" w:color="auto" w:fill="FFFFFF"/>
-        </w:rPr>
-        <w:t>condiç</w:t>
-      </w:r>
-      <w:r>
-        <w:rPr>
-          <w:rFonts w:ascii="Segoe UI Historic" w:hAnsi="Segoe UI Historic" w:cs="Segoe UI Historic"/>
-          <w:color w:val="080809"/>
-          <w:sz w:val="23"/>
-          <w:szCs w:val="23"/>
-          <w:shd w:val="clear" w:color="auto" w:fill="FFFFFF"/>
-        </w:rPr>
-        <w:t>ão</w:t>
-      </w:r>
-      <w:r>
-        <w:rPr>
-          <w:rFonts w:ascii="Segoe UI Historic" w:hAnsi="Segoe UI Historic" w:cs="Segoe UI Historic"/>
-          <w:color w:val="080809"/>
-          <w:sz w:val="23"/>
-          <w:szCs w:val="23"/>
-          <w:shd w:val="clear" w:color="auto" w:fill="FFFFFF"/>
-        </w:rPr>
-        <w:t xml:space="preserve"> de saúde</w:t>
-      </w:r>
-      <w:r>
-        <w:rPr>
-          <w:rFonts w:ascii="Segoe UI Historic" w:hAnsi="Segoe UI Historic" w:cs="Segoe UI Historic"/>
-          <w:color w:val="080809"/>
-          <w:sz w:val="23"/>
-          <w:szCs w:val="23"/>
-          <w:shd w:val="clear" w:color="auto" w:fill="FFFFFF"/>
-        </w:rPr>
-        <w:t xml:space="preserve"> do preso, mas vamos começar por esse pessoal que estava só fumando um baseado, ou nem isso, depois a gente vê o caso </w:t>
-      </w:r>
-      <w:r>
-        <w:rPr>
-          <w:rFonts w:ascii="Segoe UI Historic" w:hAnsi="Segoe UI Historic" w:cs="Segoe UI Historic"/>
-          <w:color w:val="080809"/>
-          <w:sz w:val="23"/>
-          <w:szCs w:val="23"/>
-          <w:shd w:val="clear" w:color="auto" w:fill="FFFFFF"/>
-        </w:rPr>
-        <w:t>dos que estão há mais de um ano aguardando julgamento em confortáveis mansões chorando com crise de soluço, acostumado a comidas requintadas e cometeram crimes muito mais graves até do que os graves crimes que os condenaram</w:t>
-      </w:r>
-      <w:r>
-        <w:rPr>
-          <w:rFonts w:ascii="Segoe UI Historic" w:hAnsi="Segoe UI Historic" w:cs="Segoe UI Historic"/>
-          <w:color w:val="080809"/>
-          <w:sz w:val="23"/>
-          <w:szCs w:val="23"/>
-          <w:shd w:val="clear" w:color="auto" w:fill="FFFFFF"/>
-        </w:rPr>
-        <w:t>.</w:t>
-      </w:r>
-    </w:p>
-    <w:p>
-      <w:pPr>
-        <w:shd w:val="clear" w:color="auto" w:fill="FFFFFF"/>
-        <w:spacing w:after="0" w:line="240" w:lineRule="auto"/>
-        <w:jc w:val="both"/>
-        <w:rPr>
-          <w:rFonts w:ascii="Segoe UI Historic" w:hAnsi="Segoe UI Historic" w:cs="Segoe UI Historic"/>
-          <w:color w:val="080809"/>
-          <w:sz w:val="23"/>
-          <w:szCs w:val="23"/>
-          <w:shd w:val="clear" w:color="auto" w:fill="FFFFFF"/>
-        </w:rPr>
-      </w:pPr>
-      <w:r>
-        <w:rPr>
-          <w:rFonts w:ascii="Segoe UI Historic" w:hAnsi="Segoe UI Historic" w:cs="Segoe UI Historic"/>
-          <w:color w:val="080809"/>
-          <w:sz w:val="23"/>
-          <w:szCs w:val="23"/>
-          <w:shd w:val="clear" w:color="auto" w:fill="FFFFFF"/>
-        </w:rPr>
-        <w:t xml:space="preserve"> </w:t>
-      </w:r>
-    </w:p>
-    <w:p>
-      <w:pPr>
-        <w:shd w:val="clear" w:color="auto" w:fill="FFFFFF"/>
-        <w:spacing w:after="0" w:line="240" w:lineRule="auto"/>
-        <w:jc w:val="both"/>
-        <w:rPr>
-          <w:rFonts w:ascii="Segoe UI Historic" w:hAnsi="Segoe UI Historic" w:cs="Segoe UI Historic"/>
-          <w:color w:val="080809"/>
-          <w:sz w:val="23"/>
-          <w:szCs w:val="23"/>
-          <w:shd w:val="clear" w:color="auto" w:fill="FFFFFF"/>
-        </w:rPr>
-      </w:pPr>
-    </w:p>
-    <w:p>
-      <w:pPr>
-        <w:shd w:val="clear" w:color="auto" w:fill="FFFFFF"/>
-        <w:spacing w:after="0" w:line="240" w:lineRule="auto"/>
-        <w:jc w:val="both"/>
-        <w:rPr>
-          <w:rFonts w:ascii="Segoe UI Historic" w:hAnsi="Segoe UI Historic" w:cs="Segoe UI Historic"/>
-          <w:color w:val="080809"/>
-          <w:sz w:val="23"/>
-          <w:szCs w:val="23"/>
-          <w:shd w:val="clear" w:color="auto" w:fill="FFFFFF"/>
-        </w:rPr>
-      </w:pPr>
-    </w:p>
-    <w:p>
-      <w:pPr>
-        <w:shd w:val="clear" w:color="auto" w:fill="FFFFFF"/>
-        <w:spacing w:after="0" w:line="240" w:lineRule="auto"/>
-        <w:jc w:val="both"/>
-        <w:rPr>
-          <w:rFonts w:ascii="Segoe UI Historic" w:hAnsi="Segoe UI Historic" w:cs="Segoe UI Historic"/>
-          <w:color w:val="080809"/>
-          <w:sz w:val="23"/>
-          <w:szCs w:val="23"/>
-          <w:shd w:val="clear" w:color="auto" w:fill="FFFFFF"/>
-        </w:rPr>
-      </w:pPr>
-    </w:p>
-    <w:p>
-      <w:pPr>
-        <w:shd w:val="clear" w:color="auto" w:fill="FFFFFF"/>
-        <w:spacing w:after="0" w:line="240" w:lineRule="auto"/>
-        <w:jc w:val="both"/>
-        <w:rPr>
-          <w:rFonts w:ascii="Segoe UI Historic" w:hAnsi="Segoe UI Historic" w:cs="Segoe UI Historic"/>
-          <w:color w:val="080809"/>
-          <w:sz w:val="23"/>
-          <w:szCs w:val="23"/>
-          <w:shd w:val="clear" w:color="auto" w:fill="FFFFFF"/>
-        </w:rPr>
-      </w:pPr>
-      <w:r>
-        <w:rPr>
-          <w:rFonts w:ascii="Segoe UI Historic" w:hAnsi="Segoe UI Historic" w:cs="Segoe UI Historic"/>
-          <w:color w:val="080809"/>
-          <w:sz w:val="23"/>
-          <w:szCs w:val="23"/>
-          <w:shd w:val="clear" w:color="auto" w:fill="FFFFFF"/>
-        </w:rPr>
-        <w:t>NÃO PERCA A MELHOR PARTE DA CONVERSA</w:t>
-      </w:r>
-    </w:p>
-    <w:p>
-      <w:pPr>
-        <w:shd w:val="clear" w:color="auto" w:fill="FFFFFF"/>
-        <w:spacing w:after="0" w:line="240" w:lineRule="auto"/>
-        <w:jc w:val="both"/>
-        <w:rPr>
-          <w:rFonts w:ascii="Segoe UI Historic" w:hAnsi="Segoe UI Historic" w:cs="Segoe UI Historic"/>
-          <w:color w:val="080809"/>
-          <w:sz w:val="23"/>
-          <w:szCs w:val="23"/>
-          <w:shd w:val="clear" w:color="auto" w:fill="FFFFFF"/>
-        </w:rPr>
-      </w:pPr>
-    </w:p>
-    <w:p>
-      <w:pPr>
-        <w:shd w:val="clear" w:color="auto" w:fill="FFFFFF"/>
-        <w:spacing w:after="0" w:line="240" w:lineRule="auto"/>
-        <w:jc w:val="both"/>
-        <w:rPr>
-          <w:rFonts w:ascii="Segoe UI Historic" w:hAnsi="Segoe UI Historic" w:cs="Segoe UI Historic"/>
-          <w:color w:val="080809"/>
-          <w:sz w:val="23"/>
-          <w:szCs w:val="23"/>
-          <w:shd w:val="clear" w:color="auto" w:fill="FFFFFF"/>
-        </w:rPr>
-      </w:pPr>
-      <w:r>
-        <w:rPr>
-          <w:rFonts w:ascii="Segoe UI Historic" w:hAnsi="Segoe UI Historic" w:cs="Segoe UI Historic"/>
-          <w:color w:val="080809"/>
-          <w:sz w:val="23"/>
-          <w:szCs w:val="23"/>
-          <w:shd w:val="clear" w:color="auto" w:fill="FFFFFF"/>
-        </w:rPr>
-        <w:t>Parei pra tomar uma cerveja num lugar que morei e sinto saudade.</w:t>
-      </w:r>
-    </w:p>
-    <w:p>
-      <w:pPr>
-        <w:shd w:val="clear" w:color="auto" w:fill="FFFFFF"/>
-        <w:spacing w:after="0" w:line="240" w:lineRule="auto"/>
-        <w:jc w:val="both"/>
-        <w:rPr>
-          <w:rFonts w:ascii="Segoe UI Historic" w:hAnsi="Segoe UI Historic" w:cs="Segoe UI Historic"/>
-          <w:color w:val="080809"/>
-          <w:sz w:val="23"/>
-          <w:szCs w:val="23"/>
-          <w:shd w:val="clear" w:color="auto" w:fill="FFFFFF"/>
-        </w:rPr>
-      </w:pPr>
-      <w:r>
-        <w:rPr>
-          <w:rFonts w:ascii="Segoe UI Historic" w:hAnsi="Segoe UI Historic" w:cs="Segoe UI Historic"/>
-          <w:color w:val="080809"/>
-          <w:sz w:val="23"/>
-          <w:szCs w:val="23"/>
-          <w:shd w:val="clear" w:color="auto" w:fill="FFFFFF"/>
-        </w:rPr>
-        <w:t>Não lembro como essa conversa começou, estávamos o dentista do lugar, uma fazendeira do lugar que também era esposa do dentista, o diretor da escola da cidade próxima, a professora das crianças da escolinha, outro professor e eu.</w:t>
-      </w:r>
-    </w:p>
-    <w:p>
-      <w:pPr>
-        <w:shd w:val="clear" w:color="auto" w:fill="FFFFFF"/>
-        <w:spacing w:after="0" w:line="240" w:lineRule="auto"/>
-        <w:jc w:val="both"/>
-        <w:rPr>
-          <w:rFonts w:ascii="Segoe UI Historic" w:hAnsi="Segoe UI Historic" w:cs="Segoe UI Historic"/>
-          <w:color w:val="080809"/>
-          <w:sz w:val="23"/>
-          <w:szCs w:val="23"/>
-          <w:shd w:val="clear" w:color="auto" w:fill="FFFFFF"/>
-        </w:rPr>
-      </w:pPr>
-      <w:r>
-        <w:rPr>
-          <w:rFonts w:ascii="Segoe UI Historic" w:hAnsi="Segoe UI Historic" w:cs="Segoe UI Historic"/>
-          <w:color w:val="080809"/>
-          <w:sz w:val="23"/>
-          <w:szCs w:val="23"/>
-          <w:shd w:val="clear" w:color="auto" w:fill="FFFFFF"/>
-        </w:rPr>
         <w:t>O dono do bar apareceu na nossa mesa e começou a dizer que, na opinião dele, maconheiro tinha que viver num lugar separado, sugeriu que murasse uma região e botasse os maconheiros ali dentro, isolados das pessoas de bem.</w:t>
       </w:r>
     </w:p>
@@ -1385,7 +1754,7 @@
                     </pic:cNvPicPr>
                   </pic:nvPicPr>
                   <pic:blipFill>
-                    <a:blip r:embed="rId4" cstate="print">
+                    <a:blip r:embed="rId5" cstate="print">
                       <a:extLst>
                         <a:ext uri="{28A0092B-C50C-407E-A947-70E740481C1C}">
                           <a14:useLocalDpi xmlns:a14="http://schemas.microsoft.com/office/drawing/2010/main" val="0"/>
@@ -1539,6 +1908,7 @@
           <w:szCs w:val="23"/>
           <w:lang w:eastAsia="pt-BR"/>
         </w:rPr>
+        <w:lastRenderedPageBreak/>
         <w:t>-Entregou você pra polícia</w:t>
       </w:r>
     </w:p>
@@ -1915,8 +2285,138 @@
           <w:szCs w:val="23"/>
           <w:lang w:eastAsia="pt-BR"/>
         </w:rPr>
-        <w:t xml:space="preserve">O único filósofo que conheci pessoalmente, se é que se chama de Filósofo, um doutor em filosofia, assim como chamamos médico um doutor em medicina, que me ouviu dizer </w:t>
-      </w:r>
+        <w:t>O único filósofo que conheci pessoalmente, se é que se chama de Filósofo, um doutor em filosofia, assim como chamamos médico um doutor em medicina, que me ouviu dizer isso, riu e respondeu que ou eu não sabia o que estava falando, ou estava escolhendo as palavras erradas pra falar o que queria, disse que eu não sabia o que é “essência”, não sabia o que é “Filosofia” e também não sabia o que é “pensamento”.</w:t>
+      </w:r>
+    </w:p>
+    <w:p>
+      <w:pPr>
+        <w:shd w:val="clear" w:color="auto" w:fill="FFFFFF"/>
+        <w:spacing w:after="0" w:line="240" w:lineRule="auto"/>
+        <w:jc w:val="both"/>
+        <w:rPr>
+          <w:rFonts w:ascii="inherit" w:eastAsia="Times New Roman" w:hAnsi="inherit" w:cs="Segoe UI Historic"/>
+          <w:color w:val="080809"/>
+          <w:sz w:val="23"/>
+          <w:szCs w:val="23"/>
+          <w:lang w:eastAsia="pt-BR"/>
+        </w:rPr>
+      </w:pPr>
+      <w:r>
+        <w:rPr>
+          <w:rFonts w:ascii="inherit" w:eastAsia="Times New Roman" w:hAnsi="inherit" w:cs="Segoe UI Historic"/>
+          <w:color w:val="080809"/>
+          <w:sz w:val="23"/>
+          <w:szCs w:val="23"/>
+          <w:lang w:eastAsia="pt-BR"/>
+        </w:rPr>
+        <w:t>Argumentei em favor do que tinha dito relembrando pensamentos meus muito antigos, pensamentos que tinham percorrido minha mente quando eu ainda era muito criança, muito criança mesmo, da época daquelas lembranças mais antigas que temos, onde o pensamento se divide entre o que a gente tem na lembrança e o que a gente não alcança lembrar.</w:t>
+      </w:r>
+    </w:p>
+    <w:p>
+      <w:pPr>
+        <w:shd w:val="clear" w:color="auto" w:fill="FFFFFF"/>
+        <w:spacing w:after="0" w:line="240" w:lineRule="auto"/>
+        <w:jc w:val="both"/>
+        <w:rPr>
+          <w:rFonts w:ascii="inherit" w:eastAsia="Times New Roman" w:hAnsi="inherit" w:cs="Segoe UI Historic"/>
+          <w:color w:val="080809"/>
+          <w:sz w:val="23"/>
+          <w:szCs w:val="23"/>
+          <w:lang w:eastAsia="pt-BR"/>
+        </w:rPr>
+      </w:pPr>
+      <w:r>
+        <w:rPr>
+          <w:rFonts w:ascii="inherit" w:eastAsia="Times New Roman" w:hAnsi="inherit" w:cs="Segoe UI Historic"/>
+          <w:color w:val="080809"/>
+          <w:sz w:val="23"/>
+          <w:szCs w:val="23"/>
+          <w:lang w:eastAsia="pt-BR"/>
+        </w:rPr>
+        <w:t xml:space="preserve">Quando tinha muito pouca idade, “aprendi a desenhar”, queria ser desenhista porque minha mãe era desenhista e eu admirava aquilo, parecia uma mágica, naquela época tinha um programa na televisão, “Tia </w:t>
+      </w:r>
+      <w:proofErr w:type="spellStart"/>
+      <w:r>
+        <w:rPr>
+          <w:rFonts w:ascii="inherit" w:eastAsia="Times New Roman" w:hAnsi="inherit" w:cs="Segoe UI Historic"/>
+          <w:color w:val="080809"/>
+          <w:sz w:val="23"/>
+          <w:szCs w:val="23"/>
+          <w:lang w:eastAsia="pt-BR"/>
+        </w:rPr>
+        <w:t>Gladis</w:t>
+      </w:r>
+      <w:proofErr w:type="spellEnd"/>
+      <w:r>
+        <w:rPr>
+          <w:rFonts w:ascii="inherit" w:eastAsia="Times New Roman" w:hAnsi="inherit" w:cs="Segoe UI Historic"/>
+          <w:color w:val="080809"/>
+          <w:sz w:val="23"/>
+          <w:szCs w:val="23"/>
+          <w:lang w:eastAsia="pt-BR"/>
+        </w:rPr>
+        <w:t xml:space="preserve"> e Seus Bichinhos” onde a tia </w:t>
+      </w:r>
+      <w:proofErr w:type="spellStart"/>
+      <w:r>
+        <w:rPr>
+          <w:rFonts w:ascii="inherit" w:eastAsia="Times New Roman" w:hAnsi="inherit" w:cs="Segoe UI Historic"/>
+          <w:color w:val="080809"/>
+          <w:sz w:val="23"/>
+          <w:szCs w:val="23"/>
+          <w:lang w:eastAsia="pt-BR"/>
+        </w:rPr>
+        <w:t>Gladis</w:t>
+      </w:r>
+      <w:proofErr w:type="spellEnd"/>
+      <w:r>
+        <w:rPr>
+          <w:rFonts w:ascii="inherit" w:eastAsia="Times New Roman" w:hAnsi="inherit" w:cs="Segoe UI Historic"/>
+          <w:color w:val="080809"/>
+          <w:sz w:val="23"/>
+          <w:szCs w:val="23"/>
+          <w:lang w:eastAsia="pt-BR"/>
+        </w:rPr>
+        <w:t xml:space="preserve"> desenhava ao vivo enquanto contava história, desenhar era um poder mágico que algumas pessoas tinham e eu queria ter.</w:t>
+      </w:r>
+    </w:p>
+    <w:p>
+      <w:pPr>
+        <w:shd w:val="clear" w:color="auto" w:fill="FFFFFF"/>
+        <w:spacing w:after="0" w:line="240" w:lineRule="auto"/>
+        <w:jc w:val="both"/>
+        <w:rPr>
+          <w:rFonts w:ascii="inherit" w:eastAsia="Times New Roman" w:hAnsi="inherit" w:cs="Segoe UI Historic"/>
+          <w:color w:val="080809"/>
+          <w:sz w:val="23"/>
+          <w:szCs w:val="23"/>
+          <w:lang w:eastAsia="pt-BR"/>
+        </w:rPr>
+      </w:pPr>
+      <w:r>
+        <w:rPr>
+          <w:rFonts w:ascii="inherit" w:eastAsia="Times New Roman" w:hAnsi="inherit" w:cs="Segoe UI Historic"/>
+          <w:color w:val="080809"/>
+          <w:sz w:val="23"/>
+          <w:szCs w:val="23"/>
+          <w:lang w:eastAsia="pt-BR"/>
+        </w:rPr>
+        <w:t>Sentava na privada pra cagar e por algum motivo que não sei qual, essa hora era um momento filosófico, era a hora de pensar. Em um momento desses, entendi que pra ser desenhista bastava enxergar “as linhas do mundo”, entendi, já com essa idade, que ser desenhista é, antes de saber desenhar, um jeito de ver.</w:t>
+      </w:r>
+    </w:p>
+    <w:p>
+      <w:pPr>
+        <w:shd w:val="clear" w:color="auto" w:fill="FFFFFF"/>
+        <w:spacing w:after="0" w:line="240" w:lineRule="auto"/>
+        <w:jc w:val="both"/>
+        <w:rPr>
+          <w:rFonts w:ascii="inherit" w:eastAsia="Times New Roman" w:hAnsi="inherit" w:cs="Segoe UI Historic"/>
+          <w:color w:val="080809"/>
+          <w:sz w:val="23"/>
+          <w:szCs w:val="23"/>
+          <w:lang w:eastAsia="pt-BR"/>
+        </w:rPr>
+      </w:pPr>
       <w:r>
         <w:rPr>
           <w:rFonts w:ascii="inherit" w:eastAsia="Times New Roman" w:hAnsi="inherit" w:cs="Segoe UI Historic"/>
@@ -1926,55 +2426,31 @@
           <w:lang w:eastAsia="pt-BR"/>
         </w:rPr>
         <w:lastRenderedPageBreak/>
-        <w:t>isso, riu e respondeu que ou eu não sabia o que estava falando, ou estava escolhendo as palavras erradas pra falar o que queria, disse que eu não sabia o que é “essência”, não sabia o que é “Filosofia” e também não sabia o que é “pensamento”.</w:t>
-      </w:r>
-    </w:p>
-    <w:p>
-      <w:pPr>
-        <w:shd w:val="clear" w:color="auto" w:fill="FFFFFF"/>
-        <w:spacing w:after="0" w:line="240" w:lineRule="auto"/>
-        <w:jc w:val="both"/>
-        <w:rPr>
-          <w:rFonts w:ascii="inherit" w:eastAsia="Times New Roman" w:hAnsi="inherit" w:cs="Segoe UI Historic"/>
-          <w:color w:val="080809"/>
-          <w:sz w:val="23"/>
-          <w:szCs w:val="23"/>
-          <w:lang w:eastAsia="pt-BR"/>
-        </w:rPr>
-      </w:pPr>
-      <w:r>
-        <w:rPr>
-          <w:rFonts w:ascii="inherit" w:eastAsia="Times New Roman" w:hAnsi="inherit" w:cs="Segoe UI Historic"/>
-          <w:color w:val="080809"/>
-          <w:sz w:val="23"/>
-          <w:szCs w:val="23"/>
-          <w:lang w:eastAsia="pt-BR"/>
-        </w:rPr>
-        <w:t>Argumentei em favor do que tinha dito relembrando pensamentos meus muito antigos, pensamentos que tinham percorrido minha mente quando eu ainda era muito criança, muito criança mesmo, da época daquelas lembranças mais antigas que temos, onde o pensamento se divide entre o que a gente tem na lembrança e o que a gente não alcança lembrar.</w:t>
-      </w:r>
-    </w:p>
-    <w:p>
-      <w:pPr>
-        <w:shd w:val="clear" w:color="auto" w:fill="FFFFFF"/>
-        <w:spacing w:after="0" w:line="240" w:lineRule="auto"/>
-        <w:jc w:val="both"/>
-        <w:rPr>
-          <w:rFonts w:ascii="inherit" w:eastAsia="Times New Roman" w:hAnsi="inherit" w:cs="Segoe UI Historic"/>
-          <w:color w:val="080809"/>
-          <w:sz w:val="23"/>
-          <w:szCs w:val="23"/>
-          <w:lang w:eastAsia="pt-BR"/>
-        </w:rPr>
-      </w:pPr>
-      <w:r>
-        <w:rPr>
-          <w:rFonts w:ascii="inherit" w:eastAsia="Times New Roman" w:hAnsi="inherit" w:cs="Segoe UI Historic"/>
-          <w:color w:val="080809"/>
-          <w:sz w:val="23"/>
-          <w:szCs w:val="23"/>
-          <w:lang w:eastAsia="pt-BR"/>
-        </w:rPr>
-        <w:t xml:space="preserve">Quando tinha muito pouca idade, “aprendi a desenhar”, queria ser desenhista porque minha mãe era desenhista e eu admirava aquilo, parecia uma mágica, naquela época tinha um programa na televisão, “Tia </w:t>
+        <w:t>Entendi que todas as coisas são delineadas, limitadas, contidas, separadas pelas linhas do mundo. Lembro que ia na janela do quarto andar, onde morava minha avó, olhava lá de cima a distância até o chão, ficava largando coisas da janela, acompanhando a trajetória e vendo-as se chocar no chão, forçando o limite entre as linhas do mundo.</w:t>
+      </w:r>
+    </w:p>
+    <w:p>
+      <w:pPr>
+        <w:shd w:val="clear" w:color="auto" w:fill="FFFFFF"/>
+        <w:spacing w:after="0" w:line="240" w:lineRule="auto"/>
+        <w:jc w:val="both"/>
+        <w:rPr>
+          <w:rFonts w:ascii="inherit" w:eastAsia="Times New Roman" w:hAnsi="inherit" w:cs="Segoe UI Historic"/>
+          <w:color w:val="080809"/>
+          <w:sz w:val="23"/>
+          <w:szCs w:val="23"/>
+          <w:lang w:eastAsia="pt-BR"/>
+        </w:rPr>
+      </w:pPr>
+      <w:r>
+        <w:rPr>
+          <w:rFonts w:ascii="inherit" w:eastAsia="Times New Roman" w:hAnsi="inherit" w:cs="Segoe UI Historic"/>
+          <w:color w:val="080809"/>
+          <w:sz w:val="23"/>
+          <w:szCs w:val="23"/>
+          <w:lang w:eastAsia="pt-BR"/>
+        </w:rPr>
+        <w:t xml:space="preserve">Depois desse pensamento, não olhava mais pro mundo como antes, era o mesmo mundo, mas agora meu olho desenhava o mundo na imaginação, procurava o contorno das coisas, lembro que cheguei a desenhar alguns de meus primeiros desenhos de olho fechado, era eu com um lápis em frente à folha branca, parado de olho fechado, até fazer o desenho todo, ou boa parte dele, pra só depois abrir os olhos e passar </w:t>
       </w:r>
       <w:proofErr w:type="spellStart"/>
       <w:r>
@@ -1985,7 +2461,7 @@
           <w:szCs w:val="23"/>
           <w:lang w:eastAsia="pt-BR"/>
         </w:rPr>
-        <w:t>Gladis</w:t>
+        <w:t>pro</w:t>
       </w:r>
       <w:proofErr w:type="spellEnd"/>
       <w:r>
@@ -1996,7 +2472,55 @@
           <w:szCs w:val="23"/>
           <w:lang w:eastAsia="pt-BR"/>
         </w:rPr>
-        <w:t xml:space="preserve"> e Seus Bichinhos” onde a tia </w:t>
+        <w:t xml:space="preserve"> papel o desenho que tinha desenhado na imaginação.</w:t>
+      </w:r>
+    </w:p>
+    <w:p>
+      <w:pPr>
+        <w:shd w:val="clear" w:color="auto" w:fill="FFFFFF"/>
+        <w:spacing w:after="0" w:line="240" w:lineRule="auto"/>
+        <w:jc w:val="both"/>
+        <w:rPr>
+          <w:rFonts w:ascii="inherit" w:eastAsia="Times New Roman" w:hAnsi="inherit" w:cs="Segoe UI Historic"/>
+          <w:color w:val="080809"/>
+          <w:sz w:val="23"/>
+          <w:szCs w:val="23"/>
+          <w:lang w:eastAsia="pt-BR"/>
+        </w:rPr>
+      </w:pPr>
+      <w:r>
+        <w:rPr>
+          <w:rFonts w:ascii="inherit" w:eastAsia="Times New Roman" w:hAnsi="inherit" w:cs="Segoe UI Historic"/>
+          <w:color w:val="080809"/>
+          <w:sz w:val="23"/>
+          <w:szCs w:val="23"/>
+          <w:lang w:eastAsia="pt-BR"/>
+        </w:rPr>
+        <w:t>Os desenhistas sabem do que estou falando, ser desenhista é muito mais uma maneira de ver o mundo que a habilidade de desenhar, ou a habilidade de “passar o desenho pro papel”. Com o tempo, o próprio lápis vai aprendendo a desenhar e a gente não precisa mais perder esse tempo de imaginar de olhos fechados, é só soltar o lápis na folha branca que ele já lê o pensamento da gente e passa o que está na imaginação pro papel.</w:t>
+      </w:r>
+    </w:p>
+    <w:p>
+      <w:pPr>
+        <w:shd w:val="clear" w:color="auto" w:fill="FFFFFF"/>
+        <w:spacing w:after="0" w:line="240" w:lineRule="auto"/>
+        <w:jc w:val="both"/>
+        <w:rPr>
+          <w:rFonts w:ascii="inherit" w:eastAsia="Times New Roman" w:hAnsi="inherit" w:cs="Segoe UI Historic"/>
+          <w:color w:val="080809"/>
+          <w:sz w:val="23"/>
+          <w:szCs w:val="23"/>
+          <w:lang w:eastAsia="pt-BR"/>
+        </w:rPr>
+      </w:pPr>
+      <w:r>
+        <w:rPr>
+          <w:rFonts w:ascii="inherit" w:eastAsia="Times New Roman" w:hAnsi="inherit" w:cs="Segoe UI Historic"/>
+          <w:color w:val="080809"/>
+          <w:sz w:val="23"/>
+          <w:szCs w:val="23"/>
+          <w:lang w:eastAsia="pt-BR"/>
+        </w:rPr>
+        <w:t xml:space="preserve">Esse pensamento mora em mim até hoje, mas foi mudando com o tempo, outra ideia de criança, essa já mais velho, que lembro, foi uma ideia da época da “alfabetização”, a alfabetização era uma etapa do ensino regular, anterior ao ensino básico, hoje não existe mais, a alfabetização vinha antes da primeira série. A professora deu uma aula que ficou gravada na minha cabeça até hoje, que saudade da Dona </w:t>
       </w:r>
       <w:proofErr w:type="spellStart"/>
       <w:r>
@@ -2007,7 +2531,7 @@
           <w:szCs w:val="23"/>
           <w:lang w:eastAsia="pt-BR"/>
         </w:rPr>
-        <w:t>Gladis</w:t>
+        <w:t>Devoni</w:t>
       </w:r>
       <w:proofErr w:type="spellEnd"/>
       <w:r>
@@ -2018,79 +2542,55 @@
           <w:szCs w:val="23"/>
           <w:lang w:eastAsia="pt-BR"/>
         </w:rPr>
-        <w:t xml:space="preserve"> desenhava ao vivo enquanto contava história, desenhar era um poder mágico que algumas pessoas tinham e eu queria ter.</w:t>
-      </w:r>
-    </w:p>
-    <w:p>
-      <w:pPr>
-        <w:shd w:val="clear" w:color="auto" w:fill="FFFFFF"/>
-        <w:spacing w:after="0" w:line="240" w:lineRule="auto"/>
-        <w:jc w:val="both"/>
-        <w:rPr>
-          <w:rFonts w:ascii="inherit" w:eastAsia="Times New Roman" w:hAnsi="inherit" w:cs="Segoe UI Historic"/>
-          <w:color w:val="080809"/>
-          <w:sz w:val="23"/>
-          <w:szCs w:val="23"/>
-          <w:lang w:eastAsia="pt-BR"/>
-        </w:rPr>
-      </w:pPr>
-      <w:r>
-        <w:rPr>
-          <w:rFonts w:ascii="inherit" w:eastAsia="Times New Roman" w:hAnsi="inherit" w:cs="Segoe UI Historic"/>
-          <w:color w:val="080809"/>
-          <w:sz w:val="23"/>
-          <w:szCs w:val="23"/>
-          <w:lang w:eastAsia="pt-BR"/>
-        </w:rPr>
-        <w:t>Sentava na privada pra cagar e por algum motivo que não sei qual, essa hora era um momento filosófico, era a hora de pensar. Em um momento desses, entendi que pra ser desenhista bastava enxergar “as linhas do mundo”, entendi, já com essa idade, que ser desenhista é, antes de saber desenhar, um jeito de ver.</w:t>
-      </w:r>
-    </w:p>
-    <w:p>
-      <w:pPr>
-        <w:shd w:val="clear" w:color="auto" w:fill="FFFFFF"/>
-        <w:spacing w:after="0" w:line="240" w:lineRule="auto"/>
-        <w:jc w:val="both"/>
-        <w:rPr>
-          <w:rFonts w:ascii="inherit" w:eastAsia="Times New Roman" w:hAnsi="inherit" w:cs="Segoe UI Historic"/>
-          <w:color w:val="080809"/>
-          <w:sz w:val="23"/>
-          <w:szCs w:val="23"/>
-          <w:lang w:eastAsia="pt-BR"/>
-        </w:rPr>
-      </w:pPr>
-      <w:r>
-        <w:rPr>
-          <w:rFonts w:ascii="inherit" w:eastAsia="Times New Roman" w:hAnsi="inherit" w:cs="Segoe UI Historic"/>
-          <w:color w:val="080809"/>
-          <w:sz w:val="23"/>
-          <w:szCs w:val="23"/>
-          <w:lang w:eastAsia="pt-BR"/>
-        </w:rPr>
-        <w:t>Entendi que todas as coisas são delineadas, limitadas, contidas, separadas pelas linhas do mundo. Lembro que ia na janela do quarto andar, onde morava minha avó, olhava lá de cima a distância até o chão, ficava largando coisas da janela, acompanhando a trajetória e vendo-as se chocar no chão, forçando o limite entre as linhas do mundo.</w:t>
-      </w:r>
-    </w:p>
-    <w:p>
-      <w:pPr>
-        <w:shd w:val="clear" w:color="auto" w:fill="FFFFFF"/>
-        <w:spacing w:after="0" w:line="240" w:lineRule="auto"/>
-        <w:jc w:val="both"/>
-        <w:rPr>
-          <w:rFonts w:ascii="inherit" w:eastAsia="Times New Roman" w:hAnsi="inherit" w:cs="Segoe UI Historic"/>
-          <w:color w:val="080809"/>
-          <w:sz w:val="23"/>
-          <w:szCs w:val="23"/>
-          <w:lang w:eastAsia="pt-BR"/>
-        </w:rPr>
-      </w:pPr>
-      <w:r>
-        <w:rPr>
-          <w:rFonts w:ascii="inherit" w:eastAsia="Times New Roman" w:hAnsi="inherit" w:cs="Segoe UI Historic"/>
-          <w:color w:val="080809"/>
-          <w:sz w:val="23"/>
-          <w:szCs w:val="23"/>
-          <w:lang w:eastAsia="pt-BR"/>
-        </w:rPr>
-        <w:t xml:space="preserve">Depois desse pensamento, não olhava mais pro mundo como antes, era o mesmo mundo, mas agora meu olho desenhava o mundo na imaginação, procurava o contorno das coisas, lembro que cheguei a desenhar alguns de meus primeiros desenhos de olho fechado, era eu com um lápis em frente à folha branca, parado de olho fechado, até fazer o desenho todo, ou boa parte dele, pra só depois abrir os olhos e passar </w:t>
+        <w:t>, ela contou a história dos números, de como eles apareceram no pensamento da humanidade, contou a história de um pastor que ainda não conhecia os números e por isso contava suas ovelhas separando pedrinhas, cada pedrinha equivalia a uma ovelha, dessa maneira ele podia saber se tinha alguma ovelha faltando, quando ela falou do sistema decimal, ficou tudo claro na minha mente, ela disse que a gente contava do zero ao o nove e depois repetia os números um e zero pra fazer o dez porque a gente tinha dez dedos e usava os dedos pra contar.</w:t>
+      </w:r>
+    </w:p>
+    <w:p>
+      <w:pPr>
+        <w:shd w:val="clear" w:color="auto" w:fill="FFFFFF"/>
+        <w:spacing w:after="0" w:line="240" w:lineRule="auto"/>
+        <w:jc w:val="both"/>
+        <w:rPr>
+          <w:rFonts w:ascii="inherit" w:eastAsia="Times New Roman" w:hAnsi="inherit" w:cs="Segoe UI Historic"/>
+          <w:color w:val="080809"/>
+          <w:sz w:val="23"/>
+          <w:szCs w:val="23"/>
+          <w:lang w:eastAsia="pt-BR"/>
+        </w:rPr>
+      </w:pPr>
+      <w:r>
+        <w:rPr>
+          <w:rFonts w:ascii="inherit" w:eastAsia="Times New Roman" w:hAnsi="inherit" w:cs="Segoe UI Historic"/>
+          <w:color w:val="080809"/>
+          <w:sz w:val="23"/>
+          <w:szCs w:val="23"/>
+          <w:lang w:eastAsia="pt-BR"/>
+        </w:rPr>
+        <w:t>Nesse dia meu pensamento encontrou as linhas do mundo em tudo, até nas coisas abstratas, que tanto me intrigavam, as coisas abstratas eram diferentes, era difícil desenhar a fumaça que evaporava da panela, as linhas do mundo se dissolviam no ar e desapareciam, nessa época imaginei que se existisse Deus, ele tinha feito as nuvens de pincel.</w:t>
+      </w:r>
+    </w:p>
+    <w:p>
+      <w:pPr>
+        <w:shd w:val="clear" w:color="auto" w:fill="FFFFFF"/>
+        <w:spacing w:after="0" w:line="240" w:lineRule="auto"/>
+        <w:jc w:val="both"/>
+        <w:rPr>
+          <w:rFonts w:ascii="inherit" w:eastAsia="Times New Roman" w:hAnsi="inherit" w:cs="Segoe UI Historic"/>
+          <w:color w:val="080809"/>
+          <w:sz w:val="23"/>
+          <w:szCs w:val="23"/>
+          <w:lang w:eastAsia="pt-BR"/>
+        </w:rPr>
+      </w:pPr>
+      <w:r>
+        <w:rPr>
+          <w:rFonts w:ascii="inherit" w:eastAsia="Times New Roman" w:hAnsi="inherit" w:cs="Segoe UI Historic"/>
+          <w:color w:val="080809"/>
+          <w:sz w:val="23"/>
+          <w:szCs w:val="23"/>
+          <w:lang w:eastAsia="pt-BR"/>
+        </w:rPr>
+        <w:t xml:space="preserve">Aquele pensamento de que usamos o sistema decimal porque temos 10 dedos foi o que faltava, a gente enxergava as linhas do mundo e desenhava as coisas, não porque o mundo fosse dividido em linhas, mas porque a gente era separado do mundo por uma casca, a gente e o mundo era um interno e externo, as coisas que existem eram as coisas de dentro e de fora da gente, é assim que </w:t>
       </w:r>
       <w:proofErr w:type="spellStart"/>
       <w:r>
@@ -2101,7 +2601,7 @@
           <w:szCs w:val="23"/>
           <w:lang w:eastAsia="pt-BR"/>
         </w:rPr>
-        <w:t>pro</w:t>
+        <w:t>agente</w:t>
       </w:r>
       <w:proofErr w:type="spellEnd"/>
       <w:r>
@@ -2112,55 +2612,68 @@
           <w:szCs w:val="23"/>
           <w:lang w:eastAsia="pt-BR"/>
         </w:rPr>
-        <w:t xml:space="preserve"> papel o desenho que tinha desenhado na imaginação.</w:t>
-      </w:r>
-    </w:p>
-    <w:p>
-      <w:pPr>
-        <w:shd w:val="clear" w:color="auto" w:fill="FFFFFF"/>
-        <w:spacing w:after="0" w:line="240" w:lineRule="auto"/>
-        <w:jc w:val="both"/>
-        <w:rPr>
-          <w:rFonts w:ascii="inherit" w:eastAsia="Times New Roman" w:hAnsi="inherit" w:cs="Segoe UI Historic"/>
-          <w:color w:val="080809"/>
-          <w:sz w:val="23"/>
-          <w:szCs w:val="23"/>
-          <w:lang w:eastAsia="pt-BR"/>
-        </w:rPr>
-      </w:pPr>
-      <w:r>
-        <w:rPr>
-          <w:rFonts w:ascii="inherit" w:eastAsia="Times New Roman" w:hAnsi="inherit" w:cs="Segoe UI Historic"/>
-          <w:color w:val="080809"/>
-          <w:sz w:val="23"/>
-          <w:szCs w:val="23"/>
-          <w:lang w:eastAsia="pt-BR"/>
-        </w:rPr>
-        <w:t>Os desenhistas sabem do que estou falando, ser desenhista é muito mais uma maneira de ver o mundo que a habilidade de desenhar, ou a habilidade de “passar o desenho pro papel”. Com o tempo, o próprio lápis vai aprendendo a desenhar e a gente não precisa mais perder esse tempo de imaginar de olhos fechados, é só soltar o lápis na folha branca que ele já lê o pensamento da gente e passa o que está na imaginação pro papel.</w:t>
-      </w:r>
-    </w:p>
-    <w:p>
-      <w:pPr>
-        <w:shd w:val="clear" w:color="auto" w:fill="FFFFFF"/>
-        <w:spacing w:after="0" w:line="240" w:lineRule="auto"/>
-        <w:jc w:val="both"/>
-        <w:rPr>
-          <w:rFonts w:ascii="inherit" w:eastAsia="Times New Roman" w:hAnsi="inherit" w:cs="Segoe UI Historic"/>
-          <w:color w:val="080809"/>
-          <w:sz w:val="23"/>
-          <w:szCs w:val="23"/>
-          <w:lang w:eastAsia="pt-BR"/>
-        </w:rPr>
-      </w:pPr>
-      <w:r>
-        <w:rPr>
-          <w:rFonts w:ascii="inherit" w:eastAsia="Times New Roman" w:hAnsi="inherit" w:cs="Segoe UI Historic"/>
-          <w:color w:val="080809"/>
-          <w:sz w:val="23"/>
-          <w:szCs w:val="23"/>
-          <w:lang w:eastAsia="pt-BR"/>
-        </w:rPr>
-        <w:t xml:space="preserve">Esse pensamento mora em mim até hoje, mas foi mudando com o tempo, outra ideia de criança, essa já mais velho, que lembro, foi uma ideia da época da “alfabetização”, a alfabetização era uma etapa do ensino regular, anterior ao ensino básico, hoje não existe mais, a alfabetização vinha antes da primeira série. A professora deu uma aula que ficou gravada na minha cabeça até hoje, que saudade da Dona </w:t>
+        <w:t xml:space="preserve"> pensa, porque é assim que a gente é. Agora não jogava mais objetos da janela do quarto andar, abria portas repentinamente pra pegar o mundo de surpresa, queria saber se o mundo acontecia, mesmo quando eu não estava olhando, fala a verdade: “Quem nunca fez isso quando era criança? </w:t>
+      </w:r>
+    </w:p>
+    <w:p>
+      <w:pPr>
+        <w:shd w:val="clear" w:color="auto" w:fill="FFFFFF"/>
+        <w:spacing w:after="0" w:line="240" w:lineRule="auto"/>
+        <w:jc w:val="both"/>
+        <w:rPr>
+          <w:rFonts w:ascii="inherit" w:eastAsia="Times New Roman" w:hAnsi="inherit" w:cs="Segoe UI Historic"/>
+          <w:color w:val="080809"/>
+          <w:sz w:val="23"/>
+          <w:szCs w:val="23"/>
+          <w:lang w:eastAsia="pt-BR"/>
+        </w:rPr>
+      </w:pPr>
+      <w:r>
+        <w:rPr>
+          <w:rFonts w:ascii="inherit" w:eastAsia="Times New Roman" w:hAnsi="inherit" w:cs="Segoe UI Historic"/>
+          <w:color w:val="080809"/>
+          <w:sz w:val="23"/>
+          <w:szCs w:val="23"/>
+          <w:lang w:eastAsia="pt-BR"/>
+        </w:rPr>
+        <w:t>Hoje, lendo Capra, entendo que quando a gente vê um copo com vinho dentro de uma tigela transparente, sabemos por inferência que o vinho está dentro da tigela porque está dentro do copo que está dentro da tigela, o vinho pode não estar dentro da tigela pra alguém que vê de outro jeito, as coisas não são o que são de um jeito absoluto, independente do jeito que a gente vê e que a gente que vê é.</w:t>
+      </w:r>
+    </w:p>
+    <w:p>
+      <w:pPr>
+        <w:jc w:val="both"/>
+      </w:pPr>
+    </w:p>
+    <w:p>
+      <w:pPr>
+        <w:jc w:val="center"/>
+      </w:pPr>
+      <w:r>
+        <w:t>UM EXÉRCITO DE ORCS</w:t>
+      </w:r>
+    </w:p>
+    <w:p>
+      <w:pPr>
+        <w:shd w:val="clear" w:color="auto" w:fill="FFFFFF"/>
+        <w:spacing w:after="0" w:line="240" w:lineRule="auto"/>
+        <w:jc w:val="both"/>
+        <w:rPr>
+          <w:rFonts w:ascii="inherit" w:eastAsia="Times New Roman" w:hAnsi="inherit" w:cs="Segoe UI Historic"/>
+          <w:color w:val="080809"/>
+          <w:sz w:val="23"/>
+          <w:szCs w:val="23"/>
+          <w:lang w:eastAsia="pt-BR"/>
+        </w:rPr>
+      </w:pPr>
+      <w:r>
+        <w:rPr>
+          <w:rFonts w:ascii="inherit" w:eastAsia="Times New Roman" w:hAnsi="inherit" w:cs="Segoe UI Historic"/>
+          <w:color w:val="080809"/>
+          <w:sz w:val="23"/>
+          <w:szCs w:val="23"/>
+          <w:lang w:eastAsia="pt-BR"/>
+        </w:rPr>
+        <w:t xml:space="preserve">Não sei se todo mundo que assistiu àqueles filmes de batalhas que tem exércitos de </w:t>
       </w:r>
       <w:proofErr w:type="spellStart"/>
       <w:r>
@@ -2171,7 +2684,7 @@
           <w:szCs w:val="23"/>
           <w:lang w:eastAsia="pt-BR"/>
         </w:rPr>
-        <w:t>Devoni</w:t>
+        <w:t>orcs</w:t>
       </w:r>
       <w:proofErr w:type="spellEnd"/>
       <w:r>
@@ -2182,56 +2695,22 @@
           <w:szCs w:val="23"/>
           <w:lang w:eastAsia="pt-BR"/>
         </w:rPr>
-        <w:t>, ela contou a história dos números, de como eles apareceram no pensamento da humanidade, contou a história de um pastor que ainda não conhecia os números e por isso contava suas ovelhas separando pedrinhas, cada pedrinha equivalia a uma ovelha, dessa maneira ele podia saber se tinha alguma ovelha faltando, quando ela falou do sistema decimal, ficou tudo claro na minha mente, ela disse que a gente contava do zero ao o nove e depois repetia os números um e zero pra fazer o dez porque a gente tinha dez dedos e usava os dedos pra contar.</w:t>
-      </w:r>
-    </w:p>
-    <w:p>
-      <w:pPr>
-        <w:shd w:val="clear" w:color="auto" w:fill="FFFFFF"/>
-        <w:spacing w:after="0" w:line="240" w:lineRule="auto"/>
-        <w:jc w:val="both"/>
-        <w:rPr>
-          <w:rFonts w:ascii="inherit" w:eastAsia="Times New Roman" w:hAnsi="inherit" w:cs="Segoe UI Historic"/>
-          <w:color w:val="080809"/>
-          <w:sz w:val="23"/>
-          <w:szCs w:val="23"/>
-          <w:lang w:eastAsia="pt-BR"/>
-        </w:rPr>
-      </w:pPr>
-      <w:r>
-        <w:rPr>
-          <w:rFonts w:ascii="inherit" w:eastAsia="Times New Roman" w:hAnsi="inherit" w:cs="Segoe UI Historic"/>
-          <w:color w:val="080809"/>
-          <w:sz w:val="23"/>
-          <w:szCs w:val="23"/>
-          <w:lang w:eastAsia="pt-BR"/>
-        </w:rPr>
-        <w:t>Nesse dia meu pensamento encontrou as linhas do mundo em tudo, até nas coisas abstratas, que tanto me intrigavam, as coisas abstratas eram diferentes, era difícil desenhar a fumaça que evaporava da panela, as linhas do mundo se dissolviam no ar e desapareciam, nessa época imaginei que se existisse Deus, ele tinha feito as nuvens de pincel.</w:t>
-      </w:r>
-    </w:p>
-    <w:p>
-      <w:pPr>
-        <w:shd w:val="clear" w:color="auto" w:fill="FFFFFF"/>
-        <w:spacing w:after="0" w:line="240" w:lineRule="auto"/>
-        <w:jc w:val="both"/>
-        <w:rPr>
-          <w:rFonts w:ascii="inherit" w:eastAsia="Times New Roman" w:hAnsi="inherit" w:cs="Segoe UI Historic"/>
-          <w:color w:val="080809"/>
-          <w:sz w:val="23"/>
-          <w:szCs w:val="23"/>
-          <w:lang w:eastAsia="pt-BR"/>
-        </w:rPr>
-      </w:pPr>
-      <w:r>
-        <w:rPr>
-          <w:rFonts w:ascii="inherit" w:eastAsia="Times New Roman" w:hAnsi="inherit" w:cs="Segoe UI Historic"/>
-          <w:color w:val="080809"/>
-          <w:sz w:val="23"/>
-          <w:szCs w:val="23"/>
-          <w:lang w:eastAsia="pt-BR"/>
-        </w:rPr>
-        <w:t xml:space="preserve">Aquele pensamento de que usamos o sistema decimal porque temos 10 dedos foi o que faltava, a gente enxergava as linhas do mundo e desenhava as coisas, não porque o </w:t>
-      </w:r>
+        <w:t xml:space="preserve"> monstruosos, já se perguntou sobre a maneira que se reproduzem, se relacionam, socializam, criam seus filhos, etc. no tempo em que não estão batalhando.</w:t>
+      </w:r>
+    </w:p>
+    <w:p>
+      <w:pPr>
+        <w:shd w:val="clear" w:color="auto" w:fill="FFFFFF"/>
+        <w:spacing w:after="0" w:line="240" w:lineRule="auto"/>
+        <w:jc w:val="both"/>
+        <w:rPr>
+          <w:rFonts w:ascii="inherit" w:eastAsia="Times New Roman" w:hAnsi="inherit" w:cs="Segoe UI Historic"/>
+          <w:color w:val="080809"/>
+          <w:sz w:val="23"/>
+          <w:szCs w:val="23"/>
+          <w:lang w:eastAsia="pt-BR"/>
+        </w:rPr>
+      </w:pPr>
       <w:r>
         <w:rPr>
           <w:rFonts w:ascii="inherit" w:eastAsia="Times New Roman" w:hAnsi="inherit" w:cs="Segoe UI Historic"/>
@@ -2241,135 +2720,6 @@
           <w:lang w:eastAsia="pt-BR"/>
         </w:rPr>
         <w:lastRenderedPageBreak/>
-        <w:t xml:space="preserve">mundo fosse dividido em linhas, mas porque a gente era separado do mundo por uma casca, a gente e o mundo era um interno e externo, as coisas que existem eram as coisas de dentro e de fora da gente, é assim que </w:t>
-      </w:r>
-      <w:proofErr w:type="spellStart"/>
-      <w:r>
-        <w:rPr>
-          <w:rFonts w:ascii="inherit" w:eastAsia="Times New Roman" w:hAnsi="inherit" w:cs="Segoe UI Historic"/>
-          <w:color w:val="080809"/>
-          <w:sz w:val="23"/>
-          <w:szCs w:val="23"/>
-          <w:lang w:eastAsia="pt-BR"/>
-        </w:rPr>
-        <w:t>agente</w:t>
-      </w:r>
-      <w:proofErr w:type="spellEnd"/>
-      <w:r>
-        <w:rPr>
-          <w:rFonts w:ascii="inherit" w:eastAsia="Times New Roman" w:hAnsi="inherit" w:cs="Segoe UI Historic"/>
-          <w:color w:val="080809"/>
-          <w:sz w:val="23"/>
-          <w:szCs w:val="23"/>
-          <w:lang w:eastAsia="pt-BR"/>
-        </w:rPr>
-        <w:t xml:space="preserve"> pensa, porque é assim que a gente é. Agora não jogava mais objetos da janela do quarto andar, abria portas repentinamente pra pegar o mundo de surpresa, queria saber se o mundo acontecia, mesmo quando eu não estava olhando, fala a verdade: “Quem nunca fez isso quando era criança? </w:t>
-      </w:r>
-    </w:p>
-    <w:p>
-      <w:pPr>
-        <w:shd w:val="clear" w:color="auto" w:fill="FFFFFF"/>
-        <w:spacing w:after="0" w:line="240" w:lineRule="auto"/>
-        <w:jc w:val="both"/>
-        <w:rPr>
-          <w:rFonts w:ascii="inherit" w:eastAsia="Times New Roman" w:hAnsi="inherit" w:cs="Segoe UI Historic"/>
-          <w:color w:val="080809"/>
-          <w:sz w:val="23"/>
-          <w:szCs w:val="23"/>
-          <w:lang w:eastAsia="pt-BR"/>
-        </w:rPr>
-      </w:pPr>
-      <w:r>
-        <w:rPr>
-          <w:rFonts w:ascii="inherit" w:eastAsia="Times New Roman" w:hAnsi="inherit" w:cs="Segoe UI Historic"/>
-          <w:color w:val="080809"/>
-          <w:sz w:val="23"/>
-          <w:szCs w:val="23"/>
-          <w:lang w:eastAsia="pt-BR"/>
-        </w:rPr>
-        <w:t>Hoje, lendo Capra, entendo que quando a gente vê um copo com vinho dentro de uma tigela transparente, sabemos por inferência que o vinho está dentro da tigela porque está dentro do copo que está dentro da tigela, o vinho pode não estar dentro da tigela pra alguém que vê de outro jeito, as coisas não são o que são de um jeito absoluto, independente do jeito que a gente vê e que a gente que vê é.</w:t>
-      </w:r>
-    </w:p>
-    <w:p>
-      <w:pPr>
-        <w:jc w:val="both"/>
-      </w:pPr>
-    </w:p>
-    <w:p>
-      <w:pPr>
-        <w:jc w:val="center"/>
-      </w:pPr>
-      <w:r>
-        <w:t>UM EXÉRCITO DE ORCS</w:t>
-      </w:r>
-    </w:p>
-    <w:p>
-      <w:pPr>
-        <w:shd w:val="clear" w:color="auto" w:fill="FFFFFF"/>
-        <w:spacing w:after="0" w:line="240" w:lineRule="auto"/>
-        <w:jc w:val="both"/>
-        <w:rPr>
-          <w:rFonts w:ascii="inherit" w:eastAsia="Times New Roman" w:hAnsi="inherit" w:cs="Segoe UI Historic"/>
-          <w:color w:val="080809"/>
-          <w:sz w:val="23"/>
-          <w:szCs w:val="23"/>
-          <w:lang w:eastAsia="pt-BR"/>
-        </w:rPr>
-      </w:pPr>
-      <w:r>
-        <w:rPr>
-          <w:rFonts w:ascii="inherit" w:eastAsia="Times New Roman" w:hAnsi="inherit" w:cs="Segoe UI Historic"/>
-          <w:color w:val="080809"/>
-          <w:sz w:val="23"/>
-          <w:szCs w:val="23"/>
-          <w:lang w:eastAsia="pt-BR"/>
-        </w:rPr>
-        <w:t xml:space="preserve">Não sei se todo mundo que assistiu àqueles filmes de batalhas que tem exércitos de </w:t>
-      </w:r>
-      <w:proofErr w:type="spellStart"/>
-      <w:r>
-        <w:rPr>
-          <w:rFonts w:ascii="inherit" w:eastAsia="Times New Roman" w:hAnsi="inherit" w:cs="Segoe UI Historic"/>
-          <w:color w:val="080809"/>
-          <w:sz w:val="23"/>
-          <w:szCs w:val="23"/>
-          <w:lang w:eastAsia="pt-BR"/>
-        </w:rPr>
-        <w:t>orcs</w:t>
-      </w:r>
-      <w:proofErr w:type="spellEnd"/>
-      <w:r>
-        <w:rPr>
-          <w:rFonts w:ascii="inherit" w:eastAsia="Times New Roman" w:hAnsi="inherit" w:cs="Segoe UI Historic"/>
-          <w:color w:val="080809"/>
-          <w:sz w:val="23"/>
-          <w:szCs w:val="23"/>
-          <w:lang w:eastAsia="pt-BR"/>
-        </w:rPr>
-        <w:t xml:space="preserve"> monstruosos, já se perguntou sobre a maneira que se reproduzem, se relacionam, socializam, criam seus filhos, etc. no tempo em que não estão batalhando.</w:t>
-      </w:r>
-    </w:p>
-    <w:p>
-      <w:pPr>
-        <w:shd w:val="clear" w:color="auto" w:fill="FFFFFF"/>
-        <w:spacing w:after="0" w:line="240" w:lineRule="auto"/>
-        <w:jc w:val="both"/>
-        <w:rPr>
-          <w:rFonts w:ascii="inherit" w:eastAsia="Times New Roman" w:hAnsi="inherit" w:cs="Segoe UI Historic"/>
-          <w:color w:val="080809"/>
-          <w:sz w:val="23"/>
-          <w:szCs w:val="23"/>
-          <w:lang w:eastAsia="pt-BR"/>
-        </w:rPr>
-      </w:pPr>
-      <w:r>
-        <w:rPr>
-          <w:rFonts w:ascii="inherit" w:eastAsia="Times New Roman" w:hAnsi="inherit" w:cs="Segoe UI Historic"/>
-          <w:color w:val="080809"/>
-          <w:sz w:val="23"/>
-          <w:szCs w:val="23"/>
-          <w:lang w:eastAsia="pt-BR"/>
-        </w:rPr>
         <w:t>Fui no Chiquinho comprar 2 gomos de linguiça calabresa e um pouco de toucinho de barriga pra dar gosto no feijão, aí perguntei se tem pelanca, ele disse que o Giovani já levou.</w:t>
       </w:r>
     </w:p>
@@ -2862,6 +3212,11 @@
     <w:semiHidden/>
     <w:unhideWhenUsed/>
   </w:style>
+  <w:style w:type="character" w:customStyle="1" w:styleId="xjp7ctv">
+    <w:name w:val="xjp7ctv"/>
+    <w:basedOn w:val="Fontepargpadro"/>
+    <w:rsid w:val="0008237A"/>
+  </w:style>
 </w:styles>
 </file>
 

--- a/UM EXÉRCITO DE ORCS.docx
+++ b/UM EXÉRCITO DE ORCS.docx
@@ -13,9 +13,204 @@
           <w:lang w:eastAsia="pt-BR"/>
         </w:rPr>
       </w:pPr>
+    </w:p>
+    <w:p>
+      <w:pPr>
+        <w:spacing w:after="0" w:line="240" w:lineRule="auto"/>
+        <w:rPr>
+          <w:rFonts w:ascii="inherit" w:eastAsia="Times New Roman" w:hAnsi="inherit" w:cs="Times New Roman"/>
+          <w:color w:val="080809"/>
+          <w:sz w:val="24"/>
+          <w:szCs w:val="24"/>
+          <w:lang w:eastAsia="pt-BR"/>
+        </w:rPr>
+      </w:pPr>
+    </w:p>
+    <w:p>
+      <w:pPr>
+        <w:shd w:val="clear" w:color="auto" w:fill="FFFFFF"/>
+        <w:spacing w:after="0" w:line="240" w:lineRule="auto"/>
+        <w:rPr>
+          <w:rFonts w:ascii="inherit" w:eastAsia="Times New Roman" w:hAnsi="inherit" w:cs="Segoe UI Historic"/>
+          <w:color w:val="080809"/>
+          <w:sz w:val="23"/>
+          <w:szCs w:val="23"/>
+          <w:lang w:eastAsia="pt-BR"/>
+        </w:rPr>
+      </w:pPr>
+      <w:r>
+        <w:rPr>
+          <w:rFonts w:ascii="inherit" w:eastAsia="Times New Roman" w:hAnsi="inherit" w:cs="Segoe UI Historic"/>
+          <w:color w:val="080809"/>
+          <w:sz w:val="23"/>
+          <w:szCs w:val="23"/>
+          <w:lang w:eastAsia="pt-BR"/>
+        </w:rPr>
+        <w:t>ZENÃO, AQUILES E A TARTARUGA</w:t>
+      </w:r>
+    </w:p>
+    <w:p>
+      <w:pPr>
+        <w:shd w:val="clear" w:color="auto" w:fill="FFFFFF"/>
+        <w:spacing w:after="0" w:line="240" w:lineRule="auto"/>
+        <w:rPr>
+          <w:rFonts w:ascii="inherit" w:eastAsia="Times New Roman" w:hAnsi="inherit" w:cs="Segoe UI Historic"/>
+          <w:color w:val="080809"/>
+          <w:sz w:val="23"/>
+          <w:szCs w:val="23"/>
+          <w:lang w:eastAsia="pt-BR"/>
+        </w:rPr>
+      </w:pPr>
+      <w:r>
+        <w:rPr>
+          <w:rFonts w:ascii="inherit" w:eastAsia="Times New Roman" w:hAnsi="inherit" w:cs="Segoe UI Historic"/>
+          <w:color w:val="080809"/>
+          <w:sz w:val="23"/>
+          <w:szCs w:val="23"/>
+          <w:lang w:eastAsia="pt-BR"/>
+        </w:rPr>
+        <w:t>Muita gente conhece essa história, só que de outro jeito, o importante é que todo mundo sabe que a Tartaruga ganhou a corrida, o resto é detalhe de cada versão.</w:t>
+      </w:r>
+    </w:p>
+    <w:p>
+      <w:pPr>
+        <w:shd w:val="clear" w:color="auto" w:fill="FFFFFF"/>
+        <w:spacing w:after="0" w:line="240" w:lineRule="auto"/>
+        <w:rPr>
+          <w:rFonts w:ascii="inherit" w:eastAsia="Times New Roman" w:hAnsi="inherit" w:cs="Segoe UI Historic"/>
+          <w:color w:val="080809"/>
+          <w:sz w:val="23"/>
+          <w:szCs w:val="23"/>
+          <w:lang w:eastAsia="pt-BR"/>
+        </w:rPr>
+      </w:pPr>
+      <w:r>
+        <w:rPr>
+          <w:rFonts w:ascii="inherit" w:eastAsia="Times New Roman" w:hAnsi="inherit" w:cs="Segoe UI Historic"/>
+          <w:color w:val="080809"/>
+          <w:sz w:val="23"/>
+          <w:szCs w:val="23"/>
+          <w:lang w:eastAsia="pt-BR"/>
+        </w:rPr>
+        <w:t>Segundo o filósofo grego Zenão, haveria uma corrida entre Aquiles e a Tartaruga, como Aquiles se achava muito superior, concedeu uma vantagem inicial â tartaruga, que prontamente negou essa “lambuja”, preferiu converter o oferecimento em poder escolher onde seria a corrida, convencido de sua superioridade, Aquiles concordou, o lugar escolhido foi em alto mar e Aquiles perdeu a corrida.</w:t>
+      </w:r>
+    </w:p>
+    <w:p>
+      <w:pPr>
+        <w:spacing w:after="0" w:line="240" w:lineRule="auto"/>
+        <w:rPr>
+          <w:rFonts w:ascii="inherit" w:eastAsia="Times New Roman" w:hAnsi="inherit" w:cs="Times New Roman"/>
+          <w:color w:val="080809"/>
+          <w:sz w:val="24"/>
+          <w:szCs w:val="24"/>
+          <w:lang w:eastAsia="pt-BR"/>
+        </w:rPr>
+      </w:pPr>
       <w:bookmarkStart w:id="0" w:name="_GoBack"/>
-    </w:p>
-    <w:bookmarkEnd w:id="0"/>
+      <w:bookmarkEnd w:id="0"/>
+    </w:p>
+    <w:p>
+      <w:pPr>
+        <w:shd w:val="clear" w:color="auto" w:fill="FFFFFF"/>
+        <w:spacing w:after="0" w:line="240" w:lineRule="auto"/>
+        <w:rPr>
+          <w:rFonts w:ascii="inherit" w:eastAsia="Times New Roman" w:hAnsi="inherit" w:cs="Segoe UI Historic"/>
+          <w:color w:val="080809"/>
+          <w:sz w:val="23"/>
+          <w:szCs w:val="23"/>
+          <w:lang w:eastAsia="pt-BR"/>
+        </w:rPr>
+      </w:pPr>
+      <w:r>
+        <w:rPr>
+          <w:rFonts w:ascii="inherit" w:eastAsia="Times New Roman" w:hAnsi="inherit" w:cs="Segoe UI Historic"/>
+          <w:color w:val="080809"/>
+          <w:sz w:val="23"/>
+          <w:szCs w:val="23"/>
+          <w:lang w:eastAsia="pt-BR"/>
+        </w:rPr>
+        <w:t>LEMBRANÇA DE "ROBINSON CRUSOÉ E OS LIMBOS DO PACÍFICO"</w:t>
+      </w:r>
+    </w:p>
+    <w:p>
+      <w:pPr>
+        <w:shd w:val="clear" w:color="auto" w:fill="FFFFFF"/>
+        <w:spacing w:after="0" w:line="240" w:lineRule="auto"/>
+        <w:rPr>
+          <w:rFonts w:ascii="inherit" w:eastAsia="Times New Roman" w:hAnsi="inherit" w:cs="Segoe UI Historic"/>
+          <w:color w:val="080809"/>
+          <w:sz w:val="23"/>
+          <w:szCs w:val="23"/>
+          <w:lang w:eastAsia="pt-BR"/>
+        </w:rPr>
+      </w:pPr>
+      <w:r>
+        <w:rPr>
+          <w:rFonts w:ascii="inherit" w:eastAsia="Times New Roman" w:hAnsi="inherit" w:cs="Segoe UI Historic"/>
+          <w:color w:val="080809"/>
+          <w:sz w:val="23"/>
+          <w:szCs w:val="23"/>
+          <w:lang w:eastAsia="pt-BR"/>
+        </w:rPr>
+        <w:t>Robinson Crusoé mandava Sexta Feira cavar um buraco pra tampar outro, não tinha um objetivo funcional naquilo, era o serviço mais pesado e estúpido que conseguiu imaginar, a intenção era explicar a ordem, a hierarquia, a lógica da cadeia de comando e o lugar que cabe a cada um nesse contexto.</w:t>
+      </w:r>
+    </w:p>
+    <w:p>
+      <w:pPr>
+        <w:spacing w:after="0" w:line="240" w:lineRule="auto"/>
+        <w:rPr>
+          <w:rFonts w:ascii="inherit" w:eastAsia="Times New Roman" w:hAnsi="inherit" w:cs="Times New Roman"/>
+          <w:color w:val="080809"/>
+          <w:sz w:val="24"/>
+          <w:szCs w:val="24"/>
+          <w:lang w:eastAsia="pt-BR"/>
+        </w:rPr>
+      </w:pPr>
+    </w:p>
+    <w:p>
+      <w:pPr>
+        <w:spacing w:after="0" w:line="240" w:lineRule="auto"/>
+        <w:rPr>
+          <w:rFonts w:ascii="inherit" w:eastAsia="Times New Roman" w:hAnsi="inherit" w:cs="Times New Roman"/>
+          <w:color w:val="080809"/>
+          <w:sz w:val="24"/>
+          <w:szCs w:val="24"/>
+          <w:lang w:eastAsia="pt-BR"/>
+        </w:rPr>
+      </w:pPr>
+      <w:r>
+        <w:rPr>
+          <w:rFonts w:ascii="Segoe UI Historic" w:hAnsi="Segoe UI Historic" w:cs="Segoe UI Historic"/>
+          <w:color w:val="080809"/>
+          <w:sz w:val="23"/>
+          <w:szCs w:val="23"/>
+          <w:shd w:val="clear" w:color="auto" w:fill="FFFFFF"/>
+        </w:rPr>
+        <w:t xml:space="preserve">A realidade é um </w:t>
+      </w:r>
+      <w:proofErr w:type="spellStart"/>
+      <w:r>
+        <w:rPr>
+          <w:rFonts w:ascii="Segoe UI Historic" w:hAnsi="Segoe UI Historic" w:cs="Segoe UI Historic"/>
+          <w:color w:val="080809"/>
+          <w:sz w:val="23"/>
+          <w:szCs w:val="23"/>
+          <w:shd w:val="clear" w:color="auto" w:fill="FFFFFF"/>
+        </w:rPr>
+        <w:t>a</w:t>
+      </w:r>
+      <w:proofErr w:type="spellEnd"/>
+      <w:r>
+        <w:rPr>
+          <w:rFonts w:ascii="Segoe UI Historic" w:hAnsi="Segoe UI Historic" w:cs="Segoe UI Historic"/>
+          <w:color w:val="080809"/>
+          <w:sz w:val="23"/>
+          <w:szCs w:val="23"/>
+          <w:shd w:val="clear" w:color="auto" w:fill="FFFFFF"/>
+        </w:rPr>
+        <w:t xml:space="preserve"> acordo de loucos e coitado de você, se não entender o que foi combinado.</w:t>
+      </w:r>
+    </w:p>
     <w:p>
       <w:pPr>
         <w:spacing w:after="0" w:line="240" w:lineRule="auto"/>
@@ -1034,6 +1229,7 @@
           <w:szCs w:val="23"/>
           <w:shd w:val="clear" w:color="auto" w:fill="FFFFFF"/>
         </w:rPr>
+        <w:lastRenderedPageBreak/>
         <w:t xml:space="preserve">Eu até acho justo que </w:t>
       </w:r>
       <w:r>
@@ -1280,7 +1476,6 @@
           <w:szCs w:val="23"/>
           <w:shd w:val="clear" w:color="auto" w:fill="FFFFFF"/>
         </w:rPr>
-        <w:lastRenderedPageBreak/>
         <w:t>O dono do bar apareceu na nossa mesa e começou a dizer que, na opinião dele, maconheiro tinha que viver num lugar separado, sugeriu que murasse uma região e botasse os maconheiros ali dentro, isolados das pessoas de bem.</w:t>
       </w:r>
     </w:p>
@@ -1908,432 +2103,792 @@
           <w:szCs w:val="23"/>
           <w:lang w:eastAsia="pt-BR"/>
         </w:rPr>
+        <w:t>-Entregou você pra polícia</w:t>
+      </w:r>
+    </w:p>
+    <w:p>
+      <w:pPr>
+        <w:shd w:val="clear" w:color="auto" w:fill="FFFFFF"/>
+        <w:spacing w:after="0" w:line="240" w:lineRule="auto"/>
+        <w:ind w:left="2124"/>
+        <w:jc w:val="both"/>
+        <w:rPr>
+          <w:rFonts w:ascii="inherit" w:eastAsia="Times New Roman" w:hAnsi="inherit" w:cs="Segoe UI Historic"/>
+          <w:color w:val="080809"/>
+          <w:sz w:val="23"/>
+          <w:szCs w:val="23"/>
+          <w:lang w:eastAsia="pt-BR"/>
+        </w:rPr>
+      </w:pPr>
+    </w:p>
+    <w:p>
+      <w:pPr>
+        <w:shd w:val="clear" w:color="auto" w:fill="FFFFFF"/>
+        <w:spacing w:after="0" w:line="240" w:lineRule="auto"/>
+        <w:ind w:left="2124"/>
+        <w:jc w:val="both"/>
+        <w:rPr>
+          <w:rFonts w:ascii="inherit" w:eastAsia="Times New Roman" w:hAnsi="inherit" w:cs="Segoe UI Historic"/>
+          <w:color w:val="080809"/>
+          <w:sz w:val="23"/>
+          <w:szCs w:val="23"/>
+          <w:lang w:eastAsia="pt-BR"/>
+        </w:rPr>
+      </w:pPr>
+      <w:proofErr w:type="gramStart"/>
+      <w:r>
+        <w:rPr>
+          <w:rFonts w:ascii="inherit" w:eastAsia="Times New Roman" w:hAnsi="inherit" w:cs="Segoe UI Historic"/>
+          <w:color w:val="080809"/>
+          <w:sz w:val="23"/>
+          <w:szCs w:val="23"/>
+          <w:lang w:eastAsia="pt-BR"/>
+        </w:rPr>
+        <w:t>É Por</w:t>
+      </w:r>
+      <w:proofErr w:type="gramEnd"/>
+      <w:r>
+        <w:rPr>
+          <w:rFonts w:ascii="inherit" w:eastAsia="Times New Roman" w:hAnsi="inherit" w:cs="Segoe UI Historic"/>
+          <w:color w:val="080809"/>
+          <w:sz w:val="23"/>
+          <w:szCs w:val="23"/>
+          <w:lang w:eastAsia="pt-BR"/>
+        </w:rPr>
+        <w:t xml:space="preserve"> causa dessa lista e outros itens assim, que prefiro viver sozinho com meus bichos.</w:t>
+      </w:r>
+    </w:p>
+    <w:p>
+      <w:pPr>
+        <w:shd w:val="clear" w:color="auto" w:fill="FFFFFF"/>
+        <w:spacing w:after="0" w:line="240" w:lineRule="auto"/>
+        <w:jc w:val="center"/>
+        <w:rPr>
+          <w:rFonts w:ascii="inherit" w:eastAsia="Times New Roman" w:hAnsi="inherit" w:cs="Segoe UI Historic"/>
+          <w:color w:val="080809"/>
+          <w:sz w:val="23"/>
+          <w:szCs w:val="23"/>
+          <w:lang w:eastAsia="pt-BR"/>
+        </w:rPr>
+      </w:pPr>
+    </w:p>
+    <w:p>
+      <w:pPr>
+        <w:shd w:val="clear" w:color="auto" w:fill="FFFFFF"/>
+        <w:spacing w:after="0" w:line="240" w:lineRule="auto"/>
+        <w:jc w:val="center"/>
+        <w:rPr>
+          <w:rFonts w:ascii="inherit" w:eastAsia="Times New Roman" w:hAnsi="inherit" w:cs="Segoe UI Historic"/>
+          <w:color w:val="080809"/>
+          <w:sz w:val="23"/>
+          <w:szCs w:val="23"/>
+          <w:lang w:eastAsia="pt-BR"/>
+        </w:rPr>
+      </w:pPr>
+    </w:p>
+    <w:p>
+      <w:pPr>
+        <w:shd w:val="clear" w:color="auto" w:fill="FFFFFF"/>
+        <w:spacing w:after="0" w:line="240" w:lineRule="auto"/>
+        <w:jc w:val="both"/>
+        <w:rPr>
+          <w:rFonts w:ascii="inherit" w:eastAsia="Times New Roman" w:hAnsi="inherit" w:cs="Segoe UI Historic"/>
+          <w:color w:val="080809"/>
+          <w:sz w:val="23"/>
+          <w:szCs w:val="23"/>
+          <w:lang w:eastAsia="pt-BR"/>
+        </w:rPr>
+      </w:pPr>
+      <w:r>
+        <w:rPr>
+          <w:rFonts w:ascii="inherit" w:eastAsia="Times New Roman" w:hAnsi="inherit" w:cs="Segoe UI Historic"/>
+          <w:color w:val="080809"/>
+          <w:sz w:val="23"/>
+          <w:szCs w:val="23"/>
+          <w:lang w:eastAsia="pt-BR"/>
+        </w:rPr>
+        <w:t>Sei que tem muito tricolor que não gosta do Mário, eu gosto, considero que ele foi nosso melhor presidente, depois do Horta, é claro.</w:t>
+      </w:r>
+    </w:p>
+    <w:p>
+      <w:pPr>
+        <w:shd w:val="clear" w:color="auto" w:fill="FFFFFF"/>
+        <w:spacing w:after="0" w:line="240" w:lineRule="auto"/>
+        <w:jc w:val="both"/>
+        <w:rPr>
+          <w:rFonts w:ascii="inherit" w:eastAsia="Times New Roman" w:hAnsi="inherit" w:cs="Segoe UI Historic"/>
+          <w:color w:val="080809"/>
+          <w:sz w:val="23"/>
+          <w:szCs w:val="23"/>
+          <w:lang w:eastAsia="pt-BR"/>
+        </w:rPr>
+      </w:pPr>
+      <w:r>
+        <w:rPr>
+          <w:rFonts w:ascii="inherit" w:eastAsia="Times New Roman" w:hAnsi="inherit" w:cs="Segoe UI Historic"/>
+          <w:color w:val="080809"/>
+          <w:sz w:val="23"/>
+          <w:szCs w:val="23"/>
+          <w:lang w:eastAsia="pt-BR"/>
+        </w:rPr>
+        <w:t>Agora com essa polêmica da Leila do Palmeiras peitando o Flamengo, automaticamente me lembro do Horta.</w:t>
+      </w:r>
+    </w:p>
+    <w:p>
+      <w:pPr>
+        <w:shd w:val="clear" w:color="auto" w:fill="FFFFFF"/>
+        <w:spacing w:after="0" w:line="240" w:lineRule="auto"/>
+        <w:jc w:val="both"/>
+        <w:rPr>
+          <w:rFonts w:ascii="inherit" w:eastAsia="Times New Roman" w:hAnsi="inherit" w:cs="Segoe UI Historic"/>
+          <w:color w:val="080809"/>
+          <w:sz w:val="23"/>
+          <w:szCs w:val="23"/>
+          <w:lang w:eastAsia="pt-BR"/>
+        </w:rPr>
+      </w:pPr>
+      <w:r>
+        <w:rPr>
+          <w:rFonts w:ascii="inherit" w:eastAsia="Times New Roman" w:hAnsi="inherit" w:cs="Segoe UI Historic"/>
+          <w:color w:val="080809"/>
+          <w:sz w:val="23"/>
+          <w:szCs w:val="23"/>
+          <w:lang w:eastAsia="pt-BR"/>
+        </w:rPr>
+        <w:t>Quem não gosta do Horta, critica ele por causa do troca-troca, mas se for ver direitinho, ao contrário do Eurico e do Flamengo, que só pensam em seus próprios clubes, prejudicando o futebol, Horta não fez bem apenas ao Fluminense, fez bem ao futebol, era um cara com uma visão panorâmica.</w:t>
+      </w:r>
+    </w:p>
+    <w:p>
+      <w:pPr>
+        <w:shd w:val="clear" w:color="auto" w:fill="FFFFFF"/>
+        <w:spacing w:after="0" w:line="240" w:lineRule="auto"/>
+        <w:jc w:val="both"/>
+        <w:rPr>
+          <w:rFonts w:ascii="inherit" w:eastAsia="Times New Roman" w:hAnsi="inherit" w:cs="Segoe UI Historic"/>
+          <w:color w:val="080809"/>
+          <w:sz w:val="23"/>
+          <w:szCs w:val="23"/>
+          <w:lang w:eastAsia="pt-BR"/>
+        </w:rPr>
+      </w:pPr>
+      <w:r>
+        <w:rPr>
+          <w:rFonts w:ascii="inherit" w:eastAsia="Times New Roman" w:hAnsi="inherit" w:cs="Segoe UI Historic"/>
+          <w:color w:val="080809"/>
+          <w:sz w:val="23"/>
+          <w:szCs w:val="23"/>
+          <w:lang w:eastAsia="pt-BR"/>
+        </w:rPr>
+        <w:t>Horta tinha faixa na torcida, nunca vi isso, um presidente de clube sendo ovacionado no Maracanã. As faixas falavam pro Horta contratar que a torcida garante.</w:t>
+      </w:r>
+    </w:p>
+    <w:p>
+      <w:pPr>
+        <w:shd w:val="clear" w:color="auto" w:fill="FFFFFF"/>
+        <w:spacing w:after="0" w:line="240" w:lineRule="auto"/>
+        <w:jc w:val="both"/>
+        <w:rPr>
+          <w:rFonts w:ascii="inherit" w:eastAsia="Times New Roman" w:hAnsi="inherit" w:cs="Segoe UI Historic"/>
+          <w:color w:val="080809"/>
+          <w:sz w:val="23"/>
+          <w:szCs w:val="23"/>
+          <w:lang w:eastAsia="pt-BR"/>
+        </w:rPr>
+      </w:pPr>
+    </w:p>
+    <w:p>
+      <w:pPr>
+        <w:shd w:val="clear" w:color="auto" w:fill="FFFFFF"/>
+        <w:spacing w:after="0" w:line="240" w:lineRule="auto"/>
+        <w:jc w:val="center"/>
+        <w:rPr>
+          <w:rFonts w:ascii="inherit" w:eastAsia="Times New Roman" w:hAnsi="inherit" w:cs="Segoe UI Historic"/>
+          <w:color w:val="080809"/>
+          <w:sz w:val="23"/>
+          <w:szCs w:val="23"/>
+          <w:lang w:eastAsia="pt-BR"/>
+        </w:rPr>
+      </w:pPr>
+      <w:r>
+        <w:rPr>
+          <w:rFonts w:ascii="inherit" w:eastAsia="Times New Roman" w:hAnsi="inherit" w:cs="Segoe UI Historic"/>
+          <w:color w:val="080809"/>
+          <w:sz w:val="23"/>
+          <w:szCs w:val="23"/>
+          <w:lang w:eastAsia="pt-BR"/>
+        </w:rPr>
+        <w:t>Fluminense SAF</w:t>
+      </w:r>
+    </w:p>
+    <w:p>
+      <w:pPr>
+        <w:shd w:val="clear" w:color="auto" w:fill="FFFFFF"/>
+        <w:spacing w:after="0" w:line="240" w:lineRule="auto"/>
+        <w:jc w:val="both"/>
+        <w:rPr>
+          <w:rFonts w:ascii="inherit" w:eastAsia="Times New Roman" w:hAnsi="inherit" w:cs="Segoe UI Historic"/>
+          <w:color w:val="080809"/>
+          <w:sz w:val="23"/>
+          <w:szCs w:val="23"/>
+          <w:lang w:eastAsia="pt-BR"/>
+        </w:rPr>
+      </w:pPr>
+    </w:p>
+    <w:p>
+      <w:pPr>
+        <w:shd w:val="clear" w:color="auto" w:fill="FFFFFF"/>
+        <w:spacing w:after="0" w:line="240" w:lineRule="auto"/>
+        <w:jc w:val="both"/>
+        <w:rPr>
+          <w:rFonts w:ascii="inherit" w:eastAsia="Times New Roman" w:hAnsi="inherit" w:cs="Segoe UI Historic"/>
+          <w:color w:val="080809"/>
+          <w:sz w:val="23"/>
+          <w:szCs w:val="23"/>
+          <w:lang w:eastAsia="pt-BR"/>
+        </w:rPr>
+      </w:pPr>
+      <w:r>
+        <w:rPr>
+          <w:rFonts w:ascii="inherit" w:eastAsia="Times New Roman" w:hAnsi="inherit" w:cs="Segoe UI Historic"/>
+          <w:color w:val="080809"/>
+          <w:sz w:val="23"/>
+          <w:szCs w:val="23"/>
+          <w:lang w:eastAsia="pt-BR"/>
+        </w:rPr>
+        <w:t xml:space="preserve">Talvez virar SAF seja mesmo inevitável, assim como foi inevitável, muitos anos atrás, estampar a marca do patrocinador na camisa com mais destaque até que o escudo do clube. Espero que virar SAF para o Fluminense, signifique disputar na parte de cima da tabela de todos os torneios que estivermos disputando, que disputemos os melhores torneios, que sejamos campeões com frequência. </w:t>
+      </w:r>
+    </w:p>
+    <w:p>
+      <w:pPr>
+        <w:shd w:val="clear" w:color="auto" w:fill="FFFFFF"/>
+        <w:spacing w:after="0" w:line="240" w:lineRule="auto"/>
+        <w:jc w:val="both"/>
+        <w:rPr>
+          <w:rFonts w:ascii="inherit" w:eastAsia="Times New Roman" w:hAnsi="inherit" w:cs="Segoe UI Historic"/>
+          <w:color w:val="080809"/>
+          <w:sz w:val="23"/>
+          <w:szCs w:val="23"/>
+          <w:lang w:eastAsia="pt-BR"/>
+        </w:rPr>
+      </w:pPr>
+      <w:r>
+        <w:rPr>
+          <w:rFonts w:ascii="inherit" w:eastAsia="Times New Roman" w:hAnsi="inherit" w:cs="Segoe UI Historic"/>
+          <w:color w:val="080809"/>
+          <w:sz w:val="23"/>
+          <w:szCs w:val="23"/>
+          <w:lang w:eastAsia="pt-BR"/>
+        </w:rPr>
+        <w:t>Também gostaria que isso de clubes brasileiros virando SAF signifique que os clubes brasileiros passarão a ter nível pra disputar a Copa do Mundo de Clubes e que isso valorize as ligas latino-americanas em relação às ligas europeias.</w:t>
+      </w:r>
+    </w:p>
+    <w:p>
+      <w:pPr>
+        <w:shd w:val="clear" w:color="auto" w:fill="FFFFFF"/>
+        <w:spacing w:after="0" w:line="240" w:lineRule="auto"/>
+        <w:jc w:val="center"/>
+        <w:rPr>
+          <w:rFonts w:ascii="inherit" w:eastAsia="Times New Roman" w:hAnsi="inherit" w:cs="Segoe UI Historic"/>
+          <w:color w:val="080809"/>
+          <w:sz w:val="23"/>
+          <w:szCs w:val="23"/>
+          <w:lang w:eastAsia="pt-BR"/>
+        </w:rPr>
+      </w:pPr>
+    </w:p>
+    <w:p>
+      <w:pPr>
+        <w:shd w:val="clear" w:color="auto" w:fill="FFFFFF"/>
+        <w:spacing w:after="0" w:line="240" w:lineRule="auto"/>
+        <w:jc w:val="center"/>
+        <w:rPr>
+          <w:rFonts w:ascii="inherit" w:eastAsia="Times New Roman" w:hAnsi="inherit" w:cs="Segoe UI Historic"/>
+          <w:color w:val="080809"/>
+          <w:sz w:val="23"/>
+          <w:szCs w:val="23"/>
+          <w:lang w:eastAsia="pt-BR"/>
+        </w:rPr>
+      </w:pPr>
+      <w:r>
+        <w:rPr>
+          <w:rFonts w:ascii="inherit" w:eastAsia="Times New Roman" w:hAnsi="inherit" w:cs="Segoe UI Historic"/>
+          <w:color w:val="080809"/>
+          <w:sz w:val="23"/>
+          <w:szCs w:val="23"/>
+          <w:lang w:eastAsia="pt-BR"/>
+        </w:rPr>
+        <w:t>PENSAMENTO ESSENCIALMENTE FILOSÓFICO</w:t>
+      </w:r>
+    </w:p>
+    <w:p>
+      <w:pPr>
+        <w:shd w:val="clear" w:color="auto" w:fill="FFFFFF"/>
+        <w:spacing w:after="0" w:line="240" w:lineRule="auto"/>
+        <w:jc w:val="both"/>
+        <w:rPr>
+          <w:rFonts w:ascii="inherit" w:eastAsia="Times New Roman" w:hAnsi="inherit" w:cs="Segoe UI Historic"/>
+          <w:color w:val="080809"/>
+          <w:sz w:val="23"/>
+          <w:szCs w:val="23"/>
+          <w:lang w:eastAsia="pt-BR"/>
+        </w:rPr>
+      </w:pPr>
+    </w:p>
+    <w:p>
+      <w:pPr>
+        <w:shd w:val="clear" w:color="auto" w:fill="FFFFFF"/>
+        <w:spacing w:after="0" w:line="240" w:lineRule="auto"/>
+        <w:jc w:val="both"/>
+        <w:rPr>
+          <w:rFonts w:ascii="inherit" w:eastAsia="Times New Roman" w:hAnsi="inherit" w:cs="Segoe UI Historic"/>
+          <w:color w:val="080809"/>
+          <w:sz w:val="23"/>
+          <w:szCs w:val="23"/>
+          <w:lang w:eastAsia="pt-BR"/>
+        </w:rPr>
+      </w:pPr>
+      <w:r>
+        <w:rPr>
+          <w:rFonts w:ascii="inherit" w:eastAsia="Times New Roman" w:hAnsi="inherit" w:cs="Segoe UI Historic"/>
+          <w:color w:val="080809"/>
+          <w:sz w:val="23"/>
+          <w:szCs w:val="23"/>
+          <w:lang w:eastAsia="pt-BR"/>
+        </w:rPr>
+        <w:t>Pensava, naquela época, que eu não era filósofo, mas meu pensamento era essencialmente filosófico.</w:t>
+      </w:r>
+    </w:p>
+    <w:p>
+      <w:pPr>
+        <w:shd w:val="clear" w:color="auto" w:fill="FFFFFF"/>
+        <w:spacing w:after="0" w:line="240" w:lineRule="auto"/>
+        <w:jc w:val="both"/>
+        <w:rPr>
+          <w:rFonts w:ascii="inherit" w:eastAsia="Times New Roman" w:hAnsi="inherit" w:cs="Segoe UI Historic"/>
+          <w:color w:val="080809"/>
+          <w:sz w:val="23"/>
+          <w:szCs w:val="23"/>
+          <w:lang w:eastAsia="pt-BR"/>
+        </w:rPr>
+      </w:pPr>
+      <w:r>
+        <w:rPr>
+          <w:rFonts w:ascii="inherit" w:eastAsia="Times New Roman" w:hAnsi="inherit" w:cs="Segoe UI Historic"/>
+          <w:color w:val="080809"/>
+          <w:sz w:val="23"/>
+          <w:szCs w:val="23"/>
+          <w:lang w:eastAsia="pt-BR"/>
+        </w:rPr>
+        <w:t xml:space="preserve">O único filósofo que conheci pessoalmente, se é que se chama de Filósofo, um doutor em filosofia, assim como chamamos médico um doutor em medicina, que me ouviu dizer </w:t>
+      </w:r>
+      <w:r>
+        <w:rPr>
+          <w:rFonts w:ascii="inherit" w:eastAsia="Times New Roman" w:hAnsi="inherit" w:cs="Segoe UI Historic"/>
+          <w:color w:val="080809"/>
+          <w:sz w:val="23"/>
+          <w:szCs w:val="23"/>
+          <w:lang w:eastAsia="pt-BR"/>
+        </w:rPr>
         <w:lastRenderedPageBreak/>
-        <w:t>-Entregou você pra polícia</w:t>
-      </w:r>
-    </w:p>
-    <w:p>
-      <w:pPr>
-        <w:shd w:val="clear" w:color="auto" w:fill="FFFFFF"/>
-        <w:spacing w:after="0" w:line="240" w:lineRule="auto"/>
-        <w:ind w:left="2124"/>
-        <w:jc w:val="both"/>
-        <w:rPr>
-          <w:rFonts w:ascii="inherit" w:eastAsia="Times New Roman" w:hAnsi="inherit" w:cs="Segoe UI Historic"/>
-          <w:color w:val="080809"/>
-          <w:sz w:val="23"/>
-          <w:szCs w:val="23"/>
-          <w:lang w:eastAsia="pt-BR"/>
-        </w:rPr>
-      </w:pPr>
-    </w:p>
-    <w:p>
-      <w:pPr>
-        <w:shd w:val="clear" w:color="auto" w:fill="FFFFFF"/>
-        <w:spacing w:after="0" w:line="240" w:lineRule="auto"/>
-        <w:ind w:left="2124"/>
-        <w:jc w:val="both"/>
-        <w:rPr>
-          <w:rFonts w:ascii="inherit" w:eastAsia="Times New Roman" w:hAnsi="inherit" w:cs="Segoe UI Historic"/>
-          <w:color w:val="080809"/>
-          <w:sz w:val="23"/>
-          <w:szCs w:val="23"/>
-          <w:lang w:eastAsia="pt-BR"/>
-        </w:rPr>
-      </w:pPr>
-      <w:proofErr w:type="gramStart"/>
-      <w:r>
-        <w:rPr>
-          <w:rFonts w:ascii="inherit" w:eastAsia="Times New Roman" w:hAnsi="inherit" w:cs="Segoe UI Historic"/>
-          <w:color w:val="080809"/>
-          <w:sz w:val="23"/>
-          <w:szCs w:val="23"/>
-          <w:lang w:eastAsia="pt-BR"/>
-        </w:rPr>
-        <w:t>É Por</w:t>
-      </w:r>
-      <w:proofErr w:type="gramEnd"/>
-      <w:r>
-        <w:rPr>
-          <w:rFonts w:ascii="inherit" w:eastAsia="Times New Roman" w:hAnsi="inherit" w:cs="Segoe UI Historic"/>
-          <w:color w:val="080809"/>
-          <w:sz w:val="23"/>
-          <w:szCs w:val="23"/>
-          <w:lang w:eastAsia="pt-BR"/>
-        </w:rPr>
-        <w:t xml:space="preserve"> causa dessa lista e outros itens assim, que prefiro viver sozinho com meus bichos.</w:t>
-      </w:r>
-    </w:p>
-    <w:p>
-      <w:pPr>
-        <w:shd w:val="clear" w:color="auto" w:fill="FFFFFF"/>
-        <w:spacing w:after="0" w:line="240" w:lineRule="auto"/>
+        <w:t>isso, riu e respondeu que ou eu não sabia o que estava falando, ou estava escolhendo as palavras erradas pra falar o que queria, disse que eu não sabia o que é “essência”, não sabia o que é “Filosofia” e também não sabia o que é “pensamento”.</w:t>
+      </w:r>
+    </w:p>
+    <w:p>
+      <w:pPr>
+        <w:shd w:val="clear" w:color="auto" w:fill="FFFFFF"/>
+        <w:spacing w:after="0" w:line="240" w:lineRule="auto"/>
+        <w:jc w:val="both"/>
+        <w:rPr>
+          <w:rFonts w:ascii="inherit" w:eastAsia="Times New Roman" w:hAnsi="inherit" w:cs="Segoe UI Historic"/>
+          <w:color w:val="080809"/>
+          <w:sz w:val="23"/>
+          <w:szCs w:val="23"/>
+          <w:lang w:eastAsia="pt-BR"/>
+        </w:rPr>
+      </w:pPr>
+      <w:r>
+        <w:rPr>
+          <w:rFonts w:ascii="inherit" w:eastAsia="Times New Roman" w:hAnsi="inherit" w:cs="Segoe UI Historic"/>
+          <w:color w:val="080809"/>
+          <w:sz w:val="23"/>
+          <w:szCs w:val="23"/>
+          <w:lang w:eastAsia="pt-BR"/>
+        </w:rPr>
+        <w:t>Argumentei em favor do que tinha dito relembrando pensamentos meus muito antigos, pensamentos que tinham percorrido minha mente quando eu ainda era muito criança, muito criança mesmo, da época daquelas lembranças mais antigas que temos, onde o pensamento se divide entre o que a gente tem na lembrança e o que a gente não alcança lembrar.</w:t>
+      </w:r>
+    </w:p>
+    <w:p>
+      <w:pPr>
+        <w:shd w:val="clear" w:color="auto" w:fill="FFFFFF"/>
+        <w:spacing w:after="0" w:line="240" w:lineRule="auto"/>
+        <w:jc w:val="both"/>
+        <w:rPr>
+          <w:rFonts w:ascii="inherit" w:eastAsia="Times New Roman" w:hAnsi="inherit" w:cs="Segoe UI Historic"/>
+          <w:color w:val="080809"/>
+          <w:sz w:val="23"/>
+          <w:szCs w:val="23"/>
+          <w:lang w:eastAsia="pt-BR"/>
+        </w:rPr>
+      </w:pPr>
+      <w:r>
+        <w:rPr>
+          <w:rFonts w:ascii="inherit" w:eastAsia="Times New Roman" w:hAnsi="inherit" w:cs="Segoe UI Historic"/>
+          <w:color w:val="080809"/>
+          <w:sz w:val="23"/>
+          <w:szCs w:val="23"/>
+          <w:lang w:eastAsia="pt-BR"/>
+        </w:rPr>
+        <w:t xml:space="preserve">Quando tinha muito pouca idade, “aprendi a desenhar”, queria ser desenhista porque minha mãe era desenhista e eu admirava aquilo, parecia uma mágica, naquela época tinha um programa na televisão, “Tia </w:t>
+      </w:r>
+      <w:proofErr w:type="spellStart"/>
+      <w:r>
+        <w:rPr>
+          <w:rFonts w:ascii="inherit" w:eastAsia="Times New Roman" w:hAnsi="inherit" w:cs="Segoe UI Historic"/>
+          <w:color w:val="080809"/>
+          <w:sz w:val="23"/>
+          <w:szCs w:val="23"/>
+          <w:lang w:eastAsia="pt-BR"/>
+        </w:rPr>
+        <w:t>Gladis</w:t>
+      </w:r>
+      <w:proofErr w:type="spellEnd"/>
+      <w:r>
+        <w:rPr>
+          <w:rFonts w:ascii="inherit" w:eastAsia="Times New Roman" w:hAnsi="inherit" w:cs="Segoe UI Historic"/>
+          <w:color w:val="080809"/>
+          <w:sz w:val="23"/>
+          <w:szCs w:val="23"/>
+          <w:lang w:eastAsia="pt-BR"/>
+        </w:rPr>
+        <w:t xml:space="preserve"> e Seus Bichinhos” onde a tia </w:t>
+      </w:r>
+      <w:proofErr w:type="spellStart"/>
+      <w:r>
+        <w:rPr>
+          <w:rFonts w:ascii="inherit" w:eastAsia="Times New Roman" w:hAnsi="inherit" w:cs="Segoe UI Historic"/>
+          <w:color w:val="080809"/>
+          <w:sz w:val="23"/>
+          <w:szCs w:val="23"/>
+          <w:lang w:eastAsia="pt-BR"/>
+        </w:rPr>
+        <w:t>Gladis</w:t>
+      </w:r>
+      <w:proofErr w:type="spellEnd"/>
+      <w:r>
+        <w:rPr>
+          <w:rFonts w:ascii="inherit" w:eastAsia="Times New Roman" w:hAnsi="inherit" w:cs="Segoe UI Historic"/>
+          <w:color w:val="080809"/>
+          <w:sz w:val="23"/>
+          <w:szCs w:val="23"/>
+          <w:lang w:eastAsia="pt-BR"/>
+        </w:rPr>
+        <w:t xml:space="preserve"> desenhava ao vivo enquanto contava história, desenhar era um poder mágico que algumas pessoas tinham e eu queria ter.</w:t>
+      </w:r>
+    </w:p>
+    <w:p>
+      <w:pPr>
+        <w:shd w:val="clear" w:color="auto" w:fill="FFFFFF"/>
+        <w:spacing w:after="0" w:line="240" w:lineRule="auto"/>
+        <w:jc w:val="both"/>
+        <w:rPr>
+          <w:rFonts w:ascii="inherit" w:eastAsia="Times New Roman" w:hAnsi="inherit" w:cs="Segoe UI Historic"/>
+          <w:color w:val="080809"/>
+          <w:sz w:val="23"/>
+          <w:szCs w:val="23"/>
+          <w:lang w:eastAsia="pt-BR"/>
+        </w:rPr>
+      </w:pPr>
+      <w:r>
+        <w:rPr>
+          <w:rFonts w:ascii="inherit" w:eastAsia="Times New Roman" w:hAnsi="inherit" w:cs="Segoe UI Historic"/>
+          <w:color w:val="080809"/>
+          <w:sz w:val="23"/>
+          <w:szCs w:val="23"/>
+          <w:lang w:eastAsia="pt-BR"/>
+        </w:rPr>
+        <w:t>Sentava na privada pra cagar e por algum motivo que não sei qual, essa hora era um momento filosófico, era a hora de pensar. Em um momento desses, entendi que pra ser desenhista bastava enxergar “as linhas do mundo”, entendi, já com essa idade, que ser desenhista é, antes de saber desenhar, um jeito de ver.</w:t>
+      </w:r>
+    </w:p>
+    <w:p>
+      <w:pPr>
+        <w:shd w:val="clear" w:color="auto" w:fill="FFFFFF"/>
+        <w:spacing w:after="0" w:line="240" w:lineRule="auto"/>
+        <w:jc w:val="both"/>
+        <w:rPr>
+          <w:rFonts w:ascii="inherit" w:eastAsia="Times New Roman" w:hAnsi="inherit" w:cs="Segoe UI Historic"/>
+          <w:color w:val="080809"/>
+          <w:sz w:val="23"/>
+          <w:szCs w:val="23"/>
+          <w:lang w:eastAsia="pt-BR"/>
+        </w:rPr>
+      </w:pPr>
+      <w:r>
+        <w:rPr>
+          <w:rFonts w:ascii="inherit" w:eastAsia="Times New Roman" w:hAnsi="inherit" w:cs="Segoe UI Historic"/>
+          <w:color w:val="080809"/>
+          <w:sz w:val="23"/>
+          <w:szCs w:val="23"/>
+          <w:lang w:eastAsia="pt-BR"/>
+        </w:rPr>
+        <w:t>Entendi que todas as coisas são delineadas, limitadas, contidas, separadas pelas linhas do mundo. Lembro que ia na janela do quarto andar, onde morava minha avó, olhava lá de cima a distância até o chão, ficava largando coisas da janela, acompanhando a trajetória e vendo-as se chocar no chão, forçando o limite entre as linhas do mundo.</w:t>
+      </w:r>
+    </w:p>
+    <w:p>
+      <w:pPr>
+        <w:shd w:val="clear" w:color="auto" w:fill="FFFFFF"/>
+        <w:spacing w:after="0" w:line="240" w:lineRule="auto"/>
+        <w:jc w:val="both"/>
+        <w:rPr>
+          <w:rFonts w:ascii="inherit" w:eastAsia="Times New Roman" w:hAnsi="inherit" w:cs="Segoe UI Historic"/>
+          <w:color w:val="080809"/>
+          <w:sz w:val="23"/>
+          <w:szCs w:val="23"/>
+          <w:lang w:eastAsia="pt-BR"/>
+        </w:rPr>
+      </w:pPr>
+      <w:r>
+        <w:rPr>
+          <w:rFonts w:ascii="inherit" w:eastAsia="Times New Roman" w:hAnsi="inherit" w:cs="Segoe UI Historic"/>
+          <w:color w:val="080809"/>
+          <w:sz w:val="23"/>
+          <w:szCs w:val="23"/>
+          <w:lang w:eastAsia="pt-BR"/>
+        </w:rPr>
+        <w:t xml:space="preserve">Depois desse pensamento, não olhava mais pro mundo como antes, era o mesmo mundo, mas agora meu olho desenhava o mundo na imaginação, procurava o contorno das coisas, lembro que cheguei a desenhar alguns de meus primeiros desenhos de olho fechado, era eu com um lápis em frente à folha branca, parado de olho fechado, até fazer o desenho todo, ou boa parte dele, pra só depois abrir os olhos e passar </w:t>
+      </w:r>
+      <w:proofErr w:type="spellStart"/>
+      <w:r>
+        <w:rPr>
+          <w:rFonts w:ascii="inherit" w:eastAsia="Times New Roman" w:hAnsi="inherit" w:cs="Segoe UI Historic"/>
+          <w:color w:val="080809"/>
+          <w:sz w:val="23"/>
+          <w:szCs w:val="23"/>
+          <w:lang w:eastAsia="pt-BR"/>
+        </w:rPr>
+        <w:t>pro</w:t>
+      </w:r>
+      <w:proofErr w:type="spellEnd"/>
+      <w:r>
+        <w:rPr>
+          <w:rFonts w:ascii="inherit" w:eastAsia="Times New Roman" w:hAnsi="inherit" w:cs="Segoe UI Historic"/>
+          <w:color w:val="080809"/>
+          <w:sz w:val="23"/>
+          <w:szCs w:val="23"/>
+          <w:lang w:eastAsia="pt-BR"/>
+        </w:rPr>
+        <w:t xml:space="preserve"> papel o desenho que tinha desenhado na imaginação.</w:t>
+      </w:r>
+    </w:p>
+    <w:p>
+      <w:pPr>
+        <w:shd w:val="clear" w:color="auto" w:fill="FFFFFF"/>
+        <w:spacing w:after="0" w:line="240" w:lineRule="auto"/>
+        <w:jc w:val="both"/>
+        <w:rPr>
+          <w:rFonts w:ascii="inherit" w:eastAsia="Times New Roman" w:hAnsi="inherit" w:cs="Segoe UI Historic"/>
+          <w:color w:val="080809"/>
+          <w:sz w:val="23"/>
+          <w:szCs w:val="23"/>
+          <w:lang w:eastAsia="pt-BR"/>
+        </w:rPr>
+      </w:pPr>
+      <w:r>
+        <w:rPr>
+          <w:rFonts w:ascii="inherit" w:eastAsia="Times New Roman" w:hAnsi="inherit" w:cs="Segoe UI Historic"/>
+          <w:color w:val="080809"/>
+          <w:sz w:val="23"/>
+          <w:szCs w:val="23"/>
+          <w:lang w:eastAsia="pt-BR"/>
+        </w:rPr>
+        <w:t>Os desenhistas sabem do que estou falando, ser desenhista é muito mais uma maneira de ver o mundo que a habilidade de desenhar, ou a habilidade de “passar o desenho pro papel”. Com o tempo, o próprio lápis vai aprendendo a desenhar e a gente não precisa mais perder esse tempo de imaginar de olhos fechados, é só soltar o lápis na folha branca que ele já lê o pensamento da gente e passa o que está na imaginação pro papel.</w:t>
+      </w:r>
+    </w:p>
+    <w:p>
+      <w:pPr>
+        <w:shd w:val="clear" w:color="auto" w:fill="FFFFFF"/>
+        <w:spacing w:after="0" w:line="240" w:lineRule="auto"/>
+        <w:jc w:val="both"/>
+        <w:rPr>
+          <w:rFonts w:ascii="inherit" w:eastAsia="Times New Roman" w:hAnsi="inherit" w:cs="Segoe UI Historic"/>
+          <w:color w:val="080809"/>
+          <w:sz w:val="23"/>
+          <w:szCs w:val="23"/>
+          <w:lang w:eastAsia="pt-BR"/>
+        </w:rPr>
+      </w:pPr>
+      <w:r>
+        <w:rPr>
+          <w:rFonts w:ascii="inherit" w:eastAsia="Times New Roman" w:hAnsi="inherit" w:cs="Segoe UI Historic"/>
+          <w:color w:val="080809"/>
+          <w:sz w:val="23"/>
+          <w:szCs w:val="23"/>
+          <w:lang w:eastAsia="pt-BR"/>
+        </w:rPr>
+        <w:t xml:space="preserve">Esse pensamento mora em mim até hoje, mas foi mudando com o tempo, outra ideia de criança, essa já mais velho, que lembro, foi uma ideia da época da “alfabetização”, a alfabetização era uma etapa do ensino regular, anterior ao ensino básico, hoje não existe mais, a alfabetização vinha antes da primeira série. A professora deu uma aula que ficou gravada na minha cabeça até hoje, que saudade da Dona </w:t>
+      </w:r>
+      <w:proofErr w:type="spellStart"/>
+      <w:r>
+        <w:rPr>
+          <w:rFonts w:ascii="inherit" w:eastAsia="Times New Roman" w:hAnsi="inherit" w:cs="Segoe UI Historic"/>
+          <w:color w:val="080809"/>
+          <w:sz w:val="23"/>
+          <w:szCs w:val="23"/>
+          <w:lang w:eastAsia="pt-BR"/>
+        </w:rPr>
+        <w:t>Devoni</w:t>
+      </w:r>
+      <w:proofErr w:type="spellEnd"/>
+      <w:r>
+        <w:rPr>
+          <w:rFonts w:ascii="inherit" w:eastAsia="Times New Roman" w:hAnsi="inherit" w:cs="Segoe UI Historic"/>
+          <w:color w:val="080809"/>
+          <w:sz w:val="23"/>
+          <w:szCs w:val="23"/>
+          <w:lang w:eastAsia="pt-BR"/>
+        </w:rPr>
+        <w:t>, ela contou a história dos números, de como eles apareceram no pensamento da humanidade, contou a história de um pastor que ainda não conhecia os números e por isso contava suas ovelhas separando pedrinhas, cada pedrinha equivalia a uma ovelha, dessa maneira ele podia saber se tinha alguma ovelha faltando, quando ela falou do sistema decimal, ficou tudo claro na minha mente, ela disse que a gente contava do zero ao o nove e depois repetia os números um e zero pra fazer o dez porque a gente tinha dez dedos e usava os dedos pra contar.</w:t>
+      </w:r>
+    </w:p>
+    <w:p>
+      <w:pPr>
+        <w:shd w:val="clear" w:color="auto" w:fill="FFFFFF"/>
+        <w:spacing w:after="0" w:line="240" w:lineRule="auto"/>
+        <w:jc w:val="both"/>
+        <w:rPr>
+          <w:rFonts w:ascii="inherit" w:eastAsia="Times New Roman" w:hAnsi="inherit" w:cs="Segoe UI Historic"/>
+          <w:color w:val="080809"/>
+          <w:sz w:val="23"/>
+          <w:szCs w:val="23"/>
+          <w:lang w:eastAsia="pt-BR"/>
+        </w:rPr>
+      </w:pPr>
+      <w:r>
+        <w:rPr>
+          <w:rFonts w:ascii="inherit" w:eastAsia="Times New Roman" w:hAnsi="inherit" w:cs="Segoe UI Historic"/>
+          <w:color w:val="080809"/>
+          <w:sz w:val="23"/>
+          <w:szCs w:val="23"/>
+          <w:lang w:eastAsia="pt-BR"/>
+        </w:rPr>
+        <w:t>Nesse dia meu pensamento encontrou as linhas do mundo em tudo, até nas coisas abstratas, que tanto me intrigavam, as coisas abstratas eram diferentes, era difícil desenhar a fumaça que evaporava da panela, as linhas do mundo se dissolviam no ar e desapareciam, nessa época imaginei que se existisse Deus, ele tinha feito as nuvens de pincel.</w:t>
+      </w:r>
+    </w:p>
+    <w:p>
+      <w:pPr>
+        <w:shd w:val="clear" w:color="auto" w:fill="FFFFFF"/>
+        <w:spacing w:after="0" w:line="240" w:lineRule="auto"/>
+        <w:jc w:val="both"/>
+        <w:rPr>
+          <w:rFonts w:ascii="inherit" w:eastAsia="Times New Roman" w:hAnsi="inherit" w:cs="Segoe UI Historic"/>
+          <w:color w:val="080809"/>
+          <w:sz w:val="23"/>
+          <w:szCs w:val="23"/>
+          <w:lang w:eastAsia="pt-BR"/>
+        </w:rPr>
+      </w:pPr>
+      <w:r>
+        <w:rPr>
+          <w:rFonts w:ascii="inherit" w:eastAsia="Times New Roman" w:hAnsi="inherit" w:cs="Segoe UI Historic"/>
+          <w:color w:val="080809"/>
+          <w:sz w:val="23"/>
+          <w:szCs w:val="23"/>
+          <w:lang w:eastAsia="pt-BR"/>
+        </w:rPr>
+        <w:t xml:space="preserve">Aquele pensamento de que usamos o sistema decimal porque temos 10 dedos foi o que faltava, a gente enxergava as linhas do mundo e desenhava as coisas, não porque o </w:t>
+      </w:r>
+      <w:r>
+        <w:rPr>
+          <w:rFonts w:ascii="inherit" w:eastAsia="Times New Roman" w:hAnsi="inherit" w:cs="Segoe UI Historic"/>
+          <w:color w:val="080809"/>
+          <w:sz w:val="23"/>
+          <w:szCs w:val="23"/>
+          <w:lang w:eastAsia="pt-BR"/>
+        </w:rPr>
+        <w:lastRenderedPageBreak/>
+        <w:t xml:space="preserve">mundo fosse dividido em linhas, mas porque a gente era separado do mundo por uma casca, a gente e o mundo era um interno e externo, as coisas que existem eram as coisas de dentro e de fora da gente, é assim que </w:t>
+      </w:r>
+      <w:proofErr w:type="spellStart"/>
+      <w:r>
+        <w:rPr>
+          <w:rFonts w:ascii="inherit" w:eastAsia="Times New Roman" w:hAnsi="inherit" w:cs="Segoe UI Historic"/>
+          <w:color w:val="080809"/>
+          <w:sz w:val="23"/>
+          <w:szCs w:val="23"/>
+          <w:lang w:eastAsia="pt-BR"/>
+        </w:rPr>
+        <w:t>agente</w:t>
+      </w:r>
+      <w:proofErr w:type="spellEnd"/>
+      <w:r>
+        <w:rPr>
+          <w:rFonts w:ascii="inherit" w:eastAsia="Times New Roman" w:hAnsi="inherit" w:cs="Segoe UI Historic"/>
+          <w:color w:val="080809"/>
+          <w:sz w:val="23"/>
+          <w:szCs w:val="23"/>
+          <w:lang w:eastAsia="pt-BR"/>
+        </w:rPr>
+        <w:t xml:space="preserve"> pensa, porque é assim que a gente é. Agora não jogava mais objetos da janela do quarto andar, abria portas repentinamente pra pegar o mundo de surpresa, queria saber se o mundo acontecia, mesmo quando eu não estava olhando, fala a verdade: “Quem nunca fez isso quando era criança? </w:t>
+      </w:r>
+    </w:p>
+    <w:p>
+      <w:pPr>
+        <w:shd w:val="clear" w:color="auto" w:fill="FFFFFF"/>
+        <w:spacing w:after="0" w:line="240" w:lineRule="auto"/>
+        <w:jc w:val="both"/>
+        <w:rPr>
+          <w:rFonts w:ascii="inherit" w:eastAsia="Times New Roman" w:hAnsi="inherit" w:cs="Segoe UI Historic"/>
+          <w:color w:val="080809"/>
+          <w:sz w:val="23"/>
+          <w:szCs w:val="23"/>
+          <w:lang w:eastAsia="pt-BR"/>
+        </w:rPr>
+      </w:pPr>
+      <w:r>
+        <w:rPr>
+          <w:rFonts w:ascii="inherit" w:eastAsia="Times New Roman" w:hAnsi="inherit" w:cs="Segoe UI Historic"/>
+          <w:color w:val="080809"/>
+          <w:sz w:val="23"/>
+          <w:szCs w:val="23"/>
+          <w:lang w:eastAsia="pt-BR"/>
+        </w:rPr>
+        <w:t>Hoje, lendo Capra, entendo que quando a gente vê um copo com vinho dentro de uma tigela transparente, sabemos por inferência que o vinho está dentro da tigela porque está dentro do copo que está dentro da tigela, o vinho pode não estar dentro da tigela pra alguém que vê de outro jeito, as coisas não são o que são de um jeito absoluto, independente do jeito que a gente vê e que a gente que vê é.</w:t>
+      </w:r>
+    </w:p>
+    <w:p>
+      <w:pPr>
+        <w:jc w:val="both"/>
+      </w:pPr>
+    </w:p>
+    <w:p>
+      <w:pPr>
         <w:jc w:val="center"/>
-        <w:rPr>
-          <w:rFonts w:ascii="inherit" w:eastAsia="Times New Roman" w:hAnsi="inherit" w:cs="Segoe UI Historic"/>
-          <w:color w:val="080809"/>
-          <w:sz w:val="23"/>
-          <w:szCs w:val="23"/>
-          <w:lang w:eastAsia="pt-BR"/>
-        </w:rPr>
-      </w:pPr>
-    </w:p>
-    <w:p>
-      <w:pPr>
-        <w:shd w:val="clear" w:color="auto" w:fill="FFFFFF"/>
-        <w:spacing w:after="0" w:line="240" w:lineRule="auto"/>
-        <w:jc w:val="center"/>
-        <w:rPr>
-          <w:rFonts w:ascii="inherit" w:eastAsia="Times New Roman" w:hAnsi="inherit" w:cs="Segoe UI Historic"/>
-          <w:color w:val="080809"/>
-          <w:sz w:val="23"/>
-          <w:szCs w:val="23"/>
-          <w:lang w:eastAsia="pt-BR"/>
-        </w:rPr>
-      </w:pPr>
-    </w:p>
-    <w:p>
-      <w:pPr>
-        <w:shd w:val="clear" w:color="auto" w:fill="FFFFFF"/>
-        <w:spacing w:after="0" w:line="240" w:lineRule="auto"/>
-        <w:jc w:val="both"/>
-        <w:rPr>
-          <w:rFonts w:ascii="inherit" w:eastAsia="Times New Roman" w:hAnsi="inherit" w:cs="Segoe UI Historic"/>
-          <w:color w:val="080809"/>
-          <w:sz w:val="23"/>
-          <w:szCs w:val="23"/>
-          <w:lang w:eastAsia="pt-BR"/>
-        </w:rPr>
-      </w:pPr>
-      <w:r>
-        <w:rPr>
-          <w:rFonts w:ascii="inherit" w:eastAsia="Times New Roman" w:hAnsi="inherit" w:cs="Segoe UI Historic"/>
-          <w:color w:val="080809"/>
-          <w:sz w:val="23"/>
-          <w:szCs w:val="23"/>
-          <w:lang w:eastAsia="pt-BR"/>
-        </w:rPr>
-        <w:t>Sei que tem muito tricolor que não gosta do Mário, eu gosto, considero que ele foi nosso melhor presidente, depois do Horta, é claro.</w:t>
-      </w:r>
-    </w:p>
-    <w:p>
-      <w:pPr>
-        <w:shd w:val="clear" w:color="auto" w:fill="FFFFFF"/>
-        <w:spacing w:after="0" w:line="240" w:lineRule="auto"/>
-        <w:jc w:val="both"/>
-        <w:rPr>
-          <w:rFonts w:ascii="inherit" w:eastAsia="Times New Roman" w:hAnsi="inherit" w:cs="Segoe UI Historic"/>
-          <w:color w:val="080809"/>
-          <w:sz w:val="23"/>
-          <w:szCs w:val="23"/>
-          <w:lang w:eastAsia="pt-BR"/>
-        </w:rPr>
-      </w:pPr>
-      <w:r>
-        <w:rPr>
-          <w:rFonts w:ascii="inherit" w:eastAsia="Times New Roman" w:hAnsi="inherit" w:cs="Segoe UI Historic"/>
-          <w:color w:val="080809"/>
-          <w:sz w:val="23"/>
-          <w:szCs w:val="23"/>
-          <w:lang w:eastAsia="pt-BR"/>
-        </w:rPr>
-        <w:t>Agora com essa polêmica da Leila do Palmeiras peitando o Flamengo, automaticamente me lembro do Horta.</w:t>
-      </w:r>
-    </w:p>
-    <w:p>
-      <w:pPr>
-        <w:shd w:val="clear" w:color="auto" w:fill="FFFFFF"/>
-        <w:spacing w:after="0" w:line="240" w:lineRule="auto"/>
-        <w:jc w:val="both"/>
-        <w:rPr>
-          <w:rFonts w:ascii="inherit" w:eastAsia="Times New Roman" w:hAnsi="inherit" w:cs="Segoe UI Historic"/>
-          <w:color w:val="080809"/>
-          <w:sz w:val="23"/>
-          <w:szCs w:val="23"/>
-          <w:lang w:eastAsia="pt-BR"/>
-        </w:rPr>
-      </w:pPr>
-      <w:r>
-        <w:rPr>
-          <w:rFonts w:ascii="inherit" w:eastAsia="Times New Roman" w:hAnsi="inherit" w:cs="Segoe UI Historic"/>
-          <w:color w:val="080809"/>
-          <w:sz w:val="23"/>
-          <w:szCs w:val="23"/>
-          <w:lang w:eastAsia="pt-BR"/>
-        </w:rPr>
-        <w:t>Quem não gosta do Horta, critica ele por causa do troca-troca, mas se for ver direitinho, ao contrário do Eurico e do Flamengo, que só pensam em seus próprios clubes, prejudicando o futebol, Horta não fez bem apenas ao Fluminense, fez bem ao futebol, era um cara com uma visão panorâmica.</w:t>
-      </w:r>
-    </w:p>
-    <w:p>
-      <w:pPr>
-        <w:shd w:val="clear" w:color="auto" w:fill="FFFFFF"/>
-        <w:spacing w:after="0" w:line="240" w:lineRule="auto"/>
-        <w:jc w:val="both"/>
-        <w:rPr>
-          <w:rFonts w:ascii="inherit" w:eastAsia="Times New Roman" w:hAnsi="inherit" w:cs="Segoe UI Historic"/>
-          <w:color w:val="080809"/>
-          <w:sz w:val="23"/>
-          <w:szCs w:val="23"/>
-          <w:lang w:eastAsia="pt-BR"/>
-        </w:rPr>
-      </w:pPr>
-      <w:r>
-        <w:rPr>
-          <w:rFonts w:ascii="inherit" w:eastAsia="Times New Roman" w:hAnsi="inherit" w:cs="Segoe UI Historic"/>
-          <w:color w:val="080809"/>
-          <w:sz w:val="23"/>
-          <w:szCs w:val="23"/>
-          <w:lang w:eastAsia="pt-BR"/>
-        </w:rPr>
-        <w:t>Horta tinha faixa na torcida, nunca vi isso, um presidente de clube sendo ovacionado no Maracanã. As faixas falavam pro Horta contratar que a torcida garante.</w:t>
-      </w:r>
-    </w:p>
-    <w:p>
-      <w:pPr>
-        <w:shd w:val="clear" w:color="auto" w:fill="FFFFFF"/>
-        <w:spacing w:after="0" w:line="240" w:lineRule="auto"/>
-        <w:jc w:val="both"/>
-        <w:rPr>
-          <w:rFonts w:ascii="inherit" w:eastAsia="Times New Roman" w:hAnsi="inherit" w:cs="Segoe UI Historic"/>
-          <w:color w:val="080809"/>
-          <w:sz w:val="23"/>
-          <w:szCs w:val="23"/>
-          <w:lang w:eastAsia="pt-BR"/>
-        </w:rPr>
-      </w:pPr>
-    </w:p>
-    <w:p>
-      <w:pPr>
-        <w:shd w:val="clear" w:color="auto" w:fill="FFFFFF"/>
-        <w:spacing w:after="0" w:line="240" w:lineRule="auto"/>
-        <w:jc w:val="center"/>
-        <w:rPr>
-          <w:rFonts w:ascii="inherit" w:eastAsia="Times New Roman" w:hAnsi="inherit" w:cs="Segoe UI Historic"/>
-          <w:color w:val="080809"/>
-          <w:sz w:val="23"/>
-          <w:szCs w:val="23"/>
-          <w:lang w:eastAsia="pt-BR"/>
-        </w:rPr>
-      </w:pPr>
-      <w:r>
-        <w:rPr>
-          <w:rFonts w:ascii="inherit" w:eastAsia="Times New Roman" w:hAnsi="inherit" w:cs="Segoe UI Historic"/>
-          <w:color w:val="080809"/>
-          <w:sz w:val="23"/>
-          <w:szCs w:val="23"/>
-          <w:lang w:eastAsia="pt-BR"/>
-        </w:rPr>
-        <w:t>Fluminense SAF</w:t>
-      </w:r>
-    </w:p>
-    <w:p>
-      <w:pPr>
-        <w:shd w:val="clear" w:color="auto" w:fill="FFFFFF"/>
-        <w:spacing w:after="0" w:line="240" w:lineRule="auto"/>
-        <w:jc w:val="both"/>
-        <w:rPr>
-          <w:rFonts w:ascii="inherit" w:eastAsia="Times New Roman" w:hAnsi="inherit" w:cs="Segoe UI Historic"/>
-          <w:color w:val="080809"/>
-          <w:sz w:val="23"/>
-          <w:szCs w:val="23"/>
-          <w:lang w:eastAsia="pt-BR"/>
-        </w:rPr>
-      </w:pPr>
-    </w:p>
-    <w:p>
-      <w:pPr>
-        <w:shd w:val="clear" w:color="auto" w:fill="FFFFFF"/>
-        <w:spacing w:after="0" w:line="240" w:lineRule="auto"/>
-        <w:jc w:val="both"/>
-        <w:rPr>
-          <w:rFonts w:ascii="inherit" w:eastAsia="Times New Roman" w:hAnsi="inherit" w:cs="Segoe UI Historic"/>
-          <w:color w:val="080809"/>
-          <w:sz w:val="23"/>
-          <w:szCs w:val="23"/>
-          <w:lang w:eastAsia="pt-BR"/>
-        </w:rPr>
-      </w:pPr>
-      <w:r>
-        <w:rPr>
-          <w:rFonts w:ascii="inherit" w:eastAsia="Times New Roman" w:hAnsi="inherit" w:cs="Segoe UI Historic"/>
-          <w:color w:val="080809"/>
-          <w:sz w:val="23"/>
-          <w:szCs w:val="23"/>
-          <w:lang w:eastAsia="pt-BR"/>
-        </w:rPr>
-        <w:t xml:space="preserve">Talvez virar SAF seja mesmo inevitável, assim como foi inevitável, muitos anos atrás, estampar a marca do patrocinador na camisa com mais destaque até que o escudo do clube. Espero que virar SAF para o Fluminense, signifique disputar na parte de cima da tabela de todos os torneios que estivermos disputando, que disputemos os melhores torneios, que sejamos campeões com frequência. </w:t>
-      </w:r>
-    </w:p>
-    <w:p>
-      <w:pPr>
-        <w:shd w:val="clear" w:color="auto" w:fill="FFFFFF"/>
-        <w:spacing w:after="0" w:line="240" w:lineRule="auto"/>
-        <w:jc w:val="both"/>
-        <w:rPr>
-          <w:rFonts w:ascii="inherit" w:eastAsia="Times New Roman" w:hAnsi="inherit" w:cs="Segoe UI Historic"/>
-          <w:color w:val="080809"/>
-          <w:sz w:val="23"/>
-          <w:szCs w:val="23"/>
-          <w:lang w:eastAsia="pt-BR"/>
-        </w:rPr>
-      </w:pPr>
-      <w:r>
-        <w:rPr>
-          <w:rFonts w:ascii="inherit" w:eastAsia="Times New Roman" w:hAnsi="inherit" w:cs="Segoe UI Historic"/>
-          <w:color w:val="080809"/>
-          <w:sz w:val="23"/>
-          <w:szCs w:val="23"/>
-          <w:lang w:eastAsia="pt-BR"/>
-        </w:rPr>
-        <w:t>Também gostaria que isso de clubes brasileiros virando SAF signifique que os clubes brasileiros passarão a ter nível pra disputar a Copa do Mundo de Clubes e que isso valorize as ligas latino-americanas em relação às ligas europeias.</w:t>
-      </w:r>
-    </w:p>
-    <w:p>
-      <w:pPr>
-        <w:shd w:val="clear" w:color="auto" w:fill="FFFFFF"/>
-        <w:spacing w:after="0" w:line="240" w:lineRule="auto"/>
-        <w:jc w:val="center"/>
-        <w:rPr>
-          <w:rFonts w:ascii="inherit" w:eastAsia="Times New Roman" w:hAnsi="inherit" w:cs="Segoe UI Historic"/>
-          <w:color w:val="080809"/>
-          <w:sz w:val="23"/>
-          <w:szCs w:val="23"/>
-          <w:lang w:eastAsia="pt-BR"/>
-        </w:rPr>
-      </w:pPr>
-    </w:p>
-    <w:p>
-      <w:pPr>
-        <w:shd w:val="clear" w:color="auto" w:fill="FFFFFF"/>
-        <w:spacing w:after="0" w:line="240" w:lineRule="auto"/>
-        <w:jc w:val="center"/>
-        <w:rPr>
-          <w:rFonts w:ascii="inherit" w:eastAsia="Times New Roman" w:hAnsi="inherit" w:cs="Segoe UI Historic"/>
-          <w:color w:val="080809"/>
-          <w:sz w:val="23"/>
-          <w:szCs w:val="23"/>
-          <w:lang w:eastAsia="pt-BR"/>
-        </w:rPr>
-      </w:pPr>
-      <w:r>
-        <w:rPr>
-          <w:rFonts w:ascii="inherit" w:eastAsia="Times New Roman" w:hAnsi="inherit" w:cs="Segoe UI Historic"/>
-          <w:color w:val="080809"/>
-          <w:sz w:val="23"/>
-          <w:szCs w:val="23"/>
-          <w:lang w:eastAsia="pt-BR"/>
-        </w:rPr>
-        <w:t>PENSAMENTO ESSENCIALMENTE FILOSÓFICO</w:t>
-      </w:r>
-    </w:p>
-    <w:p>
-      <w:pPr>
-        <w:shd w:val="clear" w:color="auto" w:fill="FFFFFF"/>
-        <w:spacing w:after="0" w:line="240" w:lineRule="auto"/>
-        <w:jc w:val="both"/>
-        <w:rPr>
-          <w:rFonts w:ascii="inherit" w:eastAsia="Times New Roman" w:hAnsi="inherit" w:cs="Segoe UI Historic"/>
-          <w:color w:val="080809"/>
-          <w:sz w:val="23"/>
-          <w:szCs w:val="23"/>
-          <w:lang w:eastAsia="pt-BR"/>
-        </w:rPr>
-      </w:pPr>
-    </w:p>
-    <w:p>
-      <w:pPr>
-        <w:shd w:val="clear" w:color="auto" w:fill="FFFFFF"/>
-        <w:spacing w:after="0" w:line="240" w:lineRule="auto"/>
-        <w:jc w:val="both"/>
-        <w:rPr>
-          <w:rFonts w:ascii="inherit" w:eastAsia="Times New Roman" w:hAnsi="inherit" w:cs="Segoe UI Historic"/>
-          <w:color w:val="080809"/>
-          <w:sz w:val="23"/>
-          <w:szCs w:val="23"/>
-          <w:lang w:eastAsia="pt-BR"/>
-        </w:rPr>
-      </w:pPr>
-      <w:r>
-        <w:rPr>
-          <w:rFonts w:ascii="inherit" w:eastAsia="Times New Roman" w:hAnsi="inherit" w:cs="Segoe UI Historic"/>
-          <w:color w:val="080809"/>
-          <w:sz w:val="23"/>
-          <w:szCs w:val="23"/>
-          <w:lang w:eastAsia="pt-BR"/>
-        </w:rPr>
-        <w:t>Pensava, naquela época, que eu não era filósofo, mas meu pensamento era essencialmente filosófico.</w:t>
-      </w:r>
-    </w:p>
-    <w:p>
-      <w:pPr>
-        <w:shd w:val="clear" w:color="auto" w:fill="FFFFFF"/>
-        <w:spacing w:after="0" w:line="240" w:lineRule="auto"/>
-        <w:jc w:val="both"/>
-        <w:rPr>
-          <w:rFonts w:ascii="inherit" w:eastAsia="Times New Roman" w:hAnsi="inherit" w:cs="Segoe UI Historic"/>
-          <w:color w:val="080809"/>
-          <w:sz w:val="23"/>
-          <w:szCs w:val="23"/>
-          <w:lang w:eastAsia="pt-BR"/>
-        </w:rPr>
-      </w:pPr>
-      <w:r>
-        <w:rPr>
-          <w:rFonts w:ascii="inherit" w:eastAsia="Times New Roman" w:hAnsi="inherit" w:cs="Segoe UI Historic"/>
-          <w:color w:val="080809"/>
-          <w:sz w:val="23"/>
-          <w:szCs w:val="23"/>
-          <w:lang w:eastAsia="pt-BR"/>
-        </w:rPr>
-        <w:t>O único filósofo que conheci pessoalmente, se é que se chama de Filósofo, um doutor em filosofia, assim como chamamos médico um doutor em medicina, que me ouviu dizer isso, riu e respondeu que ou eu não sabia o que estava falando, ou estava escolhendo as palavras erradas pra falar o que queria, disse que eu não sabia o que é “essência”, não sabia o que é “Filosofia” e também não sabia o que é “pensamento”.</w:t>
-      </w:r>
-    </w:p>
-    <w:p>
-      <w:pPr>
-        <w:shd w:val="clear" w:color="auto" w:fill="FFFFFF"/>
-        <w:spacing w:after="0" w:line="240" w:lineRule="auto"/>
-        <w:jc w:val="both"/>
-        <w:rPr>
-          <w:rFonts w:ascii="inherit" w:eastAsia="Times New Roman" w:hAnsi="inherit" w:cs="Segoe UI Historic"/>
-          <w:color w:val="080809"/>
-          <w:sz w:val="23"/>
-          <w:szCs w:val="23"/>
-          <w:lang w:eastAsia="pt-BR"/>
-        </w:rPr>
-      </w:pPr>
-      <w:r>
-        <w:rPr>
-          <w:rFonts w:ascii="inherit" w:eastAsia="Times New Roman" w:hAnsi="inherit" w:cs="Segoe UI Historic"/>
-          <w:color w:val="080809"/>
-          <w:sz w:val="23"/>
-          <w:szCs w:val="23"/>
-          <w:lang w:eastAsia="pt-BR"/>
-        </w:rPr>
-        <w:t>Argumentei em favor do que tinha dito relembrando pensamentos meus muito antigos, pensamentos que tinham percorrido minha mente quando eu ainda era muito criança, muito criança mesmo, da época daquelas lembranças mais antigas que temos, onde o pensamento se divide entre o que a gente tem na lembrança e o que a gente não alcança lembrar.</w:t>
-      </w:r>
-    </w:p>
-    <w:p>
-      <w:pPr>
-        <w:shd w:val="clear" w:color="auto" w:fill="FFFFFF"/>
-        <w:spacing w:after="0" w:line="240" w:lineRule="auto"/>
-        <w:jc w:val="both"/>
-        <w:rPr>
-          <w:rFonts w:ascii="inherit" w:eastAsia="Times New Roman" w:hAnsi="inherit" w:cs="Segoe UI Historic"/>
-          <w:color w:val="080809"/>
-          <w:sz w:val="23"/>
-          <w:szCs w:val="23"/>
-          <w:lang w:eastAsia="pt-BR"/>
-        </w:rPr>
-      </w:pPr>
-      <w:r>
-        <w:rPr>
-          <w:rFonts w:ascii="inherit" w:eastAsia="Times New Roman" w:hAnsi="inherit" w:cs="Segoe UI Historic"/>
-          <w:color w:val="080809"/>
-          <w:sz w:val="23"/>
-          <w:szCs w:val="23"/>
-          <w:lang w:eastAsia="pt-BR"/>
-        </w:rPr>
-        <w:t xml:space="preserve">Quando tinha muito pouca idade, “aprendi a desenhar”, queria ser desenhista porque minha mãe era desenhista e eu admirava aquilo, parecia uma mágica, naquela época tinha um programa na televisão, “Tia </w:t>
+      </w:pPr>
+      <w:r>
+        <w:t>UM EXÉRCITO DE ORCS</w:t>
+      </w:r>
+    </w:p>
+    <w:p>
+      <w:pPr>
+        <w:shd w:val="clear" w:color="auto" w:fill="FFFFFF"/>
+        <w:spacing w:after="0" w:line="240" w:lineRule="auto"/>
+        <w:jc w:val="both"/>
+        <w:rPr>
+          <w:rFonts w:ascii="inherit" w:eastAsia="Times New Roman" w:hAnsi="inherit" w:cs="Segoe UI Historic"/>
+          <w:color w:val="080809"/>
+          <w:sz w:val="23"/>
+          <w:szCs w:val="23"/>
+          <w:lang w:eastAsia="pt-BR"/>
+        </w:rPr>
+      </w:pPr>
+      <w:r>
+        <w:rPr>
+          <w:rFonts w:ascii="inherit" w:eastAsia="Times New Roman" w:hAnsi="inherit" w:cs="Segoe UI Historic"/>
+          <w:color w:val="080809"/>
+          <w:sz w:val="23"/>
+          <w:szCs w:val="23"/>
+          <w:lang w:eastAsia="pt-BR"/>
+        </w:rPr>
+        <w:t xml:space="preserve">Não sei se todo mundo que assistiu àqueles filmes de batalhas que tem exércitos de </w:t>
       </w:r>
       <w:proofErr w:type="spellStart"/>
       <w:r>
@@ -2344,7 +2899,7 @@
           <w:szCs w:val="23"/>
           <w:lang w:eastAsia="pt-BR"/>
         </w:rPr>
-        <w:t>Gladis</w:t>
+        <w:t>orcs</w:t>
       </w:r>
       <w:proofErr w:type="spellEnd"/>
       <w:r>
@@ -2355,346 +2910,6 @@
           <w:szCs w:val="23"/>
           <w:lang w:eastAsia="pt-BR"/>
         </w:rPr>
-        <w:t xml:space="preserve"> e Seus Bichinhos” onde a tia </w:t>
-      </w:r>
-      <w:proofErr w:type="spellStart"/>
-      <w:r>
-        <w:rPr>
-          <w:rFonts w:ascii="inherit" w:eastAsia="Times New Roman" w:hAnsi="inherit" w:cs="Segoe UI Historic"/>
-          <w:color w:val="080809"/>
-          <w:sz w:val="23"/>
-          <w:szCs w:val="23"/>
-          <w:lang w:eastAsia="pt-BR"/>
-        </w:rPr>
-        <w:t>Gladis</w:t>
-      </w:r>
-      <w:proofErr w:type="spellEnd"/>
-      <w:r>
-        <w:rPr>
-          <w:rFonts w:ascii="inherit" w:eastAsia="Times New Roman" w:hAnsi="inherit" w:cs="Segoe UI Historic"/>
-          <w:color w:val="080809"/>
-          <w:sz w:val="23"/>
-          <w:szCs w:val="23"/>
-          <w:lang w:eastAsia="pt-BR"/>
-        </w:rPr>
-        <w:t xml:space="preserve"> desenhava ao vivo enquanto contava história, desenhar era um poder mágico que algumas pessoas tinham e eu queria ter.</w:t>
-      </w:r>
-    </w:p>
-    <w:p>
-      <w:pPr>
-        <w:shd w:val="clear" w:color="auto" w:fill="FFFFFF"/>
-        <w:spacing w:after="0" w:line="240" w:lineRule="auto"/>
-        <w:jc w:val="both"/>
-        <w:rPr>
-          <w:rFonts w:ascii="inherit" w:eastAsia="Times New Roman" w:hAnsi="inherit" w:cs="Segoe UI Historic"/>
-          <w:color w:val="080809"/>
-          <w:sz w:val="23"/>
-          <w:szCs w:val="23"/>
-          <w:lang w:eastAsia="pt-BR"/>
-        </w:rPr>
-      </w:pPr>
-      <w:r>
-        <w:rPr>
-          <w:rFonts w:ascii="inherit" w:eastAsia="Times New Roman" w:hAnsi="inherit" w:cs="Segoe UI Historic"/>
-          <w:color w:val="080809"/>
-          <w:sz w:val="23"/>
-          <w:szCs w:val="23"/>
-          <w:lang w:eastAsia="pt-BR"/>
-        </w:rPr>
-        <w:t>Sentava na privada pra cagar e por algum motivo que não sei qual, essa hora era um momento filosófico, era a hora de pensar. Em um momento desses, entendi que pra ser desenhista bastava enxergar “as linhas do mundo”, entendi, já com essa idade, que ser desenhista é, antes de saber desenhar, um jeito de ver.</w:t>
-      </w:r>
-    </w:p>
-    <w:p>
-      <w:pPr>
-        <w:shd w:val="clear" w:color="auto" w:fill="FFFFFF"/>
-        <w:spacing w:after="0" w:line="240" w:lineRule="auto"/>
-        <w:jc w:val="both"/>
-        <w:rPr>
-          <w:rFonts w:ascii="inherit" w:eastAsia="Times New Roman" w:hAnsi="inherit" w:cs="Segoe UI Historic"/>
-          <w:color w:val="080809"/>
-          <w:sz w:val="23"/>
-          <w:szCs w:val="23"/>
-          <w:lang w:eastAsia="pt-BR"/>
-        </w:rPr>
-      </w:pPr>
-      <w:r>
-        <w:rPr>
-          <w:rFonts w:ascii="inherit" w:eastAsia="Times New Roman" w:hAnsi="inherit" w:cs="Segoe UI Historic"/>
-          <w:color w:val="080809"/>
-          <w:sz w:val="23"/>
-          <w:szCs w:val="23"/>
-          <w:lang w:eastAsia="pt-BR"/>
-        </w:rPr>
-        <w:lastRenderedPageBreak/>
-        <w:t>Entendi que todas as coisas são delineadas, limitadas, contidas, separadas pelas linhas do mundo. Lembro que ia na janela do quarto andar, onde morava minha avó, olhava lá de cima a distância até o chão, ficava largando coisas da janela, acompanhando a trajetória e vendo-as se chocar no chão, forçando o limite entre as linhas do mundo.</w:t>
-      </w:r>
-    </w:p>
-    <w:p>
-      <w:pPr>
-        <w:shd w:val="clear" w:color="auto" w:fill="FFFFFF"/>
-        <w:spacing w:after="0" w:line="240" w:lineRule="auto"/>
-        <w:jc w:val="both"/>
-        <w:rPr>
-          <w:rFonts w:ascii="inherit" w:eastAsia="Times New Roman" w:hAnsi="inherit" w:cs="Segoe UI Historic"/>
-          <w:color w:val="080809"/>
-          <w:sz w:val="23"/>
-          <w:szCs w:val="23"/>
-          <w:lang w:eastAsia="pt-BR"/>
-        </w:rPr>
-      </w:pPr>
-      <w:r>
-        <w:rPr>
-          <w:rFonts w:ascii="inherit" w:eastAsia="Times New Roman" w:hAnsi="inherit" w:cs="Segoe UI Historic"/>
-          <w:color w:val="080809"/>
-          <w:sz w:val="23"/>
-          <w:szCs w:val="23"/>
-          <w:lang w:eastAsia="pt-BR"/>
-        </w:rPr>
-        <w:t xml:space="preserve">Depois desse pensamento, não olhava mais pro mundo como antes, era o mesmo mundo, mas agora meu olho desenhava o mundo na imaginação, procurava o contorno das coisas, lembro que cheguei a desenhar alguns de meus primeiros desenhos de olho fechado, era eu com um lápis em frente à folha branca, parado de olho fechado, até fazer o desenho todo, ou boa parte dele, pra só depois abrir os olhos e passar </w:t>
-      </w:r>
-      <w:proofErr w:type="spellStart"/>
-      <w:r>
-        <w:rPr>
-          <w:rFonts w:ascii="inherit" w:eastAsia="Times New Roman" w:hAnsi="inherit" w:cs="Segoe UI Historic"/>
-          <w:color w:val="080809"/>
-          <w:sz w:val="23"/>
-          <w:szCs w:val="23"/>
-          <w:lang w:eastAsia="pt-BR"/>
-        </w:rPr>
-        <w:t>pro</w:t>
-      </w:r>
-      <w:proofErr w:type="spellEnd"/>
-      <w:r>
-        <w:rPr>
-          <w:rFonts w:ascii="inherit" w:eastAsia="Times New Roman" w:hAnsi="inherit" w:cs="Segoe UI Historic"/>
-          <w:color w:val="080809"/>
-          <w:sz w:val="23"/>
-          <w:szCs w:val="23"/>
-          <w:lang w:eastAsia="pt-BR"/>
-        </w:rPr>
-        <w:t xml:space="preserve"> papel o desenho que tinha desenhado na imaginação.</w:t>
-      </w:r>
-    </w:p>
-    <w:p>
-      <w:pPr>
-        <w:shd w:val="clear" w:color="auto" w:fill="FFFFFF"/>
-        <w:spacing w:after="0" w:line="240" w:lineRule="auto"/>
-        <w:jc w:val="both"/>
-        <w:rPr>
-          <w:rFonts w:ascii="inherit" w:eastAsia="Times New Roman" w:hAnsi="inherit" w:cs="Segoe UI Historic"/>
-          <w:color w:val="080809"/>
-          <w:sz w:val="23"/>
-          <w:szCs w:val="23"/>
-          <w:lang w:eastAsia="pt-BR"/>
-        </w:rPr>
-      </w:pPr>
-      <w:r>
-        <w:rPr>
-          <w:rFonts w:ascii="inherit" w:eastAsia="Times New Roman" w:hAnsi="inherit" w:cs="Segoe UI Historic"/>
-          <w:color w:val="080809"/>
-          <w:sz w:val="23"/>
-          <w:szCs w:val="23"/>
-          <w:lang w:eastAsia="pt-BR"/>
-        </w:rPr>
-        <w:t>Os desenhistas sabem do que estou falando, ser desenhista é muito mais uma maneira de ver o mundo que a habilidade de desenhar, ou a habilidade de “passar o desenho pro papel”. Com o tempo, o próprio lápis vai aprendendo a desenhar e a gente não precisa mais perder esse tempo de imaginar de olhos fechados, é só soltar o lápis na folha branca que ele já lê o pensamento da gente e passa o que está na imaginação pro papel.</w:t>
-      </w:r>
-    </w:p>
-    <w:p>
-      <w:pPr>
-        <w:shd w:val="clear" w:color="auto" w:fill="FFFFFF"/>
-        <w:spacing w:after="0" w:line="240" w:lineRule="auto"/>
-        <w:jc w:val="both"/>
-        <w:rPr>
-          <w:rFonts w:ascii="inherit" w:eastAsia="Times New Roman" w:hAnsi="inherit" w:cs="Segoe UI Historic"/>
-          <w:color w:val="080809"/>
-          <w:sz w:val="23"/>
-          <w:szCs w:val="23"/>
-          <w:lang w:eastAsia="pt-BR"/>
-        </w:rPr>
-      </w:pPr>
-      <w:r>
-        <w:rPr>
-          <w:rFonts w:ascii="inherit" w:eastAsia="Times New Roman" w:hAnsi="inherit" w:cs="Segoe UI Historic"/>
-          <w:color w:val="080809"/>
-          <w:sz w:val="23"/>
-          <w:szCs w:val="23"/>
-          <w:lang w:eastAsia="pt-BR"/>
-        </w:rPr>
-        <w:t xml:space="preserve">Esse pensamento mora em mim até hoje, mas foi mudando com o tempo, outra ideia de criança, essa já mais velho, que lembro, foi uma ideia da época da “alfabetização”, a alfabetização era uma etapa do ensino regular, anterior ao ensino básico, hoje não existe mais, a alfabetização vinha antes da primeira série. A professora deu uma aula que ficou gravada na minha cabeça até hoje, que saudade da Dona </w:t>
-      </w:r>
-      <w:proofErr w:type="spellStart"/>
-      <w:r>
-        <w:rPr>
-          <w:rFonts w:ascii="inherit" w:eastAsia="Times New Roman" w:hAnsi="inherit" w:cs="Segoe UI Historic"/>
-          <w:color w:val="080809"/>
-          <w:sz w:val="23"/>
-          <w:szCs w:val="23"/>
-          <w:lang w:eastAsia="pt-BR"/>
-        </w:rPr>
-        <w:t>Devoni</w:t>
-      </w:r>
-      <w:proofErr w:type="spellEnd"/>
-      <w:r>
-        <w:rPr>
-          <w:rFonts w:ascii="inherit" w:eastAsia="Times New Roman" w:hAnsi="inherit" w:cs="Segoe UI Historic"/>
-          <w:color w:val="080809"/>
-          <w:sz w:val="23"/>
-          <w:szCs w:val="23"/>
-          <w:lang w:eastAsia="pt-BR"/>
-        </w:rPr>
-        <w:t>, ela contou a história dos números, de como eles apareceram no pensamento da humanidade, contou a história de um pastor que ainda não conhecia os números e por isso contava suas ovelhas separando pedrinhas, cada pedrinha equivalia a uma ovelha, dessa maneira ele podia saber se tinha alguma ovelha faltando, quando ela falou do sistema decimal, ficou tudo claro na minha mente, ela disse que a gente contava do zero ao o nove e depois repetia os números um e zero pra fazer o dez porque a gente tinha dez dedos e usava os dedos pra contar.</w:t>
-      </w:r>
-    </w:p>
-    <w:p>
-      <w:pPr>
-        <w:shd w:val="clear" w:color="auto" w:fill="FFFFFF"/>
-        <w:spacing w:after="0" w:line="240" w:lineRule="auto"/>
-        <w:jc w:val="both"/>
-        <w:rPr>
-          <w:rFonts w:ascii="inherit" w:eastAsia="Times New Roman" w:hAnsi="inherit" w:cs="Segoe UI Historic"/>
-          <w:color w:val="080809"/>
-          <w:sz w:val="23"/>
-          <w:szCs w:val="23"/>
-          <w:lang w:eastAsia="pt-BR"/>
-        </w:rPr>
-      </w:pPr>
-      <w:r>
-        <w:rPr>
-          <w:rFonts w:ascii="inherit" w:eastAsia="Times New Roman" w:hAnsi="inherit" w:cs="Segoe UI Historic"/>
-          <w:color w:val="080809"/>
-          <w:sz w:val="23"/>
-          <w:szCs w:val="23"/>
-          <w:lang w:eastAsia="pt-BR"/>
-        </w:rPr>
-        <w:t>Nesse dia meu pensamento encontrou as linhas do mundo em tudo, até nas coisas abstratas, que tanto me intrigavam, as coisas abstratas eram diferentes, era difícil desenhar a fumaça que evaporava da panela, as linhas do mundo se dissolviam no ar e desapareciam, nessa época imaginei que se existisse Deus, ele tinha feito as nuvens de pincel.</w:t>
-      </w:r>
-    </w:p>
-    <w:p>
-      <w:pPr>
-        <w:shd w:val="clear" w:color="auto" w:fill="FFFFFF"/>
-        <w:spacing w:after="0" w:line="240" w:lineRule="auto"/>
-        <w:jc w:val="both"/>
-        <w:rPr>
-          <w:rFonts w:ascii="inherit" w:eastAsia="Times New Roman" w:hAnsi="inherit" w:cs="Segoe UI Historic"/>
-          <w:color w:val="080809"/>
-          <w:sz w:val="23"/>
-          <w:szCs w:val="23"/>
-          <w:lang w:eastAsia="pt-BR"/>
-        </w:rPr>
-      </w:pPr>
-      <w:r>
-        <w:rPr>
-          <w:rFonts w:ascii="inherit" w:eastAsia="Times New Roman" w:hAnsi="inherit" w:cs="Segoe UI Historic"/>
-          <w:color w:val="080809"/>
-          <w:sz w:val="23"/>
-          <w:szCs w:val="23"/>
-          <w:lang w:eastAsia="pt-BR"/>
-        </w:rPr>
-        <w:t xml:space="preserve">Aquele pensamento de que usamos o sistema decimal porque temos 10 dedos foi o que faltava, a gente enxergava as linhas do mundo e desenhava as coisas, não porque o mundo fosse dividido em linhas, mas porque a gente era separado do mundo por uma casca, a gente e o mundo era um interno e externo, as coisas que existem eram as coisas de dentro e de fora da gente, é assim que </w:t>
-      </w:r>
-      <w:proofErr w:type="spellStart"/>
-      <w:r>
-        <w:rPr>
-          <w:rFonts w:ascii="inherit" w:eastAsia="Times New Roman" w:hAnsi="inherit" w:cs="Segoe UI Historic"/>
-          <w:color w:val="080809"/>
-          <w:sz w:val="23"/>
-          <w:szCs w:val="23"/>
-          <w:lang w:eastAsia="pt-BR"/>
-        </w:rPr>
-        <w:t>agente</w:t>
-      </w:r>
-      <w:proofErr w:type="spellEnd"/>
-      <w:r>
-        <w:rPr>
-          <w:rFonts w:ascii="inherit" w:eastAsia="Times New Roman" w:hAnsi="inherit" w:cs="Segoe UI Historic"/>
-          <w:color w:val="080809"/>
-          <w:sz w:val="23"/>
-          <w:szCs w:val="23"/>
-          <w:lang w:eastAsia="pt-BR"/>
-        </w:rPr>
-        <w:t xml:space="preserve"> pensa, porque é assim que a gente é. Agora não jogava mais objetos da janela do quarto andar, abria portas repentinamente pra pegar o mundo de surpresa, queria saber se o mundo acontecia, mesmo quando eu não estava olhando, fala a verdade: “Quem nunca fez isso quando era criança? </w:t>
-      </w:r>
-    </w:p>
-    <w:p>
-      <w:pPr>
-        <w:shd w:val="clear" w:color="auto" w:fill="FFFFFF"/>
-        <w:spacing w:after="0" w:line="240" w:lineRule="auto"/>
-        <w:jc w:val="both"/>
-        <w:rPr>
-          <w:rFonts w:ascii="inherit" w:eastAsia="Times New Roman" w:hAnsi="inherit" w:cs="Segoe UI Historic"/>
-          <w:color w:val="080809"/>
-          <w:sz w:val="23"/>
-          <w:szCs w:val="23"/>
-          <w:lang w:eastAsia="pt-BR"/>
-        </w:rPr>
-      </w:pPr>
-      <w:r>
-        <w:rPr>
-          <w:rFonts w:ascii="inherit" w:eastAsia="Times New Roman" w:hAnsi="inherit" w:cs="Segoe UI Historic"/>
-          <w:color w:val="080809"/>
-          <w:sz w:val="23"/>
-          <w:szCs w:val="23"/>
-          <w:lang w:eastAsia="pt-BR"/>
-        </w:rPr>
-        <w:t>Hoje, lendo Capra, entendo que quando a gente vê um copo com vinho dentro de uma tigela transparente, sabemos por inferência que o vinho está dentro da tigela porque está dentro do copo que está dentro da tigela, o vinho pode não estar dentro da tigela pra alguém que vê de outro jeito, as coisas não são o que são de um jeito absoluto, independente do jeito que a gente vê e que a gente que vê é.</w:t>
-      </w:r>
-    </w:p>
-    <w:p>
-      <w:pPr>
-        <w:jc w:val="both"/>
-      </w:pPr>
-    </w:p>
-    <w:p>
-      <w:pPr>
-        <w:jc w:val="center"/>
-      </w:pPr>
-      <w:r>
-        <w:t>UM EXÉRCITO DE ORCS</w:t>
-      </w:r>
-    </w:p>
-    <w:p>
-      <w:pPr>
-        <w:shd w:val="clear" w:color="auto" w:fill="FFFFFF"/>
-        <w:spacing w:after="0" w:line="240" w:lineRule="auto"/>
-        <w:jc w:val="both"/>
-        <w:rPr>
-          <w:rFonts w:ascii="inherit" w:eastAsia="Times New Roman" w:hAnsi="inherit" w:cs="Segoe UI Historic"/>
-          <w:color w:val="080809"/>
-          <w:sz w:val="23"/>
-          <w:szCs w:val="23"/>
-          <w:lang w:eastAsia="pt-BR"/>
-        </w:rPr>
-      </w:pPr>
-      <w:r>
-        <w:rPr>
-          <w:rFonts w:ascii="inherit" w:eastAsia="Times New Roman" w:hAnsi="inherit" w:cs="Segoe UI Historic"/>
-          <w:color w:val="080809"/>
-          <w:sz w:val="23"/>
-          <w:szCs w:val="23"/>
-          <w:lang w:eastAsia="pt-BR"/>
-        </w:rPr>
-        <w:t xml:space="preserve">Não sei se todo mundo que assistiu àqueles filmes de batalhas que tem exércitos de </w:t>
-      </w:r>
-      <w:proofErr w:type="spellStart"/>
-      <w:r>
-        <w:rPr>
-          <w:rFonts w:ascii="inherit" w:eastAsia="Times New Roman" w:hAnsi="inherit" w:cs="Segoe UI Historic"/>
-          <w:color w:val="080809"/>
-          <w:sz w:val="23"/>
-          <w:szCs w:val="23"/>
-          <w:lang w:eastAsia="pt-BR"/>
-        </w:rPr>
-        <w:t>orcs</w:t>
-      </w:r>
-      <w:proofErr w:type="spellEnd"/>
-      <w:r>
-        <w:rPr>
-          <w:rFonts w:ascii="inherit" w:eastAsia="Times New Roman" w:hAnsi="inherit" w:cs="Segoe UI Historic"/>
-          <w:color w:val="080809"/>
-          <w:sz w:val="23"/>
-          <w:szCs w:val="23"/>
-          <w:lang w:eastAsia="pt-BR"/>
-        </w:rPr>
         <w:t xml:space="preserve"> monstruosos, já se perguntou sobre a maneira que se reproduzem, se relacionam, socializam, criam seus filhos, etc. no tempo em que não estão batalhando.</w:t>
       </w:r>
     </w:p>
@@ -2719,7 +2934,6 @@
           <w:szCs w:val="23"/>
           <w:lang w:eastAsia="pt-BR"/>
         </w:rPr>
-        <w:lastRenderedPageBreak/>
         <w:t>Fui no Chiquinho comprar 2 gomos de linguiça calabresa e um pouco de toucinho de barriga pra dar gosto no feijão, aí perguntei se tem pelanca, ele disse que o Giovani já levou.</w:t>
       </w:r>
     </w:p>

--- a/UM EXÉRCITO DE ORCS.docx
+++ b/UM EXÉRCITO DE ORCS.docx
@@ -4,6 +4,52 @@
   <w:body>
     <w:p>
       <w:pPr>
+        <w:shd w:val="clear" w:color="auto" w:fill="FFFFFF"/>
+        <w:spacing w:after="0" w:line="240" w:lineRule="auto"/>
+        <w:rPr>
+          <w:rFonts w:ascii="Segoe UI Historic" w:eastAsia="Times New Roman" w:hAnsi="Segoe UI Historic" w:cs="Segoe UI Historic"/>
+          <w:color w:val="080809"/>
+          <w:sz w:val="23"/>
+          <w:szCs w:val="23"/>
+          <w:lang w:eastAsia="pt-BR"/>
+        </w:rPr>
+      </w:pPr>
+      <w:r>
+        <w:rPr>
+          <w:rFonts w:ascii="Segoe UI Historic" w:eastAsia="Times New Roman" w:hAnsi="Segoe UI Historic" w:cs="Segoe UI Historic"/>
+          <w:color w:val="080809"/>
+          <w:sz w:val="23"/>
+          <w:szCs w:val="23"/>
+          <w:lang w:eastAsia="pt-BR"/>
+        </w:rPr>
+        <w:t>A CRIAÇÃO DA MULHER</w:t>
+      </w:r>
+    </w:p>
+    <w:p>
+      <w:pPr>
+        <w:shd w:val="clear" w:color="auto" w:fill="FFFFFF"/>
+        <w:spacing w:after="0" w:line="240" w:lineRule="auto"/>
+        <w:rPr>
+          <w:rFonts w:ascii="Segoe UI Historic" w:eastAsia="Times New Roman" w:hAnsi="Segoe UI Historic" w:cs="Segoe UI Historic"/>
+          <w:color w:val="080809"/>
+          <w:sz w:val="23"/>
+          <w:szCs w:val="23"/>
+          <w:lang w:eastAsia="pt-BR"/>
+        </w:rPr>
+      </w:pPr>
+      <w:r>
+        <w:rPr>
+          <w:rFonts w:ascii="Segoe UI Historic" w:eastAsia="Times New Roman" w:hAnsi="Segoe UI Historic" w:cs="Segoe UI Historic"/>
+          <w:color w:val="080809"/>
+          <w:sz w:val="23"/>
+          <w:szCs w:val="23"/>
+          <w:lang w:eastAsia="pt-BR"/>
+        </w:rPr>
+        <w:t>E também tem uma história que a mulher não veio da costela de Adão. Ouvi dizer que Deus tirou realmente uma costela de Adão enquanto estava dormindo na intenção de criar a mulher. Acontece que, cansado, Deus deixou a costela numa prateleira e foi descansar. Aí apareceu um gato ladrão e roubou a costela. Deus ouviu um barulho na hora, acordou e veio correndo ver o que era, o gato fugiu e Deus tentou fechar a porta rápido e com força, nessa cortou a ponta do rabo do gato. Da ponta do rabo do gato ladrão que ficou dentro de casa sim, Deus criou a mulher.</w:t>
+      </w:r>
+    </w:p>
+    <w:p>
+      <w:pPr>
         <w:spacing w:after="0" w:line="240" w:lineRule="auto"/>
         <w:rPr>
           <w:rFonts w:ascii="inherit" w:eastAsia="Times New Roman" w:hAnsi="inherit" w:cs="Times New Roman"/>
@@ -13,6 +59,8 @@
           <w:lang w:eastAsia="pt-BR"/>
         </w:rPr>
       </w:pPr>
+      <w:bookmarkStart w:id="0" w:name="_GoBack"/>
+      <w:bookmarkEnd w:id="0"/>
     </w:p>
     <w:p>
       <w:pPr>
@@ -106,8 +154,6 @@
           <w:lang w:eastAsia="pt-BR"/>
         </w:rPr>
       </w:pPr>
-      <w:bookmarkStart w:id="0" w:name="_GoBack"/>
-      <w:bookmarkEnd w:id="0"/>
     </w:p>
     <w:p>
       <w:pPr>
@@ -1113,7 +1159,18 @@
           <w:szCs w:val="23"/>
           <w:shd w:val="clear" w:color="auto" w:fill="FFFFFF"/>
         </w:rPr>
-        <w:t>, o que significa que são inocentes, sem nenhuma indenização pelos danos causados durante esse período, como eu fui e não poderia ter ficado convivendo com presos condenados.</w:t>
+        <w:t xml:space="preserve">, o que significa que são inocentes, sem nenhuma indenização pelos danos causados </w:t>
+      </w:r>
+      <w:r>
+        <w:rPr>
+          <w:rFonts w:ascii="Segoe UI Historic" w:hAnsi="Segoe UI Historic" w:cs="Segoe UI Historic"/>
+          <w:color w:val="080809"/>
+          <w:sz w:val="23"/>
+          <w:szCs w:val="23"/>
+          <w:shd w:val="clear" w:color="auto" w:fill="FFFFFF"/>
+        </w:rPr>
+        <w:lastRenderedPageBreak/>
+        <w:t>durante esse período, como eu fui e não poderia ter ficado convivendo com presos condenados.</w:t>
       </w:r>
     </w:p>
     <w:p>
@@ -1229,7 +1286,6 @@
           <w:szCs w:val="23"/>
           <w:shd w:val="clear" w:color="auto" w:fill="FFFFFF"/>
         </w:rPr>
-        <w:lastRenderedPageBreak/>
         <w:t xml:space="preserve">Eu até acho justo que </w:t>
       </w:r>
       <w:r>
@@ -2355,7 +2411,18 @@
           <w:szCs w:val="23"/>
           <w:lang w:eastAsia="pt-BR"/>
         </w:rPr>
-        <w:t xml:space="preserve">Talvez virar SAF seja mesmo inevitável, assim como foi inevitável, muitos anos atrás, estampar a marca do patrocinador na camisa com mais destaque até que o escudo do clube. Espero que virar SAF para o Fluminense, signifique disputar na parte de cima da tabela de todos os torneios que estivermos disputando, que disputemos os melhores torneios, que sejamos campeões com frequência. </w:t>
+        <w:t xml:space="preserve">Talvez virar SAF seja mesmo inevitável, assim como foi inevitável, muitos anos atrás, estampar a marca do patrocinador na camisa com mais destaque até que o escudo do clube. Espero que virar SAF para o Fluminense, signifique disputar na parte de cima da </w:t>
+      </w:r>
+      <w:r>
+        <w:rPr>
+          <w:rFonts w:ascii="inherit" w:eastAsia="Times New Roman" w:hAnsi="inherit" w:cs="Segoe UI Historic"/>
+          <w:color w:val="080809"/>
+          <w:sz w:val="23"/>
+          <w:szCs w:val="23"/>
+          <w:lang w:eastAsia="pt-BR"/>
+        </w:rPr>
+        <w:lastRenderedPageBreak/>
+        <w:t xml:space="preserve">tabela de todos os torneios que estivermos disputando, que disputemos os melhores torneios, que sejamos campeões com frequência. </w:t>
       </w:r>
     </w:p>
     <w:p>
@@ -2479,7 +2546,263 @@
           <w:szCs w:val="23"/>
           <w:lang w:eastAsia="pt-BR"/>
         </w:rPr>
-        <w:t xml:space="preserve">O único filósofo que conheci pessoalmente, se é que se chama de Filósofo, um doutor em filosofia, assim como chamamos médico um doutor em medicina, que me ouviu dizer </w:t>
+        <w:t>O único filósofo que conheci pessoalmente, se é que se chama de Filósofo, um doutor em filosofia, assim como chamamos médico um doutor em medicina, que me ouviu dizer isso, riu e respondeu que ou eu não sabia o que estava falando, ou estava escolhendo as palavras erradas pra falar o que queria, disse que eu não sabia o que é “essência”, não sabia o que é “Filosofia” e também não sabia o que é “pensamento”.</w:t>
+      </w:r>
+    </w:p>
+    <w:p>
+      <w:pPr>
+        <w:shd w:val="clear" w:color="auto" w:fill="FFFFFF"/>
+        <w:spacing w:after="0" w:line="240" w:lineRule="auto"/>
+        <w:jc w:val="both"/>
+        <w:rPr>
+          <w:rFonts w:ascii="inherit" w:eastAsia="Times New Roman" w:hAnsi="inherit" w:cs="Segoe UI Historic"/>
+          <w:color w:val="080809"/>
+          <w:sz w:val="23"/>
+          <w:szCs w:val="23"/>
+          <w:lang w:eastAsia="pt-BR"/>
+        </w:rPr>
+      </w:pPr>
+      <w:r>
+        <w:rPr>
+          <w:rFonts w:ascii="inherit" w:eastAsia="Times New Roman" w:hAnsi="inherit" w:cs="Segoe UI Historic"/>
+          <w:color w:val="080809"/>
+          <w:sz w:val="23"/>
+          <w:szCs w:val="23"/>
+          <w:lang w:eastAsia="pt-BR"/>
+        </w:rPr>
+        <w:t>Argumentei em favor do que tinha dito relembrando pensamentos meus muito antigos, pensamentos que tinham percorrido minha mente quando eu ainda era muito criança, muito criança mesmo, da época daquelas lembranças mais antigas que temos, onde o pensamento se divide entre o que a gente tem na lembrança e o que a gente não alcança lembrar.</w:t>
+      </w:r>
+    </w:p>
+    <w:p>
+      <w:pPr>
+        <w:shd w:val="clear" w:color="auto" w:fill="FFFFFF"/>
+        <w:spacing w:after="0" w:line="240" w:lineRule="auto"/>
+        <w:jc w:val="both"/>
+        <w:rPr>
+          <w:rFonts w:ascii="inherit" w:eastAsia="Times New Roman" w:hAnsi="inherit" w:cs="Segoe UI Historic"/>
+          <w:color w:val="080809"/>
+          <w:sz w:val="23"/>
+          <w:szCs w:val="23"/>
+          <w:lang w:eastAsia="pt-BR"/>
+        </w:rPr>
+      </w:pPr>
+      <w:r>
+        <w:rPr>
+          <w:rFonts w:ascii="inherit" w:eastAsia="Times New Roman" w:hAnsi="inherit" w:cs="Segoe UI Historic"/>
+          <w:color w:val="080809"/>
+          <w:sz w:val="23"/>
+          <w:szCs w:val="23"/>
+          <w:lang w:eastAsia="pt-BR"/>
+        </w:rPr>
+        <w:t xml:space="preserve">Quando tinha muito pouca idade, “aprendi a desenhar”, queria ser desenhista porque minha mãe era desenhista e eu admirava aquilo, parecia uma mágica, naquela época tinha um programa na televisão, “Tia </w:t>
+      </w:r>
+      <w:proofErr w:type="spellStart"/>
+      <w:r>
+        <w:rPr>
+          <w:rFonts w:ascii="inherit" w:eastAsia="Times New Roman" w:hAnsi="inherit" w:cs="Segoe UI Historic"/>
+          <w:color w:val="080809"/>
+          <w:sz w:val="23"/>
+          <w:szCs w:val="23"/>
+          <w:lang w:eastAsia="pt-BR"/>
+        </w:rPr>
+        <w:t>Gladis</w:t>
+      </w:r>
+      <w:proofErr w:type="spellEnd"/>
+      <w:r>
+        <w:rPr>
+          <w:rFonts w:ascii="inherit" w:eastAsia="Times New Roman" w:hAnsi="inherit" w:cs="Segoe UI Historic"/>
+          <w:color w:val="080809"/>
+          <w:sz w:val="23"/>
+          <w:szCs w:val="23"/>
+          <w:lang w:eastAsia="pt-BR"/>
+        </w:rPr>
+        <w:t xml:space="preserve"> e Seus Bichinhos” onde a tia </w:t>
+      </w:r>
+      <w:proofErr w:type="spellStart"/>
+      <w:r>
+        <w:rPr>
+          <w:rFonts w:ascii="inherit" w:eastAsia="Times New Roman" w:hAnsi="inherit" w:cs="Segoe UI Historic"/>
+          <w:color w:val="080809"/>
+          <w:sz w:val="23"/>
+          <w:szCs w:val="23"/>
+          <w:lang w:eastAsia="pt-BR"/>
+        </w:rPr>
+        <w:t>Gladis</w:t>
+      </w:r>
+      <w:proofErr w:type="spellEnd"/>
+      <w:r>
+        <w:rPr>
+          <w:rFonts w:ascii="inherit" w:eastAsia="Times New Roman" w:hAnsi="inherit" w:cs="Segoe UI Historic"/>
+          <w:color w:val="080809"/>
+          <w:sz w:val="23"/>
+          <w:szCs w:val="23"/>
+          <w:lang w:eastAsia="pt-BR"/>
+        </w:rPr>
+        <w:t xml:space="preserve"> desenhava ao vivo enquanto contava história, desenhar era um poder mágico que algumas pessoas tinham e eu queria ter.</w:t>
+      </w:r>
+    </w:p>
+    <w:p>
+      <w:pPr>
+        <w:shd w:val="clear" w:color="auto" w:fill="FFFFFF"/>
+        <w:spacing w:after="0" w:line="240" w:lineRule="auto"/>
+        <w:jc w:val="both"/>
+        <w:rPr>
+          <w:rFonts w:ascii="inherit" w:eastAsia="Times New Roman" w:hAnsi="inherit" w:cs="Segoe UI Historic"/>
+          <w:color w:val="080809"/>
+          <w:sz w:val="23"/>
+          <w:szCs w:val="23"/>
+          <w:lang w:eastAsia="pt-BR"/>
+        </w:rPr>
+      </w:pPr>
+      <w:r>
+        <w:rPr>
+          <w:rFonts w:ascii="inherit" w:eastAsia="Times New Roman" w:hAnsi="inherit" w:cs="Segoe UI Historic"/>
+          <w:color w:val="080809"/>
+          <w:sz w:val="23"/>
+          <w:szCs w:val="23"/>
+          <w:lang w:eastAsia="pt-BR"/>
+        </w:rPr>
+        <w:t>Sentava na privada pra cagar e por algum motivo que não sei qual, essa hora era um momento filosófico, era a hora de pensar. Em um momento desses, entendi que pra ser desenhista bastava enxergar “as linhas do mundo”, entendi, já com essa idade, que ser desenhista é, antes de saber desenhar, um jeito de ver.</w:t>
+      </w:r>
+    </w:p>
+    <w:p>
+      <w:pPr>
+        <w:shd w:val="clear" w:color="auto" w:fill="FFFFFF"/>
+        <w:spacing w:after="0" w:line="240" w:lineRule="auto"/>
+        <w:jc w:val="both"/>
+        <w:rPr>
+          <w:rFonts w:ascii="inherit" w:eastAsia="Times New Roman" w:hAnsi="inherit" w:cs="Segoe UI Historic"/>
+          <w:color w:val="080809"/>
+          <w:sz w:val="23"/>
+          <w:szCs w:val="23"/>
+          <w:lang w:eastAsia="pt-BR"/>
+        </w:rPr>
+      </w:pPr>
+      <w:r>
+        <w:rPr>
+          <w:rFonts w:ascii="inherit" w:eastAsia="Times New Roman" w:hAnsi="inherit" w:cs="Segoe UI Historic"/>
+          <w:color w:val="080809"/>
+          <w:sz w:val="23"/>
+          <w:szCs w:val="23"/>
+          <w:lang w:eastAsia="pt-BR"/>
+        </w:rPr>
+        <w:t>Entendi que todas as coisas são delineadas, limitadas, contidas, separadas pelas linhas do mundo. Lembro que ia na janela do quarto andar, onde morava minha avó, olhava lá de cima a distância até o chão, ficava largando coisas da janela, acompanhando a trajetória e vendo-as se chocar no chão, forçando o limite entre as linhas do mundo.</w:t>
+      </w:r>
+    </w:p>
+    <w:p>
+      <w:pPr>
+        <w:shd w:val="clear" w:color="auto" w:fill="FFFFFF"/>
+        <w:spacing w:after="0" w:line="240" w:lineRule="auto"/>
+        <w:jc w:val="both"/>
+        <w:rPr>
+          <w:rFonts w:ascii="inherit" w:eastAsia="Times New Roman" w:hAnsi="inherit" w:cs="Segoe UI Historic"/>
+          <w:color w:val="080809"/>
+          <w:sz w:val="23"/>
+          <w:szCs w:val="23"/>
+          <w:lang w:eastAsia="pt-BR"/>
+        </w:rPr>
+      </w:pPr>
+      <w:r>
+        <w:rPr>
+          <w:rFonts w:ascii="inherit" w:eastAsia="Times New Roman" w:hAnsi="inherit" w:cs="Segoe UI Historic"/>
+          <w:color w:val="080809"/>
+          <w:sz w:val="23"/>
+          <w:szCs w:val="23"/>
+          <w:lang w:eastAsia="pt-BR"/>
+        </w:rPr>
+        <w:t xml:space="preserve">Depois desse pensamento, não olhava mais pro mundo como antes, era o mesmo mundo, mas agora meu olho desenhava o mundo na imaginação, procurava o contorno das coisas, lembro que cheguei a desenhar alguns de meus primeiros desenhos de olho fechado, era eu com um lápis em frente à folha branca, parado de olho fechado, até fazer o desenho todo, ou boa parte dele, pra só depois abrir os olhos e passar </w:t>
+      </w:r>
+      <w:proofErr w:type="spellStart"/>
+      <w:r>
+        <w:rPr>
+          <w:rFonts w:ascii="inherit" w:eastAsia="Times New Roman" w:hAnsi="inherit" w:cs="Segoe UI Historic"/>
+          <w:color w:val="080809"/>
+          <w:sz w:val="23"/>
+          <w:szCs w:val="23"/>
+          <w:lang w:eastAsia="pt-BR"/>
+        </w:rPr>
+        <w:t>pro</w:t>
+      </w:r>
+      <w:proofErr w:type="spellEnd"/>
+      <w:r>
+        <w:rPr>
+          <w:rFonts w:ascii="inherit" w:eastAsia="Times New Roman" w:hAnsi="inherit" w:cs="Segoe UI Historic"/>
+          <w:color w:val="080809"/>
+          <w:sz w:val="23"/>
+          <w:szCs w:val="23"/>
+          <w:lang w:eastAsia="pt-BR"/>
+        </w:rPr>
+        <w:t xml:space="preserve"> papel o desenho que tinha desenhado na imaginação.</w:t>
+      </w:r>
+    </w:p>
+    <w:p>
+      <w:pPr>
+        <w:shd w:val="clear" w:color="auto" w:fill="FFFFFF"/>
+        <w:spacing w:after="0" w:line="240" w:lineRule="auto"/>
+        <w:jc w:val="both"/>
+        <w:rPr>
+          <w:rFonts w:ascii="inherit" w:eastAsia="Times New Roman" w:hAnsi="inherit" w:cs="Segoe UI Historic"/>
+          <w:color w:val="080809"/>
+          <w:sz w:val="23"/>
+          <w:szCs w:val="23"/>
+          <w:lang w:eastAsia="pt-BR"/>
+        </w:rPr>
+      </w:pPr>
+      <w:r>
+        <w:rPr>
+          <w:rFonts w:ascii="inherit" w:eastAsia="Times New Roman" w:hAnsi="inherit" w:cs="Segoe UI Historic"/>
+          <w:color w:val="080809"/>
+          <w:sz w:val="23"/>
+          <w:szCs w:val="23"/>
+          <w:lang w:eastAsia="pt-BR"/>
+        </w:rPr>
+        <w:t>Os desenhistas sabem do que estou falando, ser desenhista é muito mais uma maneira de ver o mundo que a habilidade de desenhar, ou a habilidade de “passar o desenho pro papel”. Com o tempo, o próprio lápis vai aprendendo a desenhar e a gente não precisa mais perder esse tempo de imaginar de olhos fechados, é só soltar o lápis na folha branca que ele já lê o pensamento da gente e passa o que está na imaginação pro papel.</w:t>
+      </w:r>
+    </w:p>
+    <w:p>
+      <w:pPr>
+        <w:shd w:val="clear" w:color="auto" w:fill="FFFFFF"/>
+        <w:spacing w:after="0" w:line="240" w:lineRule="auto"/>
+        <w:jc w:val="both"/>
+        <w:rPr>
+          <w:rFonts w:ascii="inherit" w:eastAsia="Times New Roman" w:hAnsi="inherit" w:cs="Segoe UI Historic"/>
+          <w:color w:val="080809"/>
+          <w:sz w:val="23"/>
+          <w:szCs w:val="23"/>
+          <w:lang w:eastAsia="pt-BR"/>
+        </w:rPr>
+      </w:pPr>
+      <w:r>
+        <w:rPr>
+          <w:rFonts w:ascii="inherit" w:eastAsia="Times New Roman" w:hAnsi="inherit" w:cs="Segoe UI Historic"/>
+          <w:color w:val="080809"/>
+          <w:sz w:val="23"/>
+          <w:szCs w:val="23"/>
+          <w:lang w:eastAsia="pt-BR"/>
+        </w:rPr>
+        <w:t xml:space="preserve">Esse pensamento mora em mim até hoje, mas foi mudando com o tempo, outra ideia de criança, essa já mais velho, que lembro, foi uma ideia da época da “alfabetização”, a alfabetização era uma etapa do ensino regular, anterior ao ensino básico, hoje não existe mais, a alfabetização vinha antes da primeira série. A professora deu uma aula que ficou gravada na minha cabeça até hoje, que saudade da Dona </w:t>
+      </w:r>
+      <w:proofErr w:type="spellStart"/>
+      <w:r>
+        <w:rPr>
+          <w:rFonts w:ascii="inherit" w:eastAsia="Times New Roman" w:hAnsi="inherit" w:cs="Segoe UI Historic"/>
+          <w:color w:val="080809"/>
+          <w:sz w:val="23"/>
+          <w:szCs w:val="23"/>
+          <w:lang w:eastAsia="pt-BR"/>
+        </w:rPr>
+        <w:t>Devoni</w:t>
+      </w:r>
+      <w:proofErr w:type="spellEnd"/>
+      <w:r>
+        <w:rPr>
+          <w:rFonts w:ascii="inherit" w:eastAsia="Times New Roman" w:hAnsi="inherit" w:cs="Segoe UI Historic"/>
+          <w:color w:val="080809"/>
+          <w:sz w:val="23"/>
+          <w:szCs w:val="23"/>
+          <w:lang w:eastAsia="pt-BR"/>
+        </w:rPr>
+        <w:t xml:space="preserve">, ela contou a história dos números, de como eles apareceram no pensamento da humanidade, contou a história de um pastor que ainda não conhecia os números e por isso contava suas </w:t>
       </w:r>
       <w:r>
         <w:rPr>
@@ -2490,263 +2813,7 @@
           <w:lang w:eastAsia="pt-BR"/>
         </w:rPr>
         <w:lastRenderedPageBreak/>
-        <w:t>isso, riu e respondeu que ou eu não sabia o que estava falando, ou estava escolhendo as palavras erradas pra falar o que queria, disse que eu não sabia o que é “essência”, não sabia o que é “Filosofia” e também não sabia o que é “pensamento”.</w:t>
-      </w:r>
-    </w:p>
-    <w:p>
-      <w:pPr>
-        <w:shd w:val="clear" w:color="auto" w:fill="FFFFFF"/>
-        <w:spacing w:after="0" w:line="240" w:lineRule="auto"/>
-        <w:jc w:val="both"/>
-        <w:rPr>
-          <w:rFonts w:ascii="inherit" w:eastAsia="Times New Roman" w:hAnsi="inherit" w:cs="Segoe UI Historic"/>
-          <w:color w:val="080809"/>
-          <w:sz w:val="23"/>
-          <w:szCs w:val="23"/>
-          <w:lang w:eastAsia="pt-BR"/>
-        </w:rPr>
-      </w:pPr>
-      <w:r>
-        <w:rPr>
-          <w:rFonts w:ascii="inherit" w:eastAsia="Times New Roman" w:hAnsi="inherit" w:cs="Segoe UI Historic"/>
-          <w:color w:val="080809"/>
-          <w:sz w:val="23"/>
-          <w:szCs w:val="23"/>
-          <w:lang w:eastAsia="pt-BR"/>
-        </w:rPr>
-        <w:t>Argumentei em favor do que tinha dito relembrando pensamentos meus muito antigos, pensamentos que tinham percorrido minha mente quando eu ainda era muito criança, muito criança mesmo, da época daquelas lembranças mais antigas que temos, onde o pensamento se divide entre o que a gente tem na lembrança e o que a gente não alcança lembrar.</w:t>
-      </w:r>
-    </w:p>
-    <w:p>
-      <w:pPr>
-        <w:shd w:val="clear" w:color="auto" w:fill="FFFFFF"/>
-        <w:spacing w:after="0" w:line="240" w:lineRule="auto"/>
-        <w:jc w:val="both"/>
-        <w:rPr>
-          <w:rFonts w:ascii="inherit" w:eastAsia="Times New Roman" w:hAnsi="inherit" w:cs="Segoe UI Historic"/>
-          <w:color w:val="080809"/>
-          <w:sz w:val="23"/>
-          <w:szCs w:val="23"/>
-          <w:lang w:eastAsia="pt-BR"/>
-        </w:rPr>
-      </w:pPr>
-      <w:r>
-        <w:rPr>
-          <w:rFonts w:ascii="inherit" w:eastAsia="Times New Roman" w:hAnsi="inherit" w:cs="Segoe UI Historic"/>
-          <w:color w:val="080809"/>
-          <w:sz w:val="23"/>
-          <w:szCs w:val="23"/>
-          <w:lang w:eastAsia="pt-BR"/>
-        </w:rPr>
-        <w:t xml:space="preserve">Quando tinha muito pouca idade, “aprendi a desenhar”, queria ser desenhista porque minha mãe era desenhista e eu admirava aquilo, parecia uma mágica, naquela época tinha um programa na televisão, “Tia </w:t>
-      </w:r>
-      <w:proofErr w:type="spellStart"/>
-      <w:r>
-        <w:rPr>
-          <w:rFonts w:ascii="inherit" w:eastAsia="Times New Roman" w:hAnsi="inherit" w:cs="Segoe UI Historic"/>
-          <w:color w:val="080809"/>
-          <w:sz w:val="23"/>
-          <w:szCs w:val="23"/>
-          <w:lang w:eastAsia="pt-BR"/>
-        </w:rPr>
-        <w:t>Gladis</w:t>
-      </w:r>
-      <w:proofErr w:type="spellEnd"/>
-      <w:r>
-        <w:rPr>
-          <w:rFonts w:ascii="inherit" w:eastAsia="Times New Roman" w:hAnsi="inherit" w:cs="Segoe UI Historic"/>
-          <w:color w:val="080809"/>
-          <w:sz w:val="23"/>
-          <w:szCs w:val="23"/>
-          <w:lang w:eastAsia="pt-BR"/>
-        </w:rPr>
-        <w:t xml:space="preserve"> e Seus Bichinhos” onde a tia </w:t>
-      </w:r>
-      <w:proofErr w:type="spellStart"/>
-      <w:r>
-        <w:rPr>
-          <w:rFonts w:ascii="inherit" w:eastAsia="Times New Roman" w:hAnsi="inherit" w:cs="Segoe UI Historic"/>
-          <w:color w:val="080809"/>
-          <w:sz w:val="23"/>
-          <w:szCs w:val="23"/>
-          <w:lang w:eastAsia="pt-BR"/>
-        </w:rPr>
-        <w:t>Gladis</w:t>
-      </w:r>
-      <w:proofErr w:type="spellEnd"/>
-      <w:r>
-        <w:rPr>
-          <w:rFonts w:ascii="inherit" w:eastAsia="Times New Roman" w:hAnsi="inherit" w:cs="Segoe UI Historic"/>
-          <w:color w:val="080809"/>
-          <w:sz w:val="23"/>
-          <w:szCs w:val="23"/>
-          <w:lang w:eastAsia="pt-BR"/>
-        </w:rPr>
-        <w:t xml:space="preserve"> desenhava ao vivo enquanto contava história, desenhar era um poder mágico que algumas pessoas tinham e eu queria ter.</w:t>
-      </w:r>
-    </w:p>
-    <w:p>
-      <w:pPr>
-        <w:shd w:val="clear" w:color="auto" w:fill="FFFFFF"/>
-        <w:spacing w:after="0" w:line="240" w:lineRule="auto"/>
-        <w:jc w:val="both"/>
-        <w:rPr>
-          <w:rFonts w:ascii="inherit" w:eastAsia="Times New Roman" w:hAnsi="inherit" w:cs="Segoe UI Historic"/>
-          <w:color w:val="080809"/>
-          <w:sz w:val="23"/>
-          <w:szCs w:val="23"/>
-          <w:lang w:eastAsia="pt-BR"/>
-        </w:rPr>
-      </w:pPr>
-      <w:r>
-        <w:rPr>
-          <w:rFonts w:ascii="inherit" w:eastAsia="Times New Roman" w:hAnsi="inherit" w:cs="Segoe UI Historic"/>
-          <w:color w:val="080809"/>
-          <w:sz w:val="23"/>
-          <w:szCs w:val="23"/>
-          <w:lang w:eastAsia="pt-BR"/>
-        </w:rPr>
-        <w:t>Sentava na privada pra cagar e por algum motivo que não sei qual, essa hora era um momento filosófico, era a hora de pensar. Em um momento desses, entendi que pra ser desenhista bastava enxergar “as linhas do mundo”, entendi, já com essa idade, que ser desenhista é, antes de saber desenhar, um jeito de ver.</w:t>
-      </w:r>
-    </w:p>
-    <w:p>
-      <w:pPr>
-        <w:shd w:val="clear" w:color="auto" w:fill="FFFFFF"/>
-        <w:spacing w:after="0" w:line="240" w:lineRule="auto"/>
-        <w:jc w:val="both"/>
-        <w:rPr>
-          <w:rFonts w:ascii="inherit" w:eastAsia="Times New Roman" w:hAnsi="inherit" w:cs="Segoe UI Historic"/>
-          <w:color w:val="080809"/>
-          <w:sz w:val="23"/>
-          <w:szCs w:val="23"/>
-          <w:lang w:eastAsia="pt-BR"/>
-        </w:rPr>
-      </w:pPr>
-      <w:r>
-        <w:rPr>
-          <w:rFonts w:ascii="inherit" w:eastAsia="Times New Roman" w:hAnsi="inherit" w:cs="Segoe UI Historic"/>
-          <w:color w:val="080809"/>
-          <w:sz w:val="23"/>
-          <w:szCs w:val="23"/>
-          <w:lang w:eastAsia="pt-BR"/>
-        </w:rPr>
-        <w:t>Entendi que todas as coisas são delineadas, limitadas, contidas, separadas pelas linhas do mundo. Lembro que ia na janela do quarto andar, onde morava minha avó, olhava lá de cima a distância até o chão, ficava largando coisas da janela, acompanhando a trajetória e vendo-as se chocar no chão, forçando o limite entre as linhas do mundo.</w:t>
-      </w:r>
-    </w:p>
-    <w:p>
-      <w:pPr>
-        <w:shd w:val="clear" w:color="auto" w:fill="FFFFFF"/>
-        <w:spacing w:after="0" w:line="240" w:lineRule="auto"/>
-        <w:jc w:val="both"/>
-        <w:rPr>
-          <w:rFonts w:ascii="inherit" w:eastAsia="Times New Roman" w:hAnsi="inherit" w:cs="Segoe UI Historic"/>
-          <w:color w:val="080809"/>
-          <w:sz w:val="23"/>
-          <w:szCs w:val="23"/>
-          <w:lang w:eastAsia="pt-BR"/>
-        </w:rPr>
-      </w:pPr>
-      <w:r>
-        <w:rPr>
-          <w:rFonts w:ascii="inherit" w:eastAsia="Times New Roman" w:hAnsi="inherit" w:cs="Segoe UI Historic"/>
-          <w:color w:val="080809"/>
-          <w:sz w:val="23"/>
-          <w:szCs w:val="23"/>
-          <w:lang w:eastAsia="pt-BR"/>
-        </w:rPr>
-        <w:t xml:space="preserve">Depois desse pensamento, não olhava mais pro mundo como antes, era o mesmo mundo, mas agora meu olho desenhava o mundo na imaginação, procurava o contorno das coisas, lembro que cheguei a desenhar alguns de meus primeiros desenhos de olho fechado, era eu com um lápis em frente à folha branca, parado de olho fechado, até fazer o desenho todo, ou boa parte dele, pra só depois abrir os olhos e passar </w:t>
-      </w:r>
-      <w:proofErr w:type="spellStart"/>
-      <w:r>
-        <w:rPr>
-          <w:rFonts w:ascii="inherit" w:eastAsia="Times New Roman" w:hAnsi="inherit" w:cs="Segoe UI Historic"/>
-          <w:color w:val="080809"/>
-          <w:sz w:val="23"/>
-          <w:szCs w:val="23"/>
-          <w:lang w:eastAsia="pt-BR"/>
-        </w:rPr>
-        <w:t>pro</w:t>
-      </w:r>
-      <w:proofErr w:type="spellEnd"/>
-      <w:r>
-        <w:rPr>
-          <w:rFonts w:ascii="inherit" w:eastAsia="Times New Roman" w:hAnsi="inherit" w:cs="Segoe UI Historic"/>
-          <w:color w:val="080809"/>
-          <w:sz w:val="23"/>
-          <w:szCs w:val="23"/>
-          <w:lang w:eastAsia="pt-BR"/>
-        </w:rPr>
-        <w:t xml:space="preserve"> papel o desenho que tinha desenhado na imaginação.</w:t>
-      </w:r>
-    </w:p>
-    <w:p>
-      <w:pPr>
-        <w:shd w:val="clear" w:color="auto" w:fill="FFFFFF"/>
-        <w:spacing w:after="0" w:line="240" w:lineRule="auto"/>
-        <w:jc w:val="both"/>
-        <w:rPr>
-          <w:rFonts w:ascii="inherit" w:eastAsia="Times New Roman" w:hAnsi="inherit" w:cs="Segoe UI Historic"/>
-          <w:color w:val="080809"/>
-          <w:sz w:val="23"/>
-          <w:szCs w:val="23"/>
-          <w:lang w:eastAsia="pt-BR"/>
-        </w:rPr>
-      </w:pPr>
-      <w:r>
-        <w:rPr>
-          <w:rFonts w:ascii="inherit" w:eastAsia="Times New Roman" w:hAnsi="inherit" w:cs="Segoe UI Historic"/>
-          <w:color w:val="080809"/>
-          <w:sz w:val="23"/>
-          <w:szCs w:val="23"/>
-          <w:lang w:eastAsia="pt-BR"/>
-        </w:rPr>
-        <w:t>Os desenhistas sabem do que estou falando, ser desenhista é muito mais uma maneira de ver o mundo que a habilidade de desenhar, ou a habilidade de “passar o desenho pro papel”. Com o tempo, o próprio lápis vai aprendendo a desenhar e a gente não precisa mais perder esse tempo de imaginar de olhos fechados, é só soltar o lápis na folha branca que ele já lê o pensamento da gente e passa o que está na imaginação pro papel.</w:t>
-      </w:r>
-    </w:p>
-    <w:p>
-      <w:pPr>
-        <w:shd w:val="clear" w:color="auto" w:fill="FFFFFF"/>
-        <w:spacing w:after="0" w:line="240" w:lineRule="auto"/>
-        <w:jc w:val="both"/>
-        <w:rPr>
-          <w:rFonts w:ascii="inherit" w:eastAsia="Times New Roman" w:hAnsi="inherit" w:cs="Segoe UI Historic"/>
-          <w:color w:val="080809"/>
-          <w:sz w:val="23"/>
-          <w:szCs w:val="23"/>
-          <w:lang w:eastAsia="pt-BR"/>
-        </w:rPr>
-      </w:pPr>
-      <w:r>
-        <w:rPr>
-          <w:rFonts w:ascii="inherit" w:eastAsia="Times New Roman" w:hAnsi="inherit" w:cs="Segoe UI Historic"/>
-          <w:color w:val="080809"/>
-          <w:sz w:val="23"/>
-          <w:szCs w:val="23"/>
-          <w:lang w:eastAsia="pt-BR"/>
-        </w:rPr>
-        <w:t xml:space="preserve">Esse pensamento mora em mim até hoje, mas foi mudando com o tempo, outra ideia de criança, essa já mais velho, que lembro, foi uma ideia da época da “alfabetização”, a alfabetização era uma etapa do ensino regular, anterior ao ensino básico, hoje não existe mais, a alfabetização vinha antes da primeira série. A professora deu uma aula que ficou gravada na minha cabeça até hoje, que saudade da Dona </w:t>
-      </w:r>
-      <w:proofErr w:type="spellStart"/>
-      <w:r>
-        <w:rPr>
-          <w:rFonts w:ascii="inherit" w:eastAsia="Times New Roman" w:hAnsi="inherit" w:cs="Segoe UI Historic"/>
-          <w:color w:val="080809"/>
-          <w:sz w:val="23"/>
-          <w:szCs w:val="23"/>
-          <w:lang w:eastAsia="pt-BR"/>
-        </w:rPr>
-        <w:t>Devoni</w:t>
-      </w:r>
-      <w:proofErr w:type="spellEnd"/>
-      <w:r>
-        <w:rPr>
-          <w:rFonts w:ascii="inherit" w:eastAsia="Times New Roman" w:hAnsi="inherit" w:cs="Segoe UI Historic"/>
-          <w:color w:val="080809"/>
-          <w:sz w:val="23"/>
-          <w:szCs w:val="23"/>
-          <w:lang w:eastAsia="pt-BR"/>
-        </w:rPr>
-        <w:t>, ela contou a história dos números, de como eles apareceram no pensamento da humanidade, contou a história de um pastor que ainda não conhecia os números e por isso contava suas ovelhas separando pedrinhas, cada pedrinha equivalia a uma ovelha, dessa maneira ele podia saber se tinha alguma ovelha faltando, quando ela falou do sistema decimal, ficou tudo claro na minha mente, ela disse que a gente contava do zero ao o nove e depois repetia os números um e zero pra fazer o dez porque a gente tinha dez dedos e usava os dedos pra contar.</w:t>
+        <w:t>ovelhas separando pedrinhas, cada pedrinha equivalia a uma ovelha, dessa maneira ele podia saber se tinha alguma ovelha faltando, quando ela falou do sistema decimal, ficou tudo claro na minha mente, ela disse que a gente contava do zero ao o nove e depois repetia os números um e zero pra fazer o dez porque a gente tinha dez dedos e usava os dedos pra contar.</w:t>
       </w:r>
     </w:p>
     <w:p>
@@ -2794,18 +2861,7 @@
           <w:szCs w:val="23"/>
           <w:lang w:eastAsia="pt-BR"/>
         </w:rPr>
-        <w:t xml:space="preserve">Aquele pensamento de que usamos o sistema decimal porque temos 10 dedos foi o que faltava, a gente enxergava as linhas do mundo e desenhava as coisas, não porque o </w:t>
-      </w:r>
-      <w:r>
-        <w:rPr>
-          <w:rFonts w:ascii="inherit" w:eastAsia="Times New Roman" w:hAnsi="inherit" w:cs="Segoe UI Historic"/>
-          <w:color w:val="080809"/>
-          <w:sz w:val="23"/>
-          <w:szCs w:val="23"/>
-          <w:lang w:eastAsia="pt-BR"/>
-        </w:rPr>
-        <w:lastRenderedPageBreak/>
-        <w:t xml:space="preserve">mundo fosse dividido em linhas, mas porque a gente era separado do mundo por uma casca, a gente e o mundo era um interno e externo, as coisas que existem eram as coisas de dentro e de fora da gente, é assim que </w:t>
+        <w:t xml:space="preserve">Aquele pensamento de que usamos o sistema decimal porque temos 10 dedos foi o que faltava, a gente enxergava as linhas do mundo e desenhava as coisas, não porque o mundo fosse dividido em linhas, mas porque a gente era separado do mundo por uma casca, a gente e o mundo era um interno e externo, as coisas que existem eram as coisas de dentro e de fora da gente, é assim que </w:t>
       </w:r>
       <w:proofErr w:type="spellStart"/>
       <w:r>

--- a/UM EXÉRCITO DE ORCS.docx
+++ b/UM EXÉRCITO DE ORCS.docx
@@ -7,6 +7,414 @@
         <w:shd w:val="clear" w:color="auto" w:fill="FFFFFF"/>
         <w:spacing w:after="0" w:line="240" w:lineRule="auto"/>
         <w:rPr>
+          <w:rFonts w:ascii="Segoe UI Historic" w:hAnsi="Segoe UI Historic" w:cs="Segoe UI Historic"/>
+          <w:color w:val="080809"/>
+          <w:sz w:val="23"/>
+          <w:szCs w:val="23"/>
+          <w:shd w:val="clear" w:color="auto" w:fill="FFFFFF"/>
+        </w:rPr>
+      </w:pPr>
+    </w:p>
+    <w:p>
+      <w:pPr>
+        <w:shd w:val="clear" w:color="auto" w:fill="FFFFFF"/>
+        <w:spacing w:after="0" w:line="240" w:lineRule="auto"/>
+        <w:jc w:val="center"/>
+        <w:rPr>
+          <w:rFonts w:ascii="Segoe UI Historic" w:hAnsi="Segoe UI Historic" w:cs="Segoe UI Historic"/>
+          <w:color w:val="080809"/>
+          <w:sz w:val="23"/>
+          <w:szCs w:val="23"/>
+          <w:shd w:val="clear" w:color="auto" w:fill="FFFFFF"/>
+        </w:rPr>
+      </w:pPr>
+      <w:r>
+        <w:rPr>
+          <w:rFonts w:ascii="Segoe UI Historic" w:hAnsi="Segoe UI Historic" w:cs="Segoe UI Historic"/>
+          <w:color w:val="080809"/>
+          <w:sz w:val="23"/>
+          <w:szCs w:val="23"/>
+          <w:shd w:val="clear" w:color="auto" w:fill="FFFFFF"/>
+        </w:rPr>
+        <w:t>DIVINA TRINDADE</w:t>
+      </w:r>
+    </w:p>
+    <w:p>
+      <w:pPr>
+        <w:shd w:val="clear" w:color="auto" w:fill="FFFFFF"/>
+        <w:spacing w:after="0" w:line="240" w:lineRule="auto"/>
+        <w:jc w:val="center"/>
+        <w:rPr>
+          <w:rFonts w:ascii="Segoe UI Historic" w:hAnsi="Segoe UI Historic" w:cs="Segoe UI Historic"/>
+          <w:color w:val="080809"/>
+          <w:sz w:val="23"/>
+          <w:szCs w:val="23"/>
+          <w:shd w:val="clear" w:color="auto" w:fill="FFFFFF"/>
+        </w:rPr>
+      </w:pPr>
+    </w:p>
+    <w:p>
+      <w:pPr>
+        <w:shd w:val="clear" w:color="auto" w:fill="FFFFFF"/>
+        <w:spacing w:after="0" w:line="240" w:lineRule="auto"/>
+        <w:jc w:val="center"/>
+        <w:rPr>
+          <w:rFonts w:ascii="Segoe UI Historic" w:hAnsi="Segoe UI Historic" w:cs="Segoe UI Historic"/>
+          <w:color w:val="080809"/>
+          <w:sz w:val="23"/>
+          <w:szCs w:val="23"/>
+          <w:shd w:val="clear" w:color="auto" w:fill="FFFFFF"/>
+        </w:rPr>
+      </w:pPr>
+      <w:r>
+        <w:rPr>
+          <w:rFonts w:ascii="Segoe UI Historic" w:hAnsi="Segoe UI Historic" w:cs="Segoe UI Historic"/>
+          <w:noProof/>
+          <w:color w:val="080809"/>
+          <w:sz w:val="23"/>
+          <w:szCs w:val="23"/>
+          <w:shd w:val="clear" w:color="auto" w:fill="FFFFFF"/>
+        </w:rPr>
+        <w:drawing>
+          <wp:inline distT="0" distB="0" distL="0" distR="0" wp14:anchorId="6086ED1B" wp14:editId="33430551">
+            <wp:extent cx="3287486" cy="5013770"/>
+            <wp:effectExtent l="0" t="0" r="8255" b="0"/>
+            <wp:docPr id="2" name="Imagem 2"/>
+            <wp:cNvGraphicFramePr>
+              <a:graphicFrameLocks xmlns:a="http://schemas.openxmlformats.org/drawingml/2006/main" noChangeAspect="1"/>
+            </wp:cNvGraphicFramePr>
+            <a:graphic xmlns:a="http://schemas.openxmlformats.org/drawingml/2006/main">
+              <a:graphicData uri="http://schemas.openxmlformats.org/drawingml/2006/picture">
+                <pic:pic xmlns:pic="http://schemas.openxmlformats.org/drawingml/2006/picture">
+                  <pic:nvPicPr>
+                    <pic:cNvPr id="0" name="Picture 1"/>
+                    <pic:cNvPicPr>
+                      <a:picLocks noChangeAspect="1" noChangeArrowheads="1"/>
+                    </pic:cNvPicPr>
+                  </pic:nvPicPr>
+                  <pic:blipFill>
+                    <a:blip r:embed="rId4">
+                      <a:extLst>
+                        <a:ext uri="{28A0092B-C50C-407E-A947-70E740481C1C}">
+                          <a14:useLocalDpi xmlns:a14="http://schemas.microsoft.com/office/drawing/2010/main" val="0"/>
+                        </a:ext>
+                      </a:extLst>
+                    </a:blip>
+                    <a:srcRect/>
+                    <a:stretch>
+                      <a:fillRect/>
+                    </a:stretch>
+                  </pic:blipFill>
+                  <pic:spPr bwMode="auto">
+                    <a:xfrm>
+                      <a:off x="0" y="0"/>
+                      <a:ext cx="3304968" cy="5040432"/>
+                    </a:xfrm>
+                    <a:prstGeom prst="rect">
+                      <a:avLst/>
+                    </a:prstGeom>
+                    <a:noFill/>
+                    <a:ln>
+                      <a:noFill/>
+                    </a:ln>
+                  </pic:spPr>
+                </pic:pic>
+              </a:graphicData>
+            </a:graphic>
+          </wp:inline>
+        </w:drawing>
+      </w:r>
+    </w:p>
+    <w:p>
+      <w:pPr>
+        <w:shd w:val="clear" w:color="auto" w:fill="FFFFFF"/>
+        <w:spacing w:after="0" w:line="240" w:lineRule="auto"/>
+        <w:jc w:val="center"/>
+        <w:rPr>
+          <w:rFonts w:ascii="Segoe UI Historic" w:hAnsi="Segoe UI Historic" w:cs="Segoe UI Historic"/>
+          <w:color w:val="080809"/>
+          <w:sz w:val="23"/>
+          <w:szCs w:val="23"/>
+          <w:shd w:val="clear" w:color="auto" w:fill="FFFFFF"/>
+        </w:rPr>
+      </w:pPr>
+      <w:bookmarkStart w:id="0" w:name="_GoBack"/>
+      <w:bookmarkEnd w:id="0"/>
+    </w:p>
+    <w:p>
+      <w:pPr>
+        <w:shd w:val="clear" w:color="auto" w:fill="FFFFFF"/>
+        <w:spacing w:after="0" w:line="240" w:lineRule="auto"/>
+        <w:rPr>
+          <w:rFonts w:ascii="Segoe UI Historic" w:hAnsi="Segoe UI Historic" w:cs="Segoe UI Historic"/>
+          <w:color w:val="080809"/>
+          <w:sz w:val="23"/>
+          <w:szCs w:val="23"/>
+          <w:shd w:val="clear" w:color="auto" w:fill="FFFFFF"/>
+        </w:rPr>
+      </w:pPr>
+      <w:r>
+        <w:rPr>
+          <w:rFonts w:ascii="Segoe UI Historic" w:hAnsi="Segoe UI Historic" w:cs="Segoe UI Historic"/>
+          <w:color w:val="080809"/>
+          <w:sz w:val="23"/>
+          <w:szCs w:val="23"/>
+          <w:shd w:val="clear" w:color="auto" w:fill="FFFFFF"/>
+        </w:rPr>
+        <w:t>No começo só tinha Deus no universo, só tinha um.</w:t>
+      </w:r>
+    </w:p>
+    <w:p>
+      <w:pPr>
+        <w:shd w:val="clear" w:color="auto" w:fill="FFFFFF"/>
+        <w:spacing w:after="0" w:line="240" w:lineRule="auto"/>
+        <w:rPr>
+          <w:rFonts w:ascii="Segoe UI Historic" w:hAnsi="Segoe UI Historic" w:cs="Segoe UI Historic"/>
+          <w:color w:val="080809"/>
+          <w:sz w:val="23"/>
+          <w:szCs w:val="23"/>
+          <w:shd w:val="clear" w:color="auto" w:fill="FFFFFF"/>
+        </w:rPr>
+      </w:pPr>
+      <w:r>
+        <w:rPr>
+          <w:rFonts w:ascii="Segoe UI Historic" w:hAnsi="Segoe UI Historic" w:cs="Segoe UI Historic"/>
+          <w:color w:val="080809"/>
+          <w:sz w:val="23"/>
+          <w:szCs w:val="23"/>
+          <w:shd w:val="clear" w:color="auto" w:fill="FFFFFF"/>
+        </w:rPr>
+        <w:t>Quando tinha eleição, Deus era o candidato único, só ele votava, era sempre ele o eleito, era ele que decidia tudo.</w:t>
+      </w:r>
+    </w:p>
+    <w:p>
+      <w:pPr>
+        <w:shd w:val="clear" w:color="auto" w:fill="FFFFFF"/>
+        <w:spacing w:after="0" w:line="240" w:lineRule="auto"/>
+        <w:rPr>
+          <w:rFonts w:ascii="Segoe UI Historic" w:hAnsi="Segoe UI Historic" w:cs="Segoe UI Historic"/>
+          <w:color w:val="080809"/>
+          <w:sz w:val="23"/>
+          <w:szCs w:val="23"/>
+          <w:shd w:val="clear" w:color="auto" w:fill="FFFFFF"/>
+        </w:rPr>
+      </w:pPr>
+      <w:r>
+        <w:rPr>
+          <w:rFonts w:ascii="Segoe UI Historic" w:hAnsi="Segoe UI Historic" w:cs="Segoe UI Historic"/>
+          <w:color w:val="080809"/>
+          <w:sz w:val="23"/>
+          <w:szCs w:val="23"/>
+          <w:shd w:val="clear" w:color="auto" w:fill="FFFFFF"/>
+        </w:rPr>
+        <w:t>Quando Deus fazia merda, se arrependia, ele mesmo se retratava e perdoava seus próprios desvios.</w:t>
+      </w:r>
+    </w:p>
+    <w:p>
+      <w:pPr>
+        <w:shd w:val="clear" w:color="auto" w:fill="FFFFFF"/>
+        <w:spacing w:after="0" w:line="240" w:lineRule="auto"/>
+        <w:rPr>
+          <w:rFonts w:ascii="Segoe UI Historic" w:hAnsi="Segoe UI Historic" w:cs="Segoe UI Historic"/>
+          <w:color w:val="080809"/>
+          <w:sz w:val="23"/>
+          <w:szCs w:val="23"/>
+          <w:shd w:val="clear" w:color="auto" w:fill="FFFFFF"/>
+        </w:rPr>
+      </w:pPr>
+      <w:r>
+        <w:rPr>
+          <w:rFonts w:ascii="Segoe UI Historic" w:hAnsi="Segoe UI Historic" w:cs="Segoe UI Historic"/>
+          <w:color w:val="080809"/>
+          <w:sz w:val="23"/>
+          <w:szCs w:val="23"/>
+          <w:shd w:val="clear" w:color="auto" w:fill="FFFFFF"/>
+        </w:rPr>
+        <w:t>Sentindo desconforto com tamanha condescendência, Deus teve a ideia de se dividir em três, executivo, legislativo e judiciário, a divina trindade.</w:t>
+      </w:r>
+    </w:p>
+    <w:p>
+      <w:pPr>
+        <w:shd w:val="clear" w:color="auto" w:fill="FFFFFF"/>
+        <w:spacing w:after="0" w:line="240" w:lineRule="auto"/>
+        <w:rPr>
+          <w:rFonts w:ascii="Segoe UI Historic" w:hAnsi="Segoe UI Historic" w:cs="Segoe UI Historic"/>
+          <w:color w:val="080809"/>
+          <w:sz w:val="23"/>
+          <w:szCs w:val="23"/>
+          <w:shd w:val="clear" w:color="auto" w:fill="FFFFFF"/>
+        </w:rPr>
+      </w:pPr>
+      <w:r>
+        <w:rPr>
+          <w:rFonts w:ascii="Segoe UI Historic" w:hAnsi="Segoe UI Historic" w:cs="Segoe UI Historic"/>
+          <w:color w:val="080809"/>
+          <w:sz w:val="23"/>
+          <w:szCs w:val="23"/>
+          <w:shd w:val="clear" w:color="auto" w:fill="FFFFFF"/>
+        </w:rPr>
+        <w:t>No começo teve conflito, os três Deuses se fiscalizavam, se enfrentavam, se combatiam, se regulavam, quando seus interesses conflitavam, cada um não deixava o outro exagerar, se achar o Deus, cada um se sentia limitado pelo outro.</w:t>
+      </w:r>
+    </w:p>
+    <w:p>
+      <w:pPr>
+        <w:shd w:val="clear" w:color="auto" w:fill="FFFFFF"/>
+        <w:spacing w:after="0" w:line="240" w:lineRule="auto"/>
+        <w:rPr>
+          <w:rFonts w:ascii="Segoe UI Historic" w:hAnsi="Segoe UI Historic" w:cs="Segoe UI Historic"/>
+          <w:color w:val="080809"/>
+          <w:sz w:val="23"/>
+          <w:szCs w:val="23"/>
+          <w:shd w:val="clear" w:color="auto" w:fill="FFFFFF"/>
+        </w:rPr>
+      </w:pPr>
+      <w:r>
+        <w:rPr>
+          <w:rFonts w:ascii="Segoe UI Historic" w:hAnsi="Segoe UI Historic" w:cs="Segoe UI Historic"/>
+          <w:color w:val="080809"/>
+          <w:sz w:val="23"/>
+          <w:szCs w:val="23"/>
+          <w:shd w:val="clear" w:color="auto" w:fill="FFFFFF"/>
+        </w:rPr>
+        <w:t>Sentindo mais esse desconforto, reuniu Deus seus Deuses divididos, conciliou, fez acordos.</w:t>
+      </w:r>
+    </w:p>
+    <w:p>
+      <w:pPr>
+        <w:shd w:val="clear" w:color="auto" w:fill="FFFFFF"/>
+        <w:spacing w:after="0" w:line="240" w:lineRule="auto"/>
+        <w:rPr>
+          <w:rFonts w:ascii="Segoe UI Historic" w:hAnsi="Segoe UI Historic" w:cs="Segoe UI Historic"/>
+          <w:color w:val="080809"/>
+          <w:sz w:val="23"/>
+          <w:szCs w:val="23"/>
+          <w:shd w:val="clear" w:color="auto" w:fill="FFFFFF"/>
+        </w:rPr>
+      </w:pPr>
+      <w:r>
+        <w:rPr>
+          <w:rFonts w:ascii="Segoe UI Historic" w:hAnsi="Segoe UI Historic" w:cs="Segoe UI Historic"/>
+          <w:color w:val="080809"/>
+          <w:sz w:val="23"/>
+          <w:szCs w:val="23"/>
+          <w:shd w:val="clear" w:color="auto" w:fill="FFFFFF"/>
+        </w:rPr>
+        <w:t>Agora então Deus era Deus novamente, ninguém pra fiscalizar, vigiar, combater, regular.</w:t>
+      </w:r>
+    </w:p>
+    <w:p>
+      <w:pPr>
+        <w:shd w:val="clear" w:color="auto" w:fill="FFFFFF"/>
+        <w:spacing w:after="75" w:line="240" w:lineRule="auto"/>
+        <w:rPr>
+          <w:rFonts w:ascii="Segoe UI Historic" w:hAnsi="Segoe UI Historic" w:cs="Segoe UI Historic"/>
+          <w:color w:val="080809"/>
+          <w:sz w:val="23"/>
+          <w:szCs w:val="23"/>
+          <w:shd w:val="clear" w:color="auto" w:fill="FFFFFF"/>
+        </w:rPr>
+      </w:pPr>
+      <w:r>
+        <w:rPr>
+          <w:rFonts w:ascii="Segoe UI Historic" w:hAnsi="Segoe UI Historic" w:cs="Segoe UI Historic"/>
+          <w:color w:val="080809"/>
+          <w:sz w:val="23"/>
+          <w:szCs w:val="23"/>
+          <w:shd w:val="clear" w:color="auto" w:fill="FFFFFF"/>
+        </w:rPr>
+        <w:t>Deus passou a se sentir como um Deus.</w:t>
+      </w:r>
+    </w:p>
+    <w:p>
+      <w:pPr>
+        <w:shd w:val="clear" w:color="auto" w:fill="FFFFFF"/>
+        <w:spacing w:after="0" w:line="240" w:lineRule="auto"/>
+        <w:jc w:val="center"/>
+        <w:rPr>
+          <w:rFonts w:ascii="Segoe UI Historic" w:hAnsi="Segoe UI Historic" w:cs="Segoe UI Historic"/>
+          <w:color w:val="080809"/>
+          <w:sz w:val="23"/>
+          <w:szCs w:val="23"/>
+          <w:shd w:val="clear" w:color="auto" w:fill="FFFFFF"/>
+        </w:rPr>
+      </w:pPr>
+    </w:p>
+    <w:p>
+      <w:pPr>
+        <w:shd w:val="clear" w:color="auto" w:fill="FFFFFF"/>
+        <w:spacing w:after="0" w:line="240" w:lineRule="auto"/>
+        <w:rPr>
+          <w:rFonts w:ascii="Segoe UI Historic" w:hAnsi="Segoe UI Historic" w:cs="Segoe UI Historic"/>
+          <w:color w:val="080809"/>
+          <w:sz w:val="23"/>
+          <w:szCs w:val="23"/>
+          <w:shd w:val="clear" w:color="auto" w:fill="FFFFFF"/>
+        </w:rPr>
+      </w:pPr>
+    </w:p>
+    <w:p>
+      <w:pPr>
+        <w:shd w:val="clear" w:color="auto" w:fill="FFFFFF"/>
+        <w:spacing w:after="0" w:line="240" w:lineRule="auto"/>
+        <w:rPr>
+          <w:rFonts w:ascii="Segoe UI Historic" w:hAnsi="Segoe UI Historic" w:cs="Segoe UI Historic"/>
+          <w:color w:val="080809"/>
+          <w:sz w:val="23"/>
+          <w:szCs w:val="23"/>
+          <w:shd w:val="clear" w:color="auto" w:fill="FFFFFF"/>
+        </w:rPr>
+      </w:pPr>
+      <w:r>
+        <w:rPr>
+          <w:rFonts w:ascii="Segoe UI Historic" w:hAnsi="Segoe UI Historic" w:cs="Segoe UI Historic"/>
+          <w:color w:val="080809"/>
+          <w:sz w:val="23"/>
+          <w:szCs w:val="23"/>
+          <w:shd w:val="clear" w:color="auto" w:fill="FFFFFF"/>
+        </w:rPr>
+        <w:t xml:space="preserve">A gente consegue as coisas que planeja e tenta, pelo menos </w:t>
+      </w:r>
+      <w:proofErr w:type="spellStart"/>
+      <w:r>
+        <w:rPr>
+          <w:rFonts w:ascii="Segoe UI Historic" w:hAnsi="Segoe UI Historic" w:cs="Segoe UI Historic"/>
+          <w:color w:val="080809"/>
+          <w:sz w:val="23"/>
+          <w:szCs w:val="23"/>
+          <w:shd w:val="clear" w:color="auto" w:fill="FFFFFF"/>
+        </w:rPr>
+        <w:t>algumas</w:t>
+      </w:r>
+      <w:proofErr w:type="spellEnd"/>
+      <w:r>
+        <w:rPr>
+          <w:rFonts w:ascii="Segoe UI Historic" w:hAnsi="Segoe UI Historic" w:cs="Segoe UI Historic"/>
+          <w:color w:val="080809"/>
+          <w:sz w:val="23"/>
+          <w:szCs w:val="23"/>
+          <w:shd w:val="clear" w:color="auto" w:fill="FFFFFF"/>
+        </w:rPr>
+        <w:t>, mas é sempre mais difícil do que parecia na hora do plano, mesmo quando já parecia difícil no plano.</w:t>
+      </w:r>
+    </w:p>
+    <w:p>
+      <w:pPr>
+        <w:shd w:val="clear" w:color="auto" w:fill="FFFFFF"/>
+        <w:spacing w:after="0" w:line="240" w:lineRule="auto"/>
+        <w:rPr>
+          <w:rFonts w:ascii="Segoe UI Historic" w:eastAsia="Times New Roman" w:hAnsi="Segoe UI Historic" w:cs="Segoe UI Historic"/>
+          <w:color w:val="080809"/>
+          <w:sz w:val="23"/>
+          <w:szCs w:val="23"/>
+          <w:lang w:eastAsia="pt-BR"/>
+        </w:rPr>
+      </w:pPr>
+    </w:p>
+    <w:p>
+      <w:pPr>
+        <w:shd w:val="clear" w:color="auto" w:fill="FFFFFF"/>
+        <w:spacing w:after="0" w:line="240" w:lineRule="auto"/>
+        <w:rPr>
           <w:rFonts w:ascii="Segoe UI Historic" w:eastAsia="Times New Roman" w:hAnsi="Segoe UI Historic" w:cs="Segoe UI Historic"/>
           <w:color w:val="080809"/>
           <w:sz w:val="23"/>
@@ -59,8 +467,6 @@
           <w:lang w:eastAsia="pt-BR"/>
         </w:rPr>
       </w:pPr>
-      <w:bookmarkStart w:id="0" w:name="_GoBack"/>
-      <w:bookmarkEnd w:id="0"/>
     </w:p>
     <w:p>
       <w:pPr>
@@ -404,6 +810,7 @@
           <w:szCs w:val="23"/>
           <w:lang w:eastAsia="pt-BR"/>
         </w:rPr>
+        <w:lastRenderedPageBreak/>
         <w:t>Bolsa Família é só pra quem recebe até 218 reais por mês, quem recebe salário mínimo não precisa de auxílio pra viver com um mínimo de dignidade?</w:t>
       </w:r>
     </w:p>
@@ -612,7 +1019,7 @@
           <w:shd w:val="clear" w:color="auto" w:fill="FFFFFF"/>
         </w:rPr>
       </w:pPr>
-      <w:hyperlink r:id="rId4" w:history="1">
+      <w:hyperlink r:id="rId5" w:history="1">
         <w:r>
           <w:rPr>
             <w:rFonts w:ascii="inherit" w:eastAsia="Times New Roman" w:hAnsi="inherit" w:cs="Segoe UI Historic"/>
@@ -1085,7 +1492,18 @@
           <w:szCs w:val="23"/>
           <w:shd w:val="clear" w:color="auto" w:fill="FFFFFF"/>
         </w:rPr>
-        <w:t xml:space="preserve">estar ali </w:t>
+        <w:t xml:space="preserve">estar </w:t>
+      </w:r>
+      <w:r>
+        <w:rPr>
+          <w:rFonts w:ascii="Segoe UI Historic" w:hAnsi="Segoe UI Historic" w:cs="Segoe UI Historic"/>
+          <w:color w:val="080809"/>
+          <w:sz w:val="23"/>
+          <w:szCs w:val="23"/>
+          <w:shd w:val="clear" w:color="auto" w:fill="FFFFFF"/>
+        </w:rPr>
+        <w:lastRenderedPageBreak/>
+        <w:t xml:space="preserve">ali </w:t>
       </w:r>
       <w:r>
         <w:rPr>
@@ -1159,8 +1577,500 @@
           <w:szCs w:val="23"/>
           <w:shd w:val="clear" w:color="auto" w:fill="FFFFFF"/>
         </w:rPr>
-        <w:t xml:space="preserve">, o que significa que são inocentes, sem nenhuma indenização pelos danos causados </w:t>
-      </w:r>
+        <w:t>, o que significa que são inocentes, sem nenhuma indenização pelos danos causados durante esse período, como eu fui e não poderia ter ficado convivendo com presos condenados.</w:t>
+      </w:r>
+    </w:p>
+    <w:p>
+      <w:pPr>
+        <w:shd w:val="clear" w:color="auto" w:fill="FFFFFF"/>
+        <w:spacing w:after="0" w:line="240" w:lineRule="auto"/>
+        <w:jc w:val="both"/>
+        <w:rPr>
+          <w:rFonts w:ascii="Segoe UI Historic" w:hAnsi="Segoe UI Historic" w:cs="Segoe UI Historic"/>
+          <w:color w:val="080809"/>
+          <w:sz w:val="23"/>
+          <w:szCs w:val="23"/>
+          <w:shd w:val="clear" w:color="auto" w:fill="FFFFFF"/>
+        </w:rPr>
+      </w:pPr>
+      <w:r>
+        <w:rPr>
+          <w:rFonts w:ascii="Segoe UI Historic" w:hAnsi="Segoe UI Historic" w:cs="Segoe UI Historic"/>
+          <w:color w:val="080809"/>
+          <w:sz w:val="23"/>
+          <w:szCs w:val="23"/>
+          <w:shd w:val="clear" w:color="auto" w:fill="FFFFFF"/>
+        </w:rPr>
+        <w:t>A alimentação era, na maioria das vezes, razoável, mas às vezes vinha comida azeda, cheirando mal, como se fosse comida feita dias atrás.</w:t>
+      </w:r>
+    </w:p>
+    <w:p>
+      <w:pPr>
+        <w:shd w:val="clear" w:color="auto" w:fill="FFFFFF"/>
+        <w:spacing w:after="0" w:line="240" w:lineRule="auto"/>
+        <w:jc w:val="both"/>
+        <w:rPr>
+          <w:rFonts w:ascii="Segoe UI Historic" w:hAnsi="Segoe UI Historic" w:cs="Segoe UI Historic"/>
+          <w:color w:val="080809"/>
+          <w:sz w:val="23"/>
+          <w:szCs w:val="23"/>
+          <w:shd w:val="clear" w:color="auto" w:fill="FFFFFF"/>
+        </w:rPr>
+      </w:pPr>
+      <w:r>
+        <w:rPr>
+          <w:rFonts w:ascii="Segoe UI Historic" w:hAnsi="Segoe UI Historic" w:cs="Segoe UI Historic"/>
+          <w:color w:val="080809"/>
+          <w:sz w:val="23"/>
+          <w:szCs w:val="23"/>
+          <w:shd w:val="clear" w:color="auto" w:fill="FFFFFF"/>
+        </w:rPr>
+        <w:t>Muitos presos que estavam ali já tinham estado</w:t>
+      </w:r>
+      <w:r>
+        <w:rPr>
+          <w:rFonts w:ascii="Segoe UI Historic" w:hAnsi="Segoe UI Historic" w:cs="Segoe UI Historic"/>
+          <w:color w:val="080809"/>
+          <w:sz w:val="23"/>
+          <w:szCs w:val="23"/>
+          <w:shd w:val="clear" w:color="auto" w:fill="FFFFFF"/>
+        </w:rPr>
+        <w:t xml:space="preserve"> em</w:t>
+      </w:r>
+      <w:r>
+        <w:rPr>
+          <w:rFonts w:ascii="Segoe UI Historic" w:hAnsi="Segoe UI Historic" w:cs="Segoe UI Historic"/>
+          <w:color w:val="080809"/>
+          <w:sz w:val="23"/>
+          <w:szCs w:val="23"/>
+          <w:shd w:val="clear" w:color="auto" w:fill="FFFFFF"/>
+        </w:rPr>
+        <w:t xml:space="preserve"> outras cadeias e achavam que lá era até muito bom, comparado a outras que já passaram.</w:t>
+      </w:r>
+    </w:p>
+    <w:p>
+      <w:pPr>
+        <w:shd w:val="clear" w:color="auto" w:fill="FFFFFF"/>
+        <w:spacing w:after="0" w:line="240" w:lineRule="auto"/>
+        <w:jc w:val="both"/>
+        <w:rPr>
+          <w:rFonts w:ascii="Segoe UI Historic" w:hAnsi="Segoe UI Historic" w:cs="Segoe UI Historic"/>
+          <w:color w:val="080809"/>
+          <w:sz w:val="23"/>
+          <w:szCs w:val="23"/>
+          <w:shd w:val="clear" w:color="auto" w:fill="FFFFFF"/>
+        </w:rPr>
+      </w:pPr>
+      <w:r>
+        <w:rPr>
+          <w:rFonts w:ascii="Segoe UI Historic" w:hAnsi="Segoe UI Historic" w:cs="Segoe UI Historic"/>
+          <w:color w:val="080809"/>
+          <w:sz w:val="23"/>
+          <w:szCs w:val="23"/>
+          <w:shd w:val="clear" w:color="auto" w:fill="FFFFFF"/>
+        </w:rPr>
+        <w:t>O Brasil tem uma das maiores populações carcerárias do mundo, mais da metade é de presos que não foram julgados, muitos já cumpriram suas penas e mesmo assim não foram soltos.</w:t>
+      </w:r>
+    </w:p>
+    <w:p>
+      <w:pPr>
+        <w:shd w:val="clear" w:color="auto" w:fill="FFFFFF"/>
+        <w:spacing w:after="0" w:line="240" w:lineRule="auto"/>
+        <w:jc w:val="both"/>
+        <w:rPr>
+          <w:rFonts w:ascii="Segoe UI Historic" w:hAnsi="Segoe UI Historic" w:cs="Segoe UI Historic"/>
+          <w:color w:val="080809"/>
+          <w:sz w:val="23"/>
+          <w:szCs w:val="23"/>
+          <w:shd w:val="clear" w:color="auto" w:fill="FFFFFF"/>
+        </w:rPr>
+      </w:pPr>
+      <w:r>
+        <w:rPr>
+          <w:rFonts w:ascii="Segoe UI Historic" w:hAnsi="Segoe UI Historic" w:cs="Segoe UI Historic"/>
+          <w:color w:val="080809"/>
+          <w:sz w:val="23"/>
+          <w:szCs w:val="23"/>
+          <w:shd w:val="clear" w:color="auto" w:fill="FFFFFF"/>
+        </w:rPr>
+        <w:t xml:space="preserve">Eu até acho justo que </w:t>
+      </w:r>
+      <w:r>
+        <w:rPr>
+          <w:rFonts w:ascii="Segoe UI Historic" w:hAnsi="Segoe UI Historic" w:cs="Segoe UI Historic"/>
+          <w:color w:val="080809"/>
+          <w:sz w:val="23"/>
+          <w:szCs w:val="23"/>
+          <w:shd w:val="clear" w:color="auto" w:fill="FFFFFF"/>
+        </w:rPr>
+        <w:t xml:space="preserve">seja respeitada a </w:t>
+      </w:r>
+      <w:r>
+        <w:rPr>
+          <w:rFonts w:ascii="Segoe UI Historic" w:hAnsi="Segoe UI Historic" w:cs="Segoe UI Historic"/>
+          <w:color w:val="080809"/>
+          <w:sz w:val="23"/>
+          <w:szCs w:val="23"/>
+          <w:shd w:val="clear" w:color="auto" w:fill="FFFFFF"/>
+        </w:rPr>
+        <w:t>condiç</w:t>
+      </w:r>
+      <w:r>
+        <w:rPr>
+          <w:rFonts w:ascii="Segoe UI Historic" w:hAnsi="Segoe UI Historic" w:cs="Segoe UI Historic"/>
+          <w:color w:val="080809"/>
+          <w:sz w:val="23"/>
+          <w:szCs w:val="23"/>
+          <w:shd w:val="clear" w:color="auto" w:fill="FFFFFF"/>
+        </w:rPr>
+        <w:t>ão</w:t>
+      </w:r>
+      <w:r>
+        <w:rPr>
+          <w:rFonts w:ascii="Segoe UI Historic" w:hAnsi="Segoe UI Historic" w:cs="Segoe UI Historic"/>
+          <w:color w:val="080809"/>
+          <w:sz w:val="23"/>
+          <w:szCs w:val="23"/>
+          <w:shd w:val="clear" w:color="auto" w:fill="FFFFFF"/>
+        </w:rPr>
+        <w:t xml:space="preserve"> de saúde</w:t>
+      </w:r>
+      <w:r>
+        <w:rPr>
+          <w:rFonts w:ascii="Segoe UI Historic" w:hAnsi="Segoe UI Historic" w:cs="Segoe UI Historic"/>
+          <w:color w:val="080809"/>
+          <w:sz w:val="23"/>
+          <w:szCs w:val="23"/>
+          <w:shd w:val="clear" w:color="auto" w:fill="FFFFFF"/>
+        </w:rPr>
+        <w:t xml:space="preserve"> do preso, mas vamos começar por esse pessoal que estava só fumando um baseado, ou nem isso, depois a gente vê o caso </w:t>
+      </w:r>
+      <w:r>
+        <w:rPr>
+          <w:rFonts w:ascii="Segoe UI Historic" w:hAnsi="Segoe UI Historic" w:cs="Segoe UI Historic"/>
+          <w:color w:val="080809"/>
+          <w:sz w:val="23"/>
+          <w:szCs w:val="23"/>
+          <w:shd w:val="clear" w:color="auto" w:fill="FFFFFF"/>
+        </w:rPr>
+        <w:t>dos que estão há mais de um ano aguardando julgamento em confortáveis mansões chorando com crise de soluço, acostumado a comidas requintadas e cometeram crimes muito mais graves até do que os graves crimes que os condenaram</w:t>
+      </w:r>
+      <w:r>
+        <w:rPr>
+          <w:rFonts w:ascii="Segoe UI Historic" w:hAnsi="Segoe UI Historic" w:cs="Segoe UI Historic"/>
+          <w:color w:val="080809"/>
+          <w:sz w:val="23"/>
+          <w:szCs w:val="23"/>
+          <w:shd w:val="clear" w:color="auto" w:fill="FFFFFF"/>
+        </w:rPr>
+        <w:t>.</w:t>
+      </w:r>
+    </w:p>
+    <w:p>
+      <w:pPr>
+        <w:shd w:val="clear" w:color="auto" w:fill="FFFFFF"/>
+        <w:spacing w:after="0" w:line="240" w:lineRule="auto"/>
+        <w:jc w:val="both"/>
+        <w:rPr>
+          <w:rFonts w:ascii="Segoe UI Historic" w:hAnsi="Segoe UI Historic" w:cs="Segoe UI Historic"/>
+          <w:color w:val="080809"/>
+          <w:sz w:val="23"/>
+          <w:szCs w:val="23"/>
+          <w:shd w:val="clear" w:color="auto" w:fill="FFFFFF"/>
+        </w:rPr>
+      </w:pPr>
+      <w:r>
+        <w:rPr>
+          <w:rFonts w:ascii="Segoe UI Historic" w:hAnsi="Segoe UI Historic" w:cs="Segoe UI Historic"/>
+          <w:color w:val="080809"/>
+          <w:sz w:val="23"/>
+          <w:szCs w:val="23"/>
+          <w:shd w:val="clear" w:color="auto" w:fill="FFFFFF"/>
+        </w:rPr>
+        <w:t xml:space="preserve"> </w:t>
+      </w:r>
+    </w:p>
+    <w:p>
+      <w:pPr>
+        <w:shd w:val="clear" w:color="auto" w:fill="FFFFFF"/>
+        <w:spacing w:after="0" w:line="240" w:lineRule="auto"/>
+        <w:jc w:val="both"/>
+        <w:rPr>
+          <w:rFonts w:ascii="Segoe UI Historic" w:hAnsi="Segoe UI Historic" w:cs="Segoe UI Historic"/>
+          <w:color w:val="080809"/>
+          <w:sz w:val="23"/>
+          <w:szCs w:val="23"/>
+          <w:shd w:val="clear" w:color="auto" w:fill="FFFFFF"/>
+        </w:rPr>
+      </w:pPr>
+    </w:p>
+    <w:p>
+      <w:pPr>
+        <w:shd w:val="clear" w:color="auto" w:fill="FFFFFF"/>
+        <w:spacing w:after="0" w:line="240" w:lineRule="auto"/>
+        <w:jc w:val="both"/>
+        <w:rPr>
+          <w:rFonts w:ascii="Segoe UI Historic" w:hAnsi="Segoe UI Historic" w:cs="Segoe UI Historic"/>
+          <w:color w:val="080809"/>
+          <w:sz w:val="23"/>
+          <w:szCs w:val="23"/>
+          <w:shd w:val="clear" w:color="auto" w:fill="FFFFFF"/>
+        </w:rPr>
+      </w:pPr>
+    </w:p>
+    <w:p>
+      <w:pPr>
+        <w:shd w:val="clear" w:color="auto" w:fill="FFFFFF"/>
+        <w:spacing w:after="0" w:line="240" w:lineRule="auto"/>
+        <w:jc w:val="both"/>
+        <w:rPr>
+          <w:rFonts w:ascii="Segoe UI Historic" w:hAnsi="Segoe UI Historic" w:cs="Segoe UI Historic"/>
+          <w:color w:val="080809"/>
+          <w:sz w:val="23"/>
+          <w:szCs w:val="23"/>
+          <w:shd w:val="clear" w:color="auto" w:fill="FFFFFF"/>
+        </w:rPr>
+      </w:pPr>
+    </w:p>
+    <w:p>
+      <w:pPr>
+        <w:shd w:val="clear" w:color="auto" w:fill="FFFFFF"/>
+        <w:spacing w:after="0" w:line="240" w:lineRule="auto"/>
+        <w:jc w:val="both"/>
+        <w:rPr>
+          <w:rFonts w:ascii="Segoe UI Historic" w:hAnsi="Segoe UI Historic" w:cs="Segoe UI Historic"/>
+          <w:color w:val="080809"/>
+          <w:sz w:val="23"/>
+          <w:szCs w:val="23"/>
+          <w:shd w:val="clear" w:color="auto" w:fill="FFFFFF"/>
+        </w:rPr>
+      </w:pPr>
+      <w:r>
+        <w:rPr>
+          <w:rFonts w:ascii="Segoe UI Historic" w:hAnsi="Segoe UI Historic" w:cs="Segoe UI Historic"/>
+          <w:color w:val="080809"/>
+          <w:sz w:val="23"/>
+          <w:szCs w:val="23"/>
+          <w:shd w:val="clear" w:color="auto" w:fill="FFFFFF"/>
+        </w:rPr>
+        <w:t>NÃO PERCA A MELHOR PARTE DA CONVERSA</w:t>
+      </w:r>
+    </w:p>
+    <w:p>
+      <w:pPr>
+        <w:shd w:val="clear" w:color="auto" w:fill="FFFFFF"/>
+        <w:spacing w:after="0" w:line="240" w:lineRule="auto"/>
+        <w:jc w:val="both"/>
+        <w:rPr>
+          <w:rFonts w:ascii="Segoe UI Historic" w:hAnsi="Segoe UI Historic" w:cs="Segoe UI Historic"/>
+          <w:color w:val="080809"/>
+          <w:sz w:val="23"/>
+          <w:szCs w:val="23"/>
+          <w:shd w:val="clear" w:color="auto" w:fill="FFFFFF"/>
+        </w:rPr>
+      </w:pPr>
+    </w:p>
+    <w:p>
+      <w:pPr>
+        <w:shd w:val="clear" w:color="auto" w:fill="FFFFFF"/>
+        <w:spacing w:after="0" w:line="240" w:lineRule="auto"/>
+        <w:jc w:val="both"/>
+        <w:rPr>
+          <w:rFonts w:ascii="Segoe UI Historic" w:hAnsi="Segoe UI Historic" w:cs="Segoe UI Historic"/>
+          <w:color w:val="080809"/>
+          <w:sz w:val="23"/>
+          <w:szCs w:val="23"/>
+          <w:shd w:val="clear" w:color="auto" w:fill="FFFFFF"/>
+        </w:rPr>
+      </w:pPr>
+      <w:r>
+        <w:rPr>
+          <w:rFonts w:ascii="Segoe UI Historic" w:hAnsi="Segoe UI Historic" w:cs="Segoe UI Historic"/>
+          <w:color w:val="080809"/>
+          <w:sz w:val="23"/>
+          <w:szCs w:val="23"/>
+          <w:shd w:val="clear" w:color="auto" w:fill="FFFFFF"/>
+        </w:rPr>
+        <w:t>Parei pra tomar uma cerveja num lugar que morei e sinto saudade.</w:t>
+      </w:r>
+    </w:p>
+    <w:p>
+      <w:pPr>
+        <w:shd w:val="clear" w:color="auto" w:fill="FFFFFF"/>
+        <w:spacing w:after="0" w:line="240" w:lineRule="auto"/>
+        <w:jc w:val="both"/>
+        <w:rPr>
+          <w:rFonts w:ascii="Segoe UI Historic" w:hAnsi="Segoe UI Historic" w:cs="Segoe UI Historic"/>
+          <w:color w:val="080809"/>
+          <w:sz w:val="23"/>
+          <w:szCs w:val="23"/>
+          <w:shd w:val="clear" w:color="auto" w:fill="FFFFFF"/>
+        </w:rPr>
+      </w:pPr>
+      <w:r>
+        <w:rPr>
+          <w:rFonts w:ascii="Segoe UI Historic" w:hAnsi="Segoe UI Historic" w:cs="Segoe UI Historic"/>
+          <w:color w:val="080809"/>
+          <w:sz w:val="23"/>
+          <w:szCs w:val="23"/>
+          <w:shd w:val="clear" w:color="auto" w:fill="FFFFFF"/>
+        </w:rPr>
+        <w:t>Não lembro como essa conversa começou, estávamos o dentista do lugar, uma fazendeira do lugar que também era esposa do dentista, o diretor da escola da cidade próxima, a professora das crianças da escolinha, outro professor e eu.</w:t>
+      </w:r>
+    </w:p>
+    <w:p>
+      <w:pPr>
+        <w:shd w:val="clear" w:color="auto" w:fill="FFFFFF"/>
+        <w:spacing w:after="0" w:line="240" w:lineRule="auto"/>
+        <w:jc w:val="both"/>
+        <w:rPr>
+          <w:rFonts w:ascii="Segoe UI Historic" w:hAnsi="Segoe UI Historic" w:cs="Segoe UI Historic"/>
+          <w:color w:val="080809"/>
+          <w:sz w:val="23"/>
+          <w:szCs w:val="23"/>
+          <w:shd w:val="clear" w:color="auto" w:fill="FFFFFF"/>
+        </w:rPr>
+      </w:pPr>
+      <w:r>
+        <w:rPr>
+          <w:rFonts w:ascii="Segoe UI Historic" w:hAnsi="Segoe UI Historic" w:cs="Segoe UI Historic"/>
+          <w:color w:val="080809"/>
+          <w:sz w:val="23"/>
+          <w:szCs w:val="23"/>
+          <w:shd w:val="clear" w:color="auto" w:fill="FFFFFF"/>
+        </w:rPr>
+        <w:t>O dono do bar apareceu na nossa mesa e começou a dizer que, na opinião dele, maconheiro tinha que viver num lugar separado, sugeriu que murasse uma região e botasse os maconheiros ali dentro, isolados das pessoas de bem.</w:t>
+      </w:r>
+    </w:p>
+    <w:p>
+      <w:pPr>
+        <w:shd w:val="clear" w:color="auto" w:fill="FFFFFF"/>
+        <w:spacing w:after="0" w:line="240" w:lineRule="auto"/>
+        <w:jc w:val="both"/>
+        <w:rPr>
+          <w:rFonts w:ascii="Segoe UI Historic" w:hAnsi="Segoe UI Historic" w:cs="Segoe UI Historic"/>
+          <w:color w:val="080809"/>
+          <w:sz w:val="23"/>
+          <w:szCs w:val="23"/>
+          <w:shd w:val="clear" w:color="auto" w:fill="FFFFFF"/>
+        </w:rPr>
+      </w:pPr>
+      <w:r>
+        <w:rPr>
+          <w:rFonts w:ascii="Segoe UI Historic" w:hAnsi="Segoe UI Historic" w:cs="Segoe UI Historic"/>
+          <w:color w:val="080809"/>
+          <w:sz w:val="23"/>
+          <w:szCs w:val="23"/>
+          <w:shd w:val="clear" w:color="auto" w:fill="FFFFFF"/>
+        </w:rPr>
+        <w:t>Disse que o maconheiro vende as coisas de dentro</w:t>
+      </w:r>
+      <w:r>
+        <w:rPr>
+          <w:rFonts w:ascii="Segoe UI Historic" w:hAnsi="Segoe UI Historic" w:cs="Segoe UI Historic"/>
+          <w:color w:val="080809"/>
+          <w:sz w:val="23"/>
+          <w:szCs w:val="23"/>
+          <w:shd w:val="clear" w:color="auto" w:fill="FFFFFF"/>
+        </w:rPr>
+        <w:t xml:space="preserve"> </w:t>
+      </w:r>
+      <w:r>
+        <w:rPr>
+          <w:rFonts w:ascii="Segoe UI Historic" w:hAnsi="Segoe UI Historic" w:cs="Segoe UI Historic"/>
+          <w:color w:val="080809"/>
+          <w:sz w:val="23"/>
+          <w:szCs w:val="23"/>
+          <w:shd w:val="clear" w:color="auto" w:fill="FFFFFF"/>
+        </w:rPr>
+        <w:t xml:space="preserve">de casa e é capaz até de bater na própria mãe pra satisfazer o vício. </w:t>
+      </w:r>
+    </w:p>
+    <w:p>
+      <w:pPr>
+        <w:shd w:val="clear" w:color="auto" w:fill="FFFFFF"/>
+        <w:spacing w:after="0" w:line="240" w:lineRule="auto"/>
+        <w:jc w:val="both"/>
+        <w:rPr>
+          <w:rFonts w:ascii="Segoe UI Historic" w:hAnsi="Segoe UI Historic" w:cs="Segoe UI Historic"/>
+          <w:color w:val="080809"/>
+          <w:sz w:val="23"/>
+          <w:szCs w:val="23"/>
+          <w:shd w:val="clear" w:color="auto" w:fill="FFFFFF"/>
+        </w:rPr>
+      </w:pPr>
+      <w:r>
+        <w:rPr>
+          <w:rFonts w:ascii="Segoe UI Historic" w:hAnsi="Segoe UI Historic" w:cs="Segoe UI Historic"/>
+          <w:color w:val="080809"/>
+          <w:sz w:val="23"/>
+          <w:szCs w:val="23"/>
+          <w:shd w:val="clear" w:color="auto" w:fill="FFFFFF"/>
+        </w:rPr>
+        <w:t>Disse que o viciado, ou maconheiro, que pra ele não tinha diferença, atrapalham a vida da gente que quer viver direito e conquistar as coisas trabalhando honestamente.</w:t>
+      </w:r>
+    </w:p>
+    <w:p>
+      <w:pPr>
+        <w:shd w:val="clear" w:color="auto" w:fill="FFFFFF"/>
+        <w:spacing w:after="0" w:line="240" w:lineRule="auto"/>
+        <w:jc w:val="both"/>
+        <w:rPr>
+          <w:rFonts w:ascii="Segoe UI Historic" w:hAnsi="Segoe UI Historic" w:cs="Segoe UI Historic"/>
+          <w:color w:val="080809"/>
+          <w:sz w:val="23"/>
+          <w:szCs w:val="23"/>
+          <w:shd w:val="clear" w:color="auto" w:fill="FFFFFF"/>
+        </w:rPr>
+      </w:pPr>
+      <w:r>
+        <w:rPr>
+          <w:rFonts w:ascii="Segoe UI Historic" w:hAnsi="Segoe UI Historic" w:cs="Segoe UI Historic"/>
+          <w:color w:val="080809"/>
+          <w:sz w:val="23"/>
+          <w:szCs w:val="23"/>
+          <w:shd w:val="clear" w:color="auto" w:fill="FFFFFF"/>
+        </w:rPr>
+        <w:t xml:space="preserve">Quando ele acabou de falar e saiu, o dentista disse que se murassem esse lugar, ia ter movimento o dia inteiro de pessoas entrando pra tratar dos dentes, a professora da escolinha das crianças acrescentou que a escolinha teria que ser dentro desse lugar murado, o diretor da escola e o outro professor falaram que a escola também seria lá dentro. </w:t>
+      </w:r>
+    </w:p>
+    <w:p>
+      <w:pPr>
+        <w:shd w:val="clear" w:color="auto" w:fill="FFFFFF"/>
+        <w:spacing w:after="0" w:line="240" w:lineRule="auto"/>
+        <w:jc w:val="both"/>
+        <w:rPr>
+          <w:rFonts w:ascii="Segoe UI Historic" w:hAnsi="Segoe UI Historic" w:cs="Segoe UI Historic"/>
+          <w:color w:val="080809"/>
+          <w:sz w:val="23"/>
+          <w:szCs w:val="23"/>
+          <w:shd w:val="clear" w:color="auto" w:fill="FFFFFF"/>
+        </w:rPr>
+      </w:pPr>
+      <w:r>
+        <w:rPr>
+          <w:rFonts w:ascii="Segoe UI Historic" w:hAnsi="Segoe UI Historic" w:cs="Segoe UI Historic"/>
+          <w:color w:val="080809"/>
+          <w:sz w:val="23"/>
+          <w:szCs w:val="23"/>
+          <w:shd w:val="clear" w:color="auto" w:fill="FFFFFF"/>
+        </w:rPr>
+        <w:t>O dono do bar não sabia que naquela mesa, éramos todos maconheiros.</w:t>
+      </w:r>
+    </w:p>
+    <w:p>
+      <w:pPr>
+        <w:shd w:val="clear" w:color="auto" w:fill="FFFFFF"/>
+        <w:spacing w:after="0" w:line="240" w:lineRule="auto"/>
+        <w:jc w:val="both"/>
+        <w:rPr>
+          <w:rFonts w:ascii="Segoe UI Historic" w:hAnsi="Segoe UI Historic" w:cs="Segoe UI Historic"/>
+          <w:color w:val="080809"/>
+          <w:sz w:val="23"/>
+          <w:szCs w:val="23"/>
+          <w:shd w:val="clear" w:color="auto" w:fill="FFFFFF"/>
+        </w:rPr>
+      </w:pPr>
       <w:r>
         <w:rPr>
           <w:rFonts w:ascii="Segoe UI Historic" w:hAnsi="Segoe UI Historic" w:cs="Segoe UI Historic"/>
@@ -1170,508 +2080,6 @@
           <w:shd w:val="clear" w:color="auto" w:fill="FFFFFF"/>
         </w:rPr>
         <w:lastRenderedPageBreak/>
-        <w:t>durante esse período, como eu fui e não poderia ter ficado convivendo com presos condenados.</w:t>
-      </w:r>
-    </w:p>
-    <w:p>
-      <w:pPr>
-        <w:shd w:val="clear" w:color="auto" w:fill="FFFFFF"/>
-        <w:spacing w:after="0" w:line="240" w:lineRule="auto"/>
-        <w:jc w:val="both"/>
-        <w:rPr>
-          <w:rFonts w:ascii="Segoe UI Historic" w:hAnsi="Segoe UI Historic" w:cs="Segoe UI Historic"/>
-          <w:color w:val="080809"/>
-          <w:sz w:val="23"/>
-          <w:szCs w:val="23"/>
-          <w:shd w:val="clear" w:color="auto" w:fill="FFFFFF"/>
-        </w:rPr>
-      </w:pPr>
-      <w:r>
-        <w:rPr>
-          <w:rFonts w:ascii="Segoe UI Historic" w:hAnsi="Segoe UI Historic" w:cs="Segoe UI Historic"/>
-          <w:color w:val="080809"/>
-          <w:sz w:val="23"/>
-          <w:szCs w:val="23"/>
-          <w:shd w:val="clear" w:color="auto" w:fill="FFFFFF"/>
-        </w:rPr>
-        <w:t>A alimentação era, na maioria das vezes, razoável, mas às vezes vinha comida azeda, cheirando mal, como se fosse comida feita dias atrás.</w:t>
-      </w:r>
-    </w:p>
-    <w:p>
-      <w:pPr>
-        <w:shd w:val="clear" w:color="auto" w:fill="FFFFFF"/>
-        <w:spacing w:after="0" w:line="240" w:lineRule="auto"/>
-        <w:jc w:val="both"/>
-        <w:rPr>
-          <w:rFonts w:ascii="Segoe UI Historic" w:hAnsi="Segoe UI Historic" w:cs="Segoe UI Historic"/>
-          <w:color w:val="080809"/>
-          <w:sz w:val="23"/>
-          <w:szCs w:val="23"/>
-          <w:shd w:val="clear" w:color="auto" w:fill="FFFFFF"/>
-        </w:rPr>
-      </w:pPr>
-      <w:r>
-        <w:rPr>
-          <w:rFonts w:ascii="Segoe UI Historic" w:hAnsi="Segoe UI Historic" w:cs="Segoe UI Historic"/>
-          <w:color w:val="080809"/>
-          <w:sz w:val="23"/>
-          <w:szCs w:val="23"/>
-          <w:shd w:val="clear" w:color="auto" w:fill="FFFFFF"/>
-        </w:rPr>
-        <w:t>Muitos presos que estavam ali já tinham estado</w:t>
-      </w:r>
-      <w:r>
-        <w:rPr>
-          <w:rFonts w:ascii="Segoe UI Historic" w:hAnsi="Segoe UI Historic" w:cs="Segoe UI Historic"/>
-          <w:color w:val="080809"/>
-          <w:sz w:val="23"/>
-          <w:szCs w:val="23"/>
-          <w:shd w:val="clear" w:color="auto" w:fill="FFFFFF"/>
-        </w:rPr>
-        <w:t xml:space="preserve"> em</w:t>
-      </w:r>
-      <w:r>
-        <w:rPr>
-          <w:rFonts w:ascii="Segoe UI Historic" w:hAnsi="Segoe UI Historic" w:cs="Segoe UI Historic"/>
-          <w:color w:val="080809"/>
-          <w:sz w:val="23"/>
-          <w:szCs w:val="23"/>
-          <w:shd w:val="clear" w:color="auto" w:fill="FFFFFF"/>
-        </w:rPr>
-        <w:t xml:space="preserve"> outras cadeias e achavam que lá era até muito bom, comparado a outras que já passaram.</w:t>
-      </w:r>
-    </w:p>
-    <w:p>
-      <w:pPr>
-        <w:shd w:val="clear" w:color="auto" w:fill="FFFFFF"/>
-        <w:spacing w:after="0" w:line="240" w:lineRule="auto"/>
-        <w:jc w:val="both"/>
-        <w:rPr>
-          <w:rFonts w:ascii="Segoe UI Historic" w:hAnsi="Segoe UI Historic" w:cs="Segoe UI Historic"/>
-          <w:color w:val="080809"/>
-          <w:sz w:val="23"/>
-          <w:szCs w:val="23"/>
-          <w:shd w:val="clear" w:color="auto" w:fill="FFFFFF"/>
-        </w:rPr>
-      </w:pPr>
-      <w:r>
-        <w:rPr>
-          <w:rFonts w:ascii="Segoe UI Historic" w:hAnsi="Segoe UI Historic" w:cs="Segoe UI Historic"/>
-          <w:color w:val="080809"/>
-          <w:sz w:val="23"/>
-          <w:szCs w:val="23"/>
-          <w:shd w:val="clear" w:color="auto" w:fill="FFFFFF"/>
-        </w:rPr>
-        <w:t>O Brasil tem uma das maiores populações carcerárias do mundo, mais da metade é de presos que não foram julgados, muitos já cumpriram suas penas e mesmo assim não foram soltos.</w:t>
-      </w:r>
-    </w:p>
-    <w:p>
-      <w:pPr>
-        <w:shd w:val="clear" w:color="auto" w:fill="FFFFFF"/>
-        <w:spacing w:after="0" w:line="240" w:lineRule="auto"/>
-        <w:jc w:val="both"/>
-        <w:rPr>
-          <w:rFonts w:ascii="Segoe UI Historic" w:hAnsi="Segoe UI Historic" w:cs="Segoe UI Historic"/>
-          <w:color w:val="080809"/>
-          <w:sz w:val="23"/>
-          <w:szCs w:val="23"/>
-          <w:shd w:val="clear" w:color="auto" w:fill="FFFFFF"/>
-        </w:rPr>
-      </w:pPr>
-      <w:r>
-        <w:rPr>
-          <w:rFonts w:ascii="Segoe UI Historic" w:hAnsi="Segoe UI Historic" w:cs="Segoe UI Historic"/>
-          <w:color w:val="080809"/>
-          <w:sz w:val="23"/>
-          <w:szCs w:val="23"/>
-          <w:shd w:val="clear" w:color="auto" w:fill="FFFFFF"/>
-        </w:rPr>
-        <w:t xml:space="preserve">Eu até acho justo que </w:t>
-      </w:r>
-      <w:r>
-        <w:rPr>
-          <w:rFonts w:ascii="Segoe UI Historic" w:hAnsi="Segoe UI Historic" w:cs="Segoe UI Historic"/>
-          <w:color w:val="080809"/>
-          <w:sz w:val="23"/>
-          <w:szCs w:val="23"/>
-          <w:shd w:val="clear" w:color="auto" w:fill="FFFFFF"/>
-        </w:rPr>
-        <w:t xml:space="preserve">seja respeitada a </w:t>
-      </w:r>
-      <w:r>
-        <w:rPr>
-          <w:rFonts w:ascii="Segoe UI Historic" w:hAnsi="Segoe UI Historic" w:cs="Segoe UI Historic"/>
-          <w:color w:val="080809"/>
-          <w:sz w:val="23"/>
-          <w:szCs w:val="23"/>
-          <w:shd w:val="clear" w:color="auto" w:fill="FFFFFF"/>
-        </w:rPr>
-        <w:t>condiç</w:t>
-      </w:r>
-      <w:r>
-        <w:rPr>
-          <w:rFonts w:ascii="Segoe UI Historic" w:hAnsi="Segoe UI Historic" w:cs="Segoe UI Historic"/>
-          <w:color w:val="080809"/>
-          <w:sz w:val="23"/>
-          <w:szCs w:val="23"/>
-          <w:shd w:val="clear" w:color="auto" w:fill="FFFFFF"/>
-        </w:rPr>
-        <w:t>ão</w:t>
-      </w:r>
-      <w:r>
-        <w:rPr>
-          <w:rFonts w:ascii="Segoe UI Historic" w:hAnsi="Segoe UI Historic" w:cs="Segoe UI Historic"/>
-          <w:color w:val="080809"/>
-          <w:sz w:val="23"/>
-          <w:szCs w:val="23"/>
-          <w:shd w:val="clear" w:color="auto" w:fill="FFFFFF"/>
-        </w:rPr>
-        <w:t xml:space="preserve"> de saúde</w:t>
-      </w:r>
-      <w:r>
-        <w:rPr>
-          <w:rFonts w:ascii="Segoe UI Historic" w:hAnsi="Segoe UI Historic" w:cs="Segoe UI Historic"/>
-          <w:color w:val="080809"/>
-          <w:sz w:val="23"/>
-          <w:szCs w:val="23"/>
-          <w:shd w:val="clear" w:color="auto" w:fill="FFFFFF"/>
-        </w:rPr>
-        <w:t xml:space="preserve"> do preso, mas vamos começar por esse pessoal que estava só fumando um baseado, ou nem isso, depois a gente vê o caso </w:t>
-      </w:r>
-      <w:r>
-        <w:rPr>
-          <w:rFonts w:ascii="Segoe UI Historic" w:hAnsi="Segoe UI Historic" w:cs="Segoe UI Historic"/>
-          <w:color w:val="080809"/>
-          <w:sz w:val="23"/>
-          <w:szCs w:val="23"/>
-          <w:shd w:val="clear" w:color="auto" w:fill="FFFFFF"/>
-        </w:rPr>
-        <w:t>dos que estão há mais de um ano aguardando julgamento em confortáveis mansões chorando com crise de soluço, acostumado a comidas requintadas e cometeram crimes muito mais graves até do que os graves crimes que os condenaram</w:t>
-      </w:r>
-      <w:r>
-        <w:rPr>
-          <w:rFonts w:ascii="Segoe UI Historic" w:hAnsi="Segoe UI Historic" w:cs="Segoe UI Historic"/>
-          <w:color w:val="080809"/>
-          <w:sz w:val="23"/>
-          <w:szCs w:val="23"/>
-          <w:shd w:val="clear" w:color="auto" w:fill="FFFFFF"/>
-        </w:rPr>
-        <w:t>.</w:t>
-      </w:r>
-    </w:p>
-    <w:p>
-      <w:pPr>
-        <w:shd w:val="clear" w:color="auto" w:fill="FFFFFF"/>
-        <w:spacing w:after="0" w:line="240" w:lineRule="auto"/>
-        <w:jc w:val="both"/>
-        <w:rPr>
-          <w:rFonts w:ascii="Segoe UI Historic" w:hAnsi="Segoe UI Historic" w:cs="Segoe UI Historic"/>
-          <w:color w:val="080809"/>
-          <w:sz w:val="23"/>
-          <w:szCs w:val="23"/>
-          <w:shd w:val="clear" w:color="auto" w:fill="FFFFFF"/>
-        </w:rPr>
-      </w:pPr>
-      <w:r>
-        <w:rPr>
-          <w:rFonts w:ascii="Segoe UI Historic" w:hAnsi="Segoe UI Historic" w:cs="Segoe UI Historic"/>
-          <w:color w:val="080809"/>
-          <w:sz w:val="23"/>
-          <w:szCs w:val="23"/>
-          <w:shd w:val="clear" w:color="auto" w:fill="FFFFFF"/>
-        </w:rPr>
-        <w:t xml:space="preserve"> </w:t>
-      </w:r>
-    </w:p>
-    <w:p>
-      <w:pPr>
-        <w:shd w:val="clear" w:color="auto" w:fill="FFFFFF"/>
-        <w:spacing w:after="0" w:line="240" w:lineRule="auto"/>
-        <w:jc w:val="both"/>
-        <w:rPr>
-          <w:rFonts w:ascii="Segoe UI Historic" w:hAnsi="Segoe UI Historic" w:cs="Segoe UI Historic"/>
-          <w:color w:val="080809"/>
-          <w:sz w:val="23"/>
-          <w:szCs w:val="23"/>
-          <w:shd w:val="clear" w:color="auto" w:fill="FFFFFF"/>
-        </w:rPr>
-      </w:pPr>
-    </w:p>
-    <w:p>
-      <w:pPr>
-        <w:shd w:val="clear" w:color="auto" w:fill="FFFFFF"/>
-        <w:spacing w:after="0" w:line="240" w:lineRule="auto"/>
-        <w:jc w:val="both"/>
-        <w:rPr>
-          <w:rFonts w:ascii="Segoe UI Historic" w:hAnsi="Segoe UI Historic" w:cs="Segoe UI Historic"/>
-          <w:color w:val="080809"/>
-          <w:sz w:val="23"/>
-          <w:szCs w:val="23"/>
-          <w:shd w:val="clear" w:color="auto" w:fill="FFFFFF"/>
-        </w:rPr>
-      </w:pPr>
-    </w:p>
-    <w:p>
-      <w:pPr>
-        <w:shd w:val="clear" w:color="auto" w:fill="FFFFFF"/>
-        <w:spacing w:after="0" w:line="240" w:lineRule="auto"/>
-        <w:jc w:val="both"/>
-        <w:rPr>
-          <w:rFonts w:ascii="Segoe UI Historic" w:hAnsi="Segoe UI Historic" w:cs="Segoe UI Historic"/>
-          <w:color w:val="080809"/>
-          <w:sz w:val="23"/>
-          <w:szCs w:val="23"/>
-          <w:shd w:val="clear" w:color="auto" w:fill="FFFFFF"/>
-        </w:rPr>
-      </w:pPr>
-    </w:p>
-    <w:p>
-      <w:pPr>
-        <w:shd w:val="clear" w:color="auto" w:fill="FFFFFF"/>
-        <w:spacing w:after="0" w:line="240" w:lineRule="auto"/>
-        <w:jc w:val="both"/>
-        <w:rPr>
-          <w:rFonts w:ascii="Segoe UI Historic" w:hAnsi="Segoe UI Historic" w:cs="Segoe UI Historic"/>
-          <w:color w:val="080809"/>
-          <w:sz w:val="23"/>
-          <w:szCs w:val="23"/>
-          <w:shd w:val="clear" w:color="auto" w:fill="FFFFFF"/>
-        </w:rPr>
-      </w:pPr>
-      <w:r>
-        <w:rPr>
-          <w:rFonts w:ascii="Segoe UI Historic" w:hAnsi="Segoe UI Historic" w:cs="Segoe UI Historic"/>
-          <w:color w:val="080809"/>
-          <w:sz w:val="23"/>
-          <w:szCs w:val="23"/>
-          <w:shd w:val="clear" w:color="auto" w:fill="FFFFFF"/>
-        </w:rPr>
-        <w:t>NÃO PERCA A MELHOR PARTE DA CONVERSA</w:t>
-      </w:r>
-    </w:p>
-    <w:p>
-      <w:pPr>
-        <w:shd w:val="clear" w:color="auto" w:fill="FFFFFF"/>
-        <w:spacing w:after="0" w:line="240" w:lineRule="auto"/>
-        <w:jc w:val="both"/>
-        <w:rPr>
-          <w:rFonts w:ascii="Segoe UI Historic" w:hAnsi="Segoe UI Historic" w:cs="Segoe UI Historic"/>
-          <w:color w:val="080809"/>
-          <w:sz w:val="23"/>
-          <w:szCs w:val="23"/>
-          <w:shd w:val="clear" w:color="auto" w:fill="FFFFFF"/>
-        </w:rPr>
-      </w:pPr>
-    </w:p>
-    <w:p>
-      <w:pPr>
-        <w:shd w:val="clear" w:color="auto" w:fill="FFFFFF"/>
-        <w:spacing w:after="0" w:line="240" w:lineRule="auto"/>
-        <w:jc w:val="both"/>
-        <w:rPr>
-          <w:rFonts w:ascii="Segoe UI Historic" w:hAnsi="Segoe UI Historic" w:cs="Segoe UI Historic"/>
-          <w:color w:val="080809"/>
-          <w:sz w:val="23"/>
-          <w:szCs w:val="23"/>
-          <w:shd w:val="clear" w:color="auto" w:fill="FFFFFF"/>
-        </w:rPr>
-      </w:pPr>
-      <w:r>
-        <w:rPr>
-          <w:rFonts w:ascii="Segoe UI Historic" w:hAnsi="Segoe UI Historic" w:cs="Segoe UI Historic"/>
-          <w:color w:val="080809"/>
-          <w:sz w:val="23"/>
-          <w:szCs w:val="23"/>
-          <w:shd w:val="clear" w:color="auto" w:fill="FFFFFF"/>
-        </w:rPr>
-        <w:t>Parei pra tomar uma cerveja num lugar que morei e sinto saudade.</w:t>
-      </w:r>
-    </w:p>
-    <w:p>
-      <w:pPr>
-        <w:shd w:val="clear" w:color="auto" w:fill="FFFFFF"/>
-        <w:spacing w:after="0" w:line="240" w:lineRule="auto"/>
-        <w:jc w:val="both"/>
-        <w:rPr>
-          <w:rFonts w:ascii="Segoe UI Historic" w:hAnsi="Segoe UI Historic" w:cs="Segoe UI Historic"/>
-          <w:color w:val="080809"/>
-          <w:sz w:val="23"/>
-          <w:szCs w:val="23"/>
-          <w:shd w:val="clear" w:color="auto" w:fill="FFFFFF"/>
-        </w:rPr>
-      </w:pPr>
-      <w:r>
-        <w:rPr>
-          <w:rFonts w:ascii="Segoe UI Historic" w:hAnsi="Segoe UI Historic" w:cs="Segoe UI Historic"/>
-          <w:color w:val="080809"/>
-          <w:sz w:val="23"/>
-          <w:szCs w:val="23"/>
-          <w:shd w:val="clear" w:color="auto" w:fill="FFFFFF"/>
-        </w:rPr>
-        <w:t>Não lembro como essa conversa começou, estávamos o dentista do lugar, uma fazendeira do lugar que também era esposa do dentista, o diretor da escola da cidade próxima, a professora das crianças da escolinha, outro professor e eu.</w:t>
-      </w:r>
-    </w:p>
-    <w:p>
-      <w:pPr>
-        <w:shd w:val="clear" w:color="auto" w:fill="FFFFFF"/>
-        <w:spacing w:after="0" w:line="240" w:lineRule="auto"/>
-        <w:jc w:val="both"/>
-        <w:rPr>
-          <w:rFonts w:ascii="Segoe UI Historic" w:hAnsi="Segoe UI Historic" w:cs="Segoe UI Historic"/>
-          <w:color w:val="080809"/>
-          <w:sz w:val="23"/>
-          <w:szCs w:val="23"/>
-          <w:shd w:val="clear" w:color="auto" w:fill="FFFFFF"/>
-        </w:rPr>
-      </w:pPr>
-      <w:r>
-        <w:rPr>
-          <w:rFonts w:ascii="Segoe UI Historic" w:hAnsi="Segoe UI Historic" w:cs="Segoe UI Historic"/>
-          <w:color w:val="080809"/>
-          <w:sz w:val="23"/>
-          <w:szCs w:val="23"/>
-          <w:shd w:val="clear" w:color="auto" w:fill="FFFFFF"/>
-        </w:rPr>
-        <w:t>O dono do bar apareceu na nossa mesa e começou a dizer que, na opinião dele, maconheiro tinha que viver num lugar separado, sugeriu que murasse uma região e botasse os maconheiros ali dentro, isolados das pessoas de bem.</w:t>
-      </w:r>
-    </w:p>
-    <w:p>
-      <w:pPr>
-        <w:shd w:val="clear" w:color="auto" w:fill="FFFFFF"/>
-        <w:spacing w:after="0" w:line="240" w:lineRule="auto"/>
-        <w:jc w:val="both"/>
-        <w:rPr>
-          <w:rFonts w:ascii="Segoe UI Historic" w:hAnsi="Segoe UI Historic" w:cs="Segoe UI Historic"/>
-          <w:color w:val="080809"/>
-          <w:sz w:val="23"/>
-          <w:szCs w:val="23"/>
-          <w:shd w:val="clear" w:color="auto" w:fill="FFFFFF"/>
-        </w:rPr>
-      </w:pPr>
-      <w:r>
-        <w:rPr>
-          <w:rFonts w:ascii="Segoe UI Historic" w:hAnsi="Segoe UI Historic" w:cs="Segoe UI Historic"/>
-          <w:color w:val="080809"/>
-          <w:sz w:val="23"/>
-          <w:szCs w:val="23"/>
-          <w:shd w:val="clear" w:color="auto" w:fill="FFFFFF"/>
-        </w:rPr>
-        <w:t>Disse que o maconheiro vende as coisas de dentro</w:t>
-      </w:r>
-      <w:r>
-        <w:rPr>
-          <w:rFonts w:ascii="Segoe UI Historic" w:hAnsi="Segoe UI Historic" w:cs="Segoe UI Historic"/>
-          <w:color w:val="080809"/>
-          <w:sz w:val="23"/>
-          <w:szCs w:val="23"/>
-          <w:shd w:val="clear" w:color="auto" w:fill="FFFFFF"/>
-        </w:rPr>
-        <w:t xml:space="preserve"> </w:t>
-      </w:r>
-      <w:r>
-        <w:rPr>
-          <w:rFonts w:ascii="Segoe UI Historic" w:hAnsi="Segoe UI Historic" w:cs="Segoe UI Historic"/>
-          <w:color w:val="080809"/>
-          <w:sz w:val="23"/>
-          <w:szCs w:val="23"/>
-          <w:shd w:val="clear" w:color="auto" w:fill="FFFFFF"/>
-        </w:rPr>
-        <w:t xml:space="preserve">de casa e é capaz até de bater na própria mãe pra satisfazer o vício. </w:t>
-      </w:r>
-    </w:p>
-    <w:p>
-      <w:pPr>
-        <w:shd w:val="clear" w:color="auto" w:fill="FFFFFF"/>
-        <w:spacing w:after="0" w:line="240" w:lineRule="auto"/>
-        <w:jc w:val="both"/>
-        <w:rPr>
-          <w:rFonts w:ascii="Segoe UI Historic" w:hAnsi="Segoe UI Historic" w:cs="Segoe UI Historic"/>
-          <w:color w:val="080809"/>
-          <w:sz w:val="23"/>
-          <w:szCs w:val="23"/>
-          <w:shd w:val="clear" w:color="auto" w:fill="FFFFFF"/>
-        </w:rPr>
-      </w:pPr>
-      <w:r>
-        <w:rPr>
-          <w:rFonts w:ascii="Segoe UI Historic" w:hAnsi="Segoe UI Historic" w:cs="Segoe UI Historic"/>
-          <w:color w:val="080809"/>
-          <w:sz w:val="23"/>
-          <w:szCs w:val="23"/>
-          <w:shd w:val="clear" w:color="auto" w:fill="FFFFFF"/>
-        </w:rPr>
-        <w:t>Disse que o viciado, ou maconheiro, que pra ele não tinha diferença, atrapalham a vida da gente que quer viver direito e conquistar as coisas trabalhando honestamente.</w:t>
-      </w:r>
-    </w:p>
-    <w:p>
-      <w:pPr>
-        <w:shd w:val="clear" w:color="auto" w:fill="FFFFFF"/>
-        <w:spacing w:after="0" w:line="240" w:lineRule="auto"/>
-        <w:jc w:val="both"/>
-        <w:rPr>
-          <w:rFonts w:ascii="Segoe UI Historic" w:hAnsi="Segoe UI Historic" w:cs="Segoe UI Historic"/>
-          <w:color w:val="080809"/>
-          <w:sz w:val="23"/>
-          <w:szCs w:val="23"/>
-          <w:shd w:val="clear" w:color="auto" w:fill="FFFFFF"/>
-        </w:rPr>
-      </w:pPr>
-      <w:r>
-        <w:rPr>
-          <w:rFonts w:ascii="Segoe UI Historic" w:hAnsi="Segoe UI Historic" w:cs="Segoe UI Historic"/>
-          <w:color w:val="080809"/>
-          <w:sz w:val="23"/>
-          <w:szCs w:val="23"/>
-          <w:shd w:val="clear" w:color="auto" w:fill="FFFFFF"/>
-        </w:rPr>
-        <w:t xml:space="preserve">Quando ele acabou de falar e saiu, o dentista disse que se murassem esse lugar, ia ter movimento o dia inteiro de pessoas entrando pra tratar dos dentes, a professora da escolinha das crianças acrescentou que a escolinha teria que ser dentro desse lugar murado, o diretor da escola e o outro professor falaram que a escola também seria lá dentro. </w:t>
-      </w:r>
-    </w:p>
-    <w:p>
-      <w:pPr>
-        <w:shd w:val="clear" w:color="auto" w:fill="FFFFFF"/>
-        <w:spacing w:after="0" w:line="240" w:lineRule="auto"/>
-        <w:jc w:val="both"/>
-        <w:rPr>
-          <w:rFonts w:ascii="Segoe UI Historic" w:hAnsi="Segoe UI Historic" w:cs="Segoe UI Historic"/>
-          <w:color w:val="080809"/>
-          <w:sz w:val="23"/>
-          <w:szCs w:val="23"/>
-          <w:shd w:val="clear" w:color="auto" w:fill="FFFFFF"/>
-        </w:rPr>
-      </w:pPr>
-      <w:r>
-        <w:rPr>
-          <w:rFonts w:ascii="Segoe UI Historic" w:hAnsi="Segoe UI Historic" w:cs="Segoe UI Historic"/>
-          <w:color w:val="080809"/>
-          <w:sz w:val="23"/>
-          <w:szCs w:val="23"/>
-          <w:shd w:val="clear" w:color="auto" w:fill="FFFFFF"/>
-        </w:rPr>
-        <w:t>O dono do bar não sabia que naquela mesa, éramos todos maconheiros.</w:t>
-      </w:r>
-    </w:p>
-    <w:p>
-      <w:pPr>
-        <w:shd w:val="clear" w:color="auto" w:fill="FFFFFF"/>
-        <w:spacing w:after="0" w:line="240" w:lineRule="auto"/>
-        <w:jc w:val="both"/>
-        <w:rPr>
-          <w:rFonts w:ascii="Segoe UI Historic" w:hAnsi="Segoe UI Historic" w:cs="Segoe UI Historic"/>
-          <w:color w:val="080809"/>
-          <w:sz w:val="23"/>
-          <w:szCs w:val="23"/>
-          <w:shd w:val="clear" w:color="auto" w:fill="FFFFFF"/>
-        </w:rPr>
-      </w:pPr>
-      <w:r>
-        <w:rPr>
-          <w:rFonts w:ascii="Segoe UI Historic" w:hAnsi="Segoe UI Historic" w:cs="Segoe UI Historic"/>
-          <w:color w:val="080809"/>
-          <w:sz w:val="23"/>
-          <w:szCs w:val="23"/>
-          <w:shd w:val="clear" w:color="auto" w:fill="FFFFFF"/>
-        </w:rPr>
         <w:t>Todo mundo riu quando ele saiu, fiquei pensando que o dono do bar falou aquelas coisas, saiu e perdeu a melhor parte da conversa que aconteceu assim que ele saiu.</w:t>
       </w:r>
     </w:p>
@@ -2005,7 +2413,7 @@
                     </pic:cNvPicPr>
                   </pic:nvPicPr>
                   <pic:blipFill>
-                    <a:blip r:embed="rId5" cstate="print">
+                    <a:blip r:embed="rId6" cstate="print">
                       <a:extLst>
                         <a:ext uri="{28A0092B-C50C-407E-A947-70E740481C1C}">
                           <a14:useLocalDpi xmlns:a14="http://schemas.microsoft.com/office/drawing/2010/main" val="0"/>
@@ -2411,8 +2819,356 @@
           <w:szCs w:val="23"/>
           <w:lang w:eastAsia="pt-BR"/>
         </w:rPr>
-        <w:t xml:space="preserve">Talvez virar SAF seja mesmo inevitável, assim como foi inevitável, muitos anos atrás, estampar a marca do patrocinador na camisa com mais destaque até que o escudo do clube. Espero que virar SAF para o Fluminense, signifique disputar na parte de cima da </w:t>
-      </w:r>
+        <w:t xml:space="preserve">Talvez virar SAF seja mesmo inevitável, assim como foi inevitável, muitos anos atrás, estampar a marca do patrocinador na camisa com mais destaque até que o escudo do clube. Espero que virar SAF para o Fluminense, signifique disputar na parte de cima da tabela de todos os torneios que estivermos disputando, que disputemos os melhores torneios, que sejamos campeões com frequência. </w:t>
+      </w:r>
+    </w:p>
+    <w:p>
+      <w:pPr>
+        <w:shd w:val="clear" w:color="auto" w:fill="FFFFFF"/>
+        <w:spacing w:after="0" w:line="240" w:lineRule="auto"/>
+        <w:jc w:val="both"/>
+        <w:rPr>
+          <w:rFonts w:ascii="inherit" w:eastAsia="Times New Roman" w:hAnsi="inherit" w:cs="Segoe UI Historic"/>
+          <w:color w:val="080809"/>
+          <w:sz w:val="23"/>
+          <w:szCs w:val="23"/>
+          <w:lang w:eastAsia="pt-BR"/>
+        </w:rPr>
+      </w:pPr>
+      <w:r>
+        <w:rPr>
+          <w:rFonts w:ascii="inherit" w:eastAsia="Times New Roman" w:hAnsi="inherit" w:cs="Segoe UI Historic"/>
+          <w:color w:val="080809"/>
+          <w:sz w:val="23"/>
+          <w:szCs w:val="23"/>
+          <w:lang w:eastAsia="pt-BR"/>
+        </w:rPr>
+        <w:t>Também gostaria que isso de clubes brasileiros virando SAF signifique que os clubes brasileiros passarão a ter nível pra disputar a Copa do Mundo de Clubes e que isso valorize as ligas latino-americanas em relação às ligas europeias.</w:t>
+      </w:r>
+    </w:p>
+    <w:p>
+      <w:pPr>
+        <w:shd w:val="clear" w:color="auto" w:fill="FFFFFF"/>
+        <w:spacing w:after="0" w:line="240" w:lineRule="auto"/>
+        <w:jc w:val="center"/>
+        <w:rPr>
+          <w:rFonts w:ascii="inherit" w:eastAsia="Times New Roman" w:hAnsi="inherit" w:cs="Segoe UI Historic"/>
+          <w:color w:val="080809"/>
+          <w:sz w:val="23"/>
+          <w:szCs w:val="23"/>
+          <w:lang w:eastAsia="pt-BR"/>
+        </w:rPr>
+      </w:pPr>
+    </w:p>
+    <w:p>
+      <w:pPr>
+        <w:shd w:val="clear" w:color="auto" w:fill="FFFFFF"/>
+        <w:spacing w:after="0" w:line="240" w:lineRule="auto"/>
+        <w:jc w:val="center"/>
+        <w:rPr>
+          <w:rFonts w:ascii="inherit" w:eastAsia="Times New Roman" w:hAnsi="inherit" w:cs="Segoe UI Historic"/>
+          <w:color w:val="080809"/>
+          <w:sz w:val="23"/>
+          <w:szCs w:val="23"/>
+          <w:lang w:eastAsia="pt-BR"/>
+        </w:rPr>
+      </w:pPr>
+      <w:r>
+        <w:rPr>
+          <w:rFonts w:ascii="inherit" w:eastAsia="Times New Roman" w:hAnsi="inherit" w:cs="Segoe UI Historic"/>
+          <w:color w:val="080809"/>
+          <w:sz w:val="23"/>
+          <w:szCs w:val="23"/>
+          <w:lang w:eastAsia="pt-BR"/>
+        </w:rPr>
+        <w:t>PENSAMENTO ESSENCIALMENTE FILOSÓFICO</w:t>
+      </w:r>
+    </w:p>
+    <w:p>
+      <w:pPr>
+        <w:shd w:val="clear" w:color="auto" w:fill="FFFFFF"/>
+        <w:spacing w:after="0" w:line="240" w:lineRule="auto"/>
+        <w:jc w:val="both"/>
+        <w:rPr>
+          <w:rFonts w:ascii="inherit" w:eastAsia="Times New Roman" w:hAnsi="inherit" w:cs="Segoe UI Historic"/>
+          <w:color w:val="080809"/>
+          <w:sz w:val="23"/>
+          <w:szCs w:val="23"/>
+          <w:lang w:eastAsia="pt-BR"/>
+        </w:rPr>
+      </w:pPr>
+    </w:p>
+    <w:p>
+      <w:pPr>
+        <w:shd w:val="clear" w:color="auto" w:fill="FFFFFF"/>
+        <w:spacing w:after="0" w:line="240" w:lineRule="auto"/>
+        <w:jc w:val="both"/>
+        <w:rPr>
+          <w:rFonts w:ascii="inherit" w:eastAsia="Times New Roman" w:hAnsi="inherit" w:cs="Segoe UI Historic"/>
+          <w:color w:val="080809"/>
+          <w:sz w:val="23"/>
+          <w:szCs w:val="23"/>
+          <w:lang w:eastAsia="pt-BR"/>
+        </w:rPr>
+      </w:pPr>
+      <w:r>
+        <w:rPr>
+          <w:rFonts w:ascii="inherit" w:eastAsia="Times New Roman" w:hAnsi="inherit" w:cs="Segoe UI Historic"/>
+          <w:color w:val="080809"/>
+          <w:sz w:val="23"/>
+          <w:szCs w:val="23"/>
+          <w:lang w:eastAsia="pt-BR"/>
+        </w:rPr>
+        <w:t>Pensava, naquela época, que eu não era filósofo, mas meu pensamento era essencialmente filosófico.</w:t>
+      </w:r>
+    </w:p>
+    <w:p>
+      <w:pPr>
+        <w:shd w:val="clear" w:color="auto" w:fill="FFFFFF"/>
+        <w:spacing w:after="0" w:line="240" w:lineRule="auto"/>
+        <w:jc w:val="both"/>
+        <w:rPr>
+          <w:rFonts w:ascii="inherit" w:eastAsia="Times New Roman" w:hAnsi="inherit" w:cs="Segoe UI Historic"/>
+          <w:color w:val="080809"/>
+          <w:sz w:val="23"/>
+          <w:szCs w:val="23"/>
+          <w:lang w:eastAsia="pt-BR"/>
+        </w:rPr>
+      </w:pPr>
+      <w:r>
+        <w:rPr>
+          <w:rFonts w:ascii="inherit" w:eastAsia="Times New Roman" w:hAnsi="inherit" w:cs="Segoe UI Historic"/>
+          <w:color w:val="080809"/>
+          <w:sz w:val="23"/>
+          <w:szCs w:val="23"/>
+          <w:lang w:eastAsia="pt-BR"/>
+        </w:rPr>
+        <w:t>O único filósofo que conheci pessoalmente, se é que se chama de Filósofo, um doutor em filosofia, assim como chamamos médico um doutor em medicina, que me ouviu dizer isso, riu e respondeu que ou eu não sabia o que estava falando, ou estava escolhendo as palavras erradas pra falar o que queria, disse que eu não sabia o que é “essência”, não sabia o que é “Filosofia” e também não sabia o que é “pensamento”.</w:t>
+      </w:r>
+    </w:p>
+    <w:p>
+      <w:pPr>
+        <w:shd w:val="clear" w:color="auto" w:fill="FFFFFF"/>
+        <w:spacing w:after="0" w:line="240" w:lineRule="auto"/>
+        <w:jc w:val="both"/>
+        <w:rPr>
+          <w:rFonts w:ascii="inherit" w:eastAsia="Times New Roman" w:hAnsi="inherit" w:cs="Segoe UI Historic"/>
+          <w:color w:val="080809"/>
+          <w:sz w:val="23"/>
+          <w:szCs w:val="23"/>
+          <w:lang w:eastAsia="pt-BR"/>
+        </w:rPr>
+      </w:pPr>
+      <w:r>
+        <w:rPr>
+          <w:rFonts w:ascii="inherit" w:eastAsia="Times New Roman" w:hAnsi="inherit" w:cs="Segoe UI Historic"/>
+          <w:color w:val="080809"/>
+          <w:sz w:val="23"/>
+          <w:szCs w:val="23"/>
+          <w:lang w:eastAsia="pt-BR"/>
+        </w:rPr>
+        <w:t>Argumentei em favor do que tinha dito relembrando pensamentos meus muito antigos, pensamentos que tinham percorrido minha mente quando eu ainda era muito criança, muito criança mesmo, da época daquelas lembranças mais antigas que temos, onde o pensamento se divide entre o que a gente tem na lembrança e o que a gente não alcança lembrar.</w:t>
+      </w:r>
+    </w:p>
+    <w:p>
+      <w:pPr>
+        <w:shd w:val="clear" w:color="auto" w:fill="FFFFFF"/>
+        <w:spacing w:after="0" w:line="240" w:lineRule="auto"/>
+        <w:jc w:val="both"/>
+        <w:rPr>
+          <w:rFonts w:ascii="inherit" w:eastAsia="Times New Roman" w:hAnsi="inherit" w:cs="Segoe UI Historic"/>
+          <w:color w:val="080809"/>
+          <w:sz w:val="23"/>
+          <w:szCs w:val="23"/>
+          <w:lang w:eastAsia="pt-BR"/>
+        </w:rPr>
+      </w:pPr>
+      <w:r>
+        <w:rPr>
+          <w:rFonts w:ascii="inherit" w:eastAsia="Times New Roman" w:hAnsi="inherit" w:cs="Segoe UI Historic"/>
+          <w:color w:val="080809"/>
+          <w:sz w:val="23"/>
+          <w:szCs w:val="23"/>
+          <w:lang w:eastAsia="pt-BR"/>
+        </w:rPr>
+        <w:t xml:space="preserve">Quando tinha muito pouca idade, “aprendi a desenhar”, queria ser desenhista porque minha mãe era desenhista e eu admirava aquilo, parecia uma mágica, naquela época tinha um programa na televisão, “Tia </w:t>
+      </w:r>
+      <w:proofErr w:type="spellStart"/>
+      <w:r>
+        <w:rPr>
+          <w:rFonts w:ascii="inherit" w:eastAsia="Times New Roman" w:hAnsi="inherit" w:cs="Segoe UI Historic"/>
+          <w:color w:val="080809"/>
+          <w:sz w:val="23"/>
+          <w:szCs w:val="23"/>
+          <w:lang w:eastAsia="pt-BR"/>
+        </w:rPr>
+        <w:t>Gladis</w:t>
+      </w:r>
+      <w:proofErr w:type="spellEnd"/>
+      <w:r>
+        <w:rPr>
+          <w:rFonts w:ascii="inherit" w:eastAsia="Times New Roman" w:hAnsi="inherit" w:cs="Segoe UI Historic"/>
+          <w:color w:val="080809"/>
+          <w:sz w:val="23"/>
+          <w:szCs w:val="23"/>
+          <w:lang w:eastAsia="pt-BR"/>
+        </w:rPr>
+        <w:t xml:space="preserve"> e Seus Bichinhos” onde a tia </w:t>
+      </w:r>
+      <w:proofErr w:type="spellStart"/>
+      <w:r>
+        <w:rPr>
+          <w:rFonts w:ascii="inherit" w:eastAsia="Times New Roman" w:hAnsi="inherit" w:cs="Segoe UI Historic"/>
+          <w:color w:val="080809"/>
+          <w:sz w:val="23"/>
+          <w:szCs w:val="23"/>
+          <w:lang w:eastAsia="pt-BR"/>
+        </w:rPr>
+        <w:t>Gladis</w:t>
+      </w:r>
+      <w:proofErr w:type="spellEnd"/>
+      <w:r>
+        <w:rPr>
+          <w:rFonts w:ascii="inherit" w:eastAsia="Times New Roman" w:hAnsi="inherit" w:cs="Segoe UI Historic"/>
+          <w:color w:val="080809"/>
+          <w:sz w:val="23"/>
+          <w:szCs w:val="23"/>
+          <w:lang w:eastAsia="pt-BR"/>
+        </w:rPr>
+        <w:t xml:space="preserve"> desenhava ao vivo enquanto contava história, desenhar era um poder mágico que algumas pessoas tinham e eu queria ter.</w:t>
+      </w:r>
+    </w:p>
+    <w:p>
+      <w:pPr>
+        <w:shd w:val="clear" w:color="auto" w:fill="FFFFFF"/>
+        <w:spacing w:after="0" w:line="240" w:lineRule="auto"/>
+        <w:jc w:val="both"/>
+        <w:rPr>
+          <w:rFonts w:ascii="inherit" w:eastAsia="Times New Roman" w:hAnsi="inherit" w:cs="Segoe UI Historic"/>
+          <w:color w:val="080809"/>
+          <w:sz w:val="23"/>
+          <w:szCs w:val="23"/>
+          <w:lang w:eastAsia="pt-BR"/>
+        </w:rPr>
+      </w:pPr>
+      <w:r>
+        <w:rPr>
+          <w:rFonts w:ascii="inherit" w:eastAsia="Times New Roman" w:hAnsi="inherit" w:cs="Segoe UI Historic"/>
+          <w:color w:val="080809"/>
+          <w:sz w:val="23"/>
+          <w:szCs w:val="23"/>
+          <w:lang w:eastAsia="pt-BR"/>
+        </w:rPr>
+        <w:t>Sentava na privada pra cagar e por algum motivo que não sei qual, essa hora era um momento filosófico, era a hora de pensar. Em um momento desses, entendi que pra ser desenhista bastava enxergar “as linhas do mundo”, entendi, já com essa idade, que ser desenhista é, antes de saber desenhar, um jeito de ver.</w:t>
+      </w:r>
+    </w:p>
+    <w:p>
+      <w:pPr>
+        <w:shd w:val="clear" w:color="auto" w:fill="FFFFFF"/>
+        <w:spacing w:after="0" w:line="240" w:lineRule="auto"/>
+        <w:jc w:val="both"/>
+        <w:rPr>
+          <w:rFonts w:ascii="inherit" w:eastAsia="Times New Roman" w:hAnsi="inherit" w:cs="Segoe UI Historic"/>
+          <w:color w:val="080809"/>
+          <w:sz w:val="23"/>
+          <w:szCs w:val="23"/>
+          <w:lang w:eastAsia="pt-BR"/>
+        </w:rPr>
+      </w:pPr>
+      <w:r>
+        <w:rPr>
+          <w:rFonts w:ascii="inherit" w:eastAsia="Times New Roman" w:hAnsi="inherit" w:cs="Segoe UI Historic"/>
+          <w:color w:val="080809"/>
+          <w:sz w:val="23"/>
+          <w:szCs w:val="23"/>
+          <w:lang w:eastAsia="pt-BR"/>
+        </w:rPr>
+        <w:t>Entendi que todas as coisas são delineadas, limitadas, contidas, separadas pelas linhas do mundo. Lembro que ia na janela do quarto andar, onde morava minha avó, olhava lá de cima a distância até o chão, ficava largando coisas da janela, acompanhando a trajetória e vendo-as se chocar no chão, forçando o limite entre as linhas do mundo.</w:t>
+      </w:r>
+    </w:p>
+    <w:p>
+      <w:pPr>
+        <w:shd w:val="clear" w:color="auto" w:fill="FFFFFF"/>
+        <w:spacing w:after="0" w:line="240" w:lineRule="auto"/>
+        <w:jc w:val="both"/>
+        <w:rPr>
+          <w:rFonts w:ascii="inherit" w:eastAsia="Times New Roman" w:hAnsi="inherit" w:cs="Segoe UI Historic"/>
+          <w:color w:val="080809"/>
+          <w:sz w:val="23"/>
+          <w:szCs w:val="23"/>
+          <w:lang w:eastAsia="pt-BR"/>
+        </w:rPr>
+      </w:pPr>
+      <w:r>
+        <w:rPr>
+          <w:rFonts w:ascii="inherit" w:eastAsia="Times New Roman" w:hAnsi="inherit" w:cs="Segoe UI Historic"/>
+          <w:color w:val="080809"/>
+          <w:sz w:val="23"/>
+          <w:szCs w:val="23"/>
+          <w:lang w:eastAsia="pt-BR"/>
+        </w:rPr>
+        <w:t xml:space="preserve">Depois desse pensamento, não olhava mais pro mundo como antes, era o mesmo mundo, mas agora meu olho desenhava o mundo na imaginação, procurava o contorno das coisas, lembro que cheguei a desenhar alguns de meus primeiros desenhos de olho fechado, era eu com um lápis em frente à folha branca, parado de olho fechado, até fazer o desenho todo, ou boa parte dele, pra só depois abrir os olhos e passar </w:t>
+      </w:r>
+      <w:proofErr w:type="spellStart"/>
+      <w:r>
+        <w:rPr>
+          <w:rFonts w:ascii="inherit" w:eastAsia="Times New Roman" w:hAnsi="inherit" w:cs="Segoe UI Historic"/>
+          <w:color w:val="080809"/>
+          <w:sz w:val="23"/>
+          <w:szCs w:val="23"/>
+          <w:lang w:eastAsia="pt-BR"/>
+        </w:rPr>
+        <w:t>pro</w:t>
+      </w:r>
+      <w:proofErr w:type="spellEnd"/>
+      <w:r>
+        <w:rPr>
+          <w:rFonts w:ascii="inherit" w:eastAsia="Times New Roman" w:hAnsi="inherit" w:cs="Segoe UI Historic"/>
+          <w:color w:val="080809"/>
+          <w:sz w:val="23"/>
+          <w:szCs w:val="23"/>
+          <w:lang w:eastAsia="pt-BR"/>
+        </w:rPr>
+        <w:t xml:space="preserve"> papel o desenho que tinha desenhado na imaginação.</w:t>
+      </w:r>
+    </w:p>
+    <w:p>
+      <w:pPr>
+        <w:shd w:val="clear" w:color="auto" w:fill="FFFFFF"/>
+        <w:spacing w:after="0" w:line="240" w:lineRule="auto"/>
+        <w:jc w:val="both"/>
+        <w:rPr>
+          <w:rFonts w:ascii="inherit" w:eastAsia="Times New Roman" w:hAnsi="inherit" w:cs="Segoe UI Historic"/>
+          <w:color w:val="080809"/>
+          <w:sz w:val="23"/>
+          <w:szCs w:val="23"/>
+          <w:lang w:eastAsia="pt-BR"/>
+        </w:rPr>
+      </w:pPr>
+      <w:r>
+        <w:rPr>
+          <w:rFonts w:ascii="inherit" w:eastAsia="Times New Roman" w:hAnsi="inherit" w:cs="Segoe UI Historic"/>
+          <w:color w:val="080809"/>
+          <w:sz w:val="23"/>
+          <w:szCs w:val="23"/>
+          <w:lang w:eastAsia="pt-BR"/>
+        </w:rPr>
+        <w:t>Os desenhistas sabem do que estou falando, ser desenhista é muito mais uma maneira de ver o mundo que a habilidade de desenhar, ou a habilidade de “passar o desenho pro papel”. Com o tempo, o próprio lápis vai aprendendo a desenhar e a gente não precisa mais perder esse tempo de imaginar de olhos fechados, é só soltar o lápis na folha branca que ele já lê o pensamento da gente e passa o que está na imaginação pro papel.</w:t>
+      </w:r>
+    </w:p>
+    <w:p>
+      <w:pPr>
+        <w:shd w:val="clear" w:color="auto" w:fill="FFFFFF"/>
+        <w:spacing w:after="0" w:line="240" w:lineRule="auto"/>
+        <w:jc w:val="both"/>
+        <w:rPr>
+          <w:rFonts w:ascii="inherit" w:eastAsia="Times New Roman" w:hAnsi="inherit" w:cs="Segoe UI Historic"/>
+          <w:color w:val="080809"/>
+          <w:sz w:val="23"/>
+          <w:szCs w:val="23"/>
+          <w:lang w:eastAsia="pt-BR"/>
+        </w:rPr>
+      </w:pPr>
       <w:r>
         <w:rPr>
           <w:rFonts w:ascii="inherit" w:eastAsia="Times New Roman" w:hAnsi="inherit" w:cs="Segoe UI Historic"/>
@@ -2422,179 +3178,7 @@
           <w:lang w:eastAsia="pt-BR"/>
         </w:rPr>
         <w:lastRenderedPageBreak/>
-        <w:t xml:space="preserve">tabela de todos os torneios que estivermos disputando, que disputemos os melhores torneios, que sejamos campeões com frequência. </w:t>
-      </w:r>
-    </w:p>
-    <w:p>
-      <w:pPr>
-        <w:shd w:val="clear" w:color="auto" w:fill="FFFFFF"/>
-        <w:spacing w:after="0" w:line="240" w:lineRule="auto"/>
-        <w:jc w:val="both"/>
-        <w:rPr>
-          <w:rFonts w:ascii="inherit" w:eastAsia="Times New Roman" w:hAnsi="inherit" w:cs="Segoe UI Historic"/>
-          <w:color w:val="080809"/>
-          <w:sz w:val="23"/>
-          <w:szCs w:val="23"/>
-          <w:lang w:eastAsia="pt-BR"/>
-        </w:rPr>
-      </w:pPr>
-      <w:r>
-        <w:rPr>
-          <w:rFonts w:ascii="inherit" w:eastAsia="Times New Roman" w:hAnsi="inherit" w:cs="Segoe UI Historic"/>
-          <w:color w:val="080809"/>
-          <w:sz w:val="23"/>
-          <w:szCs w:val="23"/>
-          <w:lang w:eastAsia="pt-BR"/>
-        </w:rPr>
-        <w:t>Também gostaria que isso de clubes brasileiros virando SAF signifique que os clubes brasileiros passarão a ter nível pra disputar a Copa do Mundo de Clubes e que isso valorize as ligas latino-americanas em relação às ligas europeias.</w:t>
-      </w:r>
-    </w:p>
-    <w:p>
-      <w:pPr>
-        <w:shd w:val="clear" w:color="auto" w:fill="FFFFFF"/>
-        <w:spacing w:after="0" w:line="240" w:lineRule="auto"/>
-        <w:jc w:val="center"/>
-        <w:rPr>
-          <w:rFonts w:ascii="inherit" w:eastAsia="Times New Roman" w:hAnsi="inherit" w:cs="Segoe UI Historic"/>
-          <w:color w:val="080809"/>
-          <w:sz w:val="23"/>
-          <w:szCs w:val="23"/>
-          <w:lang w:eastAsia="pt-BR"/>
-        </w:rPr>
-      </w:pPr>
-    </w:p>
-    <w:p>
-      <w:pPr>
-        <w:shd w:val="clear" w:color="auto" w:fill="FFFFFF"/>
-        <w:spacing w:after="0" w:line="240" w:lineRule="auto"/>
-        <w:jc w:val="center"/>
-        <w:rPr>
-          <w:rFonts w:ascii="inherit" w:eastAsia="Times New Roman" w:hAnsi="inherit" w:cs="Segoe UI Historic"/>
-          <w:color w:val="080809"/>
-          <w:sz w:val="23"/>
-          <w:szCs w:val="23"/>
-          <w:lang w:eastAsia="pt-BR"/>
-        </w:rPr>
-      </w:pPr>
-      <w:r>
-        <w:rPr>
-          <w:rFonts w:ascii="inherit" w:eastAsia="Times New Roman" w:hAnsi="inherit" w:cs="Segoe UI Historic"/>
-          <w:color w:val="080809"/>
-          <w:sz w:val="23"/>
-          <w:szCs w:val="23"/>
-          <w:lang w:eastAsia="pt-BR"/>
-        </w:rPr>
-        <w:t>PENSAMENTO ESSENCIALMENTE FILOSÓFICO</w:t>
-      </w:r>
-    </w:p>
-    <w:p>
-      <w:pPr>
-        <w:shd w:val="clear" w:color="auto" w:fill="FFFFFF"/>
-        <w:spacing w:after="0" w:line="240" w:lineRule="auto"/>
-        <w:jc w:val="both"/>
-        <w:rPr>
-          <w:rFonts w:ascii="inherit" w:eastAsia="Times New Roman" w:hAnsi="inherit" w:cs="Segoe UI Historic"/>
-          <w:color w:val="080809"/>
-          <w:sz w:val="23"/>
-          <w:szCs w:val="23"/>
-          <w:lang w:eastAsia="pt-BR"/>
-        </w:rPr>
-      </w:pPr>
-    </w:p>
-    <w:p>
-      <w:pPr>
-        <w:shd w:val="clear" w:color="auto" w:fill="FFFFFF"/>
-        <w:spacing w:after="0" w:line="240" w:lineRule="auto"/>
-        <w:jc w:val="both"/>
-        <w:rPr>
-          <w:rFonts w:ascii="inherit" w:eastAsia="Times New Roman" w:hAnsi="inherit" w:cs="Segoe UI Historic"/>
-          <w:color w:val="080809"/>
-          <w:sz w:val="23"/>
-          <w:szCs w:val="23"/>
-          <w:lang w:eastAsia="pt-BR"/>
-        </w:rPr>
-      </w:pPr>
-      <w:r>
-        <w:rPr>
-          <w:rFonts w:ascii="inherit" w:eastAsia="Times New Roman" w:hAnsi="inherit" w:cs="Segoe UI Historic"/>
-          <w:color w:val="080809"/>
-          <w:sz w:val="23"/>
-          <w:szCs w:val="23"/>
-          <w:lang w:eastAsia="pt-BR"/>
-        </w:rPr>
-        <w:t>Pensava, naquela época, que eu não era filósofo, mas meu pensamento era essencialmente filosófico.</w:t>
-      </w:r>
-    </w:p>
-    <w:p>
-      <w:pPr>
-        <w:shd w:val="clear" w:color="auto" w:fill="FFFFFF"/>
-        <w:spacing w:after="0" w:line="240" w:lineRule="auto"/>
-        <w:jc w:val="both"/>
-        <w:rPr>
-          <w:rFonts w:ascii="inherit" w:eastAsia="Times New Roman" w:hAnsi="inherit" w:cs="Segoe UI Historic"/>
-          <w:color w:val="080809"/>
-          <w:sz w:val="23"/>
-          <w:szCs w:val="23"/>
-          <w:lang w:eastAsia="pt-BR"/>
-        </w:rPr>
-      </w:pPr>
-      <w:r>
-        <w:rPr>
-          <w:rFonts w:ascii="inherit" w:eastAsia="Times New Roman" w:hAnsi="inherit" w:cs="Segoe UI Historic"/>
-          <w:color w:val="080809"/>
-          <w:sz w:val="23"/>
-          <w:szCs w:val="23"/>
-          <w:lang w:eastAsia="pt-BR"/>
-        </w:rPr>
-        <w:t>O único filósofo que conheci pessoalmente, se é que se chama de Filósofo, um doutor em filosofia, assim como chamamos médico um doutor em medicina, que me ouviu dizer isso, riu e respondeu que ou eu não sabia o que estava falando, ou estava escolhendo as palavras erradas pra falar o que queria, disse que eu não sabia o que é “essência”, não sabia o que é “Filosofia” e também não sabia o que é “pensamento”.</w:t>
-      </w:r>
-    </w:p>
-    <w:p>
-      <w:pPr>
-        <w:shd w:val="clear" w:color="auto" w:fill="FFFFFF"/>
-        <w:spacing w:after="0" w:line="240" w:lineRule="auto"/>
-        <w:jc w:val="both"/>
-        <w:rPr>
-          <w:rFonts w:ascii="inherit" w:eastAsia="Times New Roman" w:hAnsi="inherit" w:cs="Segoe UI Historic"/>
-          <w:color w:val="080809"/>
-          <w:sz w:val="23"/>
-          <w:szCs w:val="23"/>
-          <w:lang w:eastAsia="pt-BR"/>
-        </w:rPr>
-      </w:pPr>
-      <w:r>
-        <w:rPr>
-          <w:rFonts w:ascii="inherit" w:eastAsia="Times New Roman" w:hAnsi="inherit" w:cs="Segoe UI Historic"/>
-          <w:color w:val="080809"/>
-          <w:sz w:val="23"/>
-          <w:szCs w:val="23"/>
-          <w:lang w:eastAsia="pt-BR"/>
-        </w:rPr>
-        <w:t>Argumentei em favor do que tinha dito relembrando pensamentos meus muito antigos, pensamentos que tinham percorrido minha mente quando eu ainda era muito criança, muito criança mesmo, da época daquelas lembranças mais antigas que temos, onde o pensamento se divide entre o que a gente tem na lembrança e o que a gente não alcança lembrar.</w:t>
-      </w:r>
-    </w:p>
-    <w:p>
-      <w:pPr>
-        <w:shd w:val="clear" w:color="auto" w:fill="FFFFFF"/>
-        <w:spacing w:after="0" w:line="240" w:lineRule="auto"/>
-        <w:jc w:val="both"/>
-        <w:rPr>
-          <w:rFonts w:ascii="inherit" w:eastAsia="Times New Roman" w:hAnsi="inherit" w:cs="Segoe UI Historic"/>
-          <w:color w:val="080809"/>
-          <w:sz w:val="23"/>
-          <w:szCs w:val="23"/>
-          <w:lang w:eastAsia="pt-BR"/>
-        </w:rPr>
-      </w:pPr>
-      <w:r>
-        <w:rPr>
-          <w:rFonts w:ascii="inherit" w:eastAsia="Times New Roman" w:hAnsi="inherit" w:cs="Segoe UI Historic"/>
-          <w:color w:val="080809"/>
-          <w:sz w:val="23"/>
-          <w:szCs w:val="23"/>
-          <w:lang w:eastAsia="pt-BR"/>
-        </w:rPr>
-        <w:t xml:space="preserve">Quando tinha muito pouca idade, “aprendi a desenhar”, queria ser desenhista porque minha mãe era desenhista e eu admirava aquilo, parecia uma mágica, naquela época tinha um programa na televisão, “Tia </w:t>
+        <w:t xml:space="preserve">Esse pensamento mora em mim até hoje, mas foi mudando com o tempo, outra ideia de criança, essa já mais velho, que lembro, foi uma ideia da época da “alfabetização”, a alfabetização era uma etapa do ensino regular, anterior ao ensino básico, hoje não existe mais, a alfabetização vinha antes da primeira série. A professora deu uma aula que ficou gravada na minha cabeça até hoje, que saudade da Dona </w:t>
       </w:r>
       <w:proofErr w:type="spellStart"/>
       <w:r>
@@ -2605,7 +3189,7 @@
           <w:szCs w:val="23"/>
           <w:lang w:eastAsia="pt-BR"/>
         </w:rPr>
-        <w:t>Gladis</w:t>
+        <w:t>Devoni</w:t>
       </w:r>
       <w:proofErr w:type="spellEnd"/>
       <w:r>
@@ -2616,204 +3200,7 @@
           <w:szCs w:val="23"/>
           <w:lang w:eastAsia="pt-BR"/>
         </w:rPr>
-        <w:t xml:space="preserve"> e Seus Bichinhos” onde a tia </w:t>
-      </w:r>
-      <w:proofErr w:type="spellStart"/>
-      <w:r>
-        <w:rPr>
-          <w:rFonts w:ascii="inherit" w:eastAsia="Times New Roman" w:hAnsi="inherit" w:cs="Segoe UI Historic"/>
-          <w:color w:val="080809"/>
-          <w:sz w:val="23"/>
-          <w:szCs w:val="23"/>
-          <w:lang w:eastAsia="pt-BR"/>
-        </w:rPr>
-        <w:t>Gladis</w:t>
-      </w:r>
-      <w:proofErr w:type="spellEnd"/>
-      <w:r>
-        <w:rPr>
-          <w:rFonts w:ascii="inherit" w:eastAsia="Times New Roman" w:hAnsi="inherit" w:cs="Segoe UI Historic"/>
-          <w:color w:val="080809"/>
-          <w:sz w:val="23"/>
-          <w:szCs w:val="23"/>
-          <w:lang w:eastAsia="pt-BR"/>
-        </w:rPr>
-        <w:t xml:space="preserve"> desenhava ao vivo enquanto contava história, desenhar era um poder mágico que algumas pessoas tinham e eu queria ter.</w:t>
-      </w:r>
-    </w:p>
-    <w:p>
-      <w:pPr>
-        <w:shd w:val="clear" w:color="auto" w:fill="FFFFFF"/>
-        <w:spacing w:after="0" w:line="240" w:lineRule="auto"/>
-        <w:jc w:val="both"/>
-        <w:rPr>
-          <w:rFonts w:ascii="inherit" w:eastAsia="Times New Roman" w:hAnsi="inherit" w:cs="Segoe UI Historic"/>
-          <w:color w:val="080809"/>
-          <w:sz w:val="23"/>
-          <w:szCs w:val="23"/>
-          <w:lang w:eastAsia="pt-BR"/>
-        </w:rPr>
-      </w:pPr>
-      <w:r>
-        <w:rPr>
-          <w:rFonts w:ascii="inherit" w:eastAsia="Times New Roman" w:hAnsi="inherit" w:cs="Segoe UI Historic"/>
-          <w:color w:val="080809"/>
-          <w:sz w:val="23"/>
-          <w:szCs w:val="23"/>
-          <w:lang w:eastAsia="pt-BR"/>
-        </w:rPr>
-        <w:t>Sentava na privada pra cagar e por algum motivo que não sei qual, essa hora era um momento filosófico, era a hora de pensar. Em um momento desses, entendi que pra ser desenhista bastava enxergar “as linhas do mundo”, entendi, já com essa idade, que ser desenhista é, antes de saber desenhar, um jeito de ver.</w:t>
-      </w:r>
-    </w:p>
-    <w:p>
-      <w:pPr>
-        <w:shd w:val="clear" w:color="auto" w:fill="FFFFFF"/>
-        <w:spacing w:after="0" w:line="240" w:lineRule="auto"/>
-        <w:jc w:val="both"/>
-        <w:rPr>
-          <w:rFonts w:ascii="inherit" w:eastAsia="Times New Roman" w:hAnsi="inherit" w:cs="Segoe UI Historic"/>
-          <w:color w:val="080809"/>
-          <w:sz w:val="23"/>
-          <w:szCs w:val="23"/>
-          <w:lang w:eastAsia="pt-BR"/>
-        </w:rPr>
-      </w:pPr>
-      <w:r>
-        <w:rPr>
-          <w:rFonts w:ascii="inherit" w:eastAsia="Times New Roman" w:hAnsi="inherit" w:cs="Segoe UI Historic"/>
-          <w:color w:val="080809"/>
-          <w:sz w:val="23"/>
-          <w:szCs w:val="23"/>
-          <w:lang w:eastAsia="pt-BR"/>
-        </w:rPr>
-        <w:t>Entendi que todas as coisas são delineadas, limitadas, contidas, separadas pelas linhas do mundo. Lembro que ia na janela do quarto andar, onde morava minha avó, olhava lá de cima a distância até o chão, ficava largando coisas da janela, acompanhando a trajetória e vendo-as se chocar no chão, forçando o limite entre as linhas do mundo.</w:t>
-      </w:r>
-    </w:p>
-    <w:p>
-      <w:pPr>
-        <w:shd w:val="clear" w:color="auto" w:fill="FFFFFF"/>
-        <w:spacing w:after="0" w:line="240" w:lineRule="auto"/>
-        <w:jc w:val="both"/>
-        <w:rPr>
-          <w:rFonts w:ascii="inherit" w:eastAsia="Times New Roman" w:hAnsi="inherit" w:cs="Segoe UI Historic"/>
-          <w:color w:val="080809"/>
-          <w:sz w:val="23"/>
-          <w:szCs w:val="23"/>
-          <w:lang w:eastAsia="pt-BR"/>
-        </w:rPr>
-      </w:pPr>
-      <w:r>
-        <w:rPr>
-          <w:rFonts w:ascii="inherit" w:eastAsia="Times New Roman" w:hAnsi="inherit" w:cs="Segoe UI Historic"/>
-          <w:color w:val="080809"/>
-          <w:sz w:val="23"/>
-          <w:szCs w:val="23"/>
-          <w:lang w:eastAsia="pt-BR"/>
-        </w:rPr>
-        <w:t xml:space="preserve">Depois desse pensamento, não olhava mais pro mundo como antes, era o mesmo mundo, mas agora meu olho desenhava o mundo na imaginação, procurava o contorno das coisas, lembro que cheguei a desenhar alguns de meus primeiros desenhos de olho fechado, era eu com um lápis em frente à folha branca, parado de olho fechado, até fazer o desenho todo, ou boa parte dele, pra só depois abrir os olhos e passar </w:t>
-      </w:r>
-      <w:proofErr w:type="spellStart"/>
-      <w:r>
-        <w:rPr>
-          <w:rFonts w:ascii="inherit" w:eastAsia="Times New Roman" w:hAnsi="inherit" w:cs="Segoe UI Historic"/>
-          <w:color w:val="080809"/>
-          <w:sz w:val="23"/>
-          <w:szCs w:val="23"/>
-          <w:lang w:eastAsia="pt-BR"/>
-        </w:rPr>
-        <w:t>pro</w:t>
-      </w:r>
-      <w:proofErr w:type="spellEnd"/>
-      <w:r>
-        <w:rPr>
-          <w:rFonts w:ascii="inherit" w:eastAsia="Times New Roman" w:hAnsi="inherit" w:cs="Segoe UI Historic"/>
-          <w:color w:val="080809"/>
-          <w:sz w:val="23"/>
-          <w:szCs w:val="23"/>
-          <w:lang w:eastAsia="pt-BR"/>
-        </w:rPr>
-        <w:t xml:space="preserve"> papel o desenho que tinha desenhado na imaginação.</w:t>
-      </w:r>
-    </w:p>
-    <w:p>
-      <w:pPr>
-        <w:shd w:val="clear" w:color="auto" w:fill="FFFFFF"/>
-        <w:spacing w:after="0" w:line="240" w:lineRule="auto"/>
-        <w:jc w:val="both"/>
-        <w:rPr>
-          <w:rFonts w:ascii="inherit" w:eastAsia="Times New Roman" w:hAnsi="inherit" w:cs="Segoe UI Historic"/>
-          <w:color w:val="080809"/>
-          <w:sz w:val="23"/>
-          <w:szCs w:val="23"/>
-          <w:lang w:eastAsia="pt-BR"/>
-        </w:rPr>
-      </w:pPr>
-      <w:r>
-        <w:rPr>
-          <w:rFonts w:ascii="inherit" w:eastAsia="Times New Roman" w:hAnsi="inherit" w:cs="Segoe UI Historic"/>
-          <w:color w:val="080809"/>
-          <w:sz w:val="23"/>
-          <w:szCs w:val="23"/>
-          <w:lang w:eastAsia="pt-BR"/>
-        </w:rPr>
-        <w:t>Os desenhistas sabem do que estou falando, ser desenhista é muito mais uma maneira de ver o mundo que a habilidade de desenhar, ou a habilidade de “passar o desenho pro papel”. Com o tempo, o próprio lápis vai aprendendo a desenhar e a gente não precisa mais perder esse tempo de imaginar de olhos fechados, é só soltar o lápis na folha branca que ele já lê o pensamento da gente e passa o que está na imaginação pro papel.</w:t>
-      </w:r>
-    </w:p>
-    <w:p>
-      <w:pPr>
-        <w:shd w:val="clear" w:color="auto" w:fill="FFFFFF"/>
-        <w:spacing w:after="0" w:line="240" w:lineRule="auto"/>
-        <w:jc w:val="both"/>
-        <w:rPr>
-          <w:rFonts w:ascii="inherit" w:eastAsia="Times New Roman" w:hAnsi="inherit" w:cs="Segoe UI Historic"/>
-          <w:color w:val="080809"/>
-          <w:sz w:val="23"/>
-          <w:szCs w:val="23"/>
-          <w:lang w:eastAsia="pt-BR"/>
-        </w:rPr>
-      </w:pPr>
-      <w:r>
-        <w:rPr>
-          <w:rFonts w:ascii="inherit" w:eastAsia="Times New Roman" w:hAnsi="inherit" w:cs="Segoe UI Historic"/>
-          <w:color w:val="080809"/>
-          <w:sz w:val="23"/>
-          <w:szCs w:val="23"/>
-          <w:lang w:eastAsia="pt-BR"/>
-        </w:rPr>
-        <w:t xml:space="preserve">Esse pensamento mora em mim até hoje, mas foi mudando com o tempo, outra ideia de criança, essa já mais velho, que lembro, foi uma ideia da época da “alfabetização”, a alfabetização era uma etapa do ensino regular, anterior ao ensino básico, hoje não existe mais, a alfabetização vinha antes da primeira série. A professora deu uma aula que ficou gravada na minha cabeça até hoje, que saudade da Dona </w:t>
-      </w:r>
-      <w:proofErr w:type="spellStart"/>
-      <w:r>
-        <w:rPr>
-          <w:rFonts w:ascii="inherit" w:eastAsia="Times New Roman" w:hAnsi="inherit" w:cs="Segoe UI Historic"/>
-          <w:color w:val="080809"/>
-          <w:sz w:val="23"/>
-          <w:szCs w:val="23"/>
-          <w:lang w:eastAsia="pt-BR"/>
-        </w:rPr>
-        <w:t>Devoni</w:t>
-      </w:r>
-      <w:proofErr w:type="spellEnd"/>
-      <w:r>
-        <w:rPr>
-          <w:rFonts w:ascii="inherit" w:eastAsia="Times New Roman" w:hAnsi="inherit" w:cs="Segoe UI Historic"/>
-          <w:color w:val="080809"/>
-          <w:sz w:val="23"/>
-          <w:szCs w:val="23"/>
-          <w:lang w:eastAsia="pt-BR"/>
-        </w:rPr>
-        <w:t xml:space="preserve">, ela contou a história dos números, de como eles apareceram no pensamento da humanidade, contou a história de um pastor que ainda não conhecia os números e por isso contava suas </w:t>
-      </w:r>
-      <w:r>
-        <w:rPr>
-          <w:rFonts w:ascii="inherit" w:eastAsia="Times New Roman" w:hAnsi="inherit" w:cs="Segoe UI Historic"/>
-          <w:color w:val="080809"/>
-          <w:sz w:val="23"/>
-          <w:szCs w:val="23"/>
-          <w:lang w:eastAsia="pt-BR"/>
-        </w:rPr>
-        <w:lastRenderedPageBreak/>
-        <w:t>ovelhas separando pedrinhas, cada pedrinha equivalia a uma ovelha, dessa maneira ele podia saber se tinha alguma ovelha faltando, quando ela falou do sistema decimal, ficou tudo claro na minha mente, ela disse que a gente contava do zero ao o nove e depois repetia os números um e zero pra fazer o dez porque a gente tinha dez dedos e usava os dedos pra contar.</w:t>
+        <w:t>, ela contou a história dos números, de como eles apareceram no pensamento da humanidade, contou a história de um pastor que ainda não conhecia os números e por isso contava suas ovelhas separando pedrinhas, cada pedrinha equivalia a uma ovelha, dessa maneira ele podia saber se tinha alguma ovelha faltando, quando ela falou do sistema decimal, ficou tudo claro na minha mente, ela disse que a gente contava do zero ao o nove e depois repetia os números um e zero pra fazer o dez porque a gente tinha dez dedos e usava os dedos pra contar.</w:t>
       </w:r>
     </w:p>
     <w:p>

--- a/UM EXÉRCITO DE ORCS.docx
+++ b/UM EXÉRCITO DE ORCS.docx
@@ -4,16 +4,302 @@
   <w:body>
     <w:p>
       <w:pPr>
-        <w:shd w:val="clear" w:color="auto" w:fill="FFFFFF"/>
-        <w:spacing w:after="0" w:line="240" w:lineRule="auto"/>
-        <w:rPr>
-          <w:rFonts w:ascii="Segoe UI Historic" w:hAnsi="Segoe UI Historic" w:cs="Segoe UI Historic"/>
-          <w:color w:val="080809"/>
-          <w:sz w:val="23"/>
-          <w:szCs w:val="23"/>
-          <w:shd w:val="clear" w:color="auto" w:fill="FFFFFF"/>
-        </w:rPr>
-      </w:pPr>
+        <w:ind w:right="120" w:firstLine="708"/>
+        <w:jc w:val="right"/>
+        <w:rPr>
+          <w:rFonts w:ascii="Cambria" w:hAnsi="Cambria" w:cs="Aharoni"/>
+          <w:b/>
+          <w:sz w:val="36"/>
+          <w:szCs w:val="36"/>
+          <w:shd w:val="clear" w:color="auto" w:fill="FFFFFF"/>
+        </w:rPr>
+      </w:pPr>
+      <w:r>
+        <w:rPr>
+          <w:rFonts w:ascii="Cambria" w:hAnsi="Cambria" w:cs="Aharoni"/>
+          <w:b/>
+          <w:sz w:val="36"/>
+          <w:szCs w:val="36"/>
+          <w:shd w:val="clear" w:color="auto" w:fill="FFFFFF"/>
+        </w:rPr>
+        <w:t>A Bíblia como seda</w:t>
+      </w:r>
+    </w:p>
+    <w:p>
+      <w:pPr>
+        <w:ind w:right="120" w:firstLine="708"/>
+        <w:jc w:val="right"/>
+        <w:rPr>
+          <w:rFonts w:ascii="Cambria" w:hAnsi="Cambria" w:cs="Aharoni"/>
+          <w:b/>
+          <w:sz w:val="36"/>
+          <w:szCs w:val="36"/>
+          <w:shd w:val="clear" w:color="auto" w:fill="FFFFFF"/>
+        </w:rPr>
+      </w:pPr>
+      <w:r>
+        <w:rPr>
+          <w:rFonts w:ascii="Cambria" w:hAnsi="Cambria" w:cs="Aharoni"/>
+          <w:b/>
+          <w:sz w:val="36"/>
+          <w:szCs w:val="36"/>
+          <w:shd w:val="clear" w:color="auto" w:fill="FFFFFF"/>
+        </w:rPr>
+        <w:t xml:space="preserve">Na beira do </w:t>
+      </w:r>
+      <w:proofErr w:type="gramStart"/>
+      <w:r>
+        <w:rPr>
+          <w:rFonts w:ascii="Cambria" w:hAnsi="Cambria" w:cs="Aharoni"/>
+          <w:b/>
+          <w:sz w:val="36"/>
+          <w:szCs w:val="36"/>
+          <w:shd w:val="clear" w:color="auto" w:fill="FFFFFF"/>
+        </w:rPr>
+        <w:t xml:space="preserve">buraco, </w:t>
+      </w:r>
+      <w:r>
+        <w:rPr>
+          <w:rFonts w:ascii="Cambria" w:hAnsi="Cambria" w:cs="Aharoni"/>
+          <w:b/>
+          <w:sz w:val="36"/>
+          <w:szCs w:val="36"/>
+          <w:shd w:val="clear" w:color="auto" w:fill="FFFFFF"/>
+        </w:rPr>
+        <w:t xml:space="preserve"> </w:t>
+      </w:r>
+      <w:r>
+        <w:rPr>
+          <w:rFonts w:ascii="Cambria" w:hAnsi="Cambria" w:cs="Aharoni"/>
+          <w:b/>
+          <w:sz w:val="36"/>
+          <w:szCs w:val="36"/>
+          <w:shd w:val="clear" w:color="auto" w:fill="FFFFFF"/>
+        </w:rPr>
+        <w:t>bebendo</w:t>
+      </w:r>
+      <w:proofErr w:type="gramEnd"/>
+      <w:r>
+        <w:rPr>
+          <w:rFonts w:ascii="Cambria" w:hAnsi="Cambria" w:cs="Aharoni"/>
+          <w:b/>
+          <w:sz w:val="36"/>
+          <w:szCs w:val="36"/>
+          <w:shd w:val="clear" w:color="auto" w:fill="FFFFFF"/>
+        </w:rPr>
+        <w:t xml:space="preserve"> coragem do ar</w:t>
+      </w:r>
+    </w:p>
+    <w:p>
+      <w:pPr>
+        <w:ind w:right="120" w:firstLine="708"/>
+        <w:jc w:val="right"/>
+        <w:rPr>
+          <w:rFonts w:ascii="Cambria" w:hAnsi="Cambria" w:cs="Aharoni"/>
+          <w:b/>
+          <w:sz w:val="36"/>
+          <w:szCs w:val="36"/>
+          <w:shd w:val="clear" w:color="auto" w:fill="FFFFFF"/>
+        </w:rPr>
+      </w:pPr>
+      <w:r>
+        <w:rPr>
+          <w:rFonts w:ascii="Cambria" w:hAnsi="Cambria" w:cs="Aharoni"/>
+          <w:b/>
+          <w:sz w:val="36"/>
+          <w:szCs w:val="36"/>
+          <w:shd w:val="clear" w:color="auto" w:fill="FFFFFF"/>
+        </w:rPr>
+        <w:t>Fumando e cagando em roda</w:t>
+      </w:r>
+    </w:p>
+    <w:p>
+      <w:pPr>
+        <w:ind w:right="120" w:firstLine="708"/>
+        <w:jc w:val="right"/>
+        <w:rPr>
+          <w:rFonts w:ascii="Cambria" w:hAnsi="Cambria" w:cs="Aharoni"/>
+          <w:b/>
+          <w:sz w:val="36"/>
+          <w:szCs w:val="36"/>
+          <w:shd w:val="clear" w:color="auto" w:fill="FFFFFF"/>
+        </w:rPr>
+      </w:pPr>
+      <w:r>
+        <w:rPr>
+          <w:rFonts w:ascii="Cambria" w:hAnsi="Cambria" w:cs="Aharoni"/>
+          <w:b/>
+          <w:sz w:val="36"/>
+          <w:szCs w:val="36"/>
+          <w:shd w:val="clear" w:color="auto" w:fill="FFFFFF"/>
+        </w:rPr>
+        <w:t>Fazendo um rio com as mãos</w:t>
+      </w:r>
+    </w:p>
+    <w:p>
+      <w:pPr>
+        <w:ind w:right="120" w:firstLine="708"/>
+        <w:jc w:val="right"/>
+        <w:rPr>
+          <w:rFonts w:ascii="Cambria" w:hAnsi="Cambria" w:cs="Aharoni"/>
+          <w:b/>
+          <w:sz w:val="36"/>
+          <w:szCs w:val="36"/>
+          <w:shd w:val="clear" w:color="auto" w:fill="FFFFFF"/>
+        </w:rPr>
+      </w:pPr>
+      <w:proofErr w:type="spellStart"/>
+      <w:r>
+        <w:rPr>
+          <w:rFonts w:ascii="Cambria" w:hAnsi="Cambria" w:cs="Aharoni"/>
+          <w:b/>
+          <w:sz w:val="36"/>
+          <w:szCs w:val="36"/>
+          <w:shd w:val="clear" w:color="auto" w:fill="FFFFFF"/>
+        </w:rPr>
+        <w:t>Piri</w:t>
+      </w:r>
+      <w:proofErr w:type="spellEnd"/>
+      <w:r>
+        <w:rPr>
+          <w:rFonts w:ascii="Cambria" w:hAnsi="Cambria" w:cs="Aharoni"/>
+          <w:b/>
+          <w:sz w:val="36"/>
+          <w:szCs w:val="36"/>
+          <w:shd w:val="clear" w:color="auto" w:fill="FFFFFF"/>
+        </w:rPr>
+        <w:t xml:space="preserve"> é um lugar de ouvir</w:t>
+      </w:r>
+    </w:p>
+    <w:p>
+      <w:pPr>
+        <w:ind w:right="120" w:firstLine="708"/>
+        <w:jc w:val="right"/>
+        <w:rPr>
+          <w:rFonts w:ascii="Cambria" w:hAnsi="Cambria" w:cs="Aharoni"/>
+          <w:b/>
+          <w:sz w:val="36"/>
+          <w:szCs w:val="36"/>
+          <w:shd w:val="clear" w:color="auto" w:fill="FFFFFF"/>
+        </w:rPr>
+      </w:pPr>
+      <w:r>
+        <w:rPr>
+          <w:rFonts w:ascii="Cambria" w:hAnsi="Cambria" w:cs="Aharoni"/>
+          <w:b/>
+          <w:sz w:val="36"/>
+          <w:szCs w:val="36"/>
+          <w:shd w:val="clear" w:color="auto" w:fill="FFFFFF"/>
+        </w:rPr>
+        <w:t>Um fogo de duas semanas</w:t>
+      </w:r>
+    </w:p>
+    <w:p>
+      <w:pPr>
+        <w:ind w:right="120" w:firstLine="708"/>
+        <w:jc w:val="right"/>
+        <w:rPr>
+          <w:rFonts w:ascii="Cambria" w:hAnsi="Cambria" w:cs="Aharoni"/>
+          <w:b/>
+          <w:sz w:val="36"/>
+          <w:szCs w:val="36"/>
+          <w:shd w:val="clear" w:color="auto" w:fill="FFFFFF"/>
+        </w:rPr>
+      </w:pPr>
+      <w:r>
+        <w:rPr>
+          <w:rFonts w:ascii="Cambria" w:hAnsi="Cambria" w:cs="Aharoni"/>
+          <w:b/>
+          <w:sz w:val="36"/>
+          <w:szCs w:val="36"/>
+          <w:shd w:val="clear" w:color="auto" w:fill="FFFFFF"/>
+        </w:rPr>
+        <w:t xml:space="preserve">Duas cartas de </w:t>
+      </w:r>
+      <w:proofErr w:type="spellStart"/>
+      <w:r>
+        <w:rPr>
+          <w:rFonts w:ascii="Cambria" w:hAnsi="Cambria" w:cs="Aharoni"/>
+          <w:b/>
+          <w:sz w:val="36"/>
+          <w:szCs w:val="36"/>
+          <w:shd w:val="clear" w:color="auto" w:fill="FFFFFF"/>
+        </w:rPr>
+        <w:t>tarot</w:t>
+      </w:r>
+      <w:proofErr w:type="spellEnd"/>
+      <w:r>
+        <w:rPr>
+          <w:rFonts w:ascii="Cambria" w:hAnsi="Cambria" w:cs="Aharoni"/>
+          <w:b/>
+          <w:sz w:val="36"/>
+          <w:szCs w:val="36"/>
+          <w:shd w:val="clear" w:color="auto" w:fill="FFFFFF"/>
+        </w:rPr>
+        <w:t xml:space="preserve"> bordadas na capa</w:t>
+      </w:r>
+    </w:p>
+    <w:p>
+      <w:pPr>
+        <w:ind w:right="120" w:firstLine="708"/>
+        <w:jc w:val="right"/>
+        <w:rPr>
+          <w:rFonts w:ascii="Cambria" w:hAnsi="Cambria" w:cs="Aharoni"/>
+          <w:b/>
+          <w:sz w:val="36"/>
+          <w:szCs w:val="36"/>
+          <w:shd w:val="clear" w:color="auto" w:fill="FFFFFF"/>
+        </w:rPr>
+      </w:pPr>
+      <w:r>
+        <w:rPr>
+          <w:rFonts w:ascii="Cambria" w:hAnsi="Cambria" w:cs="Aharoni"/>
+          <w:b/>
+          <w:sz w:val="36"/>
+          <w:szCs w:val="36"/>
+          <w:shd w:val="clear" w:color="auto" w:fill="FFFFFF"/>
+        </w:rPr>
+        <w:t>Eleições</w:t>
+      </w:r>
+    </w:p>
+    <w:p>
+      <w:pPr>
+        <w:ind w:right="120" w:firstLine="708"/>
+        <w:jc w:val="right"/>
+        <w:rPr>
+          <w:rFonts w:ascii="Cambria" w:hAnsi="Cambria" w:cs="Aharoni"/>
+          <w:b/>
+          <w:sz w:val="36"/>
+          <w:szCs w:val="36"/>
+          <w:shd w:val="clear" w:color="auto" w:fill="FFFFFF"/>
+        </w:rPr>
+      </w:pPr>
+      <w:r>
+        <w:rPr>
+          <w:rFonts w:ascii="Cambria" w:hAnsi="Cambria" w:cs="Aharoni"/>
+          <w:b/>
+          <w:sz w:val="36"/>
+          <w:szCs w:val="36"/>
+          <w:shd w:val="clear" w:color="auto" w:fill="FFFFFF"/>
+        </w:rPr>
+        <w:t>CHOCOLATE ARTESANAL</w:t>
+      </w:r>
+    </w:p>
+    <w:p/>
+    <w:p>
+      <w:pPr>
+        <w:shd w:val="clear" w:color="auto" w:fill="FFFFFF"/>
+        <w:spacing w:after="0" w:line="240" w:lineRule="auto"/>
+        <w:rPr>
+          <w:rFonts w:ascii="Segoe UI Historic" w:hAnsi="Segoe UI Historic" w:cs="Segoe UI Historic"/>
+          <w:color w:val="080809"/>
+          <w:sz w:val="23"/>
+          <w:szCs w:val="23"/>
+          <w:shd w:val="clear" w:color="auto" w:fill="FFFFFF"/>
+        </w:rPr>
+      </w:pPr>
+      <w:bookmarkStart w:id="0" w:name="_GoBack"/>
+      <w:bookmarkEnd w:id="0"/>
     </w:p>
     <w:p>
       <w:pPr>
@@ -75,6 +361,7 @@
           <w:szCs w:val="23"/>
           <w:shd w:val="clear" w:color="auto" w:fill="FFFFFF"/>
         </w:rPr>
+        <w:lastRenderedPageBreak/>
         <w:drawing>
           <wp:inline distT="0" distB="0" distL="0" distR="0" wp14:anchorId="6086ED1B" wp14:editId="33430551">
             <wp:extent cx="3287486" cy="5013770"/>
@@ -138,8 +425,6 @@
           <w:shd w:val="clear" w:color="auto" w:fill="FFFFFF"/>
         </w:rPr>
       </w:pPr>
-      <w:bookmarkStart w:id="0" w:name="_GoBack"/>
-      <w:bookmarkEnd w:id="0"/>
     </w:p>
     <w:p>
       <w:pPr>
@@ -372,6 +657,7 @@
           <w:szCs w:val="23"/>
           <w:shd w:val="clear" w:color="auto" w:fill="FFFFFF"/>
         </w:rPr>
+        <w:lastRenderedPageBreak/>
         <w:t xml:space="preserve">A gente consegue as coisas que planeja e tenta, pelo menos </w:t>
       </w:r>
       <w:proofErr w:type="spellStart"/>
@@ -810,30 +1096,30 @@
           <w:szCs w:val="23"/>
           <w:lang w:eastAsia="pt-BR"/>
         </w:rPr>
+        <w:t>Bolsa Família é só pra quem recebe até 218 reais por mês, quem recebe salário mínimo não precisa de auxílio pra viver com um mínimo de dignidade?</w:t>
+      </w:r>
+    </w:p>
+    <w:p>
+      <w:pPr>
+        <w:shd w:val="clear" w:color="auto" w:fill="FFFFFF"/>
+        <w:spacing w:after="0" w:line="240" w:lineRule="auto"/>
+        <w:rPr>
+          <w:rFonts w:ascii="Segoe UI Historic" w:eastAsia="Times New Roman" w:hAnsi="Segoe UI Historic" w:cs="Segoe UI Historic"/>
+          <w:color w:val="080809"/>
+          <w:sz w:val="23"/>
+          <w:szCs w:val="23"/>
+          <w:lang w:eastAsia="pt-BR"/>
+        </w:rPr>
+      </w:pPr>
+      <w:r>
+        <w:rPr>
+          <w:rFonts w:ascii="Segoe UI Historic" w:eastAsia="Times New Roman" w:hAnsi="Segoe UI Historic" w:cs="Segoe UI Historic"/>
+          <w:color w:val="080809"/>
+          <w:sz w:val="23"/>
+          <w:szCs w:val="23"/>
+          <w:lang w:eastAsia="pt-BR"/>
+        </w:rPr>
         <w:lastRenderedPageBreak/>
-        <w:t>Bolsa Família é só pra quem recebe até 218 reais por mês, quem recebe salário mínimo não precisa de auxílio pra viver com um mínimo de dignidade?</w:t>
-      </w:r>
-    </w:p>
-    <w:p>
-      <w:pPr>
-        <w:shd w:val="clear" w:color="auto" w:fill="FFFFFF"/>
-        <w:spacing w:after="0" w:line="240" w:lineRule="auto"/>
-        <w:rPr>
-          <w:rFonts w:ascii="Segoe UI Historic" w:eastAsia="Times New Roman" w:hAnsi="Segoe UI Historic" w:cs="Segoe UI Historic"/>
-          <w:color w:val="080809"/>
-          <w:sz w:val="23"/>
-          <w:szCs w:val="23"/>
-          <w:lang w:eastAsia="pt-BR"/>
-        </w:rPr>
-      </w:pPr>
-      <w:r>
-        <w:rPr>
-          <w:rFonts w:ascii="Segoe UI Historic" w:eastAsia="Times New Roman" w:hAnsi="Segoe UI Historic" w:cs="Segoe UI Historic"/>
-          <w:color w:val="080809"/>
-          <w:sz w:val="23"/>
-          <w:szCs w:val="23"/>
-          <w:lang w:eastAsia="pt-BR"/>
-        </w:rPr>
         <w:t>Não consigo acreditar que ele é honesto, que não teve nada a ver com o mensalão, que o sítio e o triplex não eram dele só porque não estavam no nome dele.</w:t>
       </w:r>
     </w:p>
@@ -1492,8 +1778,52 @@
           <w:szCs w:val="23"/>
           <w:shd w:val="clear" w:color="auto" w:fill="FFFFFF"/>
         </w:rPr>
-        <w:t xml:space="preserve">estar </w:t>
-      </w:r>
+        <w:t xml:space="preserve">estar ali </w:t>
+      </w:r>
+      <w:r>
+        <w:rPr>
+          <w:rFonts w:ascii="Segoe UI Historic" w:hAnsi="Segoe UI Historic" w:cs="Segoe UI Historic"/>
+          <w:color w:val="080809"/>
+          <w:sz w:val="23"/>
+          <w:szCs w:val="23"/>
+          <w:shd w:val="clear" w:color="auto" w:fill="FFFFFF"/>
+        </w:rPr>
+        <w:t>misturados com presos que ainda estão sumariando, além disso, as celas tinham de 8 a 12 presos cada uma</w:t>
+      </w:r>
+      <w:r>
+        <w:rPr>
+          <w:rFonts w:ascii="Segoe UI Historic" w:hAnsi="Segoe UI Historic" w:cs="Segoe UI Historic"/>
+          <w:color w:val="080809"/>
+          <w:sz w:val="23"/>
+          <w:szCs w:val="23"/>
+          <w:shd w:val="clear" w:color="auto" w:fill="FFFFFF"/>
+        </w:rPr>
+        <w:t>, ou seja, de duas a três vezes a capacidade prevista</w:t>
+      </w:r>
+      <w:r>
+        <w:rPr>
+          <w:rFonts w:ascii="Segoe UI Historic" w:hAnsi="Segoe UI Historic" w:cs="Segoe UI Historic"/>
+          <w:color w:val="080809"/>
+          <w:sz w:val="23"/>
+          <w:szCs w:val="23"/>
+          <w:shd w:val="clear" w:color="auto" w:fill="FFFFFF"/>
+        </w:rPr>
+        <w:t>.</w:t>
+      </w:r>
+    </w:p>
+    <w:p>
+      <w:pPr>
+        <w:shd w:val="clear" w:color="auto" w:fill="FFFFFF"/>
+        <w:spacing w:after="0" w:line="240" w:lineRule="auto"/>
+        <w:jc w:val="both"/>
+        <w:rPr>
+          <w:rFonts w:ascii="Segoe UI Historic" w:hAnsi="Segoe UI Historic" w:cs="Segoe UI Historic"/>
+          <w:color w:val="080809"/>
+          <w:sz w:val="23"/>
+          <w:szCs w:val="23"/>
+          <w:shd w:val="clear" w:color="auto" w:fill="FFFFFF"/>
+        </w:rPr>
+      </w:pPr>
       <w:r>
         <w:rPr>
           <w:rFonts w:ascii="Segoe UI Historic" w:hAnsi="Segoe UI Historic" w:cs="Segoe UI Historic"/>
@@ -1503,27 +1833,203 @@
           <w:shd w:val="clear" w:color="auto" w:fill="FFFFFF"/>
         </w:rPr>
         <w:lastRenderedPageBreak/>
-        <w:t xml:space="preserve">ali </w:t>
-      </w:r>
-      <w:r>
-        <w:rPr>
-          <w:rFonts w:ascii="Segoe UI Historic" w:hAnsi="Segoe UI Historic" w:cs="Segoe UI Historic"/>
-          <w:color w:val="080809"/>
-          <w:sz w:val="23"/>
-          <w:szCs w:val="23"/>
-          <w:shd w:val="clear" w:color="auto" w:fill="FFFFFF"/>
-        </w:rPr>
-        <w:t>misturados com presos que ainda estão sumariando, além disso, as celas tinham de 8 a 12 presos cada uma</w:t>
-      </w:r>
-      <w:r>
-        <w:rPr>
-          <w:rFonts w:ascii="Segoe UI Historic" w:hAnsi="Segoe UI Historic" w:cs="Segoe UI Historic"/>
-          <w:color w:val="080809"/>
-          <w:sz w:val="23"/>
-          <w:szCs w:val="23"/>
-          <w:shd w:val="clear" w:color="auto" w:fill="FFFFFF"/>
-        </w:rPr>
-        <w:t>, ou seja, de duas a três vezes a capacidade prevista</w:t>
+        <w:t>A grande maioria dos presos que está aguardando julgamento, naquela e em muitas outras cadeias do Brasil, será estatisticamente absolvida e serão considerados primários caso venham a ser condenados futuramente</w:t>
+      </w:r>
+      <w:r>
+        <w:rPr>
+          <w:rFonts w:ascii="Segoe UI Historic" w:hAnsi="Segoe UI Historic" w:cs="Segoe UI Historic"/>
+          <w:color w:val="080809"/>
+          <w:sz w:val="23"/>
+          <w:szCs w:val="23"/>
+          <w:shd w:val="clear" w:color="auto" w:fill="FFFFFF"/>
+        </w:rPr>
+        <w:t xml:space="preserve"> por algum outro delito</w:t>
+      </w:r>
+      <w:r>
+        <w:rPr>
+          <w:rFonts w:ascii="Segoe UI Historic" w:hAnsi="Segoe UI Historic" w:cs="Segoe UI Historic"/>
+          <w:color w:val="080809"/>
+          <w:sz w:val="23"/>
+          <w:szCs w:val="23"/>
+          <w:shd w:val="clear" w:color="auto" w:fill="FFFFFF"/>
+        </w:rPr>
+        <w:t>, o que significa que são inocentes, sem nenhuma indenização pelos danos causados durante esse período, como eu fui e não poderia ter ficado convivendo com presos condenados.</w:t>
+      </w:r>
+    </w:p>
+    <w:p>
+      <w:pPr>
+        <w:shd w:val="clear" w:color="auto" w:fill="FFFFFF"/>
+        <w:spacing w:after="0" w:line="240" w:lineRule="auto"/>
+        <w:jc w:val="both"/>
+        <w:rPr>
+          <w:rFonts w:ascii="Segoe UI Historic" w:hAnsi="Segoe UI Historic" w:cs="Segoe UI Historic"/>
+          <w:color w:val="080809"/>
+          <w:sz w:val="23"/>
+          <w:szCs w:val="23"/>
+          <w:shd w:val="clear" w:color="auto" w:fill="FFFFFF"/>
+        </w:rPr>
+      </w:pPr>
+      <w:r>
+        <w:rPr>
+          <w:rFonts w:ascii="Segoe UI Historic" w:hAnsi="Segoe UI Historic" w:cs="Segoe UI Historic"/>
+          <w:color w:val="080809"/>
+          <w:sz w:val="23"/>
+          <w:szCs w:val="23"/>
+          <w:shd w:val="clear" w:color="auto" w:fill="FFFFFF"/>
+        </w:rPr>
+        <w:t>A alimentação era, na maioria das vezes, razoável, mas às vezes vinha comida azeda, cheirando mal, como se fosse comida feita dias atrás.</w:t>
+      </w:r>
+    </w:p>
+    <w:p>
+      <w:pPr>
+        <w:shd w:val="clear" w:color="auto" w:fill="FFFFFF"/>
+        <w:spacing w:after="0" w:line="240" w:lineRule="auto"/>
+        <w:jc w:val="both"/>
+        <w:rPr>
+          <w:rFonts w:ascii="Segoe UI Historic" w:hAnsi="Segoe UI Historic" w:cs="Segoe UI Historic"/>
+          <w:color w:val="080809"/>
+          <w:sz w:val="23"/>
+          <w:szCs w:val="23"/>
+          <w:shd w:val="clear" w:color="auto" w:fill="FFFFFF"/>
+        </w:rPr>
+      </w:pPr>
+      <w:r>
+        <w:rPr>
+          <w:rFonts w:ascii="Segoe UI Historic" w:hAnsi="Segoe UI Historic" w:cs="Segoe UI Historic"/>
+          <w:color w:val="080809"/>
+          <w:sz w:val="23"/>
+          <w:szCs w:val="23"/>
+          <w:shd w:val="clear" w:color="auto" w:fill="FFFFFF"/>
+        </w:rPr>
+        <w:t>Muitos presos que estavam ali já tinham estado</w:t>
+      </w:r>
+      <w:r>
+        <w:rPr>
+          <w:rFonts w:ascii="Segoe UI Historic" w:hAnsi="Segoe UI Historic" w:cs="Segoe UI Historic"/>
+          <w:color w:val="080809"/>
+          <w:sz w:val="23"/>
+          <w:szCs w:val="23"/>
+          <w:shd w:val="clear" w:color="auto" w:fill="FFFFFF"/>
+        </w:rPr>
+        <w:t xml:space="preserve"> em</w:t>
+      </w:r>
+      <w:r>
+        <w:rPr>
+          <w:rFonts w:ascii="Segoe UI Historic" w:hAnsi="Segoe UI Historic" w:cs="Segoe UI Historic"/>
+          <w:color w:val="080809"/>
+          <w:sz w:val="23"/>
+          <w:szCs w:val="23"/>
+          <w:shd w:val="clear" w:color="auto" w:fill="FFFFFF"/>
+        </w:rPr>
+        <w:t xml:space="preserve"> outras cadeias e achavam que lá era até muito bom, comparado a outras que já passaram.</w:t>
+      </w:r>
+    </w:p>
+    <w:p>
+      <w:pPr>
+        <w:shd w:val="clear" w:color="auto" w:fill="FFFFFF"/>
+        <w:spacing w:after="0" w:line="240" w:lineRule="auto"/>
+        <w:jc w:val="both"/>
+        <w:rPr>
+          <w:rFonts w:ascii="Segoe UI Historic" w:hAnsi="Segoe UI Historic" w:cs="Segoe UI Historic"/>
+          <w:color w:val="080809"/>
+          <w:sz w:val="23"/>
+          <w:szCs w:val="23"/>
+          <w:shd w:val="clear" w:color="auto" w:fill="FFFFFF"/>
+        </w:rPr>
+      </w:pPr>
+      <w:r>
+        <w:rPr>
+          <w:rFonts w:ascii="Segoe UI Historic" w:hAnsi="Segoe UI Historic" w:cs="Segoe UI Historic"/>
+          <w:color w:val="080809"/>
+          <w:sz w:val="23"/>
+          <w:szCs w:val="23"/>
+          <w:shd w:val="clear" w:color="auto" w:fill="FFFFFF"/>
+        </w:rPr>
+        <w:t>O Brasil tem uma das maiores populações carcerárias do mundo, mais da metade é de presos que não foram julgados, muitos já cumpriram suas penas e mesmo assim não foram soltos.</w:t>
+      </w:r>
+    </w:p>
+    <w:p>
+      <w:pPr>
+        <w:shd w:val="clear" w:color="auto" w:fill="FFFFFF"/>
+        <w:spacing w:after="0" w:line="240" w:lineRule="auto"/>
+        <w:jc w:val="both"/>
+        <w:rPr>
+          <w:rFonts w:ascii="Segoe UI Historic" w:hAnsi="Segoe UI Historic" w:cs="Segoe UI Historic"/>
+          <w:color w:val="080809"/>
+          <w:sz w:val="23"/>
+          <w:szCs w:val="23"/>
+          <w:shd w:val="clear" w:color="auto" w:fill="FFFFFF"/>
+        </w:rPr>
+      </w:pPr>
+      <w:r>
+        <w:rPr>
+          <w:rFonts w:ascii="Segoe UI Historic" w:hAnsi="Segoe UI Historic" w:cs="Segoe UI Historic"/>
+          <w:color w:val="080809"/>
+          <w:sz w:val="23"/>
+          <w:szCs w:val="23"/>
+          <w:shd w:val="clear" w:color="auto" w:fill="FFFFFF"/>
+        </w:rPr>
+        <w:t xml:space="preserve">Eu até acho justo que </w:t>
+      </w:r>
+      <w:r>
+        <w:rPr>
+          <w:rFonts w:ascii="Segoe UI Historic" w:hAnsi="Segoe UI Historic" w:cs="Segoe UI Historic"/>
+          <w:color w:val="080809"/>
+          <w:sz w:val="23"/>
+          <w:szCs w:val="23"/>
+          <w:shd w:val="clear" w:color="auto" w:fill="FFFFFF"/>
+        </w:rPr>
+        <w:t xml:space="preserve">seja respeitada a </w:t>
+      </w:r>
+      <w:r>
+        <w:rPr>
+          <w:rFonts w:ascii="Segoe UI Historic" w:hAnsi="Segoe UI Historic" w:cs="Segoe UI Historic"/>
+          <w:color w:val="080809"/>
+          <w:sz w:val="23"/>
+          <w:szCs w:val="23"/>
+          <w:shd w:val="clear" w:color="auto" w:fill="FFFFFF"/>
+        </w:rPr>
+        <w:t>condiç</w:t>
+      </w:r>
+      <w:r>
+        <w:rPr>
+          <w:rFonts w:ascii="Segoe UI Historic" w:hAnsi="Segoe UI Historic" w:cs="Segoe UI Historic"/>
+          <w:color w:val="080809"/>
+          <w:sz w:val="23"/>
+          <w:szCs w:val="23"/>
+          <w:shd w:val="clear" w:color="auto" w:fill="FFFFFF"/>
+        </w:rPr>
+        <w:t>ão</w:t>
+      </w:r>
+      <w:r>
+        <w:rPr>
+          <w:rFonts w:ascii="Segoe UI Historic" w:hAnsi="Segoe UI Historic" w:cs="Segoe UI Historic"/>
+          <w:color w:val="080809"/>
+          <w:sz w:val="23"/>
+          <w:szCs w:val="23"/>
+          <w:shd w:val="clear" w:color="auto" w:fill="FFFFFF"/>
+        </w:rPr>
+        <w:t xml:space="preserve"> de saúde</w:t>
+      </w:r>
+      <w:r>
+        <w:rPr>
+          <w:rFonts w:ascii="Segoe UI Historic" w:hAnsi="Segoe UI Historic" w:cs="Segoe UI Historic"/>
+          <w:color w:val="080809"/>
+          <w:sz w:val="23"/>
+          <w:szCs w:val="23"/>
+          <w:shd w:val="clear" w:color="auto" w:fill="FFFFFF"/>
+        </w:rPr>
+        <w:t xml:space="preserve"> do preso, mas vamos começar por esse pessoal que estava só fumando um baseado, ou nem isso, depois a gente vê o caso </w:t>
+      </w:r>
+      <w:r>
+        <w:rPr>
+          <w:rFonts w:ascii="Segoe UI Historic" w:hAnsi="Segoe UI Historic" w:cs="Segoe UI Historic"/>
+          <w:color w:val="080809"/>
+          <w:sz w:val="23"/>
+          <w:szCs w:val="23"/>
+          <w:shd w:val="clear" w:color="auto" w:fill="FFFFFF"/>
+        </w:rPr>
+        <w:t>dos que estão há mais de um ano aguardando julgamento em confortáveis mansões chorando com crise de soluço, acostumado a comidas requintadas e cometeram crimes muito mais graves até do que os graves crimes que os condenaram</w:t>
       </w:r>
       <w:r>
         <w:rPr>
@@ -1557,236 +2063,6 @@
           <w:szCs w:val="23"/>
           <w:shd w:val="clear" w:color="auto" w:fill="FFFFFF"/>
         </w:rPr>
-        <w:t>A grande maioria dos presos que está aguardando julgamento, naquela e em muitas outras cadeias do Brasil, será estatisticamente absolvida e serão considerados primários caso venham a ser condenados futuramente</w:t>
-      </w:r>
-      <w:r>
-        <w:rPr>
-          <w:rFonts w:ascii="Segoe UI Historic" w:hAnsi="Segoe UI Historic" w:cs="Segoe UI Historic"/>
-          <w:color w:val="080809"/>
-          <w:sz w:val="23"/>
-          <w:szCs w:val="23"/>
-          <w:shd w:val="clear" w:color="auto" w:fill="FFFFFF"/>
-        </w:rPr>
-        <w:t xml:space="preserve"> por algum outro delito</w:t>
-      </w:r>
-      <w:r>
-        <w:rPr>
-          <w:rFonts w:ascii="Segoe UI Historic" w:hAnsi="Segoe UI Historic" w:cs="Segoe UI Historic"/>
-          <w:color w:val="080809"/>
-          <w:sz w:val="23"/>
-          <w:szCs w:val="23"/>
-          <w:shd w:val="clear" w:color="auto" w:fill="FFFFFF"/>
-        </w:rPr>
-        <w:t>, o que significa que são inocentes, sem nenhuma indenização pelos danos causados durante esse período, como eu fui e não poderia ter ficado convivendo com presos condenados.</w:t>
-      </w:r>
-    </w:p>
-    <w:p>
-      <w:pPr>
-        <w:shd w:val="clear" w:color="auto" w:fill="FFFFFF"/>
-        <w:spacing w:after="0" w:line="240" w:lineRule="auto"/>
-        <w:jc w:val="both"/>
-        <w:rPr>
-          <w:rFonts w:ascii="Segoe UI Historic" w:hAnsi="Segoe UI Historic" w:cs="Segoe UI Historic"/>
-          <w:color w:val="080809"/>
-          <w:sz w:val="23"/>
-          <w:szCs w:val="23"/>
-          <w:shd w:val="clear" w:color="auto" w:fill="FFFFFF"/>
-        </w:rPr>
-      </w:pPr>
-      <w:r>
-        <w:rPr>
-          <w:rFonts w:ascii="Segoe UI Historic" w:hAnsi="Segoe UI Historic" w:cs="Segoe UI Historic"/>
-          <w:color w:val="080809"/>
-          <w:sz w:val="23"/>
-          <w:szCs w:val="23"/>
-          <w:shd w:val="clear" w:color="auto" w:fill="FFFFFF"/>
-        </w:rPr>
-        <w:t>A alimentação era, na maioria das vezes, razoável, mas às vezes vinha comida azeda, cheirando mal, como se fosse comida feita dias atrás.</w:t>
-      </w:r>
-    </w:p>
-    <w:p>
-      <w:pPr>
-        <w:shd w:val="clear" w:color="auto" w:fill="FFFFFF"/>
-        <w:spacing w:after="0" w:line="240" w:lineRule="auto"/>
-        <w:jc w:val="both"/>
-        <w:rPr>
-          <w:rFonts w:ascii="Segoe UI Historic" w:hAnsi="Segoe UI Historic" w:cs="Segoe UI Historic"/>
-          <w:color w:val="080809"/>
-          <w:sz w:val="23"/>
-          <w:szCs w:val="23"/>
-          <w:shd w:val="clear" w:color="auto" w:fill="FFFFFF"/>
-        </w:rPr>
-      </w:pPr>
-      <w:r>
-        <w:rPr>
-          <w:rFonts w:ascii="Segoe UI Historic" w:hAnsi="Segoe UI Historic" w:cs="Segoe UI Historic"/>
-          <w:color w:val="080809"/>
-          <w:sz w:val="23"/>
-          <w:szCs w:val="23"/>
-          <w:shd w:val="clear" w:color="auto" w:fill="FFFFFF"/>
-        </w:rPr>
-        <w:t>Muitos presos que estavam ali já tinham estado</w:t>
-      </w:r>
-      <w:r>
-        <w:rPr>
-          <w:rFonts w:ascii="Segoe UI Historic" w:hAnsi="Segoe UI Historic" w:cs="Segoe UI Historic"/>
-          <w:color w:val="080809"/>
-          <w:sz w:val="23"/>
-          <w:szCs w:val="23"/>
-          <w:shd w:val="clear" w:color="auto" w:fill="FFFFFF"/>
-        </w:rPr>
-        <w:t xml:space="preserve"> em</w:t>
-      </w:r>
-      <w:r>
-        <w:rPr>
-          <w:rFonts w:ascii="Segoe UI Historic" w:hAnsi="Segoe UI Historic" w:cs="Segoe UI Historic"/>
-          <w:color w:val="080809"/>
-          <w:sz w:val="23"/>
-          <w:szCs w:val="23"/>
-          <w:shd w:val="clear" w:color="auto" w:fill="FFFFFF"/>
-        </w:rPr>
-        <w:t xml:space="preserve"> outras cadeias e achavam que lá era até muito bom, comparado a outras que já passaram.</w:t>
-      </w:r>
-    </w:p>
-    <w:p>
-      <w:pPr>
-        <w:shd w:val="clear" w:color="auto" w:fill="FFFFFF"/>
-        <w:spacing w:after="0" w:line="240" w:lineRule="auto"/>
-        <w:jc w:val="both"/>
-        <w:rPr>
-          <w:rFonts w:ascii="Segoe UI Historic" w:hAnsi="Segoe UI Historic" w:cs="Segoe UI Historic"/>
-          <w:color w:val="080809"/>
-          <w:sz w:val="23"/>
-          <w:szCs w:val="23"/>
-          <w:shd w:val="clear" w:color="auto" w:fill="FFFFFF"/>
-        </w:rPr>
-      </w:pPr>
-      <w:r>
-        <w:rPr>
-          <w:rFonts w:ascii="Segoe UI Historic" w:hAnsi="Segoe UI Historic" w:cs="Segoe UI Historic"/>
-          <w:color w:val="080809"/>
-          <w:sz w:val="23"/>
-          <w:szCs w:val="23"/>
-          <w:shd w:val="clear" w:color="auto" w:fill="FFFFFF"/>
-        </w:rPr>
-        <w:t>O Brasil tem uma das maiores populações carcerárias do mundo, mais da metade é de presos que não foram julgados, muitos já cumpriram suas penas e mesmo assim não foram soltos.</w:t>
-      </w:r>
-    </w:p>
-    <w:p>
-      <w:pPr>
-        <w:shd w:val="clear" w:color="auto" w:fill="FFFFFF"/>
-        <w:spacing w:after="0" w:line="240" w:lineRule="auto"/>
-        <w:jc w:val="both"/>
-        <w:rPr>
-          <w:rFonts w:ascii="Segoe UI Historic" w:hAnsi="Segoe UI Historic" w:cs="Segoe UI Historic"/>
-          <w:color w:val="080809"/>
-          <w:sz w:val="23"/>
-          <w:szCs w:val="23"/>
-          <w:shd w:val="clear" w:color="auto" w:fill="FFFFFF"/>
-        </w:rPr>
-      </w:pPr>
-      <w:r>
-        <w:rPr>
-          <w:rFonts w:ascii="Segoe UI Historic" w:hAnsi="Segoe UI Historic" w:cs="Segoe UI Historic"/>
-          <w:color w:val="080809"/>
-          <w:sz w:val="23"/>
-          <w:szCs w:val="23"/>
-          <w:shd w:val="clear" w:color="auto" w:fill="FFFFFF"/>
-        </w:rPr>
-        <w:t xml:space="preserve">Eu até acho justo que </w:t>
-      </w:r>
-      <w:r>
-        <w:rPr>
-          <w:rFonts w:ascii="Segoe UI Historic" w:hAnsi="Segoe UI Historic" w:cs="Segoe UI Historic"/>
-          <w:color w:val="080809"/>
-          <w:sz w:val="23"/>
-          <w:szCs w:val="23"/>
-          <w:shd w:val="clear" w:color="auto" w:fill="FFFFFF"/>
-        </w:rPr>
-        <w:t xml:space="preserve">seja respeitada a </w:t>
-      </w:r>
-      <w:r>
-        <w:rPr>
-          <w:rFonts w:ascii="Segoe UI Historic" w:hAnsi="Segoe UI Historic" w:cs="Segoe UI Historic"/>
-          <w:color w:val="080809"/>
-          <w:sz w:val="23"/>
-          <w:szCs w:val="23"/>
-          <w:shd w:val="clear" w:color="auto" w:fill="FFFFFF"/>
-        </w:rPr>
-        <w:t>condiç</w:t>
-      </w:r>
-      <w:r>
-        <w:rPr>
-          <w:rFonts w:ascii="Segoe UI Historic" w:hAnsi="Segoe UI Historic" w:cs="Segoe UI Historic"/>
-          <w:color w:val="080809"/>
-          <w:sz w:val="23"/>
-          <w:szCs w:val="23"/>
-          <w:shd w:val="clear" w:color="auto" w:fill="FFFFFF"/>
-        </w:rPr>
-        <w:t>ão</w:t>
-      </w:r>
-      <w:r>
-        <w:rPr>
-          <w:rFonts w:ascii="Segoe UI Historic" w:hAnsi="Segoe UI Historic" w:cs="Segoe UI Historic"/>
-          <w:color w:val="080809"/>
-          <w:sz w:val="23"/>
-          <w:szCs w:val="23"/>
-          <w:shd w:val="clear" w:color="auto" w:fill="FFFFFF"/>
-        </w:rPr>
-        <w:t xml:space="preserve"> de saúde</w:t>
-      </w:r>
-      <w:r>
-        <w:rPr>
-          <w:rFonts w:ascii="Segoe UI Historic" w:hAnsi="Segoe UI Historic" w:cs="Segoe UI Historic"/>
-          <w:color w:val="080809"/>
-          <w:sz w:val="23"/>
-          <w:szCs w:val="23"/>
-          <w:shd w:val="clear" w:color="auto" w:fill="FFFFFF"/>
-        </w:rPr>
-        <w:t xml:space="preserve"> do preso, mas vamos começar por esse pessoal que estava só fumando um baseado, ou nem isso, depois a gente vê o caso </w:t>
-      </w:r>
-      <w:r>
-        <w:rPr>
-          <w:rFonts w:ascii="Segoe UI Historic" w:hAnsi="Segoe UI Historic" w:cs="Segoe UI Historic"/>
-          <w:color w:val="080809"/>
-          <w:sz w:val="23"/>
-          <w:szCs w:val="23"/>
-          <w:shd w:val="clear" w:color="auto" w:fill="FFFFFF"/>
-        </w:rPr>
-        <w:t>dos que estão há mais de um ano aguardando julgamento em confortáveis mansões chorando com crise de soluço, acostumado a comidas requintadas e cometeram crimes muito mais graves até do que os graves crimes que os condenaram</w:t>
-      </w:r>
-      <w:r>
-        <w:rPr>
-          <w:rFonts w:ascii="Segoe UI Historic" w:hAnsi="Segoe UI Historic" w:cs="Segoe UI Historic"/>
-          <w:color w:val="080809"/>
-          <w:sz w:val="23"/>
-          <w:szCs w:val="23"/>
-          <w:shd w:val="clear" w:color="auto" w:fill="FFFFFF"/>
-        </w:rPr>
-        <w:t>.</w:t>
-      </w:r>
-    </w:p>
-    <w:p>
-      <w:pPr>
-        <w:shd w:val="clear" w:color="auto" w:fill="FFFFFF"/>
-        <w:spacing w:after="0" w:line="240" w:lineRule="auto"/>
-        <w:jc w:val="both"/>
-        <w:rPr>
-          <w:rFonts w:ascii="Segoe UI Historic" w:hAnsi="Segoe UI Historic" w:cs="Segoe UI Historic"/>
-          <w:color w:val="080809"/>
-          <w:sz w:val="23"/>
-          <w:szCs w:val="23"/>
-          <w:shd w:val="clear" w:color="auto" w:fill="FFFFFF"/>
-        </w:rPr>
-      </w:pPr>
-      <w:r>
-        <w:rPr>
-          <w:rFonts w:ascii="Segoe UI Historic" w:hAnsi="Segoe UI Historic" w:cs="Segoe UI Historic"/>
-          <w:color w:val="080809"/>
-          <w:sz w:val="23"/>
-          <w:szCs w:val="23"/>
-          <w:shd w:val="clear" w:color="auto" w:fill="FFFFFF"/>
-        </w:rPr>
         <w:t xml:space="preserve"> </w:t>
       </w:r>
     </w:p>
@@ -2079,7 +2355,6 @@
           <w:szCs w:val="23"/>
           <w:shd w:val="clear" w:color="auto" w:fill="FFFFFF"/>
         </w:rPr>
-        <w:lastRenderedPageBreak/>
         <w:t>Todo mundo riu quando ele saiu, fiquei pensando que o dono do bar falou aquelas coisas, saiu e perdeu a melhor parte da conversa que aconteceu assim que ele saiu.</w:t>
       </w:r>
     </w:p>
@@ -3177,8 +3452,18 @@
           <w:szCs w:val="23"/>
           <w:lang w:eastAsia="pt-BR"/>
         </w:rPr>
+        <w:t xml:space="preserve">Esse pensamento mora em mim até hoje, mas foi mudando com o tempo, outra ideia de criança, essa já mais velho, que lembro, foi uma ideia da época da “alfabetização”, a alfabetização era uma etapa do ensino regular, anterior ao ensino básico, hoje não existe </w:t>
+      </w:r>
+      <w:r>
+        <w:rPr>
+          <w:rFonts w:ascii="inherit" w:eastAsia="Times New Roman" w:hAnsi="inherit" w:cs="Segoe UI Historic"/>
+          <w:color w:val="080809"/>
+          <w:sz w:val="23"/>
+          <w:szCs w:val="23"/>
+          <w:lang w:eastAsia="pt-BR"/>
+        </w:rPr>
         <w:lastRenderedPageBreak/>
-        <w:t xml:space="preserve">Esse pensamento mora em mim até hoje, mas foi mudando com o tempo, outra ideia de criança, essa já mais velho, que lembro, foi uma ideia da época da “alfabetização”, a alfabetização era uma etapa do ensino regular, anterior ao ensino básico, hoje não existe mais, a alfabetização vinha antes da primeira série. A professora deu uma aula que ficou gravada na minha cabeça até hoje, que saudade da Dona </w:t>
+        <w:t xml:space="preserve">mais, a alfabetização vinha antes da primeira série. A professora deu uma aula que ficou gravada na minha cabeça até hoje, que saudade da Dona </w:t>
       </w:r>
       <w:proofErr w:type="spellStart"/>
       <w:r>

--- a/UM EXÉRCITO DE ORCS.docx
+++ b/UM EXÉRCITO DE ORCS.docx
@@ -5,24 +5,399 @@
     <w:p>
       <w:pPr>
         <w:ind w:right="120" w:firstLine="708"/>
-        <w:jc w:val="right"/>
-        <w:rPr>
-          <w:rFonts w:ascii="Cambria" w:hAnsi="Cambria" w:cs="Aharoni"/>
-          <w:b/>
-          <w:sz w:val="36"/>
-          <w:szCs w:val="36"/>
-          <w:shd w:val="clear" w:color="auto" w:fill="FFFFFF"/>
-        </w:rPr>
-      </w:pPr>
-      <w:r>
-        <w:rPr>
-          <w:rFonts w:ascii="Cambria" w:hAnsi="Cambria" w:cs="Aharoni"/>
-          <w:b/>
-          <w:sz w:val="36"/>
-          <w:szCs w:val="36"/>
-          <w:shd w:val="clear" w:color="auto" w:fill="FFFFFF"/>
-        </w:rPr>
-        <w:t>A Bíblia como seda</w:t>
+        <w:jc w:val="both"/>
+        <w:rPr>
+          <w:rFonts w:ascii="Cambria" w:hAnsi="Cambria" w:cs="Aharoni"/>
+          <w:b/>
+          <w:sz w:val="36"/>
+          <w:szCs w:val="36"/>
+          <w:shd w:val="clear" w:color="auto" w:fill="FFFFFF"/>
+        </w:rPr>
+      </w:pPr>
+    </w:p>
+    <w:p>
+      <w:pPr>
+        <w:ind w:right="120" w:firstLine="708"/>
+        <w:jc w:val="both"/>
+        <w:rPr>
+          <w:rFonts w:ascii="Cambria" w:hAnsi="Cambria" w:cs="Aharoni"/>
+          <w:b/>
+          <w:sz w:val="36"/>
+          <w:szCs w:val="36"/>
+          <w:shd w:val="clear" w:color="auto" w:fill="FFFFFF"/>
+        </w:rPr>
+      </w:pPr>
+      <w:bookmarkStart w:id="0" w:name="_GoBack"/>
+      <w:r>
+        <w:rPr>
+          <w:rFonts w:ascii="Cambria" w:hAnsi="Cambria" w:cs="Aharoni"/>
+          <w:b/>
+          <w:sz w:val="36"/>
+          <w:szCs w:val="36"/>
+          <w:shd w:val="clear" w:color="auto" w:fill="FFFFFF"/>
+        </w:rPr>
+        <w:t>Essa conta não bate, já tinha visto o Lula falar essa besteira, agora vejo ele repetindo, como é que pode um preso, amontoado em cadeias imundas, comendo lavagem, sem nenhum auxílio médico, nem necessidades básicas, custar mais caro que um estudante num instituto federal?</w:t>
+      </w:r>
+    </w:p>
+    <w:p>
+      <w:pPr>
+        <w:ind w:right="120" w:firstLine="708"/>
+        <w:jc w:val="both"/>
+        <w:rPr>
+          <w:rFonts w:ascii="Cambria" w:hAnsi="Cambria" w:cs="Aharoni"/>
+          <w:b/>
+          <w:sz w:val="36"/>
+          <w:szCs w:val="36"/>
+          <w:shd w:val="clear" w:color="auto" w:fill="FFFFFF"/>
+        </w:rPr>
+      </w:pPr>
+      <w:r>
+        <w:rPr>
+          <w:rFonts w:ascii="Cambria" w:hAnsi="Cambria" w:cs="Aharoni"/>
+          <w:b/>
+          <w:sz w:val="36"/>
+          <w:szCs w:val="36"/>
+          <w:shd w:val="clear" w:color="auto" w:fill="FFFFFF"/>
+        </w:rPr>
+        <w:t xml:space="preserve">Essa </w:t>
+      </w:r>
+      <w:r>
+        <w:rPr>
+          <w:rFonts w:ascii="Cambria" w:hAnsi="Cambria" w:cs="Aharoni"/>
+          <w:b/>
+          <w:sz w:val="36"/>
+          <w:szCs w:val="36"/>
+          <w:shd w:val="clear" w:color="auto" w:fill="FFFFFF"/>
+        </w:rPr>
+        <w:t>a</w:t>
+      </w:r>
+      <w:r>
+        <w:rPr>
+          <w:rFonts w:ascii="Cambria" w:hAnsi="Cambria" w:cs="Aharoni"/>
+          <w:b/>
+          <w:sz w:val="36"/>
+          <w:szCs w:val="36"/>
+          <w:shd w:val="clear" w:color="auto" w:fill="FFFFFF"/>
+        </w:rPr>
+        <w:t xml:space="preserve">firmação é nitidamente populista, </w:t>
+      </w:r>
+      <w:r>
+        <w:rPr>
+          <w:rFonts w:ascii="Cambria" w:hAnsi="Cambria" w:cs="Aharoni"/>
+          <w:b/>
+          <w:sz w:val="36"/>
+          <w:szCs w:val="36"/>
+          <w:shd w:val="clear" w:color="auto" w:fill="FFFFFF"/>
+        </w:rPr>
+        <w:t xml:space="preserve">cínica, debochada, </w:t>
+      </w:r>
+      <w:r>
+        <w:rPr>
+          <w:rFonts w:ascii="Cambria" w:hAnsi="Cambria" w:cs="Aharoni"/>
+          <w:b/>
+          <w:sz w:val="36"/>
+          <w:szCs w:val="36"/>
+          <w:shd w:val="clear" w:color="auto" w:fill="FFFFFF"/>
+        </w:rPr>
+        <w:t>quer a simpatia da população que odeia o preso.</w:t>
+      </w:r>
+    </w:p>
+    <w:p>
+      <w:pPr>
+        <w:ind w:right="120" w:firstLine="708"/>
+        <w:jc w:val="both"/>
+        <w:rPr>
+          <w:rFonts w:ascii="Cambria" w:hAnsi="Cambria" w:cs="Aharoni"/>
+          <w:b/>
+          <w:sz w:val="36"/>
+          <w:szCs w:val="36"/>
+          <w:shd w:val="clear" w:color="auto" w:fill="FFFFFF"/>
+        </w:rPr>
+      </w:pPr>
+      <w:r>
+        <w:rPr>
+          <w:rFonts w:ascii="Cambria" w:hAnsi="Cambria" w:cs="Aharoni"/>
+          <w:b/>
+          <w:sz w:val="36"/>
+          <w:szCs w:val="36"/>
+          <w:shd w:val="clear" w:color="auto" w:fill="FFFFFF"/>
+        </w:rPr>
+        <w:t>Paguei cadeia no segundo governo Lula, não tive direito ao indu</w:t>
+      </w:r>
+      <w:r>
+        <w:rPr>
+          <w:rFonts w:ascii="Cambria" w:hAnsi="Cambria" w:cs="Aharoni"/>
+          <w:b/>
+          <w:sz w:val="36"/>
+          <w:szCs w:val="36"/>
+          <w:shd w:val="clear" w:color="auto" w:fill="FFFFFF"/>
+        </w:rPr>
+        <w:t>l</w:t>
+      </w:r>
+      <w:r>
+        <w:rPr>
+          <w:rFonts w:ascii="Cambria" w:hAnsi="Cambria" w:cs="Aharoni"/>
+          <w:b/>
+          <w:sz w:val="36"/>
+          <w:szCs w:val="36"/>
+          <w:shd w:val="clear" w:color="auto" w:fill="FFFFFF"/>
+        </w:rPr>
+        <w:t xml:space="preserve">to de Natal porque o crime do qual eu estava sendo acusado e acabei sendo absolvido, tráfico de drogas, é considerado crime hediondo, </w:t>
+      </w:r>
+      <w:r>
+        <w:rPr>
+          <w:rFonts w:ascii="Cambria" w:hAnsi="Cambria" w:cs="Aharoni"/>
+          <w:b/>
+          <w:sz w:val="36"/>
+          <w:szCs w:val="36"/>
+          <w:shd w:val="clear" w:color="auto" w:fill="FFFFFF"/>
+        </w:rPr>
+        <w:t>nesse caso</w:t>
+      </w:r>
+      <w:r>
+        <w:rPr>
+          <w:rFonts w:ascii="Cambria" w:hAnsi="Cambria" w:cs="Aharoni"/>
+          <w:b/>
+          <w:sz w:val="36"/>
+          <w:szCs w:val="36"/>
+          <w:shd w:val="clear" w:color="auto" w:fill="FFFFFF"/>
+        </w:rPr>
+        <w:t xml:space="preserve"> o </w:t>
+      </w:r>
+      <w:r>
+        <w:rPr>
+          <w:rFonts w:ascii="Cambria" w:hAnsi="Cambria" w:cs="Aharoni"/>
+          <w:b/>
+          <w:sz w:val="36"/>
+          <w:szCs w:val="36"/>
+          <w:shd w:val="clear" w:color="auto" w:fill="FFFFFF"/>
+        </w:rPr>
+        <w:t xml:space="preserve">preso </w:t>
+      </w:r>
+      <w:r>
+        <w:rPr>
+          <w:rFonts w:ascii="Cambria" w:hAnsi="Cambria" w:cs="Aharoni"/>
+          <w:b/>
+          <w:sz w:val="36"/>
+          <w:szCs w:val="36"/>
+          <w:shd w:val="clear" w:color="auto" w:fill="FFFFFF"/>
+        </w:rPr>
+        <w:t xml:space="preserve">não tem direitos básicos que outros presos teriam por causa da gravidade </w:t>
+      </w:r>
+      <w:r>
+        <w:rPr>
+          <w:rFonts w:ascii="Cambria" w:hAnsi="Cambria" w:cs="Aharoni"/>
+          <w:b/>
+          <w:sz w:val="36"/>
+          <w:szCs w:val="36"/>
+          <w:shd w:val="clear" w:color="auto" w:fill="FFFFFF"/>
+        </w:rPr>
+        <w:t xml:space="preserve">não </w:t>
+      </w:r>
+      <w:r>
+        <w:rPr>
+          <w:rFonts w:ascii="Cambria" w:hAnsi="Cambria" w:cs="Aharoni"/>
+          <w:b/>
+          <w:sz w:val="36"/>
+          <w:szCs w:val="36"/>
+          <w:shd w:val="clear" w:color="auto" w:fill="FFFFFF"/>
+        </w:rPr>
+        <w:t>do crime que fui acusado e</w:t>
+      </w:r>
+      <w:r>
+        <w:rPr>
+          <w:rFonts w:ascii="Cambria" w:hAnsi="Cambria" w:cs="Aharoni"/>
+          <w:b/>
+          <w:sz w:val="36"/>
+          <w:szCs w:val="36"/>
+          <w:shd w:val="clear" w:color="auto" w:fill="FFFFFF"/>
+        </w:rPr>
+        <w:t xml:space="preserve"> que</w:t>
+      </w:r>
+      <w:r>
+        <w:rPr>
+          <w:rFonts w:ascii="Cambria" w:hAnsi="Cambria" w:cs="Aharoni"/>
+          <w:b/>
+          <w:sz w:val="36"/>
+          <w:szCs w:val="36"/>
+          <w:shd w:val="clear" w:color="auto" w:fill="FFFFFF"/>
+        </w:rPr>
+        <w:t xml:space="preserve"> no final ficou provado que não cometi</w:t>
+      </w:r>
+      <w:r>
+        <w:rPr>
+          <w:rFonts w:ascii="Cambria" w:hAnsi="Cambria" w:cs="Aharoni"/>
+          <w:b/>
+          <w:sz w:val="36"/>
+          <w:szCs w:val="36"/>
+          <w:shd w:val="clear" w:color="auto" w:fill="FFFFFF"/>
+        </w:rPr>
+        <w:t>, mas da acusação.</w:t>
+      </w:r>
+    </w:p>
+    <w:p>
+      <w:pPr>
+        <w:ind w:right="120" w:firstLine="708"/>
+        <w:jc w:val="both"/>
+        <w:rPr>
+          <w:rFonts w:ascii="Cambria" w:hAnsi="Cambria" w:cs="Aharoni"/>
+          <w:b/>
+          <w:sz w:val="36"/>
+          <w:szCs w:val="36"/>
+          <w:shd w:val="clear" w:color="auto" w:fill="FFFFFF"/>
+        </w:rPr>
+      </w:pPr>
+      <w:r>
+        <w:rPr>
+          <w:rFonts w:ascii="Cambria" w:hAnsi="Cambria" w:cs="Aharoni"/>
+          <w:b/>
+          <w:sz w:val="36"/>
+          <w:szCs w:val="36"/>
+          <w:shd w:val="clear" w:color="auto" w:fill="FFFFFF"/>
+        </w:rPr>
+        <w:t>Lula vai pro seu quarto mandato e nunca fez nada pela população carcerária, nunca fez nada contra a guerra às drogas, isso não dá voto.</w:t>
+      </w:r>
+    </w:p>
+    <w:p>
+      <w:pPr>
+        <w:ind w:right="120" w:firstLine="708"/>
+        <w:jc w:val="both"/>
+        <w:rPr>
+          <w:rFonts w:ascii="Cambria" w:hAnsi="Cambria" w:cs="Aharoni"/>
+          <w:b/>
+          <w:sz w:val="36"/>
+          <w:szCs w:val="36"/>
+          <w:shd w:val="clear" w:color="auto" w:fill="FFFFFF"/>
+        </w:rPr>
+      </w:pPr>
+      <w:r>
+        <w:rPr>
+          <w:rFonts w:ascii="Cambria" w:hAnsi="Cambria" w:cs="Aharoni"/>
+          <w:b/>
+          <w:sz w:val="36"/>
+          <w:szCs w:val="36"/>
+          <w:shd w:val="clear" w:color="auto" w:fill="FFFFFF"/>
+        </w:rPr>
+        <w:t>É claro que prefiro ele que um fascista, o problema continua no mesmo lugar, a lista de candidatos.</w:t>
+      </w:r>
+    </w:p>
+    <w:bookmarkEnd w:id="0"/>
+    <w:p>
+      <w:pPr>
+        <w:ind w:right="120" w:firstLine="708"/>
+        <w:jc w:val="both"/>
+        <w:rPr>
+          <w:rFonts w:ascii="Cambria" w:hAnsi="Cambria" w:cs="Aharoni"/>
+          <w:b/>
+          <w:sz w:val="36"/>
+          <w:szCs w:val="36"/>
+          <w:shd w:val="clear" w:color="auto" w:fill="FFFFFF"/>
+        </w:rPr>
+      </w:pPr>
+    </w:p>
+    <w:p>
+      <w:pPr>
+        <w:ind w:right="120" w:firstLine="708"/>
+        <w:jc w:val="both"/>
+        <w:rPr>
+          <w:rFonts w:ascii="Cambria" w:hAnsi="Cambria" w:cs="Aharoni"/>
+          <w:b/>
+          <w:sz w:val="36"/>
+          <w:szCs w:val="36"/>
+          <w:shd w:val="clear" w:color="auto" w:fill="FFFFFF"/>
+        </w:rPr>
+      </w:pPr>
+    </w:p>
+    <w:p>
+      <w:pPr>
+        <w:ind w:right="120" w:firstLine="708"/>
+        <w:jc w:val="both"/>
+        <w:rPr>
+          <w:rFonts w:ascii="Cambria" w:hAnsi="Cambria" w:cs="Aharoni"/>
+          <w:b/>
+          <w:sz w:val="36"/>
+          <w:szCs w:val="36"/>
+          <w:shd w:val="clear" w:color="auto" w:fill="FFFFFF"/>
+        </w:rPr>
+      </w:pPr>
+      <w:r>
+        <w:rPr>
+          <w:rFonts w:ascii="Cambria" w:hAnsi="Cambria" w:cs="Aharoni"/>
+          <w:b/>
+          <w:sz w:val="36"/>
+          <w:szCs w:val="36"/>
+          <w:shd w:val="clear" w:color="auto" w:fill="FFFFFF"/>
+        </w:rPr>
+        <w:lastRenderedPageBreak/>
+        <w:t>Lula é um político populista e demagogo, ele é um monte de outras coisas, boas e ruins, mas essa é a melhor definição do que ele é.</w:t>
+      </w:r>
+    </w:p>
+    <w:p>
+      <w:pPr>
+        <w:ind w:right="120" w:firstLine="708"/>
+        <w:jc w:val="both"/>
+        <w:rPr>
+          <w:rFonts w:ascii="Cambria" w:hAnsi="Cambria" w:cs="Aharoni"/>
+          <w:b/>
+          <w:sz w:val="36"/>
+          <w:szCs w:val="36"/>
+          <w:shd w:val="clear" w:color="auto" w:fill="FFFFFF"/>
+        </w:rPr>
+      </w:pPr>
+      <w:r>
+        <w:rPr>
+          <w:rFonts w:ascii="Cambria" w:hAnsi="Cambria" w:cs="Aharoni"/>
+          <w:b/>
+          <w:sz w:val="36"/>
+          <w:szCs w:val="36"/>
+          <w:shd w:val="clear" w:color="auto" w:fill="FFFFFF"/>
+        </w:rPr>
+        <w:t>Fala que as pessoas que perseguem negros, mulheres, LGBT, precisam ser punidas, não porque essa perseguição o incomode de alguma maneira, mas porque dizer isso dá voto, pelo mesmo motivo, nunca inclui o maconheiro entre esses perseguidos.</w:t>
+      </w:r>
+    </w:p>
+    <w:p>
+      <w:pPr>
+        <w:ind w:right="120" w:firstLine="708"/>
+        <w:jc w:val="both"/>
+        <w:rPr>
+          <w:rFonts w:ascii="Cambria" w:hAnsi="Cambria" w:cs="Aharoni"/>
+          <w:b/>
+          <w:sz w:val="36"/>
+          <w:szCs w:val="36"/>
+          <w:shd w:val="clear" w:color="auto" w:fill="FFFFFF"/>
+        </w:rPr>
+      </w:pPr>
+      <w:r>
+        <w:rPr>
+          <w:rFonts w:ascii="Cambria" w:hAnsi="Cambria" w:cs="Aharoni"/>
+          <w:b/>
+          <w:sz w:val="36"/>
+          <w:szCs w:val="36"/>
+          <w:shd w:val="clear" w:color="auto" w:fill="FFFFFF"/>
+        </w:rPr>
+        <w:t>É como disse Maquiavel e se não disse, deveria ter dito</w:t>
+      </w:r>
+      <w:proofErr w:type="gramStart"/>
+      <w:r>
+        <w:rPr>
+          <w:rFonts w:ascii="Cambria" w:hAnsi="Cambria" w:cs="Aharoni"/>
+          <w:b/>
+          <w:sz w:val="36"/>
+          <w:szCs w:val="36"/>
+          <w:shd w:val="clear" w:color="auto" w:fill="FFFFFF"/>
+        </w:rPr>
+        <w:t>: ,</w:t>
+      </w:r>
+      <w:proofErr w:type="gramEnd"/>
+      <w:r>
+        <w:rPr>
+          <w:rFonts w:ascii="Cambria" w:hAnsi="Cambria" w:cs="Aharoni"/>
+          <w:b/>
+          <w:sz w:val="36"/>
+          <w:szCs w:val="36"/>
+          <w:shd w:val="clear" w:color="auto" w:fill="FFFFFF"/>
+        </w:rPr>
+        <w:t xml:space="preserve"> “o político pode até defender o bem comum, mas o objetivo é o poder pessoal, defenderá o bem comum se isso lhe trouxer mais poder pessoal”.</w:t>
       </w:r>
     </w:p>
     <w:p>
@@ -37,58 +412,6 @@
           <w:shd w:val="clear" w:color="auto" w:fill="FFFFFF"/>
         </w:rPr>
       </w:pPr>
-      <w:r>
-        <w:rPr>
-          <w:rFonts w:ascii="Cambria" w:hAnsi="Cambria" w:cs="Aharoni"/>
-          <w:b/>
-          <w:sz w:val="36"/>
-          <w:szCs w:val="36"/>
-          <w:shd w:val="clear" w:color="auto" w:fill="FFFFFF"/>
-        </w:rPr>
-        <w:t xml:space="preserve">Na beira do </w:t>
-      </w:r>
-      <w:proofErr w:type="gramStart"/>
-      <w:r>
-        <w:rPr>
-          <w:rFonts w:ascii="Cambria" w:hAnsi="Cambria" w:cs="Aharoni"/>
-          <w:b/>
-          <w:sz w:val="36"/>
-          <w:szCs w:val="36"/>
-          <w:shd w:val="clear" w:color="auto" w:fill="FFFFFF"/>
-        </w:rPr>
-        <w:t xml:space="preserve">buraco, </w:t>
-      </w:r>
-      <w:r>
-        <w:rPr>
-          <w:rFonts w:ascii="Cambria" w:hAnsi="Cambria" w:cs="Aharoni"/>
-          <w:b/>
-          <w:sz w:val="36"/>
-          <w:szCs w:val="36"/>
-          <w:shd w:val="clear" w:color="auto" w:fill="FFFFFF"/>
-        </w:rPr>
-        <w:t xml:space="preserve"> </w:t>
-      </w:r>
-      <w:r>
-        <w:rPr>
-          <w:rFonts w:ascii="Cambria" w:hAnsi="Cambria" w:cs="Aharoni"/>
-          <w:b/>
-          <w:sz w:val="36"/>
-          <w:szCs w:val="36"/>
-          <w:shd w:val="clear" w:color="auto" w:fill="FFFFFF"/>
-        </w:rPr>
-        <w:t>bebendo</w:t>
-      </w:r>
-      <w:proofErr w:type="gramEnd"/>
-      <w:r>
-        <w:rPr>
-          <w:rFonts w:ascii="Cambria" w:hAnsi="Cambria" w:cs="Aharoni"/>
-          <w:b/>
-          <w:sz w:val="36"/>
-          <w:szCs w:val="36"/>
-          <w:shd w:val="clear" w:color="auto" w:fill="FFFFFF"/>
-        </w:rPr>
-        <w:t xml:space="preserve"> coragem do ar</w:t>
-      </w:r>
     </w:p>
     <w:p>
       <w:pPr>
@@ -110,7 +433,7 @@
           <w:szCs w:val="36"/>
           <w:shd w:val="clear" w:color="auto" w:fill="FFFFFF"/>
         </w:rPr>
-        <w:t>Fumando e cagando em roda</w:t>
+        <w:t>A Bíblia como seda</w:t>
       </w:r>
     </w:p>
     <w:p>
@@ -133,7 +456,49 @@
           <w:szCs w:val="36"/>
           <w:shd w:val="clear" w:color="auto" w:fill="FFFFFF"/>
         </w:rPr>
-        <w:t>Fazendo um rio com as mãos</w:t>
+        <w:t xml:space="preserve">Na beira do </w:t>
+      </w:r>
+      <w:proofErr w:type="gramStart"/>
+      <w:r>
+        <w:rPr>
+          <w:rFonts w:ascii="Cambria" w:hAnsi="Cambria" w:cs="Aharoni"/>
+          <w:b/>
+          <w:sz w:val="36"/>
+          <w:szCs w:val="36"/>
+          <w:shd w:val="clear" w:color="auto" w:fill="FFFFFF"/>
+        </w:rPr>
+        <w:t xml:space="preserve">buraco, </w:t>
+      </w:r>
+      <w:r>
+        <w:rPr>
+          <w:rFonts w:ascii="Cambria" w:hAnsi="Cambria" w:cs="Aharoni"/>
+          <w:b/>
+          <w:sz w:val="36"/>
+          <w:szCs w:val="36"/>
+          <w:shd w:val="clear" w:color="auto" w:fill="FFFFFF"/>
+        </w:rPr>
+        <w:t xml:space="preserve"> </w:t>
+      </w:r>
+      <w:r>
+        <w:rPr>
+          <w:rFonts w:ascii="Cambria" w:hAnsi="Cambria" w:cs="Aharoni"/>
+          <w:b/>
+          <w:sz w:val="36"/>
+          <w:szCs w:val="36"/>
+          <w:shd w:val="clear" w:color="auto" w:fill="FFFFFF"/>
+        </w:rPr>
+        <w:t>bebendo</w:t>
+      </w:r>
+      <w:proofErr w:type="gramEnd"/>
+      <w:r>
+        <w:rPr>
+          <w:rFonts w:ascii="Cambria" w:hAnsi="Cambria" w:cs="Aharoni"/>
+          <w:b/>
+          <w:sz w:val="36"/>
+          <w:szCs w:val="36"/>
+          <w:shd w:val="clear" w:color="auto" w:fill="FFFFFF"/>
+        </w:rPr>
+        <w:t xml:space="preserve"> coragem do ar</w:t>
       </w:r>
     </w:p>
     <w:p>
@@ -148,27 +513,15 @@
           <w:shd w:val="clear" w:color="auto" w:fill="FFFFFF"/>
         </w:rPr>
       </w:pPr>
-      <w:proofErr w:type="spellStart"/>
-      <w:r>
-        <w:rPr>
-          <w:rFonts w:ascii="Cambria" w:hAnsi="Cambria" w:cs="Aharoni"/>
-          <w:b/>
-          <w:sz w:val="36"/>
-          <w:szCs w:val="36"/>
-          <w:shd w:val="clear" w:color="auto" w:fill="FFFFFF"/>
-        </w:rPr>
-        <w:t>Piri</w:t>
-      </w:r>
-      <w:proofErr w:type="spellEnd"/>
-      <w:r>
-        <w:rPr>
-          <w:rFonts w:ascii="Cambria" w:hAnsi="Cambria" w:cs="Aharoni"/>
-          <w:b/>
-          <w:sz w:val="36"/>
-          <w:szCs w:val="36"/>
-          <w:shd w:val="clear" w:color="auto" w:fill="FFFFFF"/>
-        </w:rPr>
-        <w:t xml:space="preserve"> é um lugar de ouvir</w:t>
+      <w:r>
+        <w:rPr>
+          <w:rFonts w:ascii="Cambria" w:hAnsi="Cambria" w:cs="Aharoni"/>
+          <w:b/>
+          <w:sz w:val="36"/>
+          <w:szCs w:val="36"/>
+          <w:shd w:val="clear" w:color="auto" w:fill="FFFFFF"/>
+        </w:rPr>
+        <w:t>Fumando e cagando em roda</w:t>
       </w:r>
     </w:p>
     <w:p>
@@ -191,7 +544,7 @@
           <w:szCs w:val="36"/>
           <w:shd w:val="clear" w:color="auto" w:fill="FFFFFF"/>
         </w:rPr>
-        <w:t>Um fogo de duas semanas</w:t>
+        <w:t>Fazendo um rio com as mãos</w:t>
       </w:r>
     </w:p>
     <w:p>
@@ -206,16 +559,6 @@
           <w:shd w:val="clear" w:color="auto" w:fill="FFFFFF"/>
         </w:rPr>
       </w:pPr>
-      <w:r>
-        <w:rPr>
-          <w:rFonts w:ascii="Cambria" w:hAnsi="Cambria" w:cs="Aharoni"/>
-          <w:b/>
-          <w:sz w:val="36"/>
-          <w:szCs w:val="36"/>
-          <w:shd w:val="clear" w:color="auto" w:fill="FFFFFF"/>
-        </w:rPr>
-        <w:t xml:space="preserve">Duas cartas de </w:t>
-      </w:r>
       <w:proofErr w:type="spellStart"/>
       <w:r>
         <w:rPr>
@@ -225,7 +568,7 @@
           <w:szCs w:val="36"/>
           <w:shd w:val="clear" w:color="auto" w:fill="FFFFFF"/>
         </w:rPr>
-        <w:t>tarot</w:t>
+        <w:t>Piri</w:t>
       </w:r>
       <w:proofErr w:type="spellEnd"/>
       <w:r>
@@ -236,7 +579,7 @@
           <w:szCs w:val="36"/>
           <w:shd w:val="clear" w:color="auto" w:fill="FFFFFF"/>
         </w:rPr>
-        <w:t xml:space="preserve"> bordadas na capa</w:t>
+        <w:t xml:space="preserve"> é um lugar de ouvir</w:t>
       </w:r>
     </w:p>
     <w:p>
@@ -259,7 +602,7 @@
           <w:szCs w:val="36"/>
           <w:shd w:val="clear" w:color="auto" w:fill="FFFFFF"/>
         </w:rPr>
-        <w:t>Eleições</w:t>
+        <w:t>Um fogo de duas semanas</w:t>
       </w:r>
     </w:p>
     <w:p>
@@ -282,6 +625,74 @@
           <w:szCs w:val="36"/>
           <w:shd w:val="clear" w:color="auto" w:fill="FFFFFF"/>
         </w:rPr>
+        <w:t xml:space="preserve">Duas cartas de </w:t>
+      </w:r>
+      <w:proofErr w:type="spellStart"/>
+      <w:r>
+        <w:rPr>
+          <w:rFonts w:ascii="Cambria" w:hAnsi="Cambria" w:cs="Aharoni"/>
+          <w:b/>
+          <w:sz w:val="36"/>
+          <w:szCs w:val="36"/>
+          <w:shd w:val="clear" w:color="auto" w:fill="FFFFFF"/>
+        </w:rPr>
+        <w:t>tarot</w:t>
+      </w:r>
+      <w:proofErr w:type="spellEnd"/>
+      <w:r>
+        <w:rPr>
+          <w:rFonts w:ascii="Cambria" w:hAnsi="Cambria" w:cs="Aharoni"/>
+          <w:b/>
+          <w:sz w:val="36"/>
+          <w:szCs w:val="36"/>
+          <w:shd w:val="clear" w:color="auto" w:fill="FFFFFF"/>
+        </w:rPr>
+        <w:t xml:space="preserve"> bordadas na capa</w:t>
+      </w:r>
+    </w:p>
+    <w:p>
+      <w:pPr>
+        <w:ind w:right="120" w:firstLine="708"/>
+        <w:jc w:val="right"/>
+        <w:rPr>
+          <w:rFonts w:ascii="Cambria" w:hAnsi="Cambria" w:cs="Aharoni"/>
+          <w:b/>
+          <w:sz w:val="36"/>
+          <w:szCs w:val="36"/>
+          <w:shd w:val="clear" w:color="auto" w:fill="FFFFFF"/>
+        </w:rPr>
+      </w:pPr>
+      <w:r>
+        <w:rPr>
+          <w:rFonts w:ascii="Cambria" w:hAnsi="Cambria" w:cs="Aharoni"/>
+          <w:b/>
+          <w:sz w:val="36"/>
+          <w:szCs w:val="36"/>
+          <w:shd w:val="clear" w:color="auto" w:fill="FFFFFF"/>
+        </w:rPr>
+        <w:t>Eleições</w:t>
+      </w:r>
+    </w:p>
+    <w:p>
+      <w:pPr>
+        <w:ind w:right="120" w:firstLine="708"/>
+        <w:jc w:val="right"/>
+        <w:rPr>
+          <w:rFonts w:ascii="Cambria" w:hAnsi="Cambria" w:cs="Aharoni"/>
+          <w:b/>
+          <w:sz w:val="36"/>
+          <w:szCs w:val="36"/>
+          <w:shd w:val="clear" w:color="auto" w:fill="FFFFFF"/>
+        </w:rPr>
+      </w:pPr>
+      <w:r>
+        <w:rPr>
+          <w:rFonts w:ascii="Cambria" w:hAnsi="Cambria" w:cs="Aharoni"/>
+          <w:b/>
+          <w:sz w:val="36"/>
+          <w:szCs w:val="36"/>
+          <w:shd w:val="clear" w:color="auto" w:fill="FFFFFF"/>
+        </w:rPr>
         <w:t>CHOCOLATE ARTESANAL</w:t>
       </w:r>
     </w:p>
@@ -298,8 +709,6 @@
           <w:shd w:val="clear" w:color="auto" w:fill="FFFFFF"/>
         </w:rPr>
       </w:pPr>
-      <w:bookmarkStart w:id="0" w:name="_GoBack"/>
-      <w:bookmarkEnd w:id="0"/>
     </w:p>
     <w:p>
       <w:pPr>
@@ -322,6 +731,7 @@
           <w:szCs w:val="23"/>
           <w:shd w:val="clear" w:color="auto" w:fill="FFFFFF"/>
         </w:rPr>
+        <w:lastRenderedPageBreak/>
         <w:t>DIVINA TRINDADE</w:t>
       </w:r>
     </w:p>
@@ -361,7 +771,6 @@
           <w:szCs w:val="23"/>
           <w:shd w:val="clear" w:color="auto" w:fill="FFFFFF"/>
         </w:rPr>
-        <w:lastRenderedPageBreak/>
         <w:drawing>
           <wp:inline distT="0" distB="0" distL="0" distR="0" wp14:anchorId="6086ED1B" wp14:editId="33430551">
             <wp:extent cx="3287486" cy="5013770"/>
@@ -657,7 +1066,6 @@
           <w:szCs w:val="23"/>
           <w:shd w:val="clear" w:color="auto" w:fill="FFFFFF"/>
         </w:rPr>
-        <w:lastRenderedPageBreak/>
         <w:t xml:space="preserve">A gente consegue as coisas que planeja e tenta, pelo menos </w:t>
       </w:r>
       <w:proofErr w:type="spellStart"/>
@@ -1096,6 +1504,7 @@
           <w:szCs w:val="23"/>
           <w:lang w:eastAsia="pt-BR"/>
         </w:rPr>
+        <w:lastRenderedPageBreak/>
         <w:t>Bolsa Família é só pra quem recebe até 218 reais por mês, quem recebe salário mínimo não precisa de auxílio pra viver com um mínimo de dignidade?</w:t>
       </w:r>
     </w:p>
@@ -1119,7 +1528,6 @@
           <w:szCs w:val="23"/>
           <w:lang w:eastAsia="pt-BR"/>
         </w:rPr>
-        <w:lastRenderedPageBreak/>
         <w:t>Não consigo acreditar que ele é honesto, que não teve nada a ver com o mensalão, que o sítio e o triplex não eram dele só porque não estavam no nome dele.</w:t>
       </w:r>
     </w:p>
@@ -1778,7 +2186,18 @@
           <w:szCs w:val="23"/>
           <w:shd w:val="clear" w:color="auto" w:fill="FFFFFF"/>
         </w:rPr>
-        <w:t xml:space="preserve">estar ali </w:t>
+        <w:t xml:space="preserve">estar </w:t>
+      </w:r>
+      <w:r>
+        <w:rPr>
+          <w:rFonts w:ascii="Segoe UI Historic" w:hAnsi="Segoe UI Historic" w:cs="Segoe UI Historic"/>
+          <w:color w:val="080809"/>
+          <w:sz w:val="23"/>
+          <w:szCs w:val="23"/>
+          <w:shd w:val="clear" w:color="auto" w:fill="FFFFFF"/>
+        </w:rPr>
+        <w:lastRenderedPageBreak/>
+        <w:t xml:space="preserve">ali </w:t>
       </w:r>
       <w:r>
         <w:rPr>
@@ -1832,529 +2251,529 @@
           <w:szCs w:val="23"/>
           <w:shd w:val="clear" w:color="auto" w:fill="FFFFFF"/>
         </w:rPr>
+        <w:t>A grande maioria dos presos que está aguardando julgamento, naquela e em muitas outras cadeias do Brasil, será estatisticamente absolvida e serão considerados primários caso venham a ser condenados futuramente</w:t>
+      </w:r>
+      <w:r>
+        <w:rPr>
+          <w:rFonts w:ascii="Segoe UI Historic" w:hAnsi="Segoe UI Historic" w:cs="Segoe UI Historic"/>
+          <w:color w:val="080809"/>
+          <w:sz w:val="23"/>
+          <w:szCs w:val="23"/>
+          <w:shd w:val="clear" w:color="auto" w:fill="FFFFFF"/>
+        </w:rPr>
+        <w:t xml:space="preserve"> por algum outro delito</w:t>
+      </w:r>
+      <w:r>
+        <w:rPr>
+          <w:rFonts w:ascii="Segoe UI Historic" w:hAnsi="Segoe UI Historic" w:cs="Segoe UI Historic"/>
+          <w:color w:val="080809"/>
+          <w:sz w:val="23"/>
+          <w:szCs w:val="23"/>
+          <w:shd w:val="clear" w:color="auto" w:fill="FFFFFF"/>
+        </w:rPr>
+        <w:t>, o que significa que são inocentes, sem nenhuma indenização pelos danos causados durante esse período, como eu fui e não poderia ter ficado convivendo com presos condenados.</w:t>
+      </w:r>
+    </w:p>
+    <w:p>
+      <w:pPr>
+        <w:shd w:val="clear" w:color="auto" w:fill="FFFFFF"/>
+        <w:spacing w:after="0" w:line="240" w:lineRule="auto"/>
+        <w:jc w:val="both"/>
+        <w:rPr>
+          <w:rFonts w:ascii="Segoe UI Historic" w:hAnsi="Segoe UI Historic" w:cs="Segoe UI Historic"/>
+          <w:color w:val="080809"/>
+          <w:sz w:val="23"/>
+          <w:szCs w:val="23"/>
+          <w:shd w:val="clear" w:color="auto" w:fill="FFFFFF"/>
+        </w:rPr>
+      </w:pPr>
+      <w:r>
+        <w:rPr>
+          <w:rFonts w:ascii="Segoe UI Historic" w:hAnsi="Segoe UI Historic" w:cs="Segoe UI Historic"/>
+          <w:color w:val="080809"/>
+          <w:sz w:val="23"/>
+          <w:szCs w:val="23"/>
+          <w:shd w:val="clear" w:color="auto" w:fill="FFFFFF"/>
+        </w:rPr>
+        <w:t>A alimentação era, na maioria das vezes, razoável, mas às vezes vinha comida azeda, cheirando mal, como se fosse comida feita dias atrás.</w:t>
+      </w:r>
+    </w:p>
+    <w:p>
+      <w:pPr>
+        <w:shd w:val="clear" w:color="auto" w:fill="FFFFFF"/>
+        <w:spacing w:after="0" w:line="240" w:lineRule="auto"/>
+        <w:jc w:val="both"/>
+        <w:rPr>
+          <w:rFonts w:ascii="Segoe UI Historic" w:hAnsi="Segoe UI Historic" w:cs="Segoe UI Historic"/>
+          <w:color w:val="080809"/>
+          <w:sz w:val="23"/>
+          <w:szCs w:val="23"/>
+          <w:shd w:val="clear" w:color="auto" w:fill="FFFFFF"/>
+        </w:rPr>
+      </w:pPr>
+      <w:r>
+        <w:rPr>
+          <w:rFonts w:ascii="Segoe UI Historic" w:hAnsi="Segoe UI Historic" w:cs="Segoe UI Historic"/>
+          <w:color w:val="080809"/>
+          <w:sz w:val="23"/>
+          <w:szCs w:val="23"/>
+          <w:shd w:val="clear" w:color="auto" w:fill="FFFFFF"/>
+        </w:rPr>
+        <w:t>Muitos presos que estavam ali já tinham estado</w:t>
+      </w:r>
+      <w:r>
+        <w:rPr>
+          <w:rFonts w:ascii="Segoe UI Historic" w:hAnsi="Segoe UI Historic" w:cs="Segoe UI Historic"/>
+          <w:color w:val="080809"/>
+          <w:sz w:val="23"/>
+          <w:szCs w:val="23"/>
+          <w:shd w:val="clear" w:color="auto" w:fill="FFFFFF"/>
+        </w:rPr>
+        <w:t xml:space="preserve"> em</w:t>
+      </w:r>
+      <w:r>
+        <w:rPr>
+          <w:rFonts w:ascii="Segoe UI Historic" w:hAnsi="Segoe UI Historic" w:cs="Segoe UI Historic"/>
+          <w:color w:val="080809"/>
+          <w:sz w:val="23"/>
+          <w:szCs w:val="23"/>
+          <w:shd w:val="clear" w:color="auto" w:fill="FFFFFF"/>
+        </w:rPr>
+        <w:t xml:space="preserve"> outras cadeias e achavam que lá era até muito bom, comparado a outras que já passaram.</w:t>
+      </w:r>
+    </w:p>
+    <w:p>
+      <w:pPr>
+        <w:shd w:val="clear" w:color="auto" w:fill="FFFFFF"/>
+        <w:spacing w:after="0" w:line="240" w:lineRule="auto"/>
+        <w:jc w:val="both"/>
+        <w:rPr>
+          <w:rFonts w:ascii="Segoe UI Historic" w:hAnsi="Segoe UI Historic" w:cs="Segoe UI Historic"/>
+          <w:color w:val="080809"/>
+          <w:sz w:val="23"/>
+          <w:szCs w:val="23"/>
+          <w:shd w:val="clear" w:color="auto" w:fill="FFFFFF"/>
+        </w:rPr>
+      </w:pPr>
+      <w:r>
+        <w:rPr>
+          <w:rFonts w:ascii="Segoe UI Historic" w:hAnsi="Segoe UI Historic" w:cs="Segoe UI Historic"/>
+          <w:color w:val="080809"/>
+          <w:sz w:val="23"/>
+          <w:szCs w:val="23"/>
+          <w:shd w:val="clear" w:color="auto" w:fill="FFFFFF"/>
+        </w:rPr>
+        <w:t>O Brasil tem uma das maiores populações carcerárias do mundo, mais da metade é de presos que não foram julgados, muitos já cumpriram suas penas e mesmo assim não foram soltos.</w:t>
+      </w:r>
+    </w:p>
+    <w:p>
+      <w:pPr>
+        <w:shd w:val="clear" w:color="auto" w:fill="FFFFFF"/>
+        <w:spacing w:after="0" w:line="240" w:lineRule="auto"/>
+        <w:jc w:val="both"/>
+        <w:rPr>
+          <w:rFonts w:ascii="Segoe UI Historic" w:hAnsi="Segoe UI Historic" w:cs="Segoe UI Historic"/>
+          <w:color w:val="080809"/>
+          <w:sz w:val="23"/>
+          <w:szCs w:val="23"/>
+          <w:shd w:val="clear" w:color="auto" w:fill="FFFFFF"/>
+        </w:rPr>
+      </w:pPr>
+      <w:r>
+        <w:rPr>
+          <w:rFonts w:ascii="Segoe UI Historic" w:hAnsi="Segoe UI Historic" w:cs="Segoe UI Historic"/>
+          <w:color w:val="080809"/>
+          <w:sz w:val="23"/>
+          <w:szCs w:val="23"/>
+          <w:shd w:val="clear" w:color="auto" w:fill="FFFFFF"/>
+        </w:rPr>
+        <w:t xml:space="preserve">Eu até acho justo que </w:t>
+      </w:r>
+      <w:r>
+        <w:rPr>
+          <w:rFonts w:ascii="Segoe UI Historic" w:hAnsi="Segoe UI Historic" w:cs="Segoe UI Historic"/>
+          <w:color w:val="080809"/>
+          <w:sz w:val="23"/>
+          <w:szCs w:val="23"/>
+          <w:shd w:val="clear" w:color="auto" w:fill="FFFFFF"/>
+        </w:rPr>
+        <w:t xml:space="preserve">seja respeitada a </w:t>
+      </w:r>
+      <w:r>
+        <w:rPr>
+          <w:rFonts w:ascii="Segoe UI Historic" w:hAnsi="Segoe UI Historic" w:cs="Segoe UI Historic"/>
+          <w:color w:val="080809"/>
+          <w:sz w:val="23"/>
+          <w:szCs w:val="23"/>
+          <w:shd w:val="clear" w:color="auto" w:fill="FFFFFF"/>
+        </w:rPr>
+        <w:t>condiç</w:t>
+      </w:r>
+      <w:r>
+        <w:rPr>
+          <w:rFonts w:ascii="Segoe UI Historic" w:hAnsi="Segoe UI Historic" w:cs="Segoe UI Historic"/>
+          <w:color w:val="080809"/>
+          <w:sz w:val="23"/>
+          <w:szCs w:val="23"/>
+          <w:shd w:val="clear" w:color="auto" w:fill="FFFFFF"/>
+        </w:rPr>
+        <w:t>ão</w:t>
+      </w:r>
+      <w:r>
+        <w:rPr>
+          <w:rFonts w:ascii="Segoe UI Historic" w:hAnsi="Segoe UI Historic" w:cs="Segoe UI Historic"/>
+          <w:color w:val="080809"/>
+          <w:sz w:val="23"/>
+          <w:szCs w:val="23"/>
+          <w:shd w:val="clear" w:color="auto" w:fill="FFFFFF"/>
+        </w:rPr>
+        <w:t xml:space="preserve"> de saúde</w:t>
+      </w:r>
+      <w:r>
+        <w:rPr>
+          <w:rFonts w:ascii="Segoe UI Historic" w:hAnsi="Segoe UI Historic" w:cs="Segoe UI Historic"/>
+          <w:color w:val="080809"/>
+          <w:sz w:val="23"/>
+          <w:szCs w:val="23"/>
+          <w:shd w:val="clear" w:color="auto" w:fill="FFFFFF"/>
+        </w:rPr>
+        <w:t xml:space="preserve"> do preso, mas vamos começar por esse pessoal que estava só fumando um baseado, ou nem isso, depois a gente vê o caso </w:t>
+      </w:r>
+      <w:r>
+        <w:rPr>
+          <w:rFonts w:ascii="Segoe UI Historic" w:hAnsi="Segoe UI Historic" w:cs="Segoe UI Historic"/>
+          <w:color w:val="080809"/>
+          <w:sz w:val="23"/>
+          <w:szCs w:val="23"/>
+          <w:shd w:val="clear" w:color="auto" w:fill="FFFFFF"/>
+        </w:rPr>
+        <w:t>dos que estão há mais de um ano aguardando julgamento em confortáveis mansões chorando com crise de soluço, acostumado a comidas requintadas e cometeram crimes muito mais graves até do que os graves crimes que os condenaram</w:t>
+      </w:r>
+      <w:r>
+        <w:rPr>
+          <w:rFonts w:ascii="Segoe UI Historic" w:hAnsi="Segoe UI Historic" w:cs="Segoe UI Historic"/>
+          <w:color w:val="080809"/>
+          <w:sz w:val="23"/>
+          <w:szCs w:val="23"/>
+          <w:shd w:val="clear" w:color="auto" w:fill="FFFFFF"/>
+        </w:rPr>
+        <w:t>.</w:t>
+      </w:r>
+    </w:p>
+    <w:p>
+      <w:pPr>
+        <w:shd w:val="clear" w:color="auto" w:fill="FFFFFF"/>
+        <w:spacing w:after="0" w:line="240" w:lineRule="auto"/>
+        <w:jc w:val="both"/>
+        <w:rPr>
+          <w:rFonts w:ascii="Segoe UI Historic" w:hAnsi="Segoe UI Historic" w:cs="Segoe UI Historic"/>
+          <w:color w:val="080809"/>
+          <w:sz w:val="23"/>
+          <w:szCs w:val="23"/>
+          <w:shd w:val="clear" w:color="auto" w:fill="FFFFFF"/>
+        </w:rPr>
+      </w:pPr>
+      <w:r>
+        <w:rPr>
+          <w:rFonts w:ascii="Segoe UI Historic" w:hAnsi="Segoe UI Historic" w:cs="Segoe UI Historic"/>
+          <w:color w:val="080809"/>
+          <w:sz w:val="23"/>
+          <w:szCs w:val="23"/>
+          <w:shd w:val="clear" w:color="auto" w:fill="FFFFFF"/>
+        </w:rPr>
+        <w:t xml:space="preserve"> </w:t>
+      </w:r>
+    </w:p>
+    <w:p>
+      <w:pPr>
+        <w:shd w:val="clear" w:color="auto" w:fill="FFFFFF"/>
+        <w:spacing w:after="0" w:line="240" w:lineRule="auto"/>
+        <w:jc w:val="both"/>
+        <w:rPr>
+          <w:rFonts w:ascii="Segoe UI Historic" w:hAnsi="Segoe UI Historic" w:cs="Segoe UI Historic"/>
+          <w:color w:val="080809"/>
+          <w:sz w:val="23"/>
+          <w:szCs w:val="23"/>
+          <w:shd w:val="clear" w:color="auto" w:fill="FFFFFF"/>
+        </w:rPr>
+      </w:pPr>
+    </w:p>
+    <w:p>
+      <w:pPr>
+        <w:shd w:val="clear" w:color="auto" w:fill="FFFFFF"/>
+        <w:spacing w:after="0" w:line="240" w:lineRule="auto"/>
+        <w:jc w:val="both"/>
+        <w:rPr>
+          <w:rFonts w:ascii="Segoe UI Historic" w:hAnsi="Segoe UI Historic" w:cs="Segoe UI Historic"/>
+          <w:color w:val="080809"/>
+          <w:sz w:val="23"/>
+          <w:szCs w:val="23"/>
+          <w:shd w:val="clear" w:color="auto" w:fill="FFFFFF"/>
+        </w:rPr>
+      </w:pPr>
+    </w:p>
+    <w:p>
+      <w:pPr>
+        <w:shd w:val="clear" w:color="auto" w:fill="FFFFFF"/>
+        <w:spacing w:after="0" w:line="240" w:lineRule="auto"/>
+        <w:jc w:val="both"/>
+        <w:rPr>
+          <w:rFonts w:ascii="Segoe UI Historic" w:hAnsi="Segoe UI Historic" w:cs="Segoe UI Historic"/>
+          <w:color w:val="080809"/>
+          <w:sz w:val="23"/>
+          <w:szCs w:val="23"/>
+          <w:shd w:val="clear" w:color="auto" w:fill="FFFFFF"/>
+        </w:rPr>
+      </w:pPr>
+    </w:p>
+    <w:p>
+      <w:pPr>
+        <w:shd w:val="clear" w:color="auto" w:fill="FFFFFF"/>
+        <w:spacing w:after="0" w:line="240" w:lineRule="auto"/>
+        <w:jc w:val="both"/>
+        <w:rPr>
+          <w:rFonts w:ascii="Segoe UI Historic" w:hAnsi="Segoe UI Historic" w:cs="Segoe UI Historic"/>
+          <w:color w:val="080809"/>
+          <w:sz w:val="23"/>
+          <w:szCs w:val="23"/>
+          <w:shd w:val="clear" w:color="auto" w:fill="FFFFFF"/>
+        </w:rPr>
+      </w:pPr>
+      <w:r>
+        <w:rPr>
+          <w:rFonts w:ascii="Segoe UI Historic" w:hAnsi="Segoe UI Historic" w:cs="Segoe UI Historic"/>
+          <w:color w:val="080809"/>
+          <w:sz w:val="23"/>
+          <w:szCs w:val="23"/>
+          <w:shd w:val="clear" w:color="auto" w:fill="FFFFFF"/>
+        </w:rPr>
+        <w:t>NÃO PERCA A MELHOR PARTE DA CONVERSA</w:t>
+      </w:r>
+    </w:p>
+    <w:p>
+      <w:pPr>
+        <w:shd w:val="clear" w:color="auto" w:fill="FFFFFF"/>
+        <w:spacing w:after="0" w:line="240" w:lineRule="auto"/>
+        <w:jc w:val="both"/>
+        <w:rPr>
+          <w:rFonts w:ascii="Segoe UI Historic" w:hAnsi="Segoe UI Historic" w:cs="Segoe UI Historic"/>
+          <w:color w:val="080809"/>
+          <w:sz w:val="23"/>
+          <w:szCs w:val="23"/>
+          <w:shd w:val="clear" w:color="auto" w:fill="FFFFFF"/>
+        </w:rPr>
+      </w:pPr>
+    </w:p>
+    <w:p>
+      <w:pPr>
+        <w:shd w:val="clear" w:color="auto" w:fill="FFFFFF"/>
+        <w:spacing w:after="0" w:line="240" w:lineRule="auto"/>
+        <w:jc w:val="both"/>
+        <w:rPr>
+          <w:rFonts w:ascii="Segoe UI Historic" w:hAnsi="Segoe UI Historic" w:cs="Segoe UI Historic"/>
+          <w:color w:val="080809"/>
+          <w:sz w:val="23"/>
+          <w:szCs w:val="23"/>
+          <w:shd w:val="clear" w:color="auto" w:fill="FFFFFF"/>
+        </w:rPr>
+      </w:pPr>
+      <w:r>
+        <w:rPr>
+          <w:rFonts w:ascii="Segoe UI Historic" w:hAnsi="Segoe UI Historic" w:cs="Segoe UI Historic"/>
+          <w:color w:val="080809"/>
+          <w:sz w:val="23"/>
+          <w:szCs w:val="23"/>
+          <w:shd w:val="clear" w:color="auto" w:fill="FFFFFF"/>
+        </w:rPr>
+        <w:t>Parei pra tomar uma cerveja num lugar que morei e sinto saudade.</w:t>
+      </w:r>
+    </w:p>
+    <w:p>
+      <w:pPr>
+        <w:shd w:val="clear" w:color="auto" w:fill="FFFFFF"/>
+        <w:spacing w:after="0" w:line="240" w:lineRule="auto"/>
+        <w:jc w:val="both"/>
+        <w:rPr>
+          <w:rFonts w:ascii="Segoe UI Historic" w:hAnsi="Segoe UI Historic" w:cs="Segoe UI Historic"/>
+          <w:color w:val="080809"/>
+          <w:sz w:val="23"/>
+          <w:szCs w:val="23"/>
+          <w:shd w:val="clear" w:color="auto" w:fill="FFFFFF"/>
+        </w:rPr>
+      </w:pPr>
+      <w:r>
+        <w:rPr>
+          <w:rFonts w:ascii="Segoe UI Historic" w:hAnsi="Segoe UI Historic" w:cs="Segoe UI Historic"/>
+          <w:color w:val="080809"/>
+          <w:sz w:val="23"/>
+          <w:szCs w:val="23"/>
+          <w:shd w:val="clear" w:color="auto" w:fill="FFFFFF"/>
+        </w:rPr>
+        <w:t>Não lembro como essa conversa começou, estávamos o dentista do lugar, uma fazendeira do lugar que também era esposa do dentista, o diretor da escola da cidade próxima, a professora das crianças da escolinha, outro professor e eu.</w:t>
+      </w:r>
+    </w:p>
+    <w:p>
+      <w:pPr>
+        <w:shd w:val="clear" w:color="auto" w:fill="FFFFFF"/>
+        <w:spacing w:after="0" w:line="240" w:lineRule="auto"/>
+        <w:jc w:val="both"/>
+        <w:rPr>
+          <w:rFonts w:ascii="Segoe UI Historic" w:hAnsi="Segoe UI Historic" w:cs="Segoe UI Historic"/>
+          <w:color w:val="080809"/>
+          <w:sz w:val="23"/>
+          <w:szCs w:val="23"/>
+          <w:shd w:val="clear" w:color="auto" w:fill="FFFFFF"/>
+        </w:rPr>
+      </w:pPr>
+      <w:r>
+        <w:rPr>
+          <w:rFonts w:ascii="Segoe UI Historic" w:hAnsi="Segoe UI Historic" w:cs="Segoe UI Historic"/>
+          <w:color w:val="080809"/>
+          <w:sz w:val="23"/>
+          <w:szCs w:val="23"/>
+          <w:shd w:val="clear" w:color="auto" w:fill="FFFFFF"/>
+        </w:rPr>
+        <w:t>O dono do bar apareceu na nossa mesa e começou a dizer que, na opinião dele, maconheiro tinha que viver num lugar separado, sugeriu que murasse uma região e botasse os maconheiros ali dentro, isolados das pessoas de bem.</w:t>
+      </w:r>
+    </w:p>
+    <w:p>
+      <w:pPr>
+        <w:shd w:val="clear" w:color="auto" w:fill="FFFFFF"/>
+        <w:spacing w:after="0" w:line="240" w:lineRule="auto"/>
+        <w:jc w:val="both"/>
+        <w:rPr>
+          <w:rFonts w:ascii="Segoe UI Historic" w:hAnsi="Segoe UI Historic" w:cs="Segoe UI Historic"/>
+          <w:color w:val="080809"/>
+          <w:sz w:val="23"/>
+          <w:szCs w:val="23"/>
+          <w:shd w:val="clear" w:color="auto" w:fill="FFFFFF"/>
+        </w:rPr>
+      </w:pPr>
+      <w:r>
+        <w:rPr>
+          <w:rFonts w:ascii="Segoe UI Historic" w:hAnsi="Segoe UI Historic" w:cs="Segoe UI Historic"/>
+          <w:color w:val="080809"/>
+          <w:sz w:val="23"/>
+          <w:szCs w:val="23"/>
+          <w:shd w:val="clear" w:color="auto" w:fill="FFFFFF"/>
+        </w:rPr>
+        <w:t>Disse que o maconheiro vende as coisas de dentro</w:t>
+      </w:r>
+      <w:r>
+        <w:rPr>
+          <w:rFonts w:ascii="Segoe UI Historic" w:hAnsi="Segoe UI Historic" w:cs="Segoe UI Historic"/>
+          <w:color w:val="080809"/>
+          <w:sz w:val="23"/>
+          <w:szCs w:val="23"/>
+          <w:shd w:val="clear" w:color="auto" w:fill="FFFFFF"/>
+        </w:rPr>
+        <w:t xml:space="preserve"> </w:t>
+      </w:r>
+      <w:r>
+        <w:rPr>
+          <w:rFonts w:ascii="Segoe UI Historic" w:hAnsi="Segoe UI Historic" w:cs="Segoe UI Historic"/>
+          <w:color w:val="080809"/>
+          <w:sz w:val="23"/>
+          <w:szCs w:val="23"/>
+          <w:shd w:val="clear" w:color="auto" w:fill="FFFFFF"/>
+        </w:rPr>
+        <w:t xml:space="preserve">de casa e é capaz até de bater na própria mãe pra satisfazer o vício. </w:t>
+      </w:r>
+    </w:p>
+    <w:p>
+      <w:pPr>
+        <w:shd w:val="clear" w:color="auto" w:fill="FFFFFF"/>
+        <w:spacing w:after="0" w:line="240" w:lineRule="auto"/>
+        <w:jc w:val="both"/>
+        <w:rPr>
+          <w:rFonts w:ascii="Segoe UI Historic" w:hAnsi="Segoe UI Historic" w:cs="Segoe UI Historic"/>
+          <w:color w:val="080809"/>
+          <w:sz w:val="23"/>
+          <w:szCs w:val="23"/>
+          <w:shd w:val="clear" w:color="auto" w:fill="FFFFFF"/>
+        </w:rPr>
+      </w:pPr>
+      <w:r>
+        <w:rPr>
+          <w:rFonts w:ascii="Segoe UI Historic" w:hAnsi="Segoe UI Historic" w:cs="Segoe UI Historic"/>
+          <w:color w:val="080809"/>
+          <w:sz w:val="23"/>
+          <w:szCs w:val="23"/>
+          <w:shd w:val="clear" w:color="auto" w:fill="FFFFFF"/>
+        </w:rPr>
+        <w:t>Disse que o viciado, ou maconheiro, que pra ele não tinha diferença, atrapalham a vida da gente que quer viver direito e conquistar as coisas trabalhando honestamente.</w:t>
+      </w:r>
+    </w:p>
+    <w:p>
+      <w:pPr>
+        <w:shd w:val="clear" w:color="auto" w:fill="FFFFFF"/>
+        <w:spacing w:after="0" w:line="240" w:lineRule="auto"/>
+        <w:jc w:val="both"/>
+        <w:rPr>
+          <w:rFonts w:ascii="Segoe UI Historic" w:hAnsi="Segoe UI Historic" w:cs="Segoe UI Historic"/>
+          <w:color w:val="080809"/>
+          <w:sz w:val="23"/>
+          <w:szCs w:val="23"/>
+          <w:shd w:val="clear" w:color="auto" w:fill="FFFFFF"/>
+        </w:rPr>
+      </w:pPr>
+      <w:r>
+        <w:rPr>
+          <w:rFonts w:ascii="Segoe UI Historic" w:hAnsi="Segoe UI Historic" w:cs="Segoe UI Historic"/>
+          <w:color w:val="080809"/>
+          <w:sz w:val="23"/>
+          <w:szCs w:val="23"/>
+          <w:shd w:val="clear" w:color="auto" w:fill="FFFFFF"/>
+        </w:rPr>
+        <w:t xml:space="preserve">Quando ele acabou de falar e saiu, o dentista disse que se murassem esse lugar, ia ter movimento o dia inteiro de pessoas entrando pra tratar dos dentes, a professora da escolinha das crianças acrescentou que a escolinha teria que ser dentro desse lugar murado, o diretor da escola e o outro professor falaram que a escola também seria lá dentro. </w:t>
+      </w:r>
+    </w:p>
+    <w:p>
+      <w:pPr>
+        <w:shd w:val="clear" w:color="auto" w:fill="FFFFFF"/>
+        <w:spacing w:after="0" w:line="240" w:lineRule="auto"/>
+        <w:jc w:val="both"/>
+        <w:rPr>
+          <w:rFonts w:ascii="Segoe UI Historic" w:hAnsi="Segoe UI Historic" w:cs="Segoe UI Historic"/>
+          <w:color w:val="080809"/>
+          <w:sz w:val="23"/>
+          <w:szCs w:val="23"/>
+          <w:shd w:val="clear" w:color="auto" w:fill="FFFFFF"/>
+        </w:rPr>
+      </w:pPr>
+      <w:r>
+        <w:rPr>
+          <w:rFonts w:ascii="Segoe UI Historic" w:hAnsi="Segoe UI Historic" w:cs="Segoe UI Historic"/>
+          <w:color w:val="080809"/>
+          <w:sz w:val="23"/>
+          <w:szCs w:val="23"/>
+          <w:shd w:val="clear" w:color="auto" w:fill="FFFFFF"/>
+        </w:rPr>
+        <w:t>O dono do bar não sabia que naquela mesa, éramos todos maconheiros.</w:t>
+      </w:r>
+    </w:p>
+    <w:p>
+      <w:pPr>
+        <w:shd w:val="clear" w:color="auto" w:fill="FFFFFF"/>
+        <w:spacing w:after="0" w:line="240" w:lineRule="auto"/>
+        <w:jc w:val="both"/>
+        <w:rPr>
+          <w:rFonts w:ascii="Segoe UI Historic" w:hAnsi="Segoe UI Historic" w:cs="Segoe UI Historic"/>
+          <w:color w:val="080809"/>
+          <w:sz w:val="23"/>
+          <w:szCs w:val="23"/>
+          <w:shd w:val="clear" w:color="auto" w:fill="FFFFFF"/>
+        </w:rPr>
+      </w:pPr>
+      <w:r>
+        <w:rPr>
+          <w:rFonts w:ascii="Segoe UI Historic" w:hAnsi="Segoe UI Historic" w:cs="Segoe UI Historic"/>
+          <w:color w:val="080809"/>
+          <w:sz w:val="23"/>
+          <w:szCs w:val="23"/>
+          <w:shd w:val="clear" w:color="auto" w:fill="FFFFFF"/>
+        </w:rPr>
         <w:lastRenderedPageBreak/>
-        <w:t>A grande maioria dos presos que está aguardando julgamento, naquela e em muitas outras cadeias do Brasil, será estatisticamente absolvida e serão considerados primários caso venham a ser condenados futuramente</w:t>
-      </w:r>
-      <w:r>
-        <w:rPr>
-          <w:rFonts w:ascii="Segoe UI Historic" w:hAnsi="Segoe UI Historic" w:cs="Segoe UI Historic"/>
-          <w:color w:val="080809"/>
-          <w:sz w:val="23"/>
-          <w:szCs w:val="23"/>
-          <w:shd w:val="clear" w:color="auto" w:fill="FFFFFF"/>
-        </w:rPr>
-        <w:t xml:space="preserve"> por algum outro delito</w:t>
-      </w:r>
-      <w:r>
-        <w:rPr>
-          <w:rFonts w:ascii="Segoe UI Historic" w:hAnsi="Segoe UI Historic" w:cs="Segoe UI Historic"/>
-          <w:color w:val="080809"/>
-          <w:sz w:val="23"/>
-          <w:szCs w:val="23"/>
-          <w:shd w:val="clear" w:color="auto" w:fill="FFFFFF"/>
-        </w:rPr>
-        <w:t>, o que significa que são inocentes, sem nenhuma indenização pelos danos causados durante esse período, como eu fui e não poderia ter ficado convivendo com presos condenados.</w:t>
-      </w:r>
-    </w:p>
-    <w:p>
-      <w:pPr>
-        <w:shd w:val="clear" w:color="auto" w:fill="FFFFFF"/>
-        <w:spacing w:after="0" w:line="240" w:lineRule="auto"/>
-        <w:jc w:val="both"/>
-        <w:rPr>
-          <w:rFonts w:ascii="Segoe UI Historic" w:hAnsi="Segoe UI Historic" w:cs="Segoe UI Historic"/>
-          <w:color w:val="080809"/>
-          <w:sz w:val="23"/>
-          <w:szCs w:val="23"/>
-          <w:shd w:val="clear" w:color="auto" w:fill="FFFFFF"/>
-        </w:rPr>
-      </w:pPr>
-      <w:r>
-        <w:rPr>
-          <w:rFonts w:ascii="Segoe UI Historic" w:hAnsi="Segoe UI Historic" w:cs="Segoe UI Historic"/>
-          <w:color w:val="080809"/>
-          <w:sz w:val="23"/>
-          <w:szCs w:val="23"/>
-          <w:shd w:val="clear" w:color="auto" w:fill="FFFFFF"/>
-        </w:rPr>
-        <w:t>A alimentação era, na maioria das vezes, razoável, mas às vezes vinha comida azeda, cheirando mal, como se fosse comida feita dias atrás.</w:t>
-      </w:r>
-    </w:p>
-    <w:p>
-      <w:pPr>
-        <w:shd w:val="clear" w:color="auto" w:fill="FFFFFF"/>
-        <w:spacing w:after="0" w:line="240" w:lineRule="auto"/>
-        <w:jc w:val="both"/>
-        <w:rPr>
-          <w:rFonts w:ascii="Segoe UI Historic" w:hAnsi="Segoe UI Historic" w:cs="Segoe UI Historic"/>
-          <w:color w:val="080809"/>
-          <w:sz w:val="23"/>
-          <w:szCs w:val="23"/>
-          <w:shd w:val="clear" w:color="auto" w:fill="FFFFFF"/>
-        </w:rPr>
-      </w:pPr>
-      <w:r>
-        <w:rPr>
-          <w:rFonts w:ascii="Segoe UI Historic" w:hAnsi="Segoe UI Historic" w:cs="Segoe UI Historic"/>
-          <w:color w:val="080809"/>
-          <w:sz w:val="23"/>
-          <w:szCs w:val="23"/>
-          <w:shd w:val="clear" w:color="auto" w:fill="FFFFFF"/>
-        </w:rPr>
-        <w:t>Muitos presos que estavam ali já tinham estado</w:t>
-      </w:r>
-      <w:r>
-        <w:rPr>
-          <w:rFonts w:ascii="Segoe UI Historic" w:hAnsi="Segoe UI Historic" w:cs="Segoe UI Historic"/>
-          <w:color w:val="080809"/>
-          <w:sz w:val="23"/>
-          <w:szCs w:val="23"/>
-          <w:shd w:val="clear" w:color="auto" w:fill="FFFFFF"/>
-        </w:rPr>
-        <w:t xml:space="preserve"> em</w:t>
-      </w:r>
-      <w:r>
-        <w:rPr>
-          <w:rFonts w:ascii="Segoe UI Historic" w:hAnsi="Segoe UI Historic" w:cs="Segoe UI Historic"/>
-          <w:color w:val="080809"/>
-          <w:sz w:val="23"/>
-          <w:szCs w:val="23"/>
-          <w:shd w:val="clear" w:color="auto" w:fill="FFFFFF"/>
-        </w:rPr>
-        <w:t xml:space="preserve"> outras cadeias e achavam que lá era até muito bom, comparado a outras que já passaram.</w:t>
-      </w:r>
-    </w:p>
-    <w:p>
-      <w:pPr>
-        <w:shd w:val="clear" w:color="auto" w:fill="FFFFFF"/>
-        <w:spacing w:after="0" w:line="240" w:lineRule="auto"/>
-        <w:jc w:val="both"/>
-        <w:rPr>
-          <w:rFonts w:ascii="Segoe UI Historic" w:hAnsi="Segoe UI Historic" w:cs="Segoe UI Historic"/>
-          <w:color w:val="080809"/>
-          <w:sz w:val="23"/>
-          <w:szCs w:val="23"/>
-          <w:shd w:val="clear" w:color="auto" w:fill="FFFFFF"/>
-        </w:rPr>
-      </w:pPr>
-      <w:r>
-        <w:rPr>
-          <w:rFonts w:ascii="Segoe UI Historic" w:hAnsi="Segoe UI Historic" w:cs="Segoe UI Historic"/>
-          <w:color w:val="080809"/>
-          <w:sz w:val="23"/>
-          <w:szCs w:val="23"/>
-          <w:shd w:val="clear" w:color="auto" w:fill="FFFFFF"/>
-        </w:rPr>
-        <w:t>O Brasil tem uma das maiores populações carcerárias do mundo, mais da metade é de presos que não foram julgados, muitos já cumpriram suas penas e mesmo assim não foram soltos.</w:t>
-      </w:r>
-    </w:p>
-    <w:p>
-      <w:pPr>
-        <w:shd w:val="clear" w:color="auto" w:fill="FFFFFF"/>
-        <w:spacing w:after="0" w:line="240" w:lineRule="auto"/>
-        <w:jc w:val="both"/>
-        <w:rPr>
-          <w:rFonts w:ascii="Segoe UI Historic" w:hAnsi="Segoe UI Historic" w:cs="Segoe UI Historic"/>
-          <w:color w:val="080809"/>
-          <w:sz w:val="23"/>
-          <w:szCs w:val="23"/>
-          <w:shd w:val="clear" w:color="auto" w:fill="FFFFFF"/>
-        </w:rPr>
-      </w:pPr>
-      <w:r>
-        <w:rPr>
-          <w:rFonts w:ascii="Segoe UI Historic" w:hAnsi="Segoe UI Historic" w:cs="Segoe UI Historic"/>
-          <w:color w:val="080809"/>
-          <w:sz w:val="23"/>
-          <w:szCs w:val="23"/>
-          <w:shd w:val="clear" w:color="auto" w:fill="FFFFFF"/>
-        </w:rPr>
-        <w:t xml:space="preserve">Eu até acho justo que </w:t>
-      </w:r>
-      <w:r>
-        <w:rPr>
-          <w:rFonts w:ascii="Segoe UI Historic" w:hAnsi="Segoe UI Historic" w:cs="Segoe UI Historic"/>
-          <w:color w:val="080809"/>
-          <w:sz w:val="23"/>
-          <w:szCs w:val="23"/>
-          <w:shd w:val="clear" w:color="auto" w:fill="FFFFFF"/>
-        </w:rPr>
-        <w:t xml:space="preserve">seja respeitada a </w:t>
-      </w:r>
-      <w:r>
-        <w:rPr>
-          <w:rFonts w:ascii="Segoe UI Historic" w:hAnsi="Segoe UI Historic" w:cs="Segoe UI Historic"/>
-          <w:color w:val="080809"/>
-          <w:sz w:val="23"/>
-          <w:szCs w:val="23"/>
-          <w:shd w:val="clear" w:color="auto" w:fill="FFFFFF"/>
-        </w:rPr>
-        <w:t>condiç</w:t>
-      </w:r>
-      <w:r>
-        <w:rPr>
-          <w:rFonts w:ascii="Segoe UI Historic" w:hAnsi="Segoe UI Historic" w:cs="Segoe UI Historic"/>
-          <w:color w:val="080809"/>
-          <w:sz w:val="23"/>
-          <w:szCs w:val="23"/>
-          <w:shd w:val="clear" w:color="auto" w:fill="FFFFFF"/>
-        </w:rPr>
-        <w:t>ão</w:t>
-      </w:r>
-      <w:r>
-        <w:rPr>
-          <w:rFonts w:ascii="Segoe UI Historic" w:hAnsi="Segoe UI Historic" w:cs="Segoe UI Historic"/>
-          <w:color w:val="080809"/>
-          <w:sz w:val="23"/>
-          <w:szCs w:val="23"/>
-          <w:shd w:val="clear" w:color="auto" w:fill="FFFFFF"/>
-        </w:rPr>
-        <w:t xml:space="preserve"> de saúde</w:t>
-      </w:r>
-      <w:r>
-        <w:rPr>
-          <w:rFonts w:ascii="Segoe UI Historic" w:hAnsi="Segoe UI Historic" w:cs="Segoe UI Historic"/>
-          <w:color w:val="080809"/>
-          <w:sz w:val="23"/>
-          <w:szCs w:val="23"/>
-          <w:shd w:val="clear" w:color="auto" w:fill="FFFFFF"/>
-        </w:rPr>
-        <w:t xml:space="preserve"> do preso, mas vamos começar por esse pessoal que estava só fumando um baseado, ou nem isso, depois a gente vê o caso </w:t>
-      </w:r>
-      <w:r>
-        <w:rPr>
-          <w:rFonts w:ascii="Segoe UI Historic" w:hAnsi="Segoe UI Historic" w:cs="Segoe UI Historic"/>
-          <w:color w:val="080809"/>
-          <w:sz w:val="23"/>
-          <w:szCs w:val="23"/>
-          <w:shd w:val="clear" w:color="auto" w:fill="FFFFFF"/>
-        </w:rPr>
-        <w:t>dos que estão há mais de um ano aguardando julgamento em confortáveis mansões chorando com crise de soluço, acostumado a comidas requintadas e cometeram crimes muito mais graves até do que os graves crimes que os condenaram</w:t>
-      </w:r>
-      <w:r>
-        <w:rPr>
-          <w:rFonts w:ascii="Segoe UI Historic" w:hAnsi="Segoe UI Historic" w:cs="Segoe UI Historic"/>
-          <w:color w:val="080809"/>
-          <w:sz w:val="23"/>
-          <w:szCs w:val="23"/>
-          <w:shd w:val="clear" w:color="auto" w:fill="FFFFFF"/>
-        </w:rPr>
-        <w:t>.</w:t>
-      </w:r>
-    </w:p>
-    <w:p>
-      <w:pPr>
-        <w:shd w:val="clear" w:color="auto" w:fill="FFFFFF"/>
-        <w:spacing w:after="0" w:line="240" w:lineRule="auto"/>
-        <w:jc w:val="both"/>
-        <w:rPr>
-          <w:rFonts w:ascii="Segoe UI Historic" w:hAnsi="Segoe UI Historic" w:cs="Segoe UI Historic"/>
-          <w:color w:val="080809"/>
-          <w:sz w:val="23"/>
-          <w:szCs w:val="23"/>
-          <w:shd w:val="clear" w:color="auto" w:fill="FFFFFF"/>
-        </w:rPr>
-      </w:pPr>
-      <w:r>
-        <w:rPr>
-          <w:rFonts w:ascii="Segoe UI Historic" w:hAnsi="Segoe UI Historic" w:cs="Segoe UI Historic"/>
-          <w:color w:val="080809"/>
-          <w:sz w:val="23"/>
-          <w:szCs w:val="23"/>
-          <w:shd w:val="clear" w:color="auto" w:fill="FFFFFF"/>
-        </w:rPr>
-        <w:t xml:space="preserve"> </w:t>
-      </w:r>
-    </w:p>
-    <w:p>
-      <w:pPr>
-        <w:shd w:val="clear" w:color="auto" w:fill="FFFFFF"/>
-        <w:spacing w:after="0" w:line="240" w:lineRule="auto"/>
-        <w:jc w:val="both"/>
-        <w:rPr>
-          <w:rFonts w:ascii="Segoe UI Historic" w:hAnsi="Segoe UI Historic" w:cs="Segoe UI Historic"/>
-          <w:color w:val="080809"/>
-          <w:sz w:val="23"/>
-          <w:szCs w:val="23"/>
-          <w:shd w:val="clear" w:color="auto" w:fill="FFFFFF"/>
-        </w:rPr>
-      </w:pPr>
-    </w:p>
-    <w:p>
-      <w:pPr>
-        <w:shd w:val="clear" w:color="auto" w:fill="FFFFFF"/>
-        <w:spacing w:after="0" w:line="240" w:lineRule="auto"/>
-        <w:jc w:val="both"/>
-        <w:rPr>
-          <w:rFonts w:ascii="Segoe UI Historic" w:hAnsi="Segoe UI Historic" w:cs="Segoe UI Historic"/>
-          <w:color w:val="080809"/>
-          <w:sz w:val="23"/>
-          <w:szCs w:val="23"/>
-          <w:shd w:val="clear" w:color="auto" w:fill="FFFFFF"/>
-        </w:rPr>
-      </w:pPr>
-    </w:p>
-    <w:p>
-      <w:pPr>
-        <w:shd w:val="clear" w:color="auto" w:fill="FFFFFF"/>
-        <w:spacing w:after="0" w:line="240" w:lineRule="auto"/>
-        <w:jc w:val="both"/>
-        <w:rPr>
-          <w:rFonts w:ascii="Segoe UI Historic" w:hAnsi="Segoe UI Historic" w:cs="Segoe UI Historic"/>
-          <w:color w:val="080809"/>
-          <w:sz w:val="23"/>
-          <w:szCs w:val="23"/>
-          <w:shd w:val="clear" w:color="auto" w:fill="FFFFFF"/>
-        </w:rPr>
-      </w:pPr>
-    </w:p>
-    <w:p>
-      <w:pPr>
-        <w:shd w:val="clear" w:color="auto" w:fill="FFFFFF"/>
-        <w:spacing w:after="0" w:line="240" w:lineRule="auto"/>
-        <w:jc w:val="both"/>
-        <w:rPr>
-          <w:rFonts w:ascii="Segoe UI Historic" w:hAnsi="Segoe UI Historic" w:cs="Segoe UI Historic"/>
-          <w:color w:val="080809"/>
-          <w:sz w:val="23"/>
-          <w:szCs w:val="23"/>
-          <w:shd w:val="clear" w:color="auto" w:fill="FFFFFF"/>
-        </w:rPr>
-      </w:pPr>
-      <w:r>
-        <w:rPr>
-          <w:rFonts w:ascii="Segoe UI Historic" w:hAnsi="Segoe UI Historic" w:cs="Segoe UI Historic"/>
-          <w:color w:val="080809"/>
-          <w:sz w:val="23"/>
-          <w:szCs w:val="23"/>
-          <w:shd w:val="clear" w:color="auto" w:fill="FFFFFF"/>
-        </w:rPr>
-        <w:t>NÃO PERCA A MELHOR PARTE DA CONVERSA</w:t>
-      </w:r>
-    </w:p>
-    <w:p>
-      <w:pPr>
-        <w:shd w:val="clear" w:color="auto" w:fill="FFFFFF"/>
-        <w:spacing w:after="0" w:line="240" w:lineRule="auto"/>
-        <w:jc w:val="both"/>
-        <w:rPr>
-          <w:rFonts w:ascii="Segoe UI Historic" w:hAnsi="Segoe UI Historic" w:cs="Segoe UI Historic"/>
-          <w:color w:val="080809"/>
-          <w:sz w:val="23"/>
-          <w:szCs w:val="23"/>
-          <w:shd w:val="clear" w:color="auto" w:fill="FFFFFF"/>
-        </w:rPr>
-      </w:pPr>
-    </w:p>
-    <w:p>
-      <w:pPr>
-        <w:shd w:val="clear" w:color="auto" w:fill="FFFFFF"/>
-        <w:spacing w:after="0" w:line="240" w:lineRule="auto"/>
-        <w:jc w:val="both"/>
-        <w:rPr>
-          <w:rFonts w:ascii="Segoe UI Historic" w:hAnsi="Segoe UI Historic" w:cs="Segoe UI Historic"/>
-          <w:color w:val="080809"/>
-          <w:sz w:val="23"/>
-          <w:szCs w:val="23"/>
-          <w:shd w:val="clear" w:color="auto" w:fill="FFFFFF"/>
-        </w:rPr>
-      </w:pPr>
-      <w:r>
-        <w:rPr>
-          <w:rFonts w:ascii="Segoe UI Historic" w:hAnsi="Segoe UI Historic" w:cs="Segoe UI Historic"/>
-          <w:color w:val="080809"/>
-          <w:sz w:val="23"/>
-          <w:szCs w:val="23"/>
-          <w:shd w:val="clear" w:color="auto" w:fill="FFFFFF"/>
-        </w:rPr>
-        <w:t>Parei pra tomar uma cerveja num lugar que morei e sinto saudade.</w:t>
-      </w:r>
-    </w:p>
-    <w:p>
-      <w:pPr>
-        <w:shd w:val="clear" w:color="auto" w:fill="FFFFFF"/>
-        <w:spacing w:after="0" w:line="240" w:lineRule="auto"/>
-        <w:jc w:val="both"/>
-        <w:rPr>
-          <w:rFonts w:ascii="Segoe UI Historic" w:hAnsi="Segoe UI Historic" w:cs="Segoe UI Historic"/>
-          <w:color w:val="080809"/>
-          <w:sz w:val="23"/>
-          <w:szCs w:val="23"/>
-          <w:shd w:val="clear" w:color="auto" w:fill="FFFFFF"/>
-        </w:rPr>
-      </w:pPr>
-      <w:r>
-        <w:rPr>
-          <w:rFonts w:ascii="Segoe UI Historic" w:hAnsi="Segoe UI Historic" w:cs="Segoe UI Historic"/>
-          <w:color w:val="080809"/>
-          <w:sz w:val="23"/>
-          <w:szCs w:val="23"/>
-          <w:shd w:val="clear" w:color="auto" w:fill="FFFFFF"/>
-        </w:rPr>
-        <w:t>Não lembro como essa conversa começou, estávamos o dentista do lugar, uma fazendeira do lugar que também era esposa do dentista, o diretor da escola da cidade próxima, a professora das crianças da escolinha, outro professor e eu.</w:t>
-      </w:r>
-    </w:p>
-    <w:p>
-      <w:pPr>
-        <w:shd w:val="clear" w:color="auto" w:fill="FFFFFF"/>
-        <w:spacing w:after="0" w:line="240" w:lineRule="auto"/>
-        <w:jc w:val="both"/>
-        <w:rPr>
-          <w:rFonts w:ascii="Segoe UI Historic" w:hAnsi="Segoe UI Historic" w:cs="Segoe UI Historic"/>
-          <w:color w:val="080809"/>
-          <w:sz w:val="23"/>
-          <w:szCs w:val="23"/>
-          <w:shd w:val="clear" w:color="auto" w:fill="FFFFFF"/>
-        </w:rPr>
-      </w:pPr>
-      <w:r>
-        <w:rPr>
-          <w:rFonts w:ascii="Segoe UI Historic" w:hAnsi="Segoe UI Historic" w:cs="Segoe UI Historic"/>
-          <w:color w:val="080809"/>
-          <w:sz w:val="23"/>
-          <w:szCs w:val="23"/>
-          <w:shd w:val="clear" w:color="auto" w:fill="FFFFFF"/>
-        </w:rPr>
-        <w:t>O dono do bar apareceu na nossa mesa e começou a dizer que, na opinião dele, maconheiro tinha que viver num lugar separado, sugeriu que murasse uma região e botasse os maconheiros ali dentro, isolados das pessoas de bem.</w:t>
-      </w:r>
-    </w:p>
-    <w:p>
-      <w:pPr>
-        <w:shd w:val="clear" w:color="auto" w:fill="FFFFFF"/>
-        <w:spacing w:after="0" w:line="240" w:lineRule="auto"/>
-        <w:jc w:val="both"/>
-        <w:rPr>
-          <w:rFonts w:ascii="Segoe UI Historic" w:hAnsi="Segoe UI Historic" w:cs="Segoe UI Historic"/>
-          <w:color w:val="080809"/>
-          <w:sz w:val="23"/>
-          <w:szCs w:val="23"/>
-          <w:shd w:val="clear" w:color="auto" w:fill="FFFFFF"/>
-        </w:rPr>
-      </w:pPr>
-      <w:r>
-        <w:rPr>
-          <w:rFonts w:ascii="Segoe UI Historic" w:hAnsi="Segoe UI Historic" w:cs="Segoe UI Historic"/>
-          <w:color w:val="080809"/>
-          <w:sz w:val="23"/>
-          <w:szCs w:val="23"/>
-          <w:shd w:val="clear" w:color="auto" w:fill="FFFFFF"/>
-        </w:rPr>
-        <w:t>Disse que o maconheiro vende as coisas de dentro</w:t>
-      </w:r>
-      <w:r>
-        <w:rPr>
-          <w:rFonts w:ascii="Segoe UI Historic" w:hAnsi="Segoe UI Historic" w:cs="Segoe UI Historic"/>
-          <w:color w:val="080809"/>
-          <w:sz w:val="23"/>
-          <w:szCs w:val="23"/>
-          <w:shd w:val="clear" w:color="auto" w:fill="FFFFFF"/>
-        </w:rPr>
-        <w:t xml:space="preserve"> </w:t>
-      </w:r>
-      <w:r>
-        <w:rPr>
-          <w:rFonts w:ascii="Segoe UI Historic" w:hAnsi="Segoe UI Historic" w:cs="Segoe UI Historic"/>
-          <w:color w:val="080809"/>
-          <w:sz w:val="23"/>
-          <w:szCs w:val="23"/>
-          <w:shd w:val="clear" w:color="auto" w:fill="FFFFFF"/>
-        </w:rPr>
-        <w:t xml:space="preserve">de casa e é capaz até de bater na própria mãe pra satisfazer o vício. </w:t>
-      </w:r>
-    </w:p>
-    <w:p>
-      <w:pPr>
-        <w:shd w:val="clear" w:color="auto" w:fill="FFFFFF"/>
-        <w:spacing w:after="0" w:line="240" w:lineRule="auto"/>
-        <w:jc w:val="both"/>
-        <w:rPr>
-          <w:rFonts w:ascii="Segoe UI Historic" w:hAnsi="Segoe UI Historic" w:cs="Segoe UI Historic"/>
-          <w:color w:val="080809"/>
-          <w:sz w:val="23"/>
-          <w:szCs w:val="23"/>
-          <w:shd w:val="clear" w:color="auto" w:fill="FFFFFF"/>
-        </w:rPr>
-      </w:pPr>
-      <w:r>
-        <w:rPr>
-          <w:rFonts w:ascii="Segoe UI Historic" w:hAnsi="Segoe UI Historic" w:cs="Segoe UI Historic"/>
-          <w:color w:val="080809"/>
-          <w:sz w:val="23"/>
-          <w:szCs w:val="23"/>
-          <w:shd w:val="clear" w:color="auto" w:fill="FFFFFF"/>
-        </w:rPr>
-        <w:t>Disse que o viciado, ou maconheiro, que pra ele não tinha diferença, atrapalham a vida da gente que quer viver direito e conquistar as coisas trabalhando honestamente.</w:t>
-      </w:r>
-    </w:p>
-    <w:p>
-      <w:pPr>
-        <w:shd w:val="clear" w:color="auto" w:fill="FFFFFF"/>
-        <w:spacing w:after="0" w:line="240" w:lineRule="auto"/>
-        <w:jc w:val="both"/>
-        <w:rPr>
-          <w:rFonts w:ascii="Segoe UI Historic" w:hAnsi="Segoe UI Historic" w:cs="Segoe UI Historic"/>
-          <w:color w:val="080809"/>
-          <w:sz w:val="23"/>
-          <w:szCs w:val="23"/>
-          <w:shd w:val="clear" w:color="auto" w:fill="FFFFFF"/>
-        </w:rPr>
-      </w:pPr>
-      <w:r>
-        <w:rPr>
-          <w:rFonts w:ascii="Segoe UI Historic" w:hAnsi="Segoe UI Historic" w:cs="Segoe UI Historic"/>
-          <w:color w:val="080809"/>
-          <w:sz w:val="23"/>
-          <w:szCs w:val="23"/>
-          <w:shd w:val="clear" w:color="auto" w:fill="FFFFFF"/>
-        </w:rPr>
-        <w:t xml:space="preserve">Quando ele acabou de falar e saiu, o dentista disse que se murassem esse lugar, ia ter movimento o dia inteiro de pessoas entrando pra tratar dos dentes, a professora da escolinha das crianças acrescentou que a escolinha teria que ser dentro desse lugar murado, o diretor da escola e o outro professor falaram que a escola também seria lá dentro. </w:t>
-      </w:r>
-    </w:p>
-    <w:p>
-      <w:pPr>
-        <w:shd w:val="clear" w:color="auto" w:fill="FFFFFF"/>
-        <w:spacing w:after="0" w:line="240" w:lineRule="auto"/>
-        <w:jc w:val="both"/>
-        <w:rPr>
-          <w:rFonts w:ascii="Segoe UI Historic" w:hAnsi="Segoe UI Historic" w:cs="Segoe UI Historic"/>
-          <w:color w:val="080809"/>
-          <w:sz w:val="23"/>
-          <w:szCs w:val="23"/>
-          <w:shd w:val="clear" w:color="auto" w:fill="FFFFFF"/>
-        </w:rPr>
-      </w:pPr>
-      <w:r>
-        <w:rPr>
-          <w:rFonts w:ascii="Segoe UI Historic" w:hAnsi="Segoe UI Historic" w:cs="Segoe UI Historic"/>
-          <w:color w:val="080809"/>
-          <w:sz w:val="23"/>
-          <w:szCs w:val="23"/>
-          <w:shd w:val="clear" w:color="auto" w:fill="FFFFFF"/>
-        </w:rPr>
-        <w:t>O dono do bar não sabia que naquela mesa, éramos todos maconheiros.</w:t>
-      </w:r>
-    </w:p>
-    <w:p>
-      <w:pPr>
-        <w:shd w:val="clear" w:color="auto" w:fill="FFFFFF"/>
-        <w:spacing w:after="0" w:line="240" w:lineRule="auto"/>
-        <w:jc w:val="both"/>
-        <w:rPr>
-          <w:rFonts w:ascii="Segoe UI Historic" w:hAnsi="Segoe UI Historic" w:cs="Segoe UI Historic"/>
-          <w:color w:val="080809"/>
-          <w:sz w:val="23"/>
-          <w:szCs w:val="23"/>
-          <w:shd w:val="clear" w:color="auto" w:fill="FFFFFF"/>
-        </w:rPr>
-      </w:pPr>
-      <w:r>
-        <w:rPr>
-          <w:rFonts w:ascii="Segoe UI Historic" w:hAnsi="Segoe UI Historic" w:cs="Segoe UI Historic"/>
-          <w:color w:val="080809"/>
-          <w:sz w:val="23"/>
-          <w:szCs w:val="23"/>
-          <w:shd w:val="clear" w:color="auto" w:fill="FFFFFF"/>
-        </w:rPr>
         <w:t>Todo mundo riu quando ele saiu, fiquei pensando que o dono do bar falou aquelas coisas, saiu e perdeu a melhor parte da conversa que aconteceu assim que ele saiu.</w:t>
       </w:r>
     </w:p>
@@ -3452,18 +3871,8 @@
           <w:szCs w:val="23"/>
           <w:lang w:eastAsia="pt-BR"/>
         </w:rPr>
-        <w:t xml:space="preserve">Esse pensamento mora em mim até hoje, mas foi mudando com o tempo, outra ideia de criança, essa já mais velho, que lembro, foi uma ideia da época da “alfabetização”, a alfabetização era uma etapa do ensino regular, anterior ao ensino básico, hoje não existe </w:t>
-      </w:r>
-      <w:r>
-        <w:rPr>
-          <w:rFonts w:ascii="inherit" w:eastAsia="Times New Roman" w:hAnsi="inherit" w:cs="Segoe UI Historic"/>
-          <w:color w:val="080809"/>
-          <w:sz w:val="23"/>
-          <w:szCs w:val="23"/>
-          <w:lang w:eastAsia="pt-BR"/>
-        </w:rPr>
         <w:lastRenderedPageBreak/>
-        <w:t xml:space="preserve">mais, a alfabetização vinha antes da primeira série. A professora deu uma aula que ficou gravada na minha cabeça até hoje, que saudade da Dona </w:t>
+        <w:t xml:space="preserve">Esse pensamento mora em mim até hoje, mas foi mudando com o tempo, outra ideia de criança, essa já mais velho, que lembro, foi uma ideia da época da “alfabetização”, a alfabetização era uma etapa do ensino regular, anterior ao ensino básico, hoje não existe mais, a alfabetização vinha antes da primeira série. A professora deu uma aula que ficou gravada na minha cabeça até hoje, que saudade da Dona </w:t>
       </w:r>
       <w:proofErr w:type="spellStart"/>
       <w:r>
